--- a/docs/13_寵物管理/晶片表.docx
+++ b/docs/13_寵物管理/晶片表.docx
@@ -2092,6 +2092,992 @@
         </w:tc>
       </w:tr>
     </w:tbl>
+    <w:p>
+      <w:pPr>
+        <w:pStyle w:val="Heading1"/>
+      </w:pPr>
+      <w:r>
+        <w:t>轉讓登記紀錄（橘映之境工作坊）</w:t>
+      </w:r>
+    </w:p>
+    <w:p>
+      <w:r>
+        <w:t>資料來源：寵物登記證明（轉讓），登記機構「橘映之境工作坊」，登記日 2026-07-11。</w:t>
+      </w:r>
+    </w:p>
+    <w:p>
+      <w:r>
+        <w:rPr>
+          <w:rFonts w:ascii="Microsoft JhengHei" w:hAnsi="Microsoft JhengHei" w:eastAsia="Microsoft JhengHei"/>
+          <w:b/>
+        </w:rPr>
+        <w:t>⚠️ 本區段為真實登記個資，含身分證字號、地址、電話，請依個資法與 Audit Log、RBAC 規範妥善保護，非經授權不得外流。</w:t>
+      </w:r>
+    </w:p>
+    <w:tbl>
+      <w:tblPr>
+        <w:tblStyle w:val="LightGrid-Accent1"/>
+        <w:tblW w:type="auto" w:w="0"/>
+        <w:tblLook w:firstColumn="1" w:firstRow="1" w:lastColumn="0" w:lastRow="0" w:noHBand="0" w:noVBand="1" w:val="04A0"/>
+      </w:tblPr>
+      <w:tblGrid>
+        <w:gridCol w:w="960"/>
+        <w:gridCol w:w="960"/>
+        <w:gridCol w:w="960"/>
+        <w:gridCol w:w="960"/>
+        <w:gridCol w:w="960"/>
+        <w:gridCol w:w="960"/>
+        <w:gridCol w:w="960"/>
+        <w:gridCol w:w="960"/>
+        <w:gridCol w:w="960"/>
+      </w:tblGrid>
+      <w:tr>
+        <w:tc>
+          <w:tcPr>
+            <w:tcW w:type="dxa" w:w="960"/>
+          </w:tcPr>
+          <w:p>
+            <w:r/>
+            <w:r>
+              <w:rPr>
+                <w:rFonts w:ascii="Microsoft JhengHei" w:hAnsi="Microsoft JhengHei" w:eastAsia="Microsoft JhengHei"/>
+                <w:b/>
+                <w:sz w:val="18"/>
+              </w:rPr>
+              <w:t>#</w:t>
+            </w:r>
+          </w:p>
+        </w:tc>
+        <w:tc>
+          <w:tcPr>
+            <w:tcW w:type="dxa" w:w="960"/>
+          </w:tcPr>
+          <w:p>
+            <w:r/>
+            <w:r>
+              <w:rPr>
+                <w:rFonts w:ascii="Microsoft JhengHei" w:hAnsi="Microsoft JhengHei" w:eastAsia="Microsoft JhengHei"/>
+                <w:b/>
+                <w:sz w:val="18"/>
+              </w:rPr>
+              <w:t>表單序號</w:t>
+            </w:r>
+          </w:p>
+        </w:tc>
+        <w:tc>
+          <w:tcPr>
+            <w:tcW w:type="dxa" w:w="960"/>
+          </w:tcPr>
+          <w:p>
+            <w:r/>
+            <w:r>
+              <w:rPr>
+                <w:rFonts w:ascii="Microsoft JhengHei" w:hAnsi="Microsoft JhengHei" w:eastAsia="Microsoft JhengHei"/>
+                <w:b/>
+                <w:sz w:val="18"/>
+              </w:rPr>
+              <w:t>晶片號碼</w:t>
+            </w:r>
+          </w:p>
+        </w:tc>
+        <w:tc>
+          <w:tcPr>
+            <w:tcW w:type="dxa" w:w="960"/>
+          </w:tcPr>
+          <w:p>
+            <w:r/>
+            <w:r>
+              <w:rPr>
+                <w:rFonts w:ascii="Microsoft JhengHei" w:hAnsi="Microsoft JhengHei" w:eastAsia="Microsoft JhengHei"/>
+                <w:b/>
+                <w:sz w:val="18"/>
+              </w:rPr>
+              <w:t>品種</w:t>
+            </w:r>
+          </w:p>
+        </w:tc>
+        <w:tc>
+          <w:tcPr>
+            <w:tcW w:type="dxa" w:w="960"/>
+          </w:tcPr>
+          <w:p>
+            <w:r/>
+            <w:r>
+              <w:rPr>
+                <w:rFonts w:ascii="Microsoft JhengHei" w:hAnsi="Microsoft JhengHei" w:eastAsia="Microsoft JhengHei"/>
+                <w:b/>
+                <w:sz w:val="18"/>
+              </w:rPr>
+              <w:t>性別</w:t>
+            </w:r>
+          </w:p>
+        </w:tc>
+        <w:tc>
+          <w:tcPr>
+            <w:tcW w:type="dxa" w:w="960"/>
+          </w:tcPr>
+          <w:p>
+            <w:r/>
+            <w:r>
+              <w:rPr>
+                <w:rFonts w:ascii="Microsoft JhengHei" w:hAnsi="Microsoft JhengHei" w:eastAsia="Microsoft JhengHei"/>
+                <w:b/>
+                <w:sz w:val="18"/>
+              </w:rPr>
+              <w:t>出生日期</w:t>
+            </w:r>
+          </w:p>
+        </w:tc>
+        <w:tc>
+          <w:tcPr>
+            <w:tcW w:type="dxa" w:w="960"/>
+          </w:tcPr>
+          <w:p>
+            <w:r/>
+            <w:r>
+              <w:rPr>
+                <w:rFonts w:ascii="Microsoft JhengHei" w:hAnsi="Microsoft JhengHei" w:eastAsia="Microsoft JhengHei"/>
+                <w:b/>
+                <w:sz w:val="18"/>
+              </w:rPr>
+              <w:t>原始登記日</w:t>
+            </w:r>
+          </w:p>
+        </w:tc>
+        <w:tc>
+          <w:tcPr>
+            <w:tcW w:type="dxa" w:w="960"/>
+          </w:tcPr>
+          <w:p>
+            <w:r/>
+            <w:r>
+              <w:rPr>
+                <w:rFonts w:ascii="Microsoft JhengHei" w:hAnsi="Microsoft JhengHei" w:eastAsia="Microsoft JhengHei"/>
+                <w:b/>
+                <w:sz w:val="18"/>
+              </w:rPr>
+              <w:t>轉讓日</w:t>
+            </w:r>
+          </w:p>
+        </w:tc>
+        <w:tc>
+          <w:tcPr>
+            <w:tcW w:type="dxa" w:w="960"/>
+          </w:tcPr>
+          <w:p>
+            <w:r/>
+            <w:r>
+              <w:rPr>
+                <w:rFonts w:ascii="Microsoft JhengHei" w:hAnsi="Microsoft JhengHei" w:eastAsia="Microsoft JhengHei"/>
+                <w:b/>
+                <w:sz w:val="18"/>
+              </w:rPr>
+              <w:t>飼主</w:t>
+            </w:r>
+          </w:p>
+        </w:tc>
+      </w:tr>
+      <w:tr>
+        <w:tc>
+          <w:tcPr>
+            <w:tcW w:type="dxa" w:w="960"/>
+          </w:tcPr>
+          <w:p>
+            <w:r/>
+            <w:r>
+              <w:rPr>
+                <w:rFonts w:ascii="Microsoft JhengHei" w:hAnsi="Microsoft JhengHei" w:eastAsia="Microsoft JhengHei"/>
+                <w:sz w:val="18"/>
+              </w:rPr>
+              <w:t>A</w:t>
+            </w:r>
+          </w:p>
+        </w:tc>
+        <w:tc>
+          <w:tcPr>
+            <w:tcW w:type="dxa" w:w="960"/>
+          </w:tcPr>
+          <w:p>
+            <w:r/>
+            <w:r>
+              <w:rPr>
+                <w:rFonts w:ascii="Microsoft JhengHei" w:hAnsi="Microsoft JhengHei" w:eastAsia="Microsoft JhengHei"/>
+                <w:sz w:val="18"/>
+              </w:rPr>
+              <w:t>T20260711170103033</w:t>
+            </w:r>
+          </w:p>
+        </w:tc>
+        <w:tc>
+          <w:tcPr>
+            <w:tcW w:type="dxa" w:w="960"/>
+          </w:tcPr>
+          <w:p>
+            <w:r/>
+            <w:r>
+              <w:rPr>
+                <w:rFonts w:ascii="Microsoft JhengHei" w:hAnsi="Microsoft JhengHei" w:eastAsia="Microsoft JhengHei"/>
+                <w:sz w:val="18"/>
+              </w:rPr>
+              <w:t>900073001112796</w:t>
+            </w:r>
+          </w:p>
+        </w:tc>
+        <w:tc>
+          <w:tcPr>
+            <w:tcW w:type="dxa" w:w="960"/>
+          </w:tcPr>
+          <w:p>
+            <w:r/>
+            <w:r>
+              <w:rPr>
+                <w:rFonts w:ascii="Microsoft JhengHei" w:hAnsi="Microsoft JhengHei" w:eastAsia="Microsoft JhengHei"/>
+                <w:sz w:val="18"/>
+              </w:rPr>
+              <w:t>布偶貓</w:t>
+            </w:r>
+          </w:p>
+        </w:tc>
+        <w:tc>
+          <w:tcPr>
+            <w:tcW w:type="dxa" w:w="960"/>
+          </w:tcPr>
+          <w:p>
+            <w:r/>
+            <w:r>
+              <w:rPr>
+                <w:rFonts w:ascii="Microsoft JhengHei" w:hAnsi="Microsoft JhengHei" w:eastAsia="Microsoft JhengHei"/>
+                <w:sz w:val="18"/>
+              </w:rPr>
+              <w:t>母</w:t>
+            </w:r>
+          </w:p>
+        </w:tc>
+        <w:tc>
+          <w:tcPr>
+            <w:tcW w:type="dxa" w:w="960"/>
+          </w:tcPr>
+          <w:p>
+            <w:r/>
+            <w:r>
+              <w:rPr>
+                <w:rFonts w:ascii="Microsoft JhengHei" w:hAnsi="Microsoft JhengHei" w:eastAsia="Microsoft JhengHei"/>
+                <w:sz w:val="18"/>
+              </w:rPr>
+              <w:t>2026-04-05</w:t>
+            </w:r>
+          </w:p>
+        </w:tc>
+        <w:tc>
+          <w:tcPr>
+            <w:tcW w:type="dxa" w:w="960"/>
+          </w:tcPr>
+          <w:p>
+            <w:r/>
+            <w:r>
+              <w:rPr>
+                <w:rFonts w:ascii="Microsoft JhengHei" w:hAnsi="Microsoft JhengHei" w:eastAsia="Microsoft JhengHei"/>
+                <w:sz w:val="18"/>
+              </w:rPr>
+              <w:t>2026-06-13</w:t>
+            </w:r>
+          </w:p>
+        </w:tc>
+        <w:tc>
+          <w:tcPr>
+            <w:tcW w:type="dxa" w:w="960"/>
+          </w:tcPr>
+          <w:p>
+            <w:r/>
+            <w:r>
+              <w:rPr>
+                <w:rFonts w:ascii="Microsoft JhengHei" w:hAnsi="Microsoft JhengHei" w:eastAsia="Microsoft JhengHei"/>
+                <w:sz w:val="18"/>
+              </w:rPr>
+              <w:t>2026-07-11</w:t>
+            </w:r>
+          </w:p>
+        </w:tc>
+        <w:tc>
+          <w:tcPr>
+            <w:tcW w:type="dxa" w:w="960"/>
+          </w:tcPr>
+          <w:p>
+            <w:r/>
+            <w:r>
+              <w:rPr>
+                <w:rFonts w:ascii="Microsoft JhengHei" w:hAnsi="Microsoft JhengHei" w:eastAsia="Microsoft JhengHei"/>
+                <w:sz w:val="18"/>
+              </w:rPr>
+              <w:t>孫意茹</w:t>
+            </w:r>
+          </w:p>
+        </w:tc>
+      </w:tr>
+      <w:tr>
+        <w:tc>
+          <w:tcPr>
+            <w:tcW w:type="dxa" w:w="960"/>
+          </w:tcPr>
+          <w:p>
+            <w:r/>
+            <w:r>
+              <w:rPr>
+                <w:rFonts w:ascii="Microsoft JhengHei" w:hAnsi="Microsoft JhengHei" w:eastAsia="Microsoft JhengHei"/>
+                <w:sz w:val="18"/>
+              </w:rPr>
+              <w:t>B</w:t>
+            </w:r>
+          </w:p>
+        </w:tc>
+        <w:tc>
+          <w:tcPr>
+            <w:tcW w:type="dxa" w:w="960"/>
+          </w:tcPr>
+          <w:p>
+            <w:r/>
+            <w:r>
+              <w:rPr>
+                <w:rFonts w:ascii="Microsoft JhengHei" w:hAnsi="Microsoft JhengHei" w:eastAsia="Microsoft JhengHei"/>
+                <w:sz w:val="18"/>
+              </w:rPr>
+              <w:t>T20260711170323710</w:t>
+            </w:r>
+          </w:p>
+        </w:tc>
+        <w:tc>
+          <w:tcPr>
+            <w:tcW w:type="dxa" w:w="960"/>
+          </w:tcPr>
+          <w:p>
+            <w:r/>
+            <w:r>
+              <w:rPr>
+                <w:rFonts w:ascii="Microsoft JhengHei" w:hAnsi="Microsoft JhengHei" w:eastAsia="Microsoft JhengHei"/>
+                <w:sz w:val="18"/>
+              </w:rPr>
+              <w:t>900073000929811</w:t>
+            </w:r>
+          </w:p>
+        </w:tc>
+        <w:tc>
+          <w:tcPr>
+            <w:tcW w:type="dxa" w:w="960"/>
+          </w:tcPr>
+          <w:p>
+            <w:r/>
+            <w:r>
+              <w:rPr>
+                <w:rFonts w:ascii="Microsoft JhengHei" w:hAnsi="Microsoft JhengHei" w:eastAsia="Microsoft JhengHei"/>
+                <w:sz w:val="18"/>
+              </w:rPr>
+              <w:t>英國短毛貓</w:t>
+            </w:r>
+          </w:p>
+        </w:tc>
+        <w:tc>
+          <w:tcPr>
+            <w:tcW w:type="dxa" w:w="960"/>
+          </w:tcPr>
+          <w:p>
+            <w:r/>
+            <w:r>
+              <w:rPr>
+                <w:rFonts w:ascii="Microsoft JhengHei" w:hAnsi="Microsoft JhengHei" w:eastAsia="Microsoft JhengHei"/>
+                <w:sz w:val="18"/>
+              </w:rPr>
+              <w:t>母</w:t>
+            </w:r>
+          </w:p>
+        </w:tc>
+        <w:tc>
+          <w:tcPr>
+            <w:tcW w:type="dxa" w:w="960"/>
+          </w:tcPr>
+          <w:p>
+            <w:r/>
+            <w:r>
+              <w:rPr>
+                <w:rFonts w:ascii="Microsoft JhengHei" w:hAnsi="Microsoft JhengHei" w:eastAsia="Microsoft JhengHei"/>
+                <w:sz w:val="18"/>
+              </w:rPr>
+              <w:t>2026-04-10</w:t>
+            </w:r>
+          </w:p>
+        </w:tc>
+        <w:tc>
+          <w:tcPr>
+            <w:tcW w:type="dxa" w:w="960"/>
+          </w:tcPr>
+          <w:p>
+            <w:r/>
+            <w:r>
+              <w:rPr>
+                <w:rFonts w:ascii="Microsoft JhengHei" w:hAnsi="Microsoft JhengHei" w:eastAsia="Microsoft JhengHei"/>
+                <w:sz w:val="18"/>
+              </w:rPr>
+              <w:t>2026-06-08</w:t>
+            </w:r>
+          </w:p>
+        </w:tc>
+        <w:tc>
+          <w:tcPr>
+            <w:tcW w:type="dxa" w:w="960"/>
+          </w:tcPr>
+          <w:p>
+            <w:r/>
+            <w:r>
+              <w:rPr>
+                <w:rFonts w:ascii="Microsoft JhengHei" w:hAnsi="Microsoft JhengHei" w:eastAsia="Microsoft JhengHei"/>
+                <w:sz w:val="18"/>
+              </w:rPr>
+              <w:t>2026-07-11</w:t>
+            </w:r>
+          </w:p>
+        </w:tc>
+        <w:tc>
+          <w:tcPr>
+            <w:tcW w:type="dxa" w:w="960"/>
+          </w:tcPr>
+          <w:p>
+            <w:r/>
+            <w:r>
+              <w:rPr>
+                <w:rFonts w:ascii="Microsoft JhengHei" w:hAnsi="Microsoft JhengHei" w:eastAsia="Microsoft JhengHei"/>
+                <w:sz w:val="18"/>
+              </w:rPr>
+              <w:t>孫崇祐</w:t>
+            </w:r>
+          </w:p>
+        </w:tc>
+      </w:tr>
+    </w:tbl>
+    <w:p>
+      <w:pPr>
+        <w:pStyle w:val="Heading2"/>
+      </w:pPr>
+      <w:r>
+        <w:rPr>
+          <w:rFonts w:ascii="Microsoft JhengHei" w:hAnsi="Microsoft JhengHei" w:eastAsia="Microsoft JhengHei"/>
+        </w:rPr>
+        <w:t>A｜晶片 900073001112796（布偶貓）</w:t>
+      </w:r>
+    </w:p>
+    <w:p>
+      <w:pPr>
+        <w:pStyle w:val="ListBullet"/>
+      </w:pPr>
+      <w:r>
+        <w:rPr>
+          <w:rFonts w:ascii="Microsoft JhengHei" w:hAnsi="Microsoft JhengHei" w:eastAsia="Microsoft JhengHei"/>
+          <w:b/>
+        </w:rPr>
+        <w:t>表單序號：</w:t>
+      </w:r>
+      <w:r>
+        <w:rPr>
+          <w:rFonts w:ascii="Microsoft JhengHei" w:hAnsi="Microsoft JhengHei" w:eastAsia="Microsoft JhengHei"/>
+        </w:rPr>
+        <w:t>T20260711170103033</w:t>
+      </w:r>
+    </w:p>
+    <w:p>
+      <w:pPr>
+        <w:pStyle w:val="ListBullet"/>
+      </w:pPr>
+      <w:r>
+        <w:rPr>
+          <w:rFonts w:ascii="Microsoft JhengHei" w:hAnsi="Microsoft JhengHei" w:eastAsia="Microsoft JhengHei"/>
+          <w:b/>
+        </w:rPr>
+        <w:t>飼主：</w:t>
+      </w:r>
+      <w:r>
+        <w:rPr>
+          <w:rFonts w:ascii="Microsoft JhengHei" w:hAnsi="Microsoft JhengHei" w:eastAsia="Microsoft JhengHei"/>
+        </w:rPr>
+        <w:t>孫意茹（女）／身分證字號：L224989555／生日：1996-04-19</w:t>
+      </w:r>
+    </w:p>
+    <w:p>
+      <w:pPr>
+        <w:pStyle w:val="ListBullet"/>
+      </w:pPr>
+      <w:r>
+        <w:rPr>
+          <w:rFonts w:ascii="Microsoft JhengHei" w:hAnsi="Microsoft JhengHei" w:eastAsia="Microsoft JhengHei"/>
+          <w:b/>
+        </w:rPr>
+        <w:t>戶籍地址：</w:t>
+      </w:r>
+      <w:r>
+        <w:rPr>
+          <w:rFonts w:ascii="Microsoft JhengHei" w:hAnsi="Microsoft JhengHei" w:eastAsia="Microsoft JhengHei"/>
+        </w:rPr>
+        <w:t>414 臺中市烏日區中山路三段 418 號 6 樓之 3</w:t>
+      </w:r>
+    </w:p>
+    <w:p>
+      <w:pPr>
+        <w:pStyle w:val="ListBullet"/>
+      </w:pPr>
+      <w:r>
+        <w:rPr>
+          <w:rFonts w:ascii="Microsoft JhengHei" w:hAnsi="Microsoft JhengHei" w:eastAsia="Microsoft JhengHei"/>
+          <w:b/>
+        </w:rPr>
+        <w:t>通訊地址：</w:t>
+      </w:r>
+      <w:r>
+        <w:rPr>
+          <w:rFonts w:ascii="Microsoft JhengHei" w:hAnsi="Microsoft JhengHei" w:eastAsia="Microsoft JhengHei"/>
+        </w:rPr>
+        <w:t>414 臺中市烏日區中山路三段 418 號 6 樓之 3</w:t>
+      </w:r>
+    </w:p>
+    <w:p>
+      <w:pPr>
+        <w:pStyle w:val="ListBullet"/>
+      </w:pPr>
+      <w:r>
+        <w:rPr>
+          <w:rFonts w:ascii="Microsoft JhengHei" w:hAnsi="Microsoft JhengHei" w:eastAsia="Microsoft JhengHei"/>
+          <w:b/>
+        </w:rPr>
+        <w:t>連絡電話：</w:t>
+      </w:r>
+      <w:r>
+        <w:rPr>
+          <w:rFonts w:ascii="Microsoft JhengHei" w:hAnsi="Microsoft JhengHei" w:eastAsia="Microsoft JhengHei"/>
+        </w:rPr>
+        <w:t>0910835893</w:t>
+      </w:r>
+    </w:p>
+    <w:p>
+      <w:pPr>
+        <w:pStyle w:val="ListBullet"/>
+      </w:pPr>
+      <w:r>
+        <w:rPr>
+          <w:rFonts w:ascii="Microsoft JhengHei" w:hAnsi="Microsoft JhengHei" w:eastAsia="Microsoft JhengHei"/>
+          <w:b/>
+        </w:rPr>
+        <w:t>寵物：</w:t>
+      </w:r>
+      <w:r>
+        <w:rPr>
+          <w:rFonts w:ascii="Microsoft JhengHei" w:hAnsi="Microsoft JhengHei" w:eastAsia="Microsoft JhengHei"/>
+        </w:rPr>
+        <w:t>貓／布偶貓／性別 母／絕育 無／用途 一般用</w:t>
+      </w:r>
+    </w:p>
+    <w:p>
+      <w:pPr>
+        <w:pStyle w:val="ListBullet"/>
+      </w:pPr>
+      <w:r>
+        <w:rPr>
+          <w:rFonts w:ascii="Microsoft JhengHei" w:hAnsi="Microsoft JhengHei" w:eastAsia="Microsoft JhengHei"/>
+          <w:b/>
+        </w:rPr>
+        <w:t>晶片廠牌：</w:t>
+      </w:r>
+      <w:r>
+        <w:rPr>
+          <w:rFonts w:ascii="Microsoft JhengHei" w:hAnsi="Microsoft JhengHei" w:eastAsia="Microsoft JhengHei"/>
+        </w:rPr>
+        <w:t>Watron Technology Corp.</w:t>
+      </w:r>
+    </w:p>
+    <w:p>
+      <w:pPr>
+        <w:pStyle w:val="ListBullet"/>
+      </w:pPr>
+      <w:r>
+        <w:rPr>
+          <w:rFonts w:ascii="Microsoft JhengHei" w:hAnsi="Microsoft JhengHei" w:eastAsia="Microsoft JhengHei"/>
+          <w:b/>
+        </w:rPr>
+        <w:t>出生日期：</w:t>
+      </w:r>
+      <w:r>
+        <w:rPr>
+          <w:rFonts w:ascii="Microsoft JhengHei" w:hAnsi="Microsoft JhengHei" w:eastAsia="Microsoft JhengHei"/>
+        </w:rPr>
+        <w:t>2026-04-05</w:t>
+      </w:r>
+    </w:p>
+    <w:p>
+      <w:pPr>
+        <w:pStyle w:val="ListBullet"/>
+      </w:pPr>
+      <w:r>
+        <w:rPr>
+          <w:rFonts w:ascii="Microsoft JhengHei" w:hAnsi="Microsoft JhengHei" w:eastAsia="Microsoft JhengHei"/>
+          <w:b/>
+        </w:rPr>
+        <w:t>原始登記日期：</w:t>
+      </w:r>
+      <w:r>
+        <w:rPr>
+          <w:rFonts w:ascii="Microsoft JhengHei" w:hAnsi="Microsoft JhengHei" w:eastAsia="Microsoft JhengHei"/>
+        </w:rPr>
+        <w:t>2026-06-13</w:t>
+      </w:r>
+    </w:p>
+    <w:p>
+      <w:pPr>
+        <w:pStyle w:val="ListBullet"/>
+      </w:pPr>
+      <w:r>
+        <w:rPr>
+          <w:rFonts w:ascii="Microsoft JhengHei" w:hAnsi="Microsoft JhengHei" w:eastAsia="Microsoft JhengHei"/>
+          <w:b/>
+        </w:rPr>
+        <w:t>登記機構：</w:t>
+      </w:r>
+      <w:r>
+        <w:rPr>
+          <w:rFonts w:ascii="Microsoft JhengHei" w:hAnsi="Microsoft JhengHei" w:eastAsia="Microsoft JhengHei"/>
+        </w:rPr>
+        <w:t>橘映之境工作坊</w:t>
+      </w:r>
+    </w:p>
+    <w:p>
+      <w:pPr>
+        <w:pStyle w:val="ListBullet"/>
+      </w:pPr>
+      <w:r>
+        <w:rPr>
+          <w:rFonts w:ascii="Microsoft JhengHei" w:hAnsi="Microsoft JhengHei" w:eastAsia="Microsoft JhengHei"/>
+          <w:b/>
+        </w:rPr>
+        <w:t>備註：</w:t>
+      </w:r>
+      <w:r>
+        <w:rPr>
+          <w:rFonts w:ascii="Microsoft JhengHei" w:hAnsi="Microsoft JhengHei" w:eastAsia="Microsoft JhengHei"/>
+        </w:rPr>
+        <w:t>0120020</w:t>
+      </w:r>
+    </w:p>
+    <w:p>
+      <w:pPr>
+        <w:pStyle w:val="ListBullet"/>
+      </w:pPr>
+      <w:r>
+        <w:rPr>
+          <w:rFonts w:ascii="Microsoft JhengHei" w:hAnsi="Microsoft JhengHei" w:eastAsia="Microsoft JhengHei"/>
+          <w:b/>
+        </w:rPr>
+        <w:t>母資訊：</w:t>
+      </w:r>
+      <w:r>
+        <w:rPr>
+          <w:rFonts w:ascii="Microsoft JhengHei" w:hAnsi="Microsoft JhengHei" w:eastAsia="Microsoft JhengHei"/>
+        </w:rPr>
+        <w:t>母晶片 992007300129650／母品種 布偶貓／母出生（登記）日 2021-08-05</w:t>
+      </w:r>
+    </w:p>
+    <w:p>
+      <w:pPr>
+        <w:pStyle w:val="ListBullet"/>
+      </w:pPr>
+      <w:r>
+        <w:rPr>
+          <w:rFonts w:ascii="Microsoft JhengHei" w:hAnsi="Microsoft JhengHei" w:eastAsia="Microsoft JhengHei"/>
+          <w:b/>
+        </w:rPr>
+        <w:t>寵物來源：</w:t>
+      </w:r>
+      <w:r>
+        <w:rPr>
+          <w:rFonts w:ascii="Microsoft JhengHei" w:hAnsi="Microsoft JhengHei" w:eastAsia="Microsoft JhengHei"/>
+        </w:rPr>
+        <w:t>2026-06-13，登記站「布偶傳奇貓舍」（彰化縣合法繁殖業者）</w:t>
+      </w:r>
+    </w:p>
+    <w:p>
+      <w:pPr>
+        <w:pStyle w:val="ListBullet"/>
+      </w:pPr>
+      <w:r>
+        <w:rPr>
+          <w:rFonts w:ascii="Microsoft JhengHei" w:hAnsi="Microsoft JhengHei" w:eastAsia="Microsoft JhengHei"/>
+          <w:b/>
+        </w:rPr>
+        <w:t>寵物轉讓：</w:t>
+      </w:r>
+      <w:r>
+        <w:rPr>
+          <w:rFonts w:ascii="Microsoft JhengHei" w:hAnsi="Microsoft JhengHei" w:eastAsia="Microsoft JhengHei"/>
+        </w:rPr>
+        <w:t>2026-07-11，登記站「橘映之境工作坊」，轉出飼主/機構：橘映之境工作坊</w:t>
+      </w:r>
+    </w:p>
+    <w:p>
+      <w:pPr>
+        <w:pStyle w:val="Heading2"/>
+      </w:pPr>
+      <w:r>
+        <w:rPr>
+          <w:rFonts w:ascii="Microsoft JhengHei" w:hAnsi="Microsoft JhengHei" w:eastAsia="Microsoft JhengHei"/>
+        </w:rPr>
+        <w:t>B｜晶片 900073000929811（英國短毛貓）</w:t>
+      </w:r>
+    </w:p>
+    <w:p>
+      <w:pPr>
+        <w:pStyle w:val="ListBullet"/>
+      </w:pPr>
+      <w:r>
+        <w:rPr>
+          <w:rFonts w:ascii="Microsoft JhengHei" w:hAnsi="Microsoft JhengHei" w:eastAsia="Microsoft JhengHei"/>
+          <w:b/>
+        </w:rPr>
+        <w:t>表單序號：</w:t>
+      </w:r>
+      <w:r>
+        <w:rPr>
+          <w:rFonts w:ascii="Microsoft JhengHei" w:hAnsi="Microsoft JhengHei" w:eastAsia="Microsoft JhengHei"/>
+        </w:rPr>
+        <w:t>T20260711170323710</w:t>
+      </w:r>
+    </w:p>
+    <w:p>
+      <w:pPr>
+        <w:pStyle w:val="ListBullet"/>
+      </w:pPr>
+      <w:r>
+        <w:rPr>
+          <w:rFonts w:ascii="Microsoft JhengHei" w:hAnsi="Microsoft JhengHei" w:eastAsia="Microsoft JhengHei"/>
+          <w:b/>
+        </w:rPr>
+        <w:t>飼主：</w:t>
+      </w:r>
+      <w:r>
+        <w:rPr>
+          <w:rFonts w:ascii="Microsoft JhengHei" w:hAnsi="Microsoft JhengHei" w:eastAsia="Microsoft JhengHei"/>
+        </w:rPr>
+        <w:t>孫崇祐（男）／身分證字號：L125273358／生日：1999-02-23</w:t>
+      </w:r>
+    </w:p>
+    <w:p>
+      <w:pPr>
+        <w:pStyle w:val="ListBullet"/>
+      </w:pPr>
+      <w:r>
+        <w:rPr>
+          <w:rFonts w:ascii="Microsoft JhengHei" w:hAnsi="Microsoft JhengHei" w:eastAsia="Microsoft JhengHei"/>
+          <w:b/>
+        </w:rPr>
+        <w:t>戶籍地址：</w:t>
+      </w:r>
+      <w:r>
+        <w:rPr>
+          <w:rFonts w:ascii="Microsoft JhengHei" w:hAnsi="Microsoft JhengHei" w:eastAsia="Microsoft JhengHei"/>
+        </w:rPr>
+        <w:t>432 臺中市大肚區星和路 155 巷 37 號</w:t>
+      </w:r>
+    </w:p>
+    <w:p>
+      <w:pPr>
+        <w:pStyle w:val="ListBullet"/>
+      </w:pPr>
+      <w:r>
+        <w:rPr>
+          <w:rFonts w:ascii="Microsoft JhengHei" w:hAnsi="Microsoft JhengHei" w:eastAsia="Microsoft JhengHei"/>
+          <w:b/>
+        </w:rPr>
+        <w:t>通訊地址：</w:t>
+      </w:r>
+      <w:r>
+        <w:rPr>
+          <w:rFonts w:ascii="Microsoft JhengHei" w:hAnsi="Microsoft JhengHei" w:eastAsia="Microsoft JhengHei"/>
+        </w:rPr>
+        <w:t>432 臺中市大肚區星和路 155 巷 37 號</w:t>
+      </w:r>
+    </w:p>
+    <w:p>
+      <w:pPr>
+        <w:pStyle w:val="ListBullet"/>
+      </w:pPr>
+      <w:r>
+        <w:rPr>
+          <w:rFonts w:ascii="Microsoft JhengHei" w:hAnsi="Microsoft JhengHei" w:eastAsia="Microsoft JhengHei"/>
+          <w:b/>
+        </w:rPr>
+        <w:t>連絡電話：</w:t>
+      </w:r>
+      <w:r>
+        <w:rPr>
+          <w:rFonts w:ascii="Microsoft JhengHei" w:hAnsi="Microsoft JhengHei" w:eastAsia="Microsoft JhengHei"/>
+        </w:rPr>
+        <w:t>0975978868</w:t>
+      </w:r>
+    </w:p>
+    <w:p>
+      <w:pPr>
+        <w:pStyle w:val="ListBullet"/>
+      </w:pPr>
+      <w:r>
+        <w:rPr>
+          <w:rFonts w:ascii="Microsoft JhengHei" w:hAnsi="Microsoft JhengHei" w:eastAsia="Microsoft JhengHei"/>
+          <w:b/>
+        </w:rPr>
+        <w:t>寵物：</w:t>
+      </w:r>
+      <w:r>
+        <w:rPr>
+          <w:rFonts w:ascii="Microsoft JhengHei" w:hAnsi="Microsoft JhengHei" w:eastAsia="Microsoft JhengHei"/>
+        </w:rPr>
+        <w:t>貓／英國短毛貓／性別 母／絕育 無／用途 一般用</w:t>
+      </w:r>
+    </w:p>
+    <w:p>
+      <w:pPr>
+        <w:pStyle w:val="ListBullet"/>
+      </w:pPr>
+      <w:r>
+        <w:rPr>
+          <w:rFonts w:ascii="Microsoft JhengHei" w:hAnsi="Microsoft JhengHei" w:eastAsia="Microsoft JhengHei"/>
+          <w:b/>
+        </w:rPr>
+        <w:t>晶片廠牌：</w:t>
+      </w:r>
+      <w:r>
+        <w:rPr>
+          <w:rFonts w:ascii="Microsoft JhengHei" w:hAnsi="Microsoft JhengHei" w:eastAsia="Microsoft JhengHei"/>
+        </w:rPr>
+        <w:t>Watron Technology Corp.</w:t>
+      </w:r>
+    </w:p>
+    <w:p>
+      <w:pPr>
+        <w:pStyle w:val="ListBullet"/>
+      </w:pPr>
+      <w:r>
+        <w:rPr>
+          <w:rFonts w:ascii="Microsoft JhengHei" w:hAnsi="Microsoft JhengHei" w:eastAsia="Microsoft JhengHei"/>
+          <w:b/>
+        </w:rPr>
+        <w:t>出生日期：</w:t>
+      </w:r>
+      <w:r>
+        <w:rPr>
+          <w:rFonts w:ascii="Microsoft JhengHei" w:hAnsi="Microsoft JhengHei" w:eastAsia="Microsoft JhengHei"/>
+        </w:rPr>
+        <w:t>2026-04-10</w:t>
+      </w:r>
+    </w:p>
+    <w:p>
+      <w:pPr>
+        <w:pStyle w:val="ListBullet"/>
+      </w:pPr>
+      <w:r>
+        <w:rPr>
+          <w:rFonts w:ascii="Microsoft JhengHei" w:hAnsi="Microsoft JhengHei" w:eastAsia="Microsoft JhengHei"/>
+          <w:b/>
+        </w:rPr>
+        <w:t>原始登記日期：</w:t>
+      </w:r>
+      <w:r>
+        <w:rPr>
+          <w:rFonts w:ascii="Microsoft JhengHei" w:hAnsi="Microsoft JhengHei" w:eastAsia="Microsoft JhengHei"/>
+        </w:rPr>
+        <w:t>2026-06-08</w:t>
+      </w:r>
+    </w:p>
+    <w:p>
+      <w:pPr>
+        <w:pStyle w:val="ListBullet"/>
+      </w:pPr>
+      <w:r>
+        <w:rPr>
+          <w:rFonts w:ascii="Microsoft JhengHei" w:hAnsi="Microsoft JhengHei" w:eastAsia="Microsoft JhengHei"/>
+          <w:b/>
+        </w:rPr>
+        <w:t>登記機構：</w:t>
+      </w:r>
+      <w:r>
+        <w:rPr>
+          <w:rFonts w:ascii="Microsoft JhengHei" w:hAnsi="Microsoft JhengHei" w:eastAsia="Microsoft JhengHei"/>
+        </w:rPr>
+        <w:t>橘映之境工作坊</w:t>
+      </w:r>
+    </w:p>
+    <w:p>
+      <w:pPr>
+        <w:pStyle w:val="ListBullet"/>
+      </w:pPr>
+      <w:r>
+        <w:rPr>
+          <w:rFonts w:ascii="Microsoft JhengHei" w:hAnsi="Microsoft JhengHei" w:eastAsia="Microsoft JhengHei"/>
+          <w:b/>
+        </w:rPr>
+        <w:t>備註：</w:t>
+      </w:r>
+      <w:r>
+        <w:rPr>
+          <w:rFonts w:ascii="Microsoft JhengHei" w:hAnsi="Microsoft JhengHei" w:eastAsia="Microsoft JhengHei"/>
+        </w:rPr>
+        <w:t>0120020</w:t>
+      </w:r>
+    </w:p>
+    <w:p>
+      <w:pPr>
+        <w:pStyle w:val="ListBullet"/>
+      </w:pPr>
+      <w:r>
+        <w:rPr>
+          <w:rFonts w:ascii="Microsoft JhengHei" w:hAnsi="Microsoft JhengHei" w:eastAsia="Microsoft JhengHei"/>
+          <w:b/>
+        </w:rPr>
+        <w:t>母資訊：</w:t>
+      </w:r>
+      <w:r>
+        <w:rPr>
+          <w:rFonts w:ascii="Microsoft JhengHei" w:hAnsi="Microsoft JhengHei" w:eastAsia="Microsoft JhengHei"/>
+        </w:rPr>
+        <w:t>母晶片 900073000703530／母品種 英國長毛貓／母出生（登記）日 2024-04-20</w:t>
+      </w:r>
+    </w:p>
+    <w:p>
+      <w:pPr>
+        <w:pStyle w:val="ListBullet"/>
+      </w:pPr>
+      <w:r>
+        <w:rPr>
+          <w:rFonts w:ascii="Microsoft JhengHei" w:hAnsi="Microsoft JhengHei" w:eastAsia="Microsoft JhengHei"/>
+          <w:b/>
+        </w:rPr>
+        <w:t>寵物來源：</w:t>
+      </w:r>
+      <w:r>
+        <w:rPr>
+          <w:rFonts w:ascii="Microsoft JhengHei" w:hAnsi="Microsoft JhengHei" w:eastAsia="Microsoft JhengHei"/>
+        </w:rPr>
+        <w:t>2026-06-08，登記站「阿祐寵物用品」（高雄市合法繁殖業者）</w:t>
+      </w:r>
+    </w:p>
+    <w:p>
+      <w:pPr>
+        <w:pStyle w:val="ListBullet"/>
+      </w:pPr>
+      <w:r>
+        <w:rPr>
+          <w:rFonts w:ascii="Microsoft JhengHei" w:hAnsi="Microsoft JhengHei" w:eastAsia="Microsoft JhengHei"/>
+          <w:b/>
+        </w:rPr>
+        <w:t>寵物轉讓：</w:t>
+      </w:r>
+      <w:r>
+        <w:rPr>
+          <w:rFonts w:ascii="Microsoft JhengHei" w:hAnsi="Microsoft JhengHei" w:eastAsia="Microsoft JhengHei"/>
+        </w:rPr>
+        <w:t>2026-07-11，登記站「橘映之境工作坊」，轉出飼主/機構：橘映之境工作坊</w:t>
+      </w:r>
+    </w:p>
     <w:p/>
     <w:p>
       <w:r>

--- a/docs/13_寵物管理/晶片表.docx
+++ b/docs/13_寵物管理/晶片表.docx
@@ -23225,7 +23225,7 @@
                 <w:sz w:val="18"/>
                 <w:szCs w:val="18"/>
               </w:rPr>
-              <w:t>他場特寵業繁字號：</w:t>
+              <w:t>他場特寵業繁字號：第G1080004號</w:t>
             </w:r>
             <w:proofErr w:type="gramStart"/>
             <w:proofErr w:type="gramEnd"/>
@@ -23719,7 +23719,7 @@
                 <w:sz w:val="18"/>
                 <w:szCs w:val="18"/>
               </w:rPr>
-              <w:t>他場特寵業繁字號：</w:t>
+              <w:t>他場特寵業繁字號：第G1080004號</w:t>
             </w:r>
             <w:proofErr w:type="gramStart"/>
             <w:proofErr w:type="gramEnd"/>
@@ -23815,6 +23815,4362 @@
                 <w:szCs w:val="18"/>
               </w:rPr>
               <w:t>0933621542 433 臺中市沙鹿區福田北街120號四樓之7</w:t>
+            </w:r>
+            <w:proofErr w:type="gramStart"/>
+            <w:proofErr w:type="gramEnd"/>
+          </w:p>
+        </w:tc>
+      </w:tr>
+      <w:tr>
+        <w:trPr>
+          <w:trHeight w:val="1266"/>
+        </w:trPr>
+        <w:tc>
+          <w:tcPr>
+            <w:tcW w:w="2220" w:type="dxa"/>
+            <w:vAlign w:val="center"/>
+          </w:tcPr>
+          <w:p>
+            <w:pPr>
+              <w:spacing w:line="259" w:lineRule="auto"/>
+              <w:ind w:right="-15"/>
+              <w:rPr>
+                <w:sz w:val="18"/>
+                <w:szCs w:val="18"/>
+              </w:rPr>
+            </w:pPr>
+            <w:r>
+              <w:rPr>
+                <w:sz w:val="18"/>
+                <w:szCs w:val="18"/>
+              </w:rPr>
+              <w:t>90007-30010-84432</w:t>
+            </w:r>
+          </w:p>
+        </w:tc>
+        <w:tc>
+          <w:tcPr>
+            <w:tcW w:w="2295" w:type="dxa"/>
+            <w:vAlign w:val="center"/>
+          </w:tcPr>
+          <w:p>
+            <w:pPr>
+              <w:spacing w:line="259" w:lineRule="auto"/>
+              <w:ind w:right="-15"/>
+              <w:rPr>
+                <w:sz w:val="18"/>
+                <w:szCs w:val="18"/>
+              </w:rPr>
+            </w:pPr>
+            <w:r>
+              <w:rPr>
+                <w:sz w:val="18"/>
+                <w:szCs w:val="18"/>
+              </w:rPr>
+              <w:t>90007-30002-95263</w:t>
+            </w:r>
+          </w:p>
+        </w:tc>
+        <w:tc>
+          <w:tcPr>
+            <w:tcW w:w="1275" w:type="dxa"/>
+            <w:vAlign w:val="center"/>
+          </w:tcPr>
+          <w:p>
+            <w:pPr>
+              <w:spacing w:line="259" w:lineRule="auto"/>
+              <w:ind w:right="-15"/>
+              <w:rPr>
+                <w:sz w:val="18"/>
+                <w:szCs w:val="18"/>
+              </w:rPr>
+            </w:pPr>
+            <w:r>
+              <w:rPr>
+                <w:sz w:val="18"/>
+                <w:szCs w:val="18"/>
+              </w:rPr>
+            </w:r>
+          </w:p>
+        </w:tc>
+        <w:tc>
+          <w:tcPr>
+            <w:tcW w:w="2700" w:type="dxa"/>
+            <w:vAlign w:val="center"/>
+          </w:tcPr>
+          <w:p>
+            <w:pPr>
+              <w:spacing w:line="259" w:lineRule="auto"/>
+              <w:ind w:right="-15"/>
+              <w:rPr>
+                <w:sz w:val="18"/>
+                <w:szCs w:val="18"/>
+              </w:rPr>
+            </w:pPr>
+            <w:r>
+              <w:rPr>
+                <w:sz w:val="18"/>
+                <w:szCs w:val="18"/>
+              </w:rPr>
+              <w:t>品種：英國長毛貓</w:t>
+            </w:r>
+          </w:p>
+          <w:p>
+            <w:pPr>
+              <w:spacing w:line="259" w:lineRule="auto"/>
+              <w:ind w:right="-15"/>
+              <w:rPr>
+                <w:sz w:val="18"/>
+                <w:szCs w:val="18"/>
+              </w:rPr>
+            </w:pPr>
+            <w:r>
+              <w:rPr>
+                <w:sz w:val="18"/>
+                <w:szCs w:val="18"/>
+              </w:rPr>
+              <w:t>毛色：</w:t>
+            </w:r>
+          </w:p>
+          <w:p>
+            <w:pPr>
+              <w:spacing w:line="259" w:lineRule="auto"/>
+              <w:ind w:right="-15"/>
+              <w:rPr>
+                <w:sz w:val="18"/>
+                <w:szCs w:val="18"/>
+              </w:rPr>
+            </w:pPr>
+            <w:r>
+              <w:rPr>
+                <w:sz w:val="18"/>
+                <w:szCs w:val="18"/>
+              </w:rPr>
+              <w:t>他場名稱：張嘉良</w:t>
+            </w:r>
+            <w:proofErr w:type="gramStart"/>
+            <w:proofErr w:type="gramEnd"/>
+          </w:p>
+          <w:p>
+            <w:pPr>
+              <w:spacing w:line="259" w:lineRule="auto"/>
+              <w:ind w:right="-15"/>
+              <w:rPr>
+                <w:sz w:val="18"/>
+                <w:szCs w:val="18"/>
+              </w:rPr>
+            </w:pPr>
+            <w:r>
+              <w:rPr>
+                <w:sz w:val="18"/>
+                <w:szCs w:val="18"/>
+              </w:rPr>
+              <w:t>他場特寵業繁字號：</w:t>
+            </w:r>
+            <w:proofErr w:type="gramStart"/>
+            <w:proofErr w:type="gramEnd"/>
+          </w:p>
+        </w:tc>
+        <w:tc>
+          <w:tcPr>
+            <w:tcW w:w="1215" w:type="dxa"/>
+            <w:vAlign w:val="center"/>
+          </w:tcPr>
+          <w:p>
+            <w:pPr>
+              <w:spacing w:line="259" w:lineRule="auto"/>
+              <w:ind w:right="-15"/>
+              <w:jc w:val="center"/>
+              <w:rPr>
+                <w:sz w:val="18"/>
+                <w:szCs w:val="18"/>
+              </w:rPr>
+            </w:pPr>
+            <w:r>
+              <w:rPr>
+                <w:sz w:val="18"/>
+                <w:szCs w:val="18"/>
+              </w:rPr>
+            </w:r>
+          </w:p>
+        </w:tc>
+        <w:tc>
+          <w:tcPr>
+            <w:tcW w:w="1200" w:type="dxa"/>
+            <w:vAlign w:val="center"/>
+          </w:tcPr>
+          <w:p>
+            <w:pPr>
+              <w:spacing w:line="259" w:lineRule="auto"/>
+              <w:ind w:right="-15"/>
+              <w:rPr>
+                <w:sz w:val="18"/>
+                <w:szCs w:val="18"/>
+              </w:rPr>
+            </w:pPr>
+            <w:r>
+              <w:rPr>
+                <w:sz w:val="18"/>
+                <w:szCs w:val="18"/>
+              </w:rPr>
+            </w:r>
+          </w:p>
+        </w:tc>
+        <w:tc>
+          <w:tcPr>
+            <w:tcW w:w="1560" w:type="dxa"/>
+            <w:vAlign w:val="center"/>
+          </w:tcPr>
+          <w:p>
+            <w:pPr>
+              <w:spacing w:line="259" w:lineRule="auto"/>
+              <w:ind w:right="-15"/>
+              <w:rPr>
+                <w:sz w:val="18"/>
+                <w:szCs w:val="18"/>
+              </w:rPr>
+            </w:pPr>
+            <w:r>
+              <w:rPr>
+                <w:sz w:val="18"/>
+                <w:szCs w:val="18"/>
+              </w:rPr>
+            </w:r>
+          </w:p>
+        </w:tc>
+        <w:tc>
+          <w:tcPr>
+            <w:tcW w:w="2805" w:type="dxa"/>
+            <w:vAlign w:val="center"/>
+          </w:tcPr>
+          <w:p>
+            <w:pPr>
+              <w:spacing w:line="259" w:lineRule="auto"/>
+              <w:ind w:right="-15"/>
+              <w:rPr>
+                <w:sz w:val="18"/>
+                <w:szCs w:val="18"/>
+              </w:rPr>
+            </w:pPr>
+            <w:r>
+              <w:rPr>
+                <w:sz w:val="18"/>
+                <w:szCs w:val="18"/>
+              </w:rPr>
+            </w:r>
+            <w:proofErr w:type="gramStart"/>
+            <w:proofErr w:type="gramEnd"/>
+          </w:p>
+        </w:tc>
+      </w:tr>
+      <w:tr>
+        <w:trPr>
+          <w:trHeight w:val="1266"/>
+        </w:trPr>
+        <w:tc>
+          <w:tcPr>
+            <w:tcW w:w="2220" w:type="dxa"/>
+            <w:vAlign w:val="center"/>
+          </w:tcPr>
+          <w:p>
+            <w:pPr>
+              <w:spacing w:line="259" w:lineRule="auto"/>
+              <w:ind w:right="-15"/>
+              <w:rPr>
+                <w:sz w:val="18"/>
+                <w:szCs w:val="18"/>
+              </w:rPr>
+            </w:pPr>
+            <w:r>
+              <w:rPr>
+                <w:sz w:val="18"/>
+                <w:szCs w:val="18"/>
+              </w:rPr>
+              <w:t>90007-30009-26529</w:t>
+            </w:r>
+          </w:p>
+        </w:tc>
+        <w:tc>
+          <w:tcPr>
+            <w:tcW w:w="2295" w:type="dxa"/>
+            <w:vAlign w:val="center"/>
+          </w:tcPr>
+          <w:p>
+            <w:pPr>
+              <w:spacing w:line="259" w:lineRule="auto"/>
+              <w:ind w:right="-15"/>
+              <w:rPr>
+                <w:sz w:val="18"/>
+                <w:szCs w:val="18"/>
+              </w:rPr>
+            </w:pPr>
+            <w:r>
+              <w:rPr>
+                <w:sz w:val="18"/>
+                <w:szCs w:val="18"/>
+              </w:rPr>
+              <w:t>90021-90009-42422</w:t>
+            </w:r>
+          </w:p>
+        </w:tc>
+        <w:tc>
+          <w:tcPr>
+            <w:tcW w:w="1275" w:type="dxa"/>
+            <w:vAlign w:val="center"/>
+          </w:tcPr>
+          <w:p>
+            <w:pPr>
+              <w:spacing w:line="259" w:lineRule="auto"/>
+              <w:ind w:right="-15"/>
+              <w:rPr>
+                <w:sz w:val="18"/>
+                <w:szCs w:val="18"/>
+              </w:rPr>
+            </w:pPr>
+            <w:r>
+              <w:rPr>
+                <w:sz w:val="18"/>
+                <w:szCs w:val="18"/>
+              </w:rPr>
+            </w:r>
+          </w:p>
+        </w:tc>
+        <w:tc>
+          <w:tcPr>
+            <w:tcW w:w="2700" w:type="dxa"/>
+            <w:vAlign w:val="center"/>
+          </w:tcPr>
+          <w:p>
+            <w:pPr>
+              <w:spacing w:line="259" w:lineRule="auto"/>
+              <w:ind w:right="-15"/>
+              <w:rPr>
+                <w:sz w:val="18"/>
+                <w:szCs w:val="18"/>
+              </w:rPr>
+            </w:pPr>
+            <w:r>
+              <w:rPr>
+                <w:sz w:val="18"/>
+                <w:szCs w:val="18"/>
+              </w:rPr>
+              <w:t>品種：布偶貓</w:t>
+            </w:r>
+          </w:p>
+          <w:p>
+            <w:pPr>
+              <w:spacing w:line="259" w:lineRule="auto"/>
+              <w:ind w:right="-15"/>
+              <w:rPr>
+                <w:sz w:val="18"/>
+                <w:szCs w:val="18"/>
+              </w:rPr>
+            </w:pPr>
+            <w:r>
+              <w:rPr>
+                <w:sz w:val="18"/>
+                <w:szCs w:val="18"/>
+              </w:rPr>
+              <w:t>毛色：</w:t>
+            </w:r>
+          </w:p>
+          <w:p>
+            <w:pPr>
+              <w:spacing w:line="259" w:lineRule="auto"/>
+              <w:ind w:right="-15"/>
+              <w:rPr>
+                <w:sz w:val="18"/>
+                <w:szCs w:val="18"/>
+              </w:rPr>
+            </w:pPr>
+            <w:r>
+              <w:rPr>
+                <w:sz w:val="18"/>
+                <w:szCs w:val="18"/>
+              </w:rPr>
+              <w:t>他場名稱：貓派貓坊</w:t>
+            </w:r>
+            <w:proofErr w:type="gramStart"/>
+            <w:proofErr w:type="gramEnd"/>
+          </w:p>
+          <w:p>
+            <w:pPr>
+              <w:spacing w:line="259" w:lineRule="auto"/>
+              <w:ind w:right="-15"/>
+              <w:rPr>
+                <w:sz w:val="18"/>
+                <w:szCs w:val="18"/>
+              </w:rPr>
+            </w:pPr>
+            <w:r>
+              <w:rPr>
+                <w:sz w:val="18"/>
+                <w:szCs w:val="18"/>
+              </w:rPr>
+              <w:t>他場特寵業繁字號：</w:t>
+            </w:r>
+            <w:proofErr w:type="gramStart"/>
+            <w:proofErr w:type="gramEnd"/>
+          </w:p>
+        </w:tc>
+        <w:tc>
+          <w:tcPr>
+            <w:tcW w:w="1215" w:type="dxa"/>
+            <w:vAlign w:val="center"/>
+          </w:tcPr>
+          <w:p>
+            <w:pPr>
+              <w:spacing w:line="259" w:lineRule="auto"/>
+              <w:ind w:right="-15"/>
+              <w:jc w:val="center"/>
+              <w:rPr>
+                <w:sz w:val="18"/>
+                <w:szCs w:val="18"/>
+              </w:rPr>
+            </w:pPr>
+            <w:r>
+              <w:rPr>
+                <w:sz w:val="18"/>
+                <w:szCs w:val="18"/>
+              </w:rPr>
+            </w:r>
+          </w:p>
+        </w:tc>
+        <w:tc>
+          <w:tcPr>
+            <w:tcW w:w="1200" w:type="dxa"/>
+            <w:vAlign w:val="center"/>
+          </w:tcPr>
+          <w:p>
+            <w:pPr>
+              <w:spacing w:line="259" w:lineRule="auto"/>
+              <w:ind w:right="-15"/>
+              <w:rPr>
+                <w:sz w:val="18"/>
+                <w:szCs w:val="18"/>
+              </w:rPr>
+            </w:pPr>
+            <w:r>
+              <w:rPr>
+                <w:sz w:val="18"/>
+                <w:szCs w:val="18"/>
+              </w:rPr>
+            </w:r>
+          </w:p>
+        </w:tc>
+        <w:tc>
+          <w:tcPr>
+            <w:tcW w:w="1560" w:type="dxa"/>
+            <w:vAlign w:val="center"/>
+          </w:tcPr>
+          <w:p>
+            <w:pPr>
+              <w:spacing w:line="259" w:lineRule="auto"/>
+              <w:ind w:right="-15"/>
+              <w:rPr>
+                <w:sz w:val="18"/>
+                <w:szCs w:val="18"/>
+              </w:rPr>
+            </w:pPr>
+            <w:r>
+              <w:rPr>
+                <w:sz w:val="18"/>
+                <w:szCs w:val="18"/>
+              </w:rPr>
+            </w:r>
+          </w:p>
+        </w:tc>
+        <w:tc>
+          <w:tcPr>
+            <w:tcW w:w="2805" w:type="dxa"/>
+            <w:vAlign w:val="center"/>
+          </w:tcPr>
+          <w:p>
+            <w:pPr>
+              <w:spacing w:line="259" w:lineRule="auto"/>
+              <w:ind w:right="-15"/>
+              <w:rPr>
+                <w:sz w:val="18"/>
+                <w:szCs w:val="18"/>
+              </w:rPr>
+            </w:pPr>
+            <w:r>
+              <w:rPr>
+                <w:sz w:val="18"/>
+                <w:szCs w:val="18"/>
+              </w:rPr>
+            </w:r>
+            <w:proofErr w:type="gramStart"/>
+            <w:proofErr w:type="gramEnd"/>
+          </w:p>
+        </w:tc>
+      </w:tr>
+      <w:tr>
+        <w:trPr>
+          <w:trHeight w:val="1266"/>
+        </w:trPr>
+        <w:tc>
+          <w:tcPr>
+            <w:tcW w:w="2220" w:type="dxa"/>
+            <w:vAlign w:val="center"/>
+          </w:tcPr>
+          <w:p>
+            <w:pPr>
+              <w:spacing w:line="259" w:lineRule="auto"/>
+              <w:ind w:right="-15"/>
+              <w:rPr>
+                <w:sz w:val="18"/>
+                <w:szCs w:val="18"/>
+              </w:rPr>
+            </w:pPr>
+            <w:r>
+              <w:rPr>
+                <w:sz w:val="18"/>
+                <w:szCs w:val="18"/>
+              </w:rPr>
+              <w:t>90007-30010-84986</w:t>
+            </w:r>
+          </w:p>
+        </w:tc>
+        <w:tc>
+          <w:tcPr>
+            <w:tcW w:w="2295" w:type="dxa"/>
+            <w:vAlign w:val="center"/>
+          </w:tcPr>
+          <w:p>
+            <w:pPr>
+              <w:spacing w:line="259" w:lineRule="auto"/>
+              <w:ind w:right="-15"/>
+              <w:rPr>
+                <w:sz w:val="18"/>
+                <w:szCs w:val="18"/>
+              </w:rPr>
+            </w:pPr>
+            <w:r>
+              <w:rPr>
+                <w:sz w:val="18"/>
+                <w:szCs w:val="18"/>
+              </w:rPr>
+              <w:t>90007-30008-30618</w:t>
+            </w:r>
+          </w:p>
+        </w:tc>
+        <w:tc>
+          <w:tcPr>
+            <w:tcW w:w="1275" w:type="dxa"/>
+            <w:vAlign w:val="center"/>
+          </w:tcPr>
+          <w:p>
+            <w:pPr>
+              <w:spacing w:line="259" w:lineRule="auto"/>
+              <w:ind w:right="-15"/>
+              <w:rPr>
+                <w:sz w:val="18"/>
+                <w:szCs w:val="18"/>
+              </w:rPr>
+            </w:pPr>
+            <w:r>
+              <w:rPr>
+                <w:sz w:val="18"/>
+                <w:szCs w:val="18"/>
+              </w:rPr>
+            </w:r>
+          </w:p>
+        </w:tc>
+        <w:tc>
+          <w:tcPr>
+            <w:tcW w:w="2700" w:type="dxa"/>
+            <w:vAlign w:val="center"/>
+          </w:tcPr>
+          <w:p>
+            <w:pPr>
+              <w:spacing w:line="259" w:lineRule="auto"/>
+              <w:ind w:right="-15"/>
+              <w:rPr>
+                <w:sz w:val="18"/>
+                <w:szCs w:val="18"/>
+              </w:rPr>
+            </w:pPr>
+            <w:r>
+              <w:rPr>
+                <w:sz w:val="18"/>
+                <w:szCs w:val="18"/>
+              </w:rPr>
+              <w:t>品種：美國短毛貓</w:t>
+            </w:r>
+          </w:p>
+          <w:p>
+            <w:pPr>
+              <w:spacing w:line="259" w:lineRule="auto"/>
+              <w:ind w:right="-15"/>
+              <w:rPr>
+                <w:sz w:val="18"/>
+                <w:szCs w:val="18"/>
+              </w:rPr>
+            </w:pPr>
+            <w:r>
+              <w:rPr>
+                <w:sz w:val="18"/>
+                <w:szCs w:val="18"/>
+              </w:rPr>
+              <w:t>毛色：</w:t>
+            </w:r>
+          </w:p>
+          <w:p>
+            <w:pPr>
+              <w:spacing w:line="259" w:lineRule="auto"/>
+              <w:ind w:right="-15"/>
+              <w:rPr>
+                <w:sz w:val="18"/>
+                <w:szCs w:val="18"/>
+              </w:rPr>
+            </w:pPr>
+            <w:r>
+              <w:rPr>
+                <w:sz w:val="18"/>
+                <w:szCs w:val="18"/>
+              </w:rPr>
+              <w:t>他場名稱：可可喵喵屋</w:t>
+            </w:r>
+            <w:proofErr w:type="gramStart"/>
+            <w:proofErr w:type="gramEnd"/>
+          </w:p>
+          <w:p>
+            <w:pPr>
+              <w:spacing w:line="259" w:lineRule="auto"/>
+              <w:ind w:right="-15"/>
+              <w:rPr>
+                <w:sz w:val="18"/>
+                <w:szCs w:val="18"/>
+              </w:rPr>
+            </w:pPr>
+            <w:r>
+              <w:rPr>
+                <w:sz w:val="18"/>
+                <w:szCs w:val="18"/>
+              </w:rPr>
+              <w:t>他場特寵業繁字號：</w:t>
+            </w:r>
+            <w:proofErr w:type="gramStart"/>
+            <w:proofErr w:type="gramEnd"/>
+          </w:p>
+        </w:tc>
+        <w:tc>
+          <w:tcPr>
+            <w:tcW w:w="1215" w:type="dxa"/>
+            <w:vAlign w:val="center"/>
+          </w:tcPr>
+          <w:p>
+            <w:pPr>
+              <w:spacing w:line="259" w:lineRule="auto"/>
+              <w:ind w:right="-15"/>
+              <w:jc w:val="center"/>
+              <w:rPr>
+                <w:sz w:val="18"/>
+                <w:szCs w:val="18"/>
+              </w:rPr>
+            </w:pPr>
+            <w:r>
+              <w:rPr>
+                <w:sz w:val="18"/>
+                <w:szCs w:val="18"/>
+              </w:rPr>
+            </w:r>
+          </w:p>
+        </w:tc>
+        <w:tc>
+          <w:tcPr>
+            <w:tcW w:w="1200" w:type="dxa"/>
+            <w:vAlign w:val="center"/>
+          </w:tcPr>
+          <w:p>
+            <w:pPr>
+              <w:spacing w:line="259" w:lineRule="auto"/>
+              <w:ind w:right="-15"/>
+              <w:rPr>
+                <w:sz w:val="18"/>
+                <w:szCs w:val="18"/>
+              </w:rPr>
+            </w:pPr>
+            <w:r>
+              <w:rPr>
+                <w:sz w:val="18"/>
+                <w:szCs w:val="18"/>
+              </w:rPr>
+            </w:r>
+          </w:p>
+        </w:tc>
+        <w:tc>
+          <w:tcPr>
+            <w:tcW w:w="1560" w:type="dxa"/>
+            <w:vAlign w:val="center"/>
+          </w:tcPr>
+          <w:p>
+            <w:pPr>
+              <w:spacing w:line="259" w:lineRule="auto"/>
+              <w:ind w:right="-15"/>
+              <w:rPr>
+                <w:sz w:val="18"/>
+                <w:szCs w:val="18"/>
+              </w:rPr>
+            </w:pPr>
+            <w:r>
+              <w:rPr>
+                <w:sz w:val="18"/>
+                <w:szCs w:val="18"/>
+              </w:rPr>
+            </w:r>
+          </w:p>
+        </w:tc>
+        <w:tc>
+          <w:tcPr>
+            <w:tcW w:w="2805" w:type="dxa"/>
+            <w:vAlign w:val="center"/>
+          </w:tcPr>
+          <w:p>
+            <w:pPr>
+              <w:spacing w:line="259" w:lineRule="auto"/>
+              <w:ind w:right="-15"/>
+              <w:rPr>
+                <w:sz w:val="18"/>
+                <w:szCs w:val="18"/>
+              </w:rPr>
+            </w:pPr>
+            <w:r>
+              <w:rPr>
+                <w:sz w:val="18"/>
+                <w:szCs w:val="18"/>
+              </w:rPr>
+            </w:r>
+            <w:proofErr w:type="gramStart"/>
+            <w:proofErr w:type="gramEnd"/>
+          </w:p>
+        </w:tc>
+      </w:tr>
+      <w:tr>
+        <w:trPr>
+          <w:trHeight w:val="1266"/>
+        </w:trPr>
+        <w:tc>
+          <w:tcPr>
+            <w:tcW w:w="2220" w:type="dxa"/>
+            <w:vAlign w:val="center"/>
+          </w:tcPr>
+          <w:p>
+            <w:pPr>
+              <w:spacing w:line="259" w:lineRule="auto"/>
+              <w:ind w:right="-15"/>
+              <w:rPr>
+                <w:sz w:val="18"/>
+                <w:szCs w:val="18"/>
+              </w:rPr>
+            </w:pPr>
+            <w:r>
+              <w:rPr>
+                <w:sz w:val="18"/>
+                <w:szCs w:val="18"/>
+              </w:rPr>
+              <w:t>90007-30009-79176</w:t>
+            </w:r>
+          </w:p>
+        </w:tc>
+        <w:tc>
+          <w:tcPr>
+            <w:tcW w:w="2295" w:type="dxa"/>
+            <w:vAlign w:val="center"/>
+          </w:tcPr>
+          <w:p>
+            <w:pPr>
+              <w:spacing w:line="259" w:lineRule="auto"/>
+              <w:ind w:right="-15"/>
+              <w:rPr>
+                <w:sz w:val="18"/>
+                <w:szCs w:val="18"/>
+              </w:rPr>
+            </w:pPr>
+            <w:r>
+              <w:rPr>
+                <w:sz w:val="18"/>
+                <w:szCs w:val="18"/>
+              </w:rPr>
+              <w:t>90026-30010-05219</w:t>
+            </w:r>
+          </w:p>
+        </w:tc>
+        <w:tc>
+          <w:tcPr>
+            <w:tcW w:w="1275" w:type="dxa"/>
+            <w:vAlign w:val="center"/>
+          </w:tcPr>
+          <w:p>
+            <w:pPr>
+              <w:spacing w:line="259" w:lineRule="auto"/>
+              <w:ind w:right="-15"/>
+              <w:rPr>
+                <w:sz w:val="18"/>
+                <w:szCs w:val="18"/>
+              </w:rPr>
+            </w:pPr>
+            <w:r>
+              <w:rPr>
+                <w:sz w:val="18"/>
+                <w:szCs w:val="18"/>
+              </w:rPr>
+            </w:r>
+          </w:p>
+        </w:tc>
+        <w:tc>
+          <w:tcPr>
+            <w:tcW w:w="2700" w:type="dxa"/>
+            <w:vAlign w:val="center"/>
+          </w:tcPr>
+          <w:p>
+            <w:pPr>
+              <w:spacing w:line="259" w:lineRule="auto"/>
+              <w:ind w:right="-15"/>
+              <w:rPr>
+                <w:sz w:val="18"/>
+                <w:szCs w:val="18"/>
+              </w:rPr>
+            </w:pPr>
+            <w:r>
+              <w:rPr>
+                <w:sz w:val="18"/>
+                <w:szCs w:val="18"/>
+              </w:rPr>
+              <w:t>品種：布偶貓</w:t>
+            </w:r>
+          </w:p>
+          <w:p>
+            <w:pPr>
+              <w:spacing w:line="259" w:lineRule="auto"/>
+              <w:ind w:right="-15"/>
+              <w:rPr>
+                <w:sz w:val="18"/>
+                <w:szCs w:val="18"/>
+              </w:rPr>
+            </w:pPr>
+            <w:r>
+              <w:rPr>
+                <w:sz w:val="18"/>
+                <w:szCs w:val="18"/>
+              </w:rPr>
+              <w:t>毛色：</w:t>
+            </w:r>
+          </w:p>
+          <w:p>
+            <w:pPr>
+              <w:spacing w:line="259" w:lineRule="auto"/>
+              <w:ind w:right="-15"/>
+              <w:rPr>
+                <w:sz w:val="18"/>
+                <w:szCs w:val="18"/>
+              </w:rPr>
+            </w:pPr>
+            <w:r>
+              <w:rPr>
+                <w:sz w:val="18"/>
+                <w:szCs w:val="18"/>
+              </w:rPr>
+              <w:t>他場名稱：貓奴奴貓舍</w:t>
+            </w:r>
+            <w:proofErr w:type="gramStart"/>
+            <w:proofErr w:type="gramEnd"/>
+          </w:p>
+          <w:p>
+            <w:pPr>
+              <w:spacing w:line="259" w:lineRule="auto"/>
+              <w:ind w:right="-15"/>
+              <w:rPr>
+                <w:sz w:val="18"/>
+                <w:szCs w:val="18"/>
+              </w:rPr>
+            </w:pPr>
+            <w:r>
+              <w:rPr>
+                <w:sz w:val="18"/>
+                <w:szCs w:val="18"/>
+              </w:rPr>
+              <w:t>他場特寵業繁字號：</w:t>
+            </w:r>
+            <w:proofErr w:type="gramStart"/>
+            <w:proofErr w:type="gramEnd"/>
+          </w:p>
+        </w:tc>
+        <w:tc>
+          <w:tcPr>
+            <w:tcW w:w="1215" w:type="dxa"/>
+            <w:vAlign w:val="center"/>
+          </w:tcPr>
+          <w:p>
+            <w:pPr>
+              <w:spacing w:line="259" w:lineRule="auto"/>
+              <w:ind w:right="-15"/>
+              <w:jc w:val="center"/>
+              <w:rPr>
+                <w:sz w:val="18"/>
+                <w:szCs w:val="18"/>
+              </w:rPr>
+            </w:pPr>
+            <w:r>
+              <w:rPr>
+                <w:sz w:val="18"/>
+                <w:szCs w:val="18"/>
+              </w:rPr>
+            </w:r>
+          </w:p>
+        </w:tc>
+        <w:tc>
+          <w:tcPr>
+            <w:tcW w:w="1200" w:type="dxa"/>
+            <w:vAlign w:val="center"/>
+          </w:tcPr>
+          <w:p>
+            <w:pPr>
+              <w:spacing w:line="259" w:lineRule="auto"/>
+              <w:ind w:right="-15"/>
+              <w:rPr>
+                <w:sz w:val="18"/>
+                <w:szCs w:val="18"/>
+              </w:rPr>
+            </w:pPr>
+            <w:r>
+              <w:rPr>
+                <w:sz w:val="18"/>
+                <w:szCs w:val="18"/>
+              </w:rPr>
+            </w:r>
+          </w:p>
+        </w:tc>
+        <w:tc>
+          <w:tcPr>
+            <w:tcW w:w="1560" w:type="dxa"/>
+            <w:vAlign w:val="center"/>
+          </w:tcPr>
+          <w:p>
+            <w:pPr>
+              <w:spacing w:line="259" w:lineRule="auto"/>
+              <w:ind w:right="-15"/>
+              <w:rPr>
+                <w:sz w:val="18"/>
+                <w:szCs w:val="18"/>
+              </w:rPr>
+            </w:pPr>
+            <w:r>
+              <w:rPr>
+                <w:sz w:val="18"/>
+                <w:szCs w:val="18"/>
+              </w:rPr>
+            </w:r>
+          </w:p>
+        </w:tc>
+        <w:tc>
+          <w:tcPr>
+            <w:tcW w:w="2805" w:type="dxa"/>
+            <w:vAlign w:val="center"/>
+          </w:tcPr>
+          <w:p>
+            <w:pPr>
+              <w:spacing w:line="259" w:lineRule="auto"/>
+              <w:ind w:right="-15"/>
+              <w:rPr>
+                <w:sz w:val="18"/>
+                <w:szCs w:val="18"/>
+              </w:rPr>
+            </w:pPr>
+            <w:r>
+              <w:rPr>
+                <w:sz w:val="18"/>
+                <w:szCs w:val="18"/>
+              </w:rPr>
+            </w:r>
+            <w:proofErr w:type="gramStart"/>
+            <w:proofErr w:type="gramEnd"/>
+          </w:p>
+        </w:tc>
+      </w:tr>
+      <w:tr>
+        <w:trPr>
+          <w:trHeight w:val="1266"/>
+        </w:trPr>
+        <w:tc>
+          <w:tcPr>
+            <w:tcW w:w="2220" w:type="dxa"/>
+            <w:vAlign w:val="center"/>
+          </w:tcPr>
+          <w:p>
+            <w:pPr>
+              <w:spacing w:line="259" w:lineRule="auto"/>
+              <w:ind w:right="-15"/>
+              <w:rPr>
+                <w:sz w:val="18"/>
+                <w:szCs w:val="18"/>
+              </w:rPr>
+            </w:pPr>
+            <w:r>
+              <w:rPr>
+                <w:sz w:val="18"/>
+                <w:szCs w:val="18"/>
+              </w:rPr>
+              <w:t>90007-30009-47344</w:t>
+            </w:r>
+          </w:p>
+        </w:tc>
+        <w:tc>
+          <w:tcPr>
+            <w:tcW w:w="2295" w:type="dxa"/>
+            <w:vAlign w:val="center"/>
+          </w:tcPr>
+          <w:p>
+            <w:pPr>
+              <w:spacing w:line="259" w:lineRule="auto"/>
+              <w:ind w:right="-15"/>
+              <w:rPr>
+                <w:sz w:val="18"/>
+                <w:szCs w:val="18"/>
+              </w:rPr>
+            </w:pPr>
+            <w:r>
+              <w:rPr>
+                <w:sz w:val="18"/>
+                <w:szCs w:val="18"/>
+              </w:rPr>
+              <w:t>99000-00037-29503</w:t>
+            </w:r>
+          </w:p>
+        </w:tc>
+        <w:tc>
+          <w:tcPr>
+            <w:tcW w:w="1275" w:type="dxa"/>
+            <w:vAlign w:val="center"/>
+          </w:tcPr>
+          <w:p>
+            <w:pPr>
+              <w:spacing w:line="259" w:lineRule="auto"/>
+              <w:ind w:right="-15"/>
+              <w:rPr>
+                <w:sz w:val="18"/>
+                <w:szCs w:val="18"/>
+              </w:rPr>
+            </w:pPr>
+            <w:r>
+              <w:rPr>
+                <w:sz w:val="18"/>
+                <w:szCs w:val="18"/>
+              </w:rPr>
+            </w:r>
+          </w:p>
+        </w:tc>
+        <w:tc>
+          <w:tcPr>
+            <w:tcW w:w="2700" w:type="dxa"/>
+            <w:vAlign w:val="center"/>
+          </w:tcPr>
+          <w:p>
+            <w:pPr>
+              <w:spacing w:line="259" w:lineRule="auto"/>
+              <w:ind w:right="-15"/>
+              <w:rPr>
+                <w:sz w:val="18"/>
+                <w:szCs w:val="18"/>
+              </w:rPr>
+            </w:pPr>
+            <w:r>
+              <w:rPr>
+                <w:sz w:val="18"/>
+                <w:szCs w:val="18"/>
+              </w:rPr>
+              <w:t>品種：曼赤肯貓</w:t>
+            </w:r>
+          </w:p>
+          <w:p>
+            <w:pPr>
+              <w:spacing w:line="259" w:lineRule="auto"/>
+              <w:ind w:right="-15"/>
+              <w:rPr>
+                <w:sz w:val="18"/>
+                <w:szCs w:val="18"/>
+              </w:rPr>
+            </w:pPr>
+            <w:r>
+              <w:rPr>
+                <w:sz w:val="18"/>
+                <w:szCs w:val="18"/>
+              </w:rPr>
+              <w:t>毛色：</w:t>
+            </w:r>
+          </w:p>
+          <w:p>
+            <w:pPr>
+              <w:spacing w:line="259" w:lineRule="auto"/>
+              <w:ind w:right="-15"/>
+              <w:rPr>
+                <w:sz w:val="18"/>
+                <w:szCs w:val="18"/>
+              </w:rPr>
+            </w:pPr>
+            <w:r>
+              <w:rPr>
+                <w:sz w:val="18"/>
+                <w:szCs w:val="18"/>
+              </w:rPr>
+              <w:t>他場名稱：貓宅屋貓舍</w:t>
+            </w:r>
+            <w:proofErr w:type="gramStart"/>
+            <w:proofErr w:type="gramEnd"/>
+          </w:p>
+          <w:p>
+            <w:pPr>
+              <w:spacing w:line="259" w:lineRule="auto"/>
+              <w:ind w:right="-15"/>
+              <w:rPr>
+                <w:sz w:val="18"/>
+                <w:szCs w:val="18"/>
+              </w:rPr>
+            </w:pPr>
+            <w:r>
+              <w:rPr>
+                <w:sz w:val="18"/>
+                <w:szCs w:val="18"/>
+              </w:rPr>
+              <w:t>他場特寵業繁字號：</w:t>
+            </w:r>
+            <w:proofErr w:type="gramStart"/>
+            <w:proofErr w:type="gramEnd"/>
+          </w:p>
+        </w:tc>
+        <w:tc>
+          <w:tcPr>
+            <w:tcW w:w="1215" w:type="dxa"/>
+            <w:vAlign w:val="center"/>
+          </w:tcPr>
+          <w:p>
+            <w:pPr>
+              <w:spacing w:line="259" w:lineRule="auto"/>
+              <w:ind w:right="-15"/>
+              <w:jc w:val="center"/>
+              <w:rPr>
+                <w:sz w:val="18"/>
+                <w:szCs w:val="18"/>
+              </w:rPr>
+            </w:pPr>
+            <w:r>
+              <w:rPr>
+                <w:sz w:val="18"/>
+                <w:szCs w:val="18"/>
+              </w:rPr>
+            </w:r>
+          </w:p>
+        </w:tc>
+        <w:tc>
+          <w:tcPr>
+            <w:tcW w:w="1200" w:type="dxa"/>
+            <w:vAlign w:val="center"/>
+          </w:tcPr>
+          <w:p>
+            <w:pPr>
+              <w:spacing w:line="259" w:lineRule="auto"/>
+              <w:ind w:right="-15"/>
+              <w:rPr>
+                <w:sz w:val="18"/>
+                <w:szCs w:val="18"/>
+              </w:rPr>
+            </w:pPr>
+            <w:r>
+              <w:rPr>
+                <w:sz w:val="18"/>
+                <w:szCs w:val="18"/>
+              </w:rPr>
+            </w:r>
+          </w:p>
+        </w:tc>
+        <w:tc>
+          <w:tcPr>
+            <w:tcW w:w="1560" w:type="dxa"/>
+            <w:vAlign w:val="center"/>
+          </w:tcPr>
+          <w:p>
+            <w:pPr>
+              <w:spacing w:line="259" w:lineRule="auto"/>
+              <w:ind w:right="-15"/>
+              <w:rPr>
+                <w:sz w:val="18"/>
+                <w:szCs w:val="18"/>
+              </w:rPr>
+            </w:pPr>
+            <w:r>
+              <w:rPr>
+                <w:sz w:val="18"/>
+                <w:szCs w:val="18"/>
+              </w:rPr>
+            </w:r>
+          </w:p>
+        </w:tc>
+        <w:tc>
+          <w:tcPr>
+            <w:tcW w:w="2805" w:type="dxa"/>
+            <w:vAlign w:val="center"/>
+          </w:tcPr>
+          <w:p>
+            <w:pPr>
+              <w:spacing w:line="259" w:lineRule="auto"/>
+              <w:ind w:right="-15"/>
+              <w:rPr>
+                <w:sz w:val="18"/>
+                <w:szCs w:val="18"/>
+              </w:rPr>
+            </w:pPr>
+            <w:r>
+              <w:rPr>
+                <w:sz w:val="18"/>
+                <w:szCs w:val="18"/>
+              </w:rPr>
+            </w:r>
+            <w:proofErr w:type="gramStart"/>
+            <w:proofErr w:type="gramEnd"/>
+          </w:p>
+        </w:tc>
+      </w:tr>
+      <w:tr>
+        <w:trPr>
+          <w:trHeight w:val="1266"/>
+        </w:trPr>
+        <w:tc>
+          <w:tcPr>
+            <w:tcW w:w="2220" w:type="dxa"/>
+            <w:vAlign w:val="center"/>
+          </w:tcPr>
+          <w:p>
+            <w:pPr>
+              <w:spacing w:line="259" w:lineRule="auto"/>
+              <w:ind w:right="-15"/>
+              <w:rPr>
+                <w:sz w:val="18"/>
+                <w:szCs w:val="18"/>
+              </w:rPr>
+            </w:pPr>
+            <w:r>
+              <w:rPr>
+                <w:sz w:val="18"/>
+                <w:szCs w:val="18"/>
+              </w:rPr>
+              <w:t>90007-30010-84450</w:t>
+            </w:r>
+          </w:p>
+        </w:tc>
+        <w:tc>
+          <w:tcPr>
+            <w:tcW w:w="2295" w:type="dxa"/>
+            <w:vAlign w:val="center"/>
+          </w:tcPr>
+          <w:p>
+            <w:pPr>
+              <w:spacing w:line="259" w:lineRule="auto"/>
+              <w:ind w:right="-15"/>
+              <w:rPr>
+                <w:sz w:val="18"/>
+                <w:szCs w:val="18"/>
+              </w:rPr>
+            </w:pPr>
+            <w:r>
+              <w:rPr>
+                <w:sz w:val="18"/>
+                <w:szCs w:val="18"/>
+              </w:rPr>
+              <w:t>90007-30009-25906</w:t>
+            </w:r>
+          </w:p>
+        </w:tc>
+        <w:tc>
+          <w:tcPr>
+            <w:tcW w:w="1275" w:type="dxa"/>
+            <w:vAlign w:val="center"/>
+          </w:tcPr>
+          <w:p>
+            <w:pPr>
+              <w:spacing w:line="259" w:lineRule="auto"/>
+              <w:ind w:right="-15"/>
+              <w:rPr>
+                <w:sz w:val="18"/>
+                <w:szCs w:val="18"/>
+              </w:rPr>
+            </w:pPr>
+            <w:r>
+              <w:rPr>
+                <w:sz w:val="18"/>
+                <w:szCs w:val="18"/>
+              </w:rPr>
+            </w:r>
+          </w:p>
+        </w:tc>
+        <w:tc>
+          <w:tcPr>
+            <w:tcW w:w="2700" w:type="dxa"/>
+            <w:vAlign w:val="center"/>
+          </w:tcPr>
+          <w:p>
+            <w:pPr>
+              <w:spacing w:line="259" w:lineRule="auto"/>
+              <w:ind w:right="-15"/>
+              <w:rPr>
+                <w:sz w:val="18"/>
+                <w:szCs w:val="18"/>
+              </w:rPr>
+            </w:pPr>
+            <w:r>
+              <w:rPr>
+                <w:sz w:val="18"/>
+                <w:szCs w:val="18"/>
+              </w:rPr>
+              <w:t>品種：英國長毛貓</w:t>
+            </w:r>
+          </w:p>
+          <w:p>
+            <w:pPr>
+              <w:spacing w:line="259" w:lineRule="auto"/>
+              <w:ind w:right="-15"/>
+              <w:rPr>
+                <w:sz w:val="18"/>
+                <w:szCs w:val="18"/>
+              </w:rPr>
+            </w:pPr>
+            <w:r>
+              <w:rPr>
+                <w:sz w:val="18"/>
+                <w:szCs w:val="18"/>
+              </w:rPr>
+              <w:t>毛色：</w:t>
+            </w:r>
+          </w:p>
+          <w:p>
+            <w:pPr>
+              <w:spacing w:line="259" w:lineRule="auto"/>
+              <w:ind w:right="-15"/>
+              <w:rPr>
+                <w:sz w:val="18"/>
+                <w:szCs w:val="18"/>
+              </w:rPr>
+            </w:pPr>
+            <w:r>
+              <w:rPr>
+                <w:sz w:val="18"/>
+                <w:szCs w:val="18"/>
+              </w:rPr>
+              <w:t>他場名稱：盈芳湖內貓舍</w:t>
+            </w:r>
+            <w:proofErr w:type="gramStart"/>
+            <w:proofErr w:type="gramEnd"/>
+          </w:p>
+          <w:p>
+            <w:pPr>
+              <w:spacing w:line="259" w:lineRule="auto"/>
+              <w:ind w:right="-15"/>
+              <w:rPr>
+                <w:sz w:val="18"/>
+                <w:szCs w:val="18"/>
+              </w:rPr>
+            </w:pPr>
+            <w:r>
+              <w:rPr>
+                <w:sz w:val="18"/>
+                <w:szCs w:val="18"/>
+              </w:rPr>
+              <w:t>他場特寵業繁字號：</w:t>
+            </w:r>
+            <w:proofErr w:type="gramStart"/>
+            <w:proofErr w:type="gramEnd"/>
+          </w:p>
+        </w:tc>
+        <w:tc>
+          <w:tcPr>
+            <w:tcW w:w="1215" w:type="dxa"/>
+            <w:vAlign w:val="center"/>
+          </w:tcPr>
+          <w:p>
+            <w:pPr>
+              <w:spacing w:line="259" w:lineRule="auto"/>
+              <w:ind w:right="-15"/>
+              <w:jc w:val="center"/>
+              <w:rPr>
+                <w:sz w:val="18"/>
+                <w:szCs w:val="18"/>
+              </w:rPr>
+            </w:pPr>
+            <w:r>
+              <w:rPr>
+                <w:sz w:val="18"/>
+                <w:szCs w:val="18"/>
+              </w:rPr>
+            </w:r>
+          </w:p>
+        </w:tc>
+        <w:tc>
+          <w:tcPr>
+            <w:tcW w:w="1200" w:type="dxa"/>
+            <w:vAlign w:val="center"/>
+          </w:tcPr>
+          <w:p>
+            <w:pPr>
+              <w:spacing w:line="259" w:lineRule="auto"/>
+              <w:ind w:right="-15"/>
+              <w:rPr>
+                <w:sz w:val="18"/>
+                <w:szCs w:val="18"/>
+              </w:rPr>
+            </w:pPr>
+            <w:r>
+              <w:rPr>
+                <w:sz w:val="18"/>
+                <w:szCs w:val="18"/>
+              </w:rPr>
+            </w:r>
+          </w:p>
+        </w:tc>
+        <w:tc>
+          <w:tcPr>
+            <w:tcW w:w="1560" w:type="dxa"/>
+            <w:vAlign w:val="center"/>
+          </w:tcPr>
+          <w:p>
+            <w:pPr>
+              <w:spacing w:line="259" w:lineRule="auto"/>
+              <w:ind w:right="-15"/>
+              <w:rPr>
+                <w:sz w:val="18"/>
+                <w:szCs w:val="18"/>
+              </w:rPr>
+            </w:pPr>
+            <w:r>
+              <w:rPr>
+                <w:sz w:val="18"/>
+                <w:szCs w:val="18"/>
+              </w:rPr>
+            </w:r>
+          </w:p>
+        </w:tc>
+        <w:tc>
+          <w:tcPr>
+            <w:tcW w:w="2805" w:type="dxa"/>
+            <w:vAlign w:val="center"/>
+          </w:tcPr>
+          <w:p>
+            <w:pPr>
+              <w:spacing w:line="259" w:lineRule="auto"/>
+              <w:ind w:right="-15"/>
+              <w:rPr>
+                <w:sz w:val="18"/>
+                <w:szCs w:val="18"/>
+              </w:rPr>
+            </w:pPr>
+            <w:r>
+              <w:rPr>
+                <w:sz w:val="18"/>
+                <w:szCs w:val="18"/>
+              </w:rPr>
+            </w:r>
+            <w:proofErr w:type="gramStart"/>
+            <w:proofErr w:type="gramEnd"/>
+          </w:p>
+        </w:tc>
+      </w:tr>
+      <w:tr>
+        <w:trPr>
+          <w:trHeight w:val="1266"/>
+        </w:trPr>
+        <w:tc>
+          <w:tcPr>
+            <w:tcW w:w="2220" w:type="dxa"/>
+            <w:vAlign w:val="center"/>
+          </w:tcPr>
+          <w:p>
+            <w:pPr>
+              <w:spacing w:line="259" w:lineRule="auto"/>
+              <w:ind w:right="-15"/>
+              <w:rPr>
+                <w:sz w:val="18"/>
+                <w:szCs w:val="18"/>
+              </w:rPr>
+            </w:pPr>
+            <w:r>
+              <w:rPr>
+                <w:sz w:val="18"/>
+                <w:szCs w:val="18"/>
+              </w:rPr>
+              <w:t>90007-30010-84451</w:t>
+            </w:r>
+          </w:p>
+        </w:tc>
+        <w:tc>
+          <w:tcPr>
+            <w:tcW w:w="2295" w:type="dxa"/>
+            <w:vAlign w:val="center"/>
+          </w:tcPr>
+          <w:p>
+            <w:pPr>
+              <w:spacing w:line="259" w:lineRule="auto"/>
+              <w:ind w:right="-15"/>
+              <w:rPr>
+                <w:sz w:val="18"/>
+                <w:szCs w:val="18"/>
+              </w:rPr>
+            </w:pPr>
+            <w:r>
+              <w:rPr>
+                <w:sz w:val="18"/>
+                <w:szCs w:val="18"/>
+              </w:rPr>
+              <w:t>90007-30009-25906</w:t>
+            </w:r>
+          </w:p>
+        </w:tc>
+        <w:tc>
+          <w:tcPr>
+            <w:tcW w:w="1275" w:type="dxa"/>
+            <w:vAlign w:val="center"/>
+          </w:tcPr>
+          <w:p>
+            <w:pPr>
+              <w:spacing w:line="259" w:lineRule="auto"/>
+              <w:ind w:right="-15"/>
+              <w:rPr>
+                <w:sz w:val="18"/>
+                <w:szCs w:val="18"/>
+              </w:rPr>
+            </w:pPr>
+            <w:r>
+              <w:rPr>
+                <w:sz w:val="18"/>
+                <w:szCs w:val="18"/>
+              </w:rPr>
+            </w:r>
+          </w:p>
+        </w:tc>
+        <w:tc>
+          <w:tcPr>
+            <w:tcW w:w="2700" w:type="dxa"/>
+            <w:vAlign w:val="center"/>
+          </w:tcPr>
+          <w:p>
+            <w:pPr>
+              <w:spacing w:line="259" w:lineRule="auto"/>
+              <w:ind w:right="-15"/>
+              <w:rPr>
+                <w:sz w:val="18"/>
+                <w:szCs w:val="18"/>
+              </w:rPr>
+            </w:pPr>
+            <w:r>
+              <w:rPr>
+                <w:sz w:val="18"/>
+                <w:szCs w:val="18"/>
+              </w:rPr>
+              <w:t>品種：英國長毛貓</w:t>
+            </w:r>
+          </w:p>
+          <w:p>
+            <w:pPr>
+              <w:spacing w:line="259" w:lineRule="auto"/>
+              <w:ind w:right="-15"/>
+              <w:rPr>
+                <w:sz w:val="18"/>
+                <w:szCs w:val="18"/>
+              </w:rPr>
+            </w:pPr>
+            <w:r>
+              <w:rPr>
+                <w:sz w:val="18"/>
+                <w:szCs w:val="18"/>
+              </w:rPr>
+              <w:t>毛色：</w:t>
+            </w:r>
+          </w:p>
+          <w:p>
+            <w:pPr>
+              <w:spacing w:line="259" w:lineRule="auto"/>
+              <w:ind w:right="-15"/>
+              <w:rPr>
+                <w:sz w:val="18"/>
+                <w:szCs w:val="18"/>
+              </w:rPr>
+            </w:pPr>
+            <w:r>
+              <w:rPr>
+                <w:sz w:val="18"/>
+                <w:szCs w:val="18"/>
+              </w:rPr>
+              <w:t>他場名稱：盈芳湖內貓舍</w:t>
+            </w:r>
+            <w:proofErr w:type="gramStart"/>
+            <w:proofErr w:type="gramEnd"/>
+          </w:p>
+          <w:p>
+            <w:pPr>
+              <w:spacing w:line="259" w:lineRule="auto"/>
+              <w:ind w:right="-15"/>
+              <w:rPr>
+                <w:sz w:val="18"/>
+                <w:szCs w:val="18"/>
+              </w:rPr>
+            </w:pPr>
+            <w:r>
+              <w:rPr>
+                <w:sz w:val="18"/>
+                <w:szCs w:val="18"/>
+              </w:rPr>
+              <w:t>他場特寵業繁字號：</w:t>
+            </w:r>
+            <w:proofErr w:type="gramStart"/>
+            <w:proofErr w:type="gramEnd"/>
+          </w:p>
+        </w:tc>
+        <w:tc>
+          <w:tcPr>
+            <w:tcW w:w="1215" w:type="dxa"/>
+            <w:vAlign w:val="center"/>
+          </w:tcPr>
+          <w:p>
+            <w:pPr>
+              <w:spacing w:line="259" w:lineRule="auto"/>
+              <w:ind w:right="-15"/>
+              <w:jc w:val="center"/>
+              <w:rPr>
+                <w:sz w:val="18"/>
+                <w:szCs w:val="18"/>
+              </w:rPr>
+            </w:pPr>
+            <w:r>
+              <w:rPr>
+                <w:sz w:val="18"/>
+                <w:szCs w:val="18"/>
+              </w:rPr>
+            </w:r>
+          </w:p>
+        </w:tc>
+        <w:tc>
+          <w:tcPr>
+            <w:tcW w:w="1200" w:type="dxa"/>
+            <w:vAlign w:val="center"/>
+          </w:tcPr>
+          <w:p>
+            <w:pPr>
+              <w:spacing w:line="259" w:lineRule="auto"/>
+              <w:ind w:right="-15"/>
+              <w:rPr>
+                <w:sz w:val="18"/>
+                <w:szCs w:val="18"/>
+              </w:rPr>
+            </w:pPr>
+            <w:r>
+              <w:rPr>
+                <w:sz w:val="18"/>
+                <w:szCs w:val="18"/>
+              </w:rPr>
+            </w:r>
+          </w:p>
+        </w:tc>
+        <w:tc>
+          <w:tcPr>
+            <w:tcW w:w="1560" w:type="dxa"/>
+            <w:vAlign w:val="center"/>
+          </w:tcPr>
+          <w:p>
+            <w:pPr>
+              <w:spacing w:line="259" w:lineRule="auto"/>
+              <w:ind w:right="-15"/>
+              <w:rPr>
+                <w:sz w:val="18"/>
+                <w:szCs w:val="18"/>
+              </w:rPr>
+            </w:pPr>
+            <w:r>
+              <w:rPr>
+                <w:sz w:val="18"/>
+                <w:szCs w:val="18"/>
+              </w:rPr>
+            </w:r>
+          </w:p>
+        </w:tc>
+        <w:tc>
+          <w:tcPr>
+            <w:tcW w:w="2805" w:type="dxa"/>
+            <w:vAlign w:val="center"/>
+          </w:tcPr>
+          <w:p>
+            <w:pPr>
+              <w:spacing w:line="259" w:lineRule="auto"/>
+              <w:ind w:right="-15"/>
+              <w:rPr>
+                <w:sz w:val="18"/>
+                <w:szCs w:val="18"/>
+              </w:rPr>
+            </w:pPr>
+            <w:r>
+              <w:rPr>
+                <w:sz w:val="18"/>
+                <w:szCs w:val="18"/>
+              </w:rPr>
+            </w:r>
+            <w:proofErr w:type="gramStart"/>
+            <w:proofErr w:type="gramEnd"/>
+          </w:p>
+        </w:tc>
+      </w:tr>
+      <w:tr>
+        <w:trPr>
+          <w:trHeight w:val="1266"/>
+        </w:trPr>
+        <w:tc>
+          <w:tcPr>
+            <w:tcW w:w="2220" w:type="dxa"/>
+            <w:vAlign w:val="center"/>
+          </w:tcPr>
+          <w:p>
+            <w:pPr>
+              <w:spacing w:line="259" w:lineRule="auto"/>
+              <w:ind w:right="-15"/>
+              <w:rPr>
+                <w:sz w:val="18"/>
+                <w:szCs w:val="18"/>
+              </w:rPr>
+            </w:pPr>
+            <w:r>
+              <w:rPr>
+                <w:sz w:val="18"/>
+                <w:szCs w:val="18"/>
+              </w:rPr>
+              <w:t>90007-30010-84453</w:t>
+            </w:r>
+          </w:p>
+        </w:tc>
+        <w:tc>
+          <w:tcPr>
+            <w:tcW w:w="2295" w:type="dxa"/>
+            <w:vAlign w:val="center"/>
+          </w:tcPr>
+          <w:p>
+            <w:pPr>
+              <w:spacing w:line="259" w:lineRule="auto"/>
+              <w:ind w:right="-15"/>
+              <w:rPr>
+                <w:sz w:val="18"/>
+                <w:szCs w:val="18"/>
+              </w:rPr>
+            </w:pPr>
+            <w:r>
+              <w:rPr>
+                <w:sz w:val="18"/>
+                <w:szCs w:val="18"/>
+              </w:rPr>
+              <w:t>90007-30009-25906</w:t>
+            </w:r>
+          </w:p>
+        </w:tc>
+        <w:tc>
+          <w:tcPr>
+            <w:tcW w:w="1275" w:type="dxa"/>
+            <w:vAlign w:val="center"/>
+          </w:tcPr>
+          <w:p>
+            <w:pPr>
+              <w:spacing w:line="259" w:lineRule="auto"/>
+              <w:ind w:right="-15"/>
+              <w:rPr>
+                <w:sz w:val="18"/>
+                <w:szCs w:val="18"/>
+              </w:rPr>
+            </w:pPr>
+            <w:r>
+              <w:rPr>
+                <w:sz w:val="18"/>
+                <w:szCs w:val="18"/>
+              </w:rPr>
+            </w:r>
+          </w:p>
+        </w:tc>
+        <w:tc>
+          <w:tcPr>
+            <w:tcW w:w="2700" w:type="dxa"/>
+            <w:vAlign w:val="center"/>
+          </w:tcPr>
+          <w:p>
+            <w:pPr>
+              <w:spacing w:line="259" w:lineRule="auto"/>
+              <w:ind w:right="-15"/>
+              <w:rPr>
+                <w:sz w:val="18"/>
+                <w:szCs w:val="18"/>
+              </w:rPr>
+            </w:pPr>
+            <w:r>
+              <w:rPr>
+                <w:sz w:val="18"/>
+                <w:szCs w:val="18"/>
+              </w:rPr>
+              <w:t>品種：英國短毛貓</w:t>
+            </w:r>
+          </w:p>
+          <w:p>
+            <w:pPr>
+              <w:spacing w:line="259" w:lineRule="auto"/>
+              <w:ind w:right="-15"/>
+              <w:rPr>
+                <w:sz w:val="18"/>
+                <w:szCs w:val="18"/>
+              </w:rPr>
+            </w:pPr>
+            <w:r>
+              <w:rPr>
+                <w:sz w:val="18"/>
+                <w:szCs w:val="18"/>
+              </w:rPr>
+              <w:t>毛色：</w:t>
+            </w:r>
+          </w:p>
+          <w:p>
+            <w:pPr>
+              <w:spacing w:line="259" w:lineRule="auto"/>
+              <w:ind w:right="-15"/>
+              <w:rPr>
+                <w:sz w:val="18"/>
+                <w:szCs w:val="18"/>
+              </w:rPr>
+            </w:pPr>
+            <w:r>
+              <w:rPr>
+                <w:sz w:val="18"/>
+                <w:szCs w:val="18"/>
+              </w:rPr>
+              <w:t>他場名稱：盈芳湖內貓舍</w:t>
+            </w:r>
+            <w:proofErr w:type="gramStart"/>
+            <w:proofErr w:type="gramEnd"/>
+          </w:p>
+          <w:p>
+            <w:pPr>
+              <w:spacing w:line="259" w:lineRule="auto"/>
+              <w:ind w:right="-15"/>
+              <w:rPr>
+                <w:sz w:val="18"/>
+                <w:szCs w:val="18"/>
+              </w:rPr>
+            </w:pPr>
+            <w:r>
+              <w:rPr>
+                <w:sz w:val="18"/>
+                <w:szCs w:val="18"/>
+              </w:rPr>
+              <w:t>他場特寵業繁字號：</w:t>
+            </w:r>
+            <w:proofErr w:type="gramStart"/>
+            <w:proofErr w:type="gramEnd"/>
+          </w:p>
+        </w:tc>
+        <w:tc>
+          <w:tcPr>
+            <w:tcW w:w="1215" w:type="dxa"/>
+            <w:vAlign w:val="center"/>
+          </w:tcPr>
+          <w:p>
+            <w:pPr>
+              <w:spacing w:line="259" w:lineRule="auto"/>
+              <w:ind w:right="-15"/>
+              <w:jc w:val="center"/>
+              <w:rPr>
+                <w:sz w:val="18"/>
+                <w:szCs w:val="18"/>
+              </w:rPr>
+            </w:pPr>
+            <w:r>
+              <w:rPr>
+                <w:sz w:val="18"/>
+                <w:szCs w:val="18"/>
+              </w:rPr>
+            </w:r>
+          </w:p>
+        </w:tc>
+        <w:tc>
+          <w:tcPr>
+            <w:tcW w:w="1200" w:type="dxa"/>
+            <w:vAlign w:val="center"/>
+          </w:tcPr>
+          <w:p>
+            <w:pPr>
+              <w:spacing w:line="259" w:lineRule="auto"/>
+              <w:ind w:right="-15"/>
+              <w:rPr>
+                <w:sz w:val="18"/>
+                <w:szCs w:val="18"/>
+              </w:rPr>
+            </w:pPr>
+            <w:r>
+              <w:rPr>
+                <w:sz w:val="18"/>
+                <w:szCs w:val="18"/>
+              </w:rPr>
+            </w:r>
+          </w:p>
+        </w:tc>
+        <w:tc>
+          <w:tcPr>
+            <w:tcW w:w="1560" w:type="dxa"/>
+            <w:vAlign w:val="center"/>
+          </w:tcPr>
+          <w:p>
+            <w:pPr>
+              <w:spacing w:line="259" w:lineRule="auto"/>
+              <w:ind w:right="-15"/>
+              <w:rPr>
+                <w:sz w:val="18"/>
+                <w:szCs w:val="18"/>
+              </w:rPr>
+            </w:pPr>
+            <w:r>
+              <w:rPr>
+                <w:sz w:val="18"/>
+                <w:szCs w:val="18"/>
+              </w:rPr>
+            </w:r>
+          </w:p>
+        </w:tc>
+        <w:tc>
+          <w:tcPr>
+            <w:tcW w:w="2805" w:type="dxa"/>
+            <w:vAlign w:val="center"/>
+          </w:tcPr>
+          <w:p>
+            <w:pPr>
+              <w:spacing w:line="259" w:lineRule="auto"/>
+              <w:ind w:right="-15"/>
+              <w:rPr>
+                <w:sz w:val="18"/>
+                <w:szCs w:val="18"/>
+              </w:rPr>
+            </w:pPr>
+            <w:r>
+              <w:rPr>
+                <w:sz w:val="18"/>
+                <w:szCs w:val="18"/>
+              </w:rPr>
+            </w:r>
+            <w:proofErr w:type="gramStart"/>
+            <w:proofErr w:type="gramEnd"/>
+          </w:p>
+        </w:tc>
+      </w:tr>
+      <w:tr>
+        <w:trPr>
+          <w:trHeight w:val="1266"/>
+        </w:trPr>
+        <w:tc>
+          <w:tcPr>
+            <w:tcW w:w="2220" w:type="dxa"/>
+            <w:vAlign w:val="center"/>
+          </w:tcPr>
+          <w:p>
+            <w:pPr>
+              <w:spacing w:line="259" w:lineRule="auto"/>
+              <w:ind w:right="-15"/>
+              <w:rPr>
+                <w:sz w:val="18"/>
+                <w:szCs w:val="18"/>
+              </w:rPr>
+            </w:pPr>
+            <w:r>
+              <w:rPr>
+                <w:sz w:val="18"/>
+                <w:szCs w:val="18"/>
+              </w:rPr>
+              <w:t>90007-30009-25906</w:t>
+            </w:r>
+          </w:p>
+        </w:tc>
+        <w:tc>
+          <w:tcPr>
+            <w:tcW w:w="2295" w:type="dxa"/>
+            <w:vAlign w:val="center"/>
+          </w:tcPr>
+          <w:p>
+            <w:pPr>
+              <w:spacing w:line="259" w:lineRule="auto"/>
+              <w:ind w:right="-15"/>
+              <w:rPr>
+                <w:sz w:val="18"/>
+                <w:szCs w:val="18"/>
+              </w:rPr>
+            </w:pPr>
+            <w:r>
+              <w:rPr>
+                <w:sz w:val="18"/>
+                <w:szCs w:val="18"/>
+              </w:rPr>
+              <w:t>90023-98777-75100</w:t>
+            </w:r>
+          </w:p>
+        </w:tc>
+        <w:tc>
+          <w:tcPr>
+            <w:tcW w:w="1275" w:type="dxa"/>
+            <w:vAlign w:val="center"/>
+          </w:tcPr>
+          <w:p>
+            <w:pPr>
+              <w:spacing w:line="259" w:lineRule="auto"/>
+              <w:ind w:right="-15"/>
+              <w:rPr>
+                <w:sz w:val="18"/>
+                <w:szCs w:val="18"/>
+              </w:rPr>
+            </w:pPr>
+            <w:r>
+              <w:rPr>
+                <w:sz w:val="18"/>
+                <w:szCs w:val="18"/>
+              </w:rPr>
+            </w:r>
+          </w:p>
+        </w:tc>
+        <w:tc>
+          <w:tcPr>
+            <w:tcW w:w="2700" w:type="dxa"/>
+            <w:vAlign w:val="center"/>
+          </w:tcPr>
+          <w:p>
+            <w:pPr>
+              <w:spacing w:line="259" w:lineRule="auto"/>
+              <w:ind w:right="-15"/>
+              <w:rPr>
+                <w:sz w:val="18"/>
+                <w:szCs w:val="18"/>
+              </w:rPr>
+            </w:pPr>
+            <w:r>
+              <w:rPr>
+                <w:sz w:val="18"/>
+                <w:szCs w:val="18"/>
+              </w:rPr>
+              <w:t>品種：小步舞曲(拿破崙短腿貓)</w:t>
+            </w:r>
+          </w:p>
+          <w:p>
+            <w:pPr>
+              <w:spacing w:line="259" w:lineRule="auto"/>
+              <w:ind w:right="-15"/>
+              <w:rPr>
+                <w:sz w:val="18"/>
+                <w:szCs w:val="18"/>
+              </w:rPr>
+            </w:pPr>
+            <w:r>
+              <w:rPr>
+                <w:sz w:val="18"/>
+                <w:szCs w:val="18"/>
+              </w:rPr>
+              <w:t>毛色：</w:t>
+            </w:r>
+          </w:p>
+          <w:p>
+            <w:pPr>
+              <w:spacing w:line="259" w:lineRule="auto"/>
+              <w:ind w:right="-15"/>
+              <w:rPr>
+                <w:sz w:val="18"/>
+                <w:szCs w:val="18"/>
+              </w:rPr>
+            </w:pPr>
+            <w:r>
+              <w:rPr>
+                <w:sz w:val="18"/>
+                <w:szCs w:val="18"/>
+              </w:rPr>
+              <w:t>他場名稱：盈芳貓舍</w:t>
+            </w:r>
+            <w:proofErr w:type="gramStart"/>
+            <w:proofErr w:type="gramEnd"/>
+          </w:p>
+          <w:p>
+            <w:pPr>
+              <w:spacing w:line="259" w:lineRule="auto"/>
+              <w:ind w:right="-15"/>
+              <w:rPr>
+                <w:sz w:val="18"/>
+                <w:szCs w:val="18"/>
+              </w:rPr>
+            </w:pPr>
+            <w:r>
+              <w:rPr>
+                <w:sz w:val="18"/>
+                <w:szCs w:val="18"/>
+              </w:rPr>
+              <w:t>他場特寵業繁字號：</w:t>
+            </w:r>
+            <w:proofErr w:type="gramStart"/>
+            <w:proofErr w:type="gramEnd"/>
+          </w:p>
+        </w:tc>
+        <w:tc>
+          <w:tcPr>
+            <w:tcW w:w="1215" w:type="dxa"/>
+            <w:vAlign w:val="center"/>
+          </w:tcPr>
+          <w:p>
+            <w:pPr>
+              <w:spacing w:line="259" w:lineRule="auto"/>
+              <w:ind w:right="-15"/>
+              <w:jc w:val="center"/>
+              <w:rPr>
+                <w:sz w:val="18"/>
+                <w:szCs w:val="18"/>
+              </w:rPr>
+            </w:pPr>
+            <w:r>
+              <w:rPr>
+                <w:sz w:val="18"/>
+                <w:szCs w:val="18"/>
+              </w:rPr>
+            </w:r>
+          </w:p>
+        </w:tc>
+        <w:tc>
+          <w:tcPr>
+            <w:tcW w:w="1200" w:type="dxa"/>
+            <w:vAlign w:val="center"/>
+          </w:tcPr>
+          <w:p>
+            <w:pPr>
+              <w:spacing w:line="259" w:lineRule="auto"/>
+              <w:ind w:right="-15"/>
+              <w:rPr>
+                <w:sz w:val="18"/>
+                <w:szCs w:val="18"/>
+              </w:rPr>
+            </w:pPr>
+            <w:r>
+              <w:rPr>
+                <w:sz w:val="18"/>
+                <w:szCs w:val="18"/>
+              </w:rPr>
+            </w:r>
+          </w:p>
+        </w:tc>
+        <w:tc>
+          <w:tcPr>
+            <w:tcW w:w="1560" w:type="dxa"/>
+            <w:vAlign w:val="center"/>
+          </w:tcPr>
+          <w:p>
+            <w:pPr>
+              <w:spacing w:line="259" w:lineRule="auto"/>
+              <w:ind w:right="-15"/>
+              <w:rPr>
+                <w:sz w:val="18"/>
+                <w:szCs w:val="18"/>
+              </w:rPr>
+            </w:pPr>
+            <w:r>
+              <w:rPr>
+                <w:sz w:val="18"/>
+                <w:szCs w:val="18"/>
+              </w:rPr>
+            </w:r>
+          </w:p>
+        </w:tc>
+        <w:tc>
+          <w:tcPr>
+            <w:tcW w:w="2805" w:type="dxa"/>
+            <w:vAlign w:val="center"/>
+          </w:tcPr>
+          <w:p>
+            <w:pPr>
+              <w:spacing w:line="259" w:lineRule="auto"/>
+              <w:ind w:right="-15"/>
+              <w:rPr>
+                <w:sz w:val="18"/>
+                <w:szCs w:val="18"/>
+              </w:rPr>
+            </w:pPr>
+            <w:r>
+              <w:rPr>
+                <w:sz w:val="18"/>
+                <w:szCs w:val="18"/>
+              </w:rPr>
+            </w:r>
+            <w:proofErr w:type="gramStart"/>
+            <w:proofErr w:type="gramEnd"/>
+          </w:p>
+        </w:tc>
+      </w:tr>
+      <w:tr>
+        <w:trPr>
+          <w:trHeight w:val="1266"/>
+        </w:trPr>
+        <w:tc>
+          <w:tcPr>
+            <w:tcW w:w="2220" w:type="dxa"/>
+            <w:vAlign w:val="center"/>
+          </w:tcPr>
+          <w:p>
+            <w:pPr>
+              <w:spacing w:line="259" w:lineRule="auto"/>
+              <w:ind w:right="-15"/>
+              <w:rPr>
+                <w:sz w:val="18"/>
+                <w:szCs w:val="18"/>
+              </w:rPr>
+            </w:pPr>
+            <w:r>
+              <w:rPr>
+                <w:sz w:val="18"/>
+                <w:szCs w:val="18"/>
+              </w:rPr>
+              <w:t>90007-30009-25931</w:t>
+            </w:r>
+          </w:p>
+        </w:tc>
+        <w:tc>
+          <w:tcPr>
+            <w:tcW w:w="2295" w:type="dxa"/>
+            <w:vAlign w:val="center"/>
+          </w:tcPr>
+          <w:p>
+            <w:pPr>
+              <w:spacing w:line="259" w:lineRule="auto"/>
+              <w:ind w:right="-15"/>
+              <w:rPr>
+                <w:sz w:val="18"/>
+                <w:szCs w:val="18"/>
+              </w:rPr>
+            </w:pPr>
+            <w:r>
+              <w:rPr>
+                <w:sz w:val="18"/>
+                <w:szCs w:val="18"/>
+              </w:rPr>
+              <w:t>90023-98777-75100</w:t>
+            </w:r>
+          </w:p>
+        </w:tc>
+        <w:tc>
+          <w:tcPr>
+            <w:tcW w:w="1275" w:type="dxa"/>
+            <w:vAlign w:val="center"/>
+          </w:tcPr>
+          <w:p>
+            <w:pPr>
+              <w:spacing w:line="259" w:lineRule="auto"/>
+              <w:ind w:right="-15"/>
+              <w:rPr>
+                <w:sz w:val="18"/>
+                <w:szCs w:val="18"/>
+              </w:rPr>
+            </w:pPr>
+            <w:r>
+              <w:rPr>
+                <w:sz w:val="18"/>
+                <w:szCs w:val="18"/>
+              </w:rPr>
+            </w:r>
+          </w:p>
+        </w:tc>
+        <w:tc>
+          <w:tcPr>
+            <w:tcW w:w="2700" w:type="dxa"/>
+            <w:vAlign w:val="center"/>
+          </w:tcPr>
+          <w:p>
+            <w:pPr>
+              <w:spacing w:line="259" w:lineRule="auto"/>
+              <w:ind w:right="-15"/>
+              <w:rPr>
+                <w:sz w:val="18"/>
+                <w:szCs w:val="18"/>
+              </w:rPr>
+            </w:pPr>
+            <w:r>
+              <w:rPr>
+                <w:sz w:val="18"/>
+                <w:szCs w:val="18"/>
+              </w:rPr>
+              <w:t>品種：小步舞曲(拿破崙短腿貓)</w:t>
+            </w:r>
+          </w:p>
+          <w:p>
+            <w:pPr>
+              <w:spacing w:line="259" w:lineRule="auto"/>
+              <w:ind w:right="-15"/>
+              <w:rPr>
+                <w:sz w:val="18"/>
+                <w:szCs w:val="18"/>
+              </w:rPr>
+            </w:pPr>
+            <w:r>
+              <w:rPr>
+                <w:sz w:val="18"/>
+                <w:szCs w:val="18"/>
+              </w:rPr>
+              <w:t>毛色：</w:t>
+            </w:r>
+          </w:p>
+          <w:p>
+            <w:pPr>
+              <w:spacing w:line="259" w:lineRule="auto"/>
+              <w:ind w:right="-15"/>
+              <w:rPr>
+                <w:sz w:val="18"/>
+                <w:szCs w:val="18"/>
+              </w:rPr>
+            </w:pPr>
+            <w:r>
+              <w:rPr>
+                <w:sz w:val="18"/>
+                <w:szCs w:val="18"/>
+              </w:rPr>
+              <w:t>他場名稱：盈芳貓舍</w:t>
+            </w:r>
+            <w:proofErr w:type="gramStart"/>
+            <w:proofErr w:type="gramEnd"/>
+          </w:p>
+          <w:p>
+            <w:pPr>
+              <w:spacing w:line="259" w:lineRule="auto"/>
+              <w:ind w:right="-15"/>
+              <w:rPr>
+                <w:sz w:val="18"/>
+                <w:szCs w:val="18"/>
+              </w:rPr>
+            </w:pPr>
+            <w:r>
+              <w:rPr>
+                <w:sz w:val="18"/>
+                <w:szCs w:val="18"/>
+              </w:rPr>
+              <w:t>他場特寵業繁字號：</w:t>
+            </w:r>
+            <w:proofErr w:type="gramStart"/>
+            <w:proofErr w:type="gramEnd"/>
+          </w:p>
+        </w:tc>
+        <w:tc>
+          <w:tcPr>
+            <w:tcW w:w="1215" w:type="dxa"/>
+            <w:vAlign w:val="center"/>
+          </w:tcPr>
+          <w:p>
+            <w:pPr>
+              <w:spacing w:line="259" w:lineRule="auto"/>
+              <w:ind w:right="-15"/>
+              <w:jc w:val="center"/>
+              <w:rPr>
+                <w:sz w:val="18"/>
+                <w:szCs w:val="18"/>
+              </w:rPr>
+            </w:pPr>
+            <w:r>
+              <w:rPr>
+                <w:sz w:val="18"/>
+                <w:szCs w:val="18"/>
+              </w:rPr>
+            </w:r>
+          </w:p>
+        </w:tc>
+        <w:tc>
+          <w:tcPr>
+            <w:tcW w:w="1200" w:type="dxa"/>
+            <w:vAlign w:val="center"/>
+          </w:tcPr>
+          <w:p>
+            <w:pPr>
+              <w:spacing w:line="259" w:lineRule="auto"/>
+              <w:ind w:right="-15"/>
+              <w:rPr>
+                <w:sz w:val="18"/>
+                <w:szCs w:val="18"/>
+              </w:rPr>
+            </w:pPr>
+            <w:r>
+              <w:rPr>
+                <w:sz w:val="18"/>
+                <w:szCs w:val="18"/>
+              </w:rPr>
+            </w:r>
+          </w:p>
+        </w:tc>
+        <w:tc>
+          <w:tcPr>
+            <w:tcW w:w="1560" w:type="dxa"/>
+            <w:vAlign w:val="center"/>
+          </w:tcPr>
+          <w:p>
+            <w:pPr>
+              <w:spacing w:line="259" w:lineRule="auto"/>
+              <w:ind w:right="-15"/>
+              <w:rPr>
+                <w:sz w:val="18"/>
+                <w:szCs w:val="18"/>
+              </w:rPr>
+            </w:pPr>
+            <w:r>
+              <w:rPr>
+                <w:sz w:val="18"/>
+                <w:szCs w:val="18"/>
+              </w:rPr>
+            </w:r>
+          </w:p>
+        </w:tc>
+        <w:tc>
+          <w:tcPr>
+            <w:tcW w:w="2805" w:type="dxa"/>
+            <w:vAlign w:val="center"/>
+          </w:tcPr>
+          <w:p>
+            <w:pPr>
+              <w:spacing w:line="259" w:lineRule="auto"/>
+              <w:ind w:right="-15"/>
+              <w:rPr>
+                <w:sz w:val="18"/>
+                <w:szCs w:val="18"/>
+              </w:rPr>
+            </w:pPr>
+            <w:r>
+              <w:rPr>
+                <w:sz w:val="18"/>
+                <w:szCs w:val="18"/>
+              </w:rPr>
+            </w:r>
+            <w:proofErr w:type="gramStart"/>
+            <w:proofErr w:type="gramEnd"/>
+          </w:p>
+        </w:tc>
+      </w:tr>
+      <w:tr>
+        <w:trPr>
+          <w:trHeight w:val="1266"/>
+        </w:trPr>
+        <w:tc>
+          <w:tcPr>
+            <w:tcW w:w="2220" w:type="dxa"/>
+            <w:vAlign w:val="center"/>
+          </w:tcPr>
+          <w:p>
+            <w:pPr>
+              <w:spacing w:line="259" w:lineRule="auto"/>
+              <w:ind w:right="-15"/>
+              <w:rPr>
+                <w:sz w:val="18"/>
+                <w:szCs w:val="18"/>
+              </w:rPr>
+            </w:pPr>
+            <w:r>
+              <w:rPr>
+                <w:sz w:val="18"/>
+                <w:szCs w:val="18"/>
+              </w:rPr>
+              <w:t>90007-30003-53343</w:t>
+            </w:r>
+          </w:p>
+        </w:tc>
+        <w:tc>
+          <w:tcPr>
+            <w:tcW w:w="2295" w:type="dxa"/>
+            <w:vAlign w:val="center"/>
+          </w:tcPr>
+          <w:p>
+            <w:pPr>
+              <w:spacing w:line="259" w:lineRule="auto"/>
+              <w:ind w:right="-15"/>
+              <w:rPr>
+                <w:sz w:val="18"/>
+                <w:szCs w:val="18"/>
+              </w:rPr>
+            </w:pPr>
+            <w:r>
+              <w:rPr>
+                <w:sz w:val="18"/>
+                <w:szCs w:val="18"/>
+              </w:rPr>
+              <w:t>99200-73000-85012</w:t>
+            </w:r>
+          </w:p>
+        </w:tc>
+        <w:tc>
+          <w:tcPr>
+            <w:tcW w:w="1275" w:type="dxa"/>
+            <w:vAlign w:val="center"/>
+          </w:tcPr>
+          <w:p>
+            <w:pPr>
+              <w:spacing w:line="259" w:lineRule="auto"/>
+              <w:ind w:right="-15"/>
+              <w:rPr>
+                <w:sz w:val="18"/>
+                <w:szCs w:val="18"/>
+              </w:rPr>
+            </w:pPr>
+            <w:r>
+              <w:rPr>
+                <w:sz w:val="18"/>
+                <w:szCs w:val="18"/>
+              </w:rPr>
+            </w:r>
+          </w:p>
+        </w:tc>
+        <w:tc>
+          <w:tcPr>
+            <w:tcW w:w="2700" w:type="dxa"/>
+            <w:vAlign w:val="center"/>
+          </w:tcPr>
+          <w:p>
+            <w:pPr>
+              <w:spacing w:line="259" w:lineRule="auto"/>
+              <w:ind w:right="-15"/>
+              <w:rPr>
+                <w:sz w:val="18"/>
+                <w:szCs w:val="18"/>
+              </w:rPr>
+            </w:pPr>
+            <w:r>
+              <w:rPr>
+                <w:sz w:val="18"/>
+                <w:szCs w:val="18"/>
+              </w:rPr>
+              <w:t>品種：英國短毛貓</w:t>
+            </w:r>
+          </w:p>
+          <w:p>
+            <w:pPr>
+              <w:spacing w:line="259" w:lineRule="auto"/>
+              <w:ind w:right="-15"/>
+              <w:rPr>
+                <w:sz w:val="18"/>
+                <w:szCs w:val="18"/>
+              </w:rPr>
+            </w:pPr>
+            <w:r>
+              <w:rPr>
+                <w:sz w:val="18"/>
+                <w:szCs w:val="18"/>
+              </w:rPr>
+              <w:t>毛色：</w:t>
+            </w:r>
+          </w:p>
+          <w:p>
+            <w:pPr>
+              <w:spacing w:line="259" w:lineRule="auto"/>
+              <w:ind w:right="-15"/>
+              <w:rPr>
+                <w:sz w:val="18"/>
+                <w:szCs w:val="18"/>
+              </w:rPr>
+            </w:pPr>
+            <w:r>
+              <w:rPr>
+                <w:sz w:val="18"/>
+                <w:szCs w:val="18"/>
+              </w:rPr>
+              <w:t>他場名稱：貓宅屋貓舍</w:t>
+            </w:r>
+            <w:proofErr w:type="gramStart"/>
+            <w:proofErr w:type="gramEnd"/>
+          </w:p>
+          <w:p>
+            <w:pPr>
+              <w:spacing w:line="259" w:lineRule="auto"/>
+              <w:ind w:right="-15"/>
+              <w:rPr>
+                <w:sz w:val="18"/>
+                <w:szCs w:val="18"/>
+              </w:rPr>
+            </w:pPr>
+            <w:r>
+              <w:rPr>
+                <w:sz w:val="18"/>
+                <w:szCs w:val="18"/>
+              </w:rPr>
+              <w:t>他場特寵業繁字號：</w:t>
+            </w:r>
+            <w:proofErr w:type="gramStart"/>
+            <w:proofErr w:type="gramEnd"/>
+          </w:p>
+        </w:tc>
+        <w:tc>
+          <w:tcPr>
+            <w:tcW w:w="1215" w:type="dxa"/>
+            <w:vAlign w:val="center"/>
+          </w:tcPr>
+          <w:p>
+            <w:pPr>
+              <w:spacing w:line="259" w:lineRule="auto"/>
+              <w:ind w:right="-15"/>
+              <w:jc w:val="center"/>
+              <w:rPr>
+                <w:sz w:val="18"/>
+                <w:szCs w:val="18"/>
+              </w:rPr>
+            </w:pPr>
+            <w:r>
+              <w:rPr>
+                <w:sz w:val="18"/>
+                <w:szCs w:val="18"/>
+              </w:rPr>
+            </w:r>
+          </w:p>
+        </w:tc>
+        <w:tc>
+          <w:tcPr>
+            <w:tcW w:w="1200" w:type="dxa"/>
+            <w:vAlign w:val="center"/>
+          </w:tcPr>
+          <w:p>
+            <w:pPr>
+              <w:spacing w:line="259" w:lineRule="auto"/>
+              <w:ind w:right="-15"/>
+              <w:rPr>
+                <w:sz w:val="18"/>
+                <w:szCs w:val="18"/>
+              </w:rPr>
+            </w:pPr>
+            <w:r>
+              <w:rPr>
+                <w:sz w:val="18"/>
+                <w:szCs w:val="18"/>
+              </w:rPr>
+            </w:r>
+          </w:p>
+        </w:tc>
+        <w:tc>
+          <w:tcPr>
+            <w:tcW w:w="1560" w:type="dxa"/>
+            <w:vAlign w:val="center"/>
+          </w:tcPr>
+          <w:p>
+            <w:pPr>
+              <w:spacing w:line="259" w:lineRule="auto"/>
+              <w:ind w:right="-15"/>
+              <w:rPr>
+                <w:sz w:val="18"/>
+                <w:szCs w:val="18"/>
+              </w:rPr>
+            </w:pPr>
+            <w:r>
+              <w:rPr>
+                <w:sz w:val="18"/>
+                <w:szCs w:val="18"/>
+              </w:rPr>
+            </w:r>
+          </w:p>
+        </w:tc>
+        <w:tc>
+          <w:tcPr>
+            <w:tcW w:w="2805" w:type="dxa"/>
+            <w:vAlign w:val="center"/>
+          </w:tcPr>
+          <w:p>
+            <w:pPr>
+              <w:spacing w:line="259" w:lineRule="auto"/>
+              <w:ind w:right="-15"/>
+              <w:rPr>
+                <w:sz w:val="18"/>
+                <w:szCs w:val="18"/>
+              </w:rPr>
+            </w:pPr>
+            <w:r>
+              <w:rPr>
+                <w:sz w:val="18"/>
+                <w:szCs w:val="18"/>
+              </w:rPr>
+            </w:r>
+            <w:proofErr w:type="gramStart"/>
+            <w:proofErr w:type="gramEnd"/>
+          </w:p>
+        </w:tc>
+      </w:tr>
+      <w:tr>
+        <w:trPr>
+          <w:trHeight w:val="1266"/>
+        </w:trPr>
+        <w:tc>
+          <w:tcPr>
+            <w:tcW w:w="2220" w:type="dxa"/>
+            <w:vAlign w:val="center"/>
+          </w:tcPr>
+          <w:p>
+            <w:pPr>
+              <w:spacing w:line="259" w:lineRule="auto"/>
+              <w:ind w:right="-15"/>
+              <w:rPr>
+                <w:sz w:val="18"/>
+                <w:szCs w:val="18"/>
+              </w:rPr>
+            </w:pPr>
+            <w:r>
+              <w:rPr>
+                <w:sz w:val="18"/>
+                <w:szCs w:val="18"/>
+              </w:rPr>
+              <w:t>90007-30010-62648</w:t>
+            </w:r>
+          </w:p>
+        </w:tc>
+        <w:tc>
+          <w:tcPr>
+            <w:tcW w:w="2295" w:type="dxa"/>
+            <w:vAlign w:val="center"/>
+          </w:tcPr>
+          <w:p>
+            <w:pPr>
+              <w:spacing w:line="259" w:lineRule="auto"/>
+              <w:ind w:right="-15"/>
+              <w:rPr>
+                <w:sz w:val="18"/>
+                <w:szCs w:val="18"/>
+              </w:rPr>
+            </w:pPr>
+            <w:r>
+              <w:rPr>
+                <w:sz w:val="18"/>
+                <w:szCs w:val="18"/>
+              </w:rPr>
+              <w:t>90007-30004-04211</w:t>
+            </w:r>
+          </w:p>
+        </w:tc>
+        <w:tc>
+          <w:tcPr>
+            <w:tcW w:w="1275" w:type="dxa"/>
+            <w:vAlign w:val="center"/>
+          </w:tcPr>
+          <w:p>
+            <w:pPr>
+              <w:spacing w:line="259" w:lineRule="auto"/>
+              <w:ind w:right="-15"/>
+              <w:rPr>
+                <w:sz w:val="18"/>
+                <w:szCs w:val="18"/>
+              </w:rPr>
+            </w:pPr>
+            <w:r>
+              <w:rPr>
+                <w:sz w:val="18"/>
+                <w:szCs w:val="18"/>
+              </w:rPr>
+            </w:r>
+          </w:p>
+        </w:tc>
+        <w:tc>
+          <w:tcPr>
+            <w:tcW w:w="2700" w:type="dxa"/>
+            <w:vAlign w:val="center"/>
+          </w:tcPr>
+          <w:p>
+            <w:pPr>
+              <w:spacing w:line="259" w:lineRule="auto"/>
+              <w:ind w:right="-15"/>
+              <w:rPr>
+                <w:sz w:val="18"/>
+                <w:szCs w:val="18"/>
+              </w:rPr>
+            </w:pPr>
+            <w:r>
+              <w:rPr>
+                <w:sz w:val="18"/>
+                <w:szCs w:val="18"/>
+              </w:rPr>
+              <w:t>品種：美國短毛貓</w:t>
+            </w:r>
+          </w:p>
+          <w:p>
+            <w:pPr>
+              <w:spacing w:line="259" w:lineRule="auto"/>
+              <w:ind w:right="-15"/>
+              <w:rPr>
+                <w:sz w:val="18"/>
+                <w:szCs w:val="18"/>
+              </w:rPr>
+            </w:pPr>
+            <w:r>
+              <w:rPr>
+                <w:sz w:val="18"/>
+                <w:szCs w:val="18"/>
+              </w:rPr>
+              <w:t>毛色：</w:t>
+            </w:r>
+          </w:p>
+          <w:p>
+            <w:pPr>
+              <w:spacing w:line="259" w:lineRule="auto"/>
+              <w:ind w:right="-15"/>
+              <w:rPr>
+                <w:sz w:val="18"/>
+                <w:szCs w:val="18"/>
+              </w:rPr>
+            </w:pPr>
+            <w:r>
+              <w:rPr>
+                <w:sz w:val="18"/>
+                <w:szCs w:val="18"/>
+              </w:rPr>
+              <w:t>他場名稱：貓情人貓舍</w:t>
+            </w:r>
+            <w:proofErr w:type="gramStart"/>
+            <w:proofErr w:type="gramEnd"/>
+          </w:p>
+          <w:p>
+            <w:pPr>
+              <w:spacing w:line="259" w:lineRule="auto"/>
+              <w:ind w:right="-15"/>
+              <w:rPr>
+                <w:sz w:val="18"/>
+                <w:szCs w:val="18"/>
+              </w:rPr>
+            </w:pPr>
+            <w:r>
+              <w:rPr>
+                <w:sz w:val="18"/>
+                <w:szCs w:val="18"/>
+              </w:rPr>
+              <w:t>他場特寵業繁字號：</w:t>
+            </w:r>
+            <w:proofErr w:type="gramStart"/>
+            <w:proofErr w:type="gramEnd"/>
+          </w:p>
+        </w:tc>
+        <w:tc>
+          <w:tcPr>
+            <w:tcW w:w="1215" w:type="dxa"/>
+            <w:vAlign w:val="center"/>
+          </w:tcPr>
+          <w:p>
+            <w:pPr>
+              <w:spacing w:line="259" w:lineRule="auto"/>
+              <w:ind w:right="-15"/>
+              <w:jc w:val="center"/>
+              <w:rPr>
+                <w:sz w:val="18"/>
+                <w:szCs w:val="18"/>
+              </w:rPr>
+            </w:pPr>
+            <w:r>
+              <w:rPr>
+                <w:sz w:val="18"/>
+                <w:szCs w:val="18"/>
+              </w:rPr>
+            </w:r>
+          </w:p>
+        </w:tc>
+        <w:tc>
+          <w:tcPr>
+            <w:tcW w:w="1200" w:type="dxa"/>
+            <w:vAlign w:val="center"/>
+          </w:tcPr>
+          <w:p>
+            <w:pPr>
+              <w:spacing w:line="259" w:lineRule="auto"/>
+              <w:ind w:right="-15"/>
+              <w:rPr>
+                <w:sz w:val="18"/>
+                <w:szCs w:val="18"/>
+              </w:rPr>
+            </w:pPr>
+            <w:r>
+              <w:rPr>
+                <w:sz w:val="18"/>
+                <w:szCs w:val="18"/>
+              </w:rPr>
+            </w:r>
+          </w:p>
+        </w:tc>
+        <w:tc>
+          <w:tcPr>
+            <w:tcW w:w="1560" w:type="dxa"/>
+            <w:vAlign w:val="center"/>
+          </w:tcPr>
+          <w:p>
+            <w:pPr>
+              <w:spacing w:line="259" w:lineRule="auto"/>
+              <w:ind w:right="-15"/>
+              <w:rPr>
+                <w:sz w:val="18"/>
+                <w:szCs w:val="18"/>
+              </w:rPr>
+            </w:pPr>
+            <w:r>
+              <w:rPr>
+                <w:sz w:val="18"/>
+                <w:szCs w:val="18"/>
+              </w:rPr>
+            </w:r>
+          </w:p>
+        </w:tc>
+        <w:tc>
+          <w:tcPr>
+            <w:tcW w:w="2805" w:type="dxa"/>
+            <w:vAlign w:val="center"/>
+          </w:tcPr>
+          <w:p>
+            <w:pPr>
+              <w:spacing w:line="259" w:lineRule="auto"/>
+              <w:ind w:right="-15"/>
+              <w:rPr>
+                <w:sz w:val="18"/>
+                <w:szCs w:val="18"/>
+              </w:rPr>
+            </w:pPr>
+            <w:r>
+              <w:rPr>
+                <w:sz w:val="18"/>
+                <w:szCs w:val="18"/>
+              </w:rPr>
+            </w:r>
+            <w:proofErr w:type="gramStart"/>
+            <w:proofErr w:type="gramEnd"/>
+          </w:p>
+        </w:tc>
+      </w:tr>
+      <w:tr>
+        <w:trPr>
+          <w:trHeight w:val="1266"/>
+        </w:trPr>
+        <w:tc>
+          <w:tcPr>
+            <w:tcW w:w="2220" w:type="dxa"/>
+            <w:vAlign w:val="center"/>
+          </w:tcPr>
+          <w:p>
+            <w:pPr>
+              <w:spacing w:line="259" w:lineRule="auto"/>
+              <w:ind w:right="-15"/>
+              <w:rPr>
+                <w:sz w:val="18"/>
+                <w:szCs w:val="18"/>
+              </w:rPr>
+            </w:pPr>
+            <w:r>
+              <w:rPr>
+                <w:sz w:val="18"/>
+                <w:szCs w:val="18"/>
+              </w:rPr>
+              <w:t>90023-98778-05672</w:t>
+            </w:r>
+          </w:p>
+        </w:tc>
+        <w:tc>
+          <w:tcPr>
+            <w:tcW w:w="2295" w:type="dxa"/>
+            <w:vAlign w:val="center"/>
+          </w:tcPr>
+          <w:p>
+            <w:pPr>
+              <w:spacing w:line="259" w:lineRule="auto"/>
+              <w:ind w:right="-15"/>
+              <w:rPr>
+                <w:sz w:val="18"/>
+                <w:szCs w:val="18"/>
+              </w:rPr>
+            </w:pPr>
+            <w:r>
+              <w:rPr>
+                <w:sz w:val="18"/>
+                <w:szCs w:val="18"/>
+              </w:rPr>
+              <w:t>90011-18811-28426</w:t>
+            </w:r>
+          </w:p>
+        </w:tc>
+        <w:tc>
+          <w:tcPr>
+            <w:tcW w:w="1275" w:type="dxa"/>
+            <w:vAlign w:val="center"/>
+          </w:tcPr>
+          <w:p>
+            <w:pPr>
+              <w:spacing w:line="259" w:lineRule="auto"/>
+              <w:ind w:right="-15"/>
+              <w:rPr>
+                <w:sz w:val="18"/>
+                <w:szCs w:val="18"/>
+              </w:rPr>
+            </w:pPr>
+            <w:r>
+              <w:rPr>
+                <w:sz w:val="18"/>
+                <w:szCs w:val="18"/>
+              </w:rPr>
+            </w:r>
+          </w:p>
+        </w:tc>
+        <w:tc>
+          <w:tcPr>
+            <w:tcW w:w="2700" w:type="dxa"/>
+            <w:vAlign w:val="center"/>
+          </w:tcPr>
+          <w:p>
+            <w:pPr>
+              <w:spacing w:line="259" w:lineRule="auto"/>
+              <w:ind w:right="-15"/>
+              <w:rPr>
+                <w:sz w:val="18"/>
+                <w:szCs w:val="18"/>
+              </w:rPr>
+            </w:pPr>
+            <w:r>
+              <w:rPr>
+                <w:sz w:val="18"/>
+                <w:szCs w:val="18"/>
+              </w:rPr>
+              <w:t>品種：英國短毛貓</w:t>
+            </w:r>
+          </w:p>
+          <w:p>
+            <w:pPr>
+              <w:spacing w:line="259" w:lineRule="auto"/>
+              <w:ind w:right="-15"/>
+              <w:rPr>
+                <w:sz w:val="18"/>
+                <w:szCs w:val="18"/>
+              </w:rPr>
+            </w:pPr>
+            <w:r>
+              <w:rPr>
+                <w:sz w:val="18"/>
+                <w:szCs w:val="18"/>
+              </w:rPr>
+              <w:t>毛色：</w:t>
+            </w:r>
+          </w:p>
+          <w:p>
+            <w:pPr>
+              <w:spacing w:line="259" w:lineRule="auto"/>
+              <w:ind w:right="-15"/>
+              <w:rPr>
+                <w:sz w:val="18"/>
+                <w:szCs w:val="18"/>
+              </w:rPr>
+            </w:pPr>
+            <w:r>
+              <w:rPr>
+                <w:sz w:val="18"/>
+                <w:szCs w:val="18"/>
+              </w:rPr>
+              <w:t>他場名稱：施淑芬</w:t>
+            </w:r>
+            <w:proofErr w:type="gramStart"/>
+            <w:proofErr w:type="gramEnd"/>
+          </w:p>
+          <w:p>
+            <w:pPr>
+              <w:spacing w:line="259" w:lineRule="auto"/>
+              <w:ind w:right="-15"/>
+              <w:rPr>
+                <w:sz w:val="18"/>
+                <w:szCs w:val="18"/>
+              </w:rPr>
+            </w:pPr>
+            <w:r>
+              <w:rPr>
+                <w:sz w:val="18"/>
+                <w:szCs w:val="18"/>
+              </w:rPr>
+              <w:t>他場特寵業繁字號：</w:t>
+            </w:r>
+            <w:proofErr w:type="gramStart"/>
+            <w:proofErr w:type="gramEnd"/>
+          </w:p>
+        </w:tc>
+        <w:tc>
+          <w:tcPr>
+            <w:tcW w:w="1215" w:type="dxa"/>
+            <w:vAlign w:val="center"/>
+          </w:tcPr>
+          <w:p>
+            <w:pPr>
+              <w:spacing w:line="259" w:lineRule="auto"/>
+              <w:ind w:right="-15"/>
+              <w:jc w:val="center"/>
+              <w:rPr>
+                <w:sz w:val="18"/>
+                <w:szCs w:val="18"/>
+              </w:rPr>
+            </w:pPr>
+            <w:r>
+              <w:rPr>
+                <w:sz w:val="18"/>
+                <w:szCs w:val="18"/>
+              </w:rPr>
+            </w:r>
+          </w:p>
+        </w:tc>
+        <w:tc>
+          <w:tcPr>
+            <w:tcW w:w="1200" w:type="dxa"/>
+            <w:vAlign w:val="center"/>
+          </w:tcPr>
+          <w:p>
+            <w:pPr>
+              <w:spacing w:line="259" w:lineRule="auto"/>
+              <w:ind w:right="-15"/>
+              <w:rPr>
+                <w:sz w:val="18"/>
+                <w:szCs w:val="18"/>
+              </w:rPr>
+            </w:pPr>
+            <w:r>
+              <w:rPr>
+                <w:sz w:val="18"/>
+                <w:szCs w:val="18"/>
+              </w:rPr>
+            </w:r>
+          </w:p>
+        </w:tc>
+        <w:tc>
+          <w:tcPr>
+            <w:tcW w:w="1560" w:type="dxa"/>
+            <w:vAlign w:val="center"/>
+          </w:tcPr>
+          <w:p>
+            <w:pPr>
+              <w:spacing w:line="259" w:lineRule="auto"/>
+              <w:ind w:right="-15"/>
+              <w:rPr>
+                <w:sz w:val="18"/>
+                <w:szCs w:val="18"/>
+              </w:rPr>
+            </w:pPr>
+            <w:r>
+              <w:rPr>
+                <w:sz w:val="18"/>
+                <w:szCs w:val="18"/>
+              </w:rPr>
+            </w:r>
+          </w:p>
+        </w:tc>
+        <w:tc>
+          <w:tcPr>
+            <w:tcW w:w="2805" w:type="dxa"/>
+            <w:vAlign w:val="center"/>
+          </w:tcPr>
+          <w:p>
+            <w:pPr>
+              <w:spacing w:line="259" w:lineRule="auto"/>
+              <w:ind w:right="-15"/>
+              <w:rPr>
+                <w:sz w:val="18"/>
+                <w:szCs w:val="18"/>
+              </w:rPr>
+            </w:pPr>
+            <w:r>
+              <w:rPr>
+                <w:sz w:val="18"/>
+                <w:szCs w:val="18"/>
+              </w:rPr>
+            </w:r>
+            <w:proofErr w:type="gramStart"/>
+            <w:proofErr w:type="gramEnd"/>
+          </w:p>
+        </w:tc>
+      </w:tr>
+      <w:tr>
+        <w:trPr>
+          <w:trHeight w:val="1266"/>
+        </w:trPr>
+        <w:tc>
+          <w:tcPr>
+            <w:tcW w:w="2220" w:type="dxa"/>
+            <w:vAlign w:val="center"/>
+          </w:tcPr>
+          <w:p>
+            <w:pPr>
+              <w:spacing w:line="259" w:lineRule="auto"/>
+              <w:ind w:right="-15"/>
+              <w:rPr>
+                <w:sz w:val="18"/>
+                <w:szCs w:val="18"/>
+              </w:rPr>
+            </w:pPr>
+            <w:r>
+              <w:rPr>
+                <w:sz w:val="18"/>
+                <w:szCs w:val="18"/>
+              </w:rPr>
+              <w:t>90007-30009-47323</w:t>
+            </w:r>
+          </w:p>
+        </w:tc>
+        <w:tc>
+          <w:tcPr>
+            <w:tcW w:w="2295" w:type="dxa"/>
+            <w:vAlign w:val="center"/>
+          </w:tcPr>
+          <w:p>
+            <w:pPr>
+              <w:spacing w:line="259" w:lineRule="auto"/>
+              <w:ind w:right="-15"/>
+              <w:rPr>
+                <w:sz w:val="18"/>
+                <w:szCs w:val="18"/>
+              </w:rPr>
+            </w:pPr>
+            <w:r>
+              <w:rPr>
+                <w:sz w:val="18"/>
+                <w:szCs w:val="18"/>
+              </w:rPr>
+              <w:t>99200-73000-85037</w:t>
+            </w:r>
+          </w:p>
+        </w:tc>
+        <w:tc>
+          <w:tcPr>
+            <w:tcW w:w="1275" w:type="dxa"/>
+            <w:vAlign w:val="center"/>
+          </w:tcPr>
+          <w:p>
+            <w:pPr>
+              <w:spacing w:line="259" w:lineRule="auto"/>
+              <w:ind w:right="-15"/>
+              <w:rPr>
+                <w:sz w:val="18"/>
+                <w:szCs w:val="18"/>
+              </w:rPr>
+            </w:pPr>
+            <w:r>
+              <w:rPr>
+                <w:sz w:val="18"/>
+                <w:szCs w:val="18"/>
+              </w:rPr>
+            </w:r>
+          </w:p>
+        </w:tc>
+        <w:tc>
+          <w:tcPr>
+            <w:tcW w:w="2700" w:type="dxa"/>
+            <w:vAlign w:val="center"/>
+          </w:tcPr>
+          <w:p>
+            <w:pPr>
+              <w:spacing w:line="259" w:lineRule="auto"/>
+              <w:ind w:right="-15"/>
+              <w:rPr>
+                <w:sz w:val="18"/>
+                <w:szCs w:val="18"/>
+              </w:rPr>
+            </w:pPr>
+            <w:r>
+              <w:rPr>
+                <w:sz w:val="18"/>
+                <w:szCs w:val="18"/>
+              </w:rPr>
+              <w:t>品種：英國短毛貓</w:t>
+            </w:r>
+          </w:p>
+          <w:p>
+            <w:pPr>
+              <w:spacing w:line="259" w:lineRule="auto"/>
+              <w:ind w:right="-15"/>
+              <w:rPr>
+                <w:sz w:val="18"/>
+                <w:szCs w:val="18"/>
+              </w:rPr>
+            </w:pPr>
+            <w:r>
+              <w:rPr>
+                <w:sz w:val="18"/>
+                <w:szCs w:val="18"/>
+              </w:rPr>
+              <w:t>毛色：</w:t>
+            </w:r>
+          </w:p>
+          <w:p>
+            <w:pPr>
+              <w:spacing w:line="259" w:lineRule="auto"/>
+              <w:ind w:right="-15"/>
+              <w:rPr>
+                <w:sz w:val="18"/>
+                <w:szCs w:val="18"/>
+              </w:rPr>
+            </w:pPr>
+            <w:r>
+              <w:rPr>
+                <w:sz w:val="18"/>
+                <w:szCs w:val="18"/>
+              </w:rPr>
+              <w:t>他場名稱：貓宅屋貓舍</w:t>
+            </w:r>
+            <w:proofErr w:type="gramStart"/>
+            <w:proofErr w:type="gramEnd"/>
+          </w:p>
+          <w:p>
+            <w:pPr>
+              <w:spacing w:line="259" w:lineRule="auto"/>
+              <w:ind w:right="-15"/>
+              <w:rPr>
+                <w:sz w:val="18"/>
+                <w:szCs w:val="18"/>
+              </w:rPr>
+            </w:pPr>
+            <w:r>
+              <w:rPr>
+                <w:sz w:val="18"/>
+                <w:szCs w:val="18"/>
+              </w:rPr>
+              <w:t>他場特寵業繁字號：</w:t>
+            </w:r>
+            <w:proofErr w:type="gramStart"/>
+            <w:proofErr w:type="gramEnd"/>
+          </w:p>
+        </w:tc>
+        <w:tc>
+          <w:tcPr>
+            <w:tcW w:w="1215" w:type="dxa"/>
+            <w:vAlign w:val="center"/>
+          </w:tcPr>
+          <w:p>
+            <w:pPr>
+              <w:spacing w:line="259" w:lineRule="auto"/>
+              <w:ind w:right="-15"/>
+              <w:jc w:val="center"/>
+              <w:rPr>
+                <w:sz w:val="18"/>
+                <w:szCs w:val="18"/>
+              </w:rPr>
+            </w:pPr>
+            <w:r>
+              <w:rPr>
+                <w:sz w:val="18"/>
+                <w:szCs w:val="18"/>
+              </w:rPr>
+            </w:r>
+          </w:p>
+        </w:tc>
+        <w:tc>
+          <w:tcPr>
+            <w:tcW w:w="1200" w:type="dxa"/>
+            <w:vAlign w:val="center"/>
+          </w:tcPr>
+          <w:p>
+            <w:pPr>
+              <w:spacing w:line="259" w:lineRule="auto"/>
+              <w:ind w:right="-15"/>
+              <w:rPr>
+                <w:sz w:val="18"/>
+                <w:szCs w:val="18"/>
+              </w:rPr>
+            </w:pPr>
+            <w:r>
+              <w:rPr>
+                <w:sz w:val="18"/>
+                <w:szCs w:val="18"/>
+              </w:rPr>
+            </w:r>
+          </w:p>
+        </w:tc>
+        <w:tc>
+          <w:tcPr>
+            <w:tcW w:w="1560" w:type="dxa"/>
+            <w:vAlign w:val="center"/>
+          </w:tcPr>
+          <w:p>
+            <w:pPr>
+              <w:spacing w:line="259" w:lineRule="auto"/>
+              <w:ind w:right="-15"/>
+              <w:rPr>
+                <w:sz w:val="18"/>
+                <w:szCs w:val="18"/>
+              </w:rPr>
+            </w:pPr>
+            <w:r>
+              <w:rPr>
+                <w:sz w:val="18"/>
+                <w:szCs w:val="18"/>
+              </w:rPr>
+            </w:r>
+          </w:p>
+        </w:tc>
+        <w:tc>
+          <w:tcPr>
+            <w:tcW w:w="2805" w:type="dxa"/>
+            <w:vAlign w:val="center"/>
+          </w:tcPr>
+          <w:p>
+            <w:pPr>
+              <w:spacing w:line="259" w:lineRule="auto"/>
+              <w:ind w:right="-15"/>
+              <w:rPr>
+                <w:sz w:val="18"/>
+                <w:szCs w:val="18"/>
+              </w:rPr>
+            </w:pPr>
+            <w:r>
+              <w:rPr>
+                <w:sz w:val="18"/>
+                <w:szCs w:val="18"/>
+              </w:rPr>
+            </w:r>
+            <w:proofErr w:type="gramStart"/>
+            <w:proofErr w:type="gramEnd"/>
+          </w:p>
+        </w:tc>
+      </w:tr>
+      <w:tr>
+        <w:trPr>
+          <w:trHeight w:val="1266"/>
+        </w:trPr>
+        <w:tc>
+          <w:tcPr>
+            <w:tcW w:w="2220" w:type="dxa"/>
+            <w:vAlign w:val="center"/>
+          </w:tcPr>
+          <w:p>
+            <w:pPr>
+              <w:spacing w:line="259" w:lineRule="auto"/>
+              <w:ind w:right="-15"/>
+              <w:rPr>
+                <w:sz w:val="18"/>
+                <w:szCs w:val="18"/>
+              </w:rPr>
+            </w:pPr>
+            <w:r>
+              <w:rPr>
+                <w:sz w:val="18"/>
+                <w:szCs w:val="18"/>
+              </w:rPr>
+              <w:t>90007-30009-47329</w:t>
+            </w:r>
+          </w:p>
+        </w:tc>
+        <w:tc>
+          <w:tcPr>
+            <w:tcW w:w="2295" w:type="dxa"/>
+            <w:vAlign w:val="center"/>
+          </w:tcPr>
+          <w:p>
+            <w:pPr>
+              <w:spacing w:line="259" w:lineRule="auto"/>
+              <w:ind w:right="-15"/>
+              <w:rPr>
+                <w:sz w:val="18"/>
+                <w:szCs w:val="18"/>
+              </w:rPr>
+            </w:pPr>
+            <w:r>
+              <w:rPr>
+                <w:sz w:val="18"/>
+                <w:szCs w:val="18"/>
+              </w:rPr>
+              <w:t>99200-73000-85037</w:t>
+            </w:r>
+          </w:p>
+        </w:tc>
+        <w:tc>
+          <w:tcPr>
+            <w:tcW w:w="1275" w:type="dxa"/>
+            <w:vAlign w:val="center"/>
+          </w:tcPr>
+          <w:p>
+            <w:pPr>
+              <w:spacing w:line="259" w:lineRule="auto"/>
+              <w:ind w:right="-15"/>
+              <w:rPr>
+                <w:sz w:val="18"/>
+                <w:szCs w:val="18"/>
+              </w:rPr>
+            </w:pPr>
+            <w:r>
+              <w:rPr>
+                <w:sz w:val="18"/>
+                <w:szCs w:val="18"/>
+              </w:rPr>
+            </w:r>
+          </w:p>
+        </w:tc>
+        <w:tc>
+          <w:tcPr>
+            <w:tcW w:w="2700" w:type="dxa"/>
+            <w:vAlign w:val="center"/>
+          </w:tcPr>
+          <w:p>
+            <w:pPr>
+              <w:spacing w:line="259" w:lineRule="auto"/>
+              <w:ind w:right="-15"/>
+              <w:rPr>
+                <w:sz w:val="18"/>
+                <w:szCs w:val="18"/>
+              </w:rPr>
+            </w:pPr>
+            <w:r>
+              <w:rPr>
+                <w:sz w:val="18"/>
+                <w:szCs w:val="18"/>
+              </w:rPr>
+              <w:t>品種：英國短毛貓</w:t>
+            </w:r>
+          </w:p>
+          <w:p>
+            <w:pPr>
+              <w:spacing w:line="259" w:lineRule="auto"/>
+              <w:ind w:right="-15"/>
+              <w:rPr>
+                <w:sz w:val="18"/>
+                <w:szCs w:val="18"/>
+              </w:rPr>
+            </w:pPr>
+            <w:r>
+              <w:rPr>
+                <w:sz w:val="18"/>
+                <w:szCs w:val="18"/>
+              </w:rPr>
+              <w:t>毛色：</w:t>
+            </w:r>
+          </w:p>
+          <w:p>
+            <w:pPr>
+              <w:spacing w:line="259" w:lineRule="auto"/>
+              <w:ind w:right="-15"/>
+              <w:rPr>
+                <w:sz w:val="18"/>
+                <w:szCs w:val="18"/>
+              </w:rPr>
+            </w:pPr>
+            <w:r>
+              <w:rPr>
+                <w:sz w:val="18"/>
+                <w:szCs w:val="18"/>
+              </w:rPr>
+              <w:t>他場名稱：貓宅屋貓舍</w:t>
+            </w:r>
+            <w:proofErr w:type="gramStart"/>
+            <w:proofErr w:type="gramEnd"/>
+          </w:p>
+          <w:p>
+            <w:pPr>
+              <w:spacing w:line="259" w:lineRule="auto"/>
+              <w:ind w:right="-15"/>
+              <w:rPr>
+                <w:sz w:val="18"/>
+                <w:szCs w:val="18"/>
+              </w:rPr>
+            </w:pPr>
+            <w:r>
+              <w:rPr>
+                <w:sz w:val="18"/>
+                <w:szCs w:val="18"/>
+              </w:rPr>
+              <w:t>他場特寵業繁字號：</w:t>
+            </w:r>
+            <w:proofErr w:type="gramStart"/>
+            <w:proofErr w:type="gramEnd"/>
+          </w:p>
+        </w:tc>
+        <w:tc>
+          <w:tcPr>
+            <w:tcW w:w="1215" w:type="dxa"/>
+            <w:vAlign w:val="center"/>
+          </w:tcPr>
+          <w:p>
+            <w:pPr>
+              <w:spacing w:line="259" w:lineRule="auto"/>
+              <w:ind w:right="-15"/>
+              <w:jc w:val="center"/>
+              <w:rPr>
+                <w:sz w:val="18"/>
+                <w:szCs w:val="18"/>
+              </w:rPr>
+            </w:pPr>
+            <w:r>
+              <w:rPr>
+                <w:sz w:val="18"/>
+                <w:szCs w:val="18"/>
+              </w:rPr>
+            </w:r>
+          </w:p>
+        </w:tc>
+        <w:tc>
+          <w:tcPr>
+            <w:tcW w:w="1200" w:type="dxa"/>
+            <w:vAlign w:val="center"/>
+          </w:tcPr>
+          <w:p>
+            <w:pPr>
+              <w:spacing w:line="259" w:lineRule="auto"/>
+              <w:ind w:right="-15"/>
+              <w:rPr>
+                <w:sz w:val="18"/>
+                <w:szCs w:val="18"/>
+              </w:rPr>
+            </w:pPr>
+            <w:r>
+              <w:rPr>
+                <w:sz w:val="18"/>
+                <w:szCs w:val="18"/>
+              </w:rPr>
+            </w:r>
+          </w:p>
+        </w:tc>
+        <w:tc>
+          <w:tcPr>
+            <w:tcW w:w="1560" w:type="dxa"/>
+            <w:vAlign w:val="center"/>
+          </w:tcPr>
+          <w:p>
+            <w:pPr>
+              <w:spacing w:line="259" w:lineRule="auto"/>
+              <w:ind w:right="-15"/>
+              <w:rPr>
+                <w:sz w:val="18"/>
+                <w:szCs w:val="18"/>
+              </w:rPr>
+            </w:pPr>
+            <w:r>
+              <w:rPr>
+                <w:sz w:val="18"/>
+                <w:szCs w:val="18"/>
+              </w:rPr>
+            </w:r>
+          </w:p>
+        </w:tc>
+        <w:tc>
+          <w:tcPr>
+            <w:tcW w:w="2805" w:type="dxa"/>
+            <w:vAlign w:val="center"/>
+          </w:tcPr>
+          <w:p>
+            <w:pPr>
+              <w:spacing w:line="259" w:lineRule="auto"/>
+              <w:ind w:right="-15"/>
+              <w:rPr>
+                <w:sz w:val="18"/>
+                <w:szCs w:val="18"/>
+              </w:rPr>
+            </w:pPr>
+            <w:r>
+              <w:rPr>
+                <w:sz w:val="18"/>
+                <w:szCs w:val="18"/>
+              </w:rPr>
+            </w:r>
+            <w:proofErr w:type="gramStart"/>
+            <w:proofErr w:type="gramEnd"/>
+          </w:p>
+        </w:tc>
+      </w:tr>
+      <w:tr>
+        <w:trPr>
+          <w:trHeight w:val="1266"/>
+        </w:trPr>
+        <w:tc>
+          <w:tcPr>
+            <w:tcW w:w="2220" w:type="dxa"/>
+            <w:vAlign w:val="center"/>
+          </w:tcPr>
+          <w:p>
+            <w:pPr>
+              <w:spacing w:line="259" w:lineRule="auto"/>
+              <w:ind w:right="-15"/>
+              <w:rPr>
+                <w:sz w:val="18"/>
+                <w:szCs w:val="18"/>
+              </w:rPr>
+            </w:pPr>
+            <w:r>
+              <w:rPr>
+                <w:sz w:val="18"/>
+                <w:szCs w:val="18"/>
+              </w:rPr>
+              <w:t>90007-30009-47343</w:t>
+            </w:r>
+          </w:p>
+        </w:tc>
+        <w:tc>
+          <w:tcPr>
+            <w:tcW w:w="2295" w:type="dxa"/>
+            <w:vAlign w:val="center"/>
+          </w:tcPr>
+          <w:p>
+            <w:pPr>
+              <w:spacing w:line="259" w:lineRule="auto"/>
+              <w:ind w:right="-15"/>
+              <w:rPr>
+                <w:sz w:val="18"/>
+                <w:szCs w:val="18"/>
+              </w:rPr>
+            </w:pPr>
+            <w:r>
+              <w:rPr>
+                <w:sz w:val="18"/>
+                <w:szCs w:val="18"/>
+              </w:rPr>
+              <w:t>99200-73000-85037</w:t>
+            </w:r>
+          </w:p>
+        </w:tc>
+        <w:tc>
+          <w:tcPr>
+            <w:tcW w:w="1275" w:type="dxa"/>
+            <w:vAlign w:val="center"/>
+          </w:tcPr>
+          <w:p>
+            <w:pPr>
+              <w:spacing w:line="259" w:lineRule="auto"/>
+              <w:ind w:right="-15"/>
+              <w:rPr>
+                <w:sz w:val="18"/>
+                <w:szCs w:val="18"/>
+              </w:rPr>
+            </w:pPr>
+            <w:r>
+              <w:rPr>
+                <w:sz w:val="18"/>
+                <w:szCs w:val="18"/>
+              </w:rPr>
+            </w:r>
+          </w:p>
+        </w:tc>
+        <w:tc>
+          <w:tcPr>
+            <w:tcW w:w="2700" w:type="dxa"/>
+            <w:vAlign w:val="center"/>
+          </w:tcPr>
+          <w:p>
+            <w:pPr>
+              <w:spacing w:line="259" w:lineRule="auto"/>
+              <w:ind w:right="-15"/>
+              <w:rPr>
+                <w:sz w:val="18"/>
+                <w:szCs w:val="18"/>
+              </w:rPr>
+            </w:pPr>
+            <w:r>
+              <w:rPr>
+                <w:sz w:val="18"/>
+                <w:szCs w:val="18"/>
+              </w:rPr>
+              <w:t>品種：英國短毛貓</w:t>
+            </w:r>
+          </w:p>
+          <w:p>
+            <w:pPr>
+              <w:spacing w:line="259" w:lineRule="auto"/>
+              <w:ind w:right="-15"/>
+              <w:rPr>
+                <w:sz w:val="18"/>
+                <w:szCs w:val="18"/>
+              </w:rPr>
+            </w:pPr>
+            <w:r>
+              <w:rPr>
+                <w:sz w:val="18"/>
+                <w:szCs w:val="18"/>
+              </w:rPr>
+              <w:t>毛色：</w:t>
+            </w:r>
+          </w:p>
+          <w:p>
+            <w:pPr>
+              <w:spacing w:line="259" w:lineRule="auto"/>
+              <w:ind w:right="-15"/>
+              <w:rPr>
+                <w:sz w:val="18"/>
+                <w:szCs w:val="18"/>
+              </w:rPr>
+            </w:pPr>
+            <w:r>
+              <w:rPr>
+                <w:sz w:val="18"/>
+                <w:szCs w:val="18"/>
+              </w:rPr>
+              <w:t>他場名稱：貓宅屋貓舍</w:t>
+            </w:r>
+            <w:proofErr w:type="gramStart"/>
+            <w:proofErr w:type="gramEnd"/>
+          </w:p>
+          <w:p>
+            <w:pPr>
+              <w:spacing w:line="259" w:lineRule="auto"/>
+              <w:ind w:right="-15"/>
+              <w:rPr>
+                <w:sz w:val="18"/>
+                <w:szCs w:val="18"/>
+              </w:rPr>
+            </w:pPr>
+            <w:r>
+              <w:rPr>
+                <w:sz w:val="18"/>
+                <w:szCs w:val="18"/>
+              </w:rPr>
+              <w:t>他場特寵業繁字號：</w:t>
+            </w:r>
+            <w:proofErr w:type="gramStart"/>
+            <w:proofErr w:type="gramEnd"/>
+          </w:p>
+        </w:tc>
+        <w:tc>
+          <w:tcPr>
+            <w:tcW w:w="1215" w:type="dxa"/>
+            <w:vAlign w:val="center"/>
+          </w:tcPr>
+          <w:p>
+            <w:pPr>
+              <w:spacing w:line="259" w:lineRule="auto"/>
+              <w:ind w:right="-15"/>
+              <w:jc w:val="center"/>
+              <w:rPr>
+                <w:sz w:val="18"/>
+                <w:szCs w:val="18"/>
+              </w:rPr>
+            </w:pPr>
+            <w:r>
+              <w:rPr>
+                <w:sz w:val="18"/>
+                <w:szCs w:val="18"/>
+              </w:rPr>
+            </w:r>
+          </w:p>
+        </w:tc>
+        <w:tc>
+          <w:tcPr>
+            <w:tcW w:w="1200" w:type="dxa"/>
+            <w:vAlign w:val="center"/>
+          </w:tcPr>
+          <w:p>
+            <w:pPr>
+              <w:spacing w:line="259" w:lineRule="auto"/>
+              <w:ind w:right="-15"/>
+              <w:rPr>
+                <w:sz w:val="18"/>
+                <w:szCs w:val="18"/>
+              </w:rPr>
+            </w:pPr>
+            <w:r>
+              <w:rPr>
+                <w:sz w:val="18"/>
+                <w:szCs w:val="18"/>
+              </w:rPr>
+            </w:r>
+          </w:p>
+        </w:tc>
+        <w:tc>
+          <w:tcPr>
+            <w:tcW w:w="1560" w:type="dxa"/>
+            <w:vAlign w:val="center"/>
+          </w:tcPr>
+          <w:p>
+            <w:pPr>
+              <w:spacing w:line="259" w:lineRule="auto"/>
+              <w:ind w:right="-15"/>
+              <w:rPr>
+                <w:sz w:val="18"/>
+                <w:szCs w:val="18"/>
+              </w:rPr>
+            </w:pPr>
+            <w:r>
+              <w:rPr>
+                <w:sz w:val="18"/>
+                <w:szCs w:val="18"/>
+              </w:rPr>
+            </w:r>
+          </w:p>
+        </w:tc>
+        <w:tc>
+          <w:tcPr>
+            <w:tcW w:w="2805" w:type="dxa"/>
+            <w:vAlign w:val="center"/>
+          </w:tcPr>
+          <w:p>
+            <w:pPr>
+              <w:spacing w:line="259" w:lineRule="auto"/>
+              <w:ind w:right="-15"/>
+              <w:rPr>
+                <w:sz w:val="18"/>
+                <w:szCs w:val="18"/>
+              </w:rPr>
+            </w:pPr>
+            <w:r>
+              <w:rPr>
+                <w:sz w:val="18"/>
+                <w:szCs w:val="18"/>
+              </w:rPr>
+            </w:r>
+            <w:proofErr w:type="gramStart"/>
+            <w:proofErr w:type="gramEnd"/>
+          </w:p>
+        </w:tc>
+      </w:tr>
+      <w:tr>
+        <w:trPr>
+          <w:trHeight w:val="1266"/>
+        </w:trPr>
+        <w:tc>
+          <w:tcPr>
+            <w:tcW w:w="2220" w:type="dxa"/>
+            <w:vAlign w:val="center"/>
+          </w:tcPr>
+          <w:p>
+            <w:pPr>
+              <w:spacing w:line="259" w:lineRule="auto"/>
+              <w:ind w:right="-15"/>
+              <w:rPr>
+                <w:sz w:val="18"/>
+                <w:szCs w:val="18"/>
+              </w:rPr>
+            </w:pPr>
+            <w:r>
+              <w:rPr>
+                <w:sz w:val="18"/>
+                <w:szCs w:val="18"/>
+              </w:rPr>
+              <w:t>90007-30009-55364</w:t>
+            </w:r>
+          </w:p>
+        </w:tc>
+        <w:tc>
+          <w:tcPr>
+            <w:tcW w:w="2295" w:type="dxa"/>
+            <w:vAlign w:val="center"/>
+          </w:tcPr>
+          <w:p>
+            <w:pPr>
+              <w:spacing w:line="259" w:lineRule="auto"/>
+              <w:ind w:right="-15"/>
+              <w:rPr>
+                <w:sz w:val="18"/>
+                <w:szCs w:val="18"/>
+              </w:rPr>
+            </w:pPr>
+            <w:r>
+              <w:rPr>
+                <w:sz w:val="18"/>
+                <w:szCs w:val="18"/>
+              </w:rPr>
+              <w:t>90007-30005-97799</w:t>
+            </w:r>
+          </w:p>
+        </w:tc>
+        <w:tc>
+          <w:tcPr>
+            <w:tcW w:w="1275" w:type="dxa"/>
+            <w:vAlign w:val="center"/>
+          </w:tcPr>
+          <w:p>
+            <w:pPr>
+              <w:spacing w:line="259" w:lineRule="auto"/>
+              <w:ind w:right="-15"/>
+              <w:rPr>
+                <w:sz w:val="18"/>
+                <w:szCs w:val="18"/>
+              </w:rPr>
+            </w:pPr>
+            <w:r>
+              <w:rPr>
+                <w:sz w:val="18"/>
+                <w:szCs w:val="18"/>
+              </w:rPr>
+            </w:r>
+          </w:p>
+        </w:tc>
+        <w:tc>
+          <w:tcPr>
+            <w:tcW w:w="2700" w:type="dxa"/>
+            <w:vAlign w:val="center"/>
+          </w:tcPr>
+          <w:p>
+            <w:pPr>
+              <w:spacing w:line="259" w:lineRule="auto"/>
+              <w:ind w:right="-15"/>
+              <w:rPr>
+                <w:sz w:val="18"/>
+                <w:szCs w:val="18"/>
+              </w:rPr>
+            </w:pPr>
+            <w:r>
+              <w:rPr>
+                <w:sz w:val="18"/>
+                <w:szCs w:val="18"/>
+              </w:rPr>
+              <w:t>品種：英國短毛貓</w:t>
+            </w:r>
+          </w:p>
+          <w:p>
+            <w:pPr>
+              <w:spacing w:line="259" w:lineRule="auto"/>
+              <w:ind w:right="-15"/>
+              <w:rPr>
+                <w:sz w:val="18"/>
+                <w:szCs w:val="18"/>
+              </w:rPr>
+            </w:pPr>
+            <w:r>
+              <w:rPr>
+                <w:sz w:val="18"/>
+                <w:szCs w:val="18"/>
+              </w:rPr>
+              <w:t>毛色：</w:t>
+            </w:r>
+          </w:p>
+          <w:p>
+            <w:pPr>
+              <w:spacing w:line="259" w:lineRule="auto"/>
+              <w:ind w:right="-15"/>
+              <w:rPr>
+                <w:sz w:val="18"/>
+                <w:szCs w:val="18"/>
+              </w:rPr>
+            </w:pPr>
+            <w:r>
+              <w:rPr>
+                <w:sz w:val="18"/>
+                <w:szCs w:val="18"/>
+              </w:rPr>
+              <w:t>他場名稱：哈妮貓舍</w:t>
+            </w:r>
+            <w:proofErr w:type="gramStart"/>
+            <w:proofErr w:type="gramEnd"/>
+          </w:p>
+          <w:p>
+            <w:pPr>
+              <w:spacing w:line="259" w:lineRule="auto"/>
+              <w:ind w:right="-15"/>
+              <w:rPr>
+                <w:sz w:val="18"/>
+                <w:szCs w:val="18"/>
+              </w:rPr>
+            </w:pPr>
+            <w:r>
+              <w:rPr>
+                <w:sz w:val="18"/>
+                <w:szCs w:val="18"/>
+              </w:rPr>
+              <w:t>他場特寵業繁字號：</w:t>
+            </w:r>
+            <w:proofErr w:type="gramStart"/>
+            <w:proofErr w:type="gramEnd"/>
+          </w:p>
+        </w:tc>
+        <w:tc>
+          <w:tcPr>
+            <w:tcW w:w="1215" w:type="dxa"/>
+            <w:vAlign w:val="center"/>
+          </w:tcPr>
+          <w:p>
+            <w:pPr>
+              <w:spacing w:line="259" w:lineRule="auto"/>
+              <w:ind w:right="-15"/>
+              <w:jc w:val="center"/>
+              <w:rPr>
+                <w:sz w:val="18"/>
+                <w:szCs w:val="18"/>
+              </w:rPr>
+            </w:pPr>
+            <w:r>
+              <w:rPr>
+                <w:sz w:val="18"/>
+                <w:szCs w:val="18"/>
+              </w:rPr>
+            </w:r>
+          </w:p>
+        </w:tc>
+        <w:tc>
+          <w:tcPr>
+            <w:tcW w:w="1200" w:type="dxa"/>
+            <w:vAlign w:val="center"/>
+          </w:tcPr>
+          <w:p>
+            <w:pPr>
+              <w:spacing w:line="259" w:lineRule="auto"/>
+              <w:ind w:right="-15"/>
+              <w:rPr>
+                <w:sz w:val="18"/>
+                <w:szCs w:val="18"/>
+              </w:rPr>
+            </w:pPr>
+            <w:r>
+              <w:rPr>
+                <w:sz w:val="18"/>
+                <w:szCs w:val="18"/>
+              </w:rPr>
+            </w:r>
+          </w:p>
+        </w:tc>
+        <w:tc>
+          <w:tcPr>
+            <w:tcW w:w="1560" w:type="dxa"/>
+            <w:vAlign w:val="center"/>
+          </w:tcPr>
+          <w:p>
+            <w:pPr>
+              <w:spacing w:line="259" w:lineRule="auto"/>
+              <w:ind w:right="-15"/>
+              <w:rPr>
+                <w:sz w:val="18"/>
+                <w:szCs w:val="18"/>
+              </w:rPr>
+            </w:pPr>
+            <w:r>
+              <w:rPr>
+                <w:sz w:val="18"/>
+                <w:szCs w:val="18"/>
+              </w:rPr>
+            </w:r>
+          </w:p>
+        </w:tc>
+        <w:tc>
+          <w:tcPr>
+            <w:tcW w:w="2805" w:type="dxa"/>
+            <w:vAlign w:val="center"/>
+          </w:tcPr>
+          <w:p>
+            <w:pPr>
+              <w:spacing w:line="259" w:lineRule="auto"/>
+              <w:ind w:right="-15"/>
+              <w:rPr>
+                <w:sz w:val="18"/>
+                <w:szCs w:val="18"/>
+              </w:rPr>
+            </w:pPr>
+            <w:r>
+              <w:rPr>
+                <w:sz w:val="18"/>
+                <w:szCs w:val="18"/>
+              </w:rPr>
+            </w:r>
+            <w:proofErr w:type="gramStart"/>
+            <w:proofErr w:type="gramEnd"/>
+          </w:p>
+        </w:tc>
+      </w:tr>
+      <w:tr>
+        <w:trPr>
+          <w:trHeight w:val="1266"/>
+        </w:trPr>
+        <w:tc>
+          <w:tcPr>
+            <w:tcW w:w="2220" w:type="dxa"/>
+            <w:vAlign w:val="center"/>
+          </w:tcPr>
+          <w:p>
+            <w:pPr>
+              <w:spacing w:line="259" w:lineRule="auto"/>
+              <w:ind w:right="-15"/>
+              <w:rPr>
+                <w:sz w:val="18"/>
+                <w:szCs w:val="18"/>
+              </w:rPr>
+            </w:pPr>
+            <w:r>
+              <w:rPr>
+                <w:sz w:val="18"/>
+                <w:szCs w:val="18"/>
+              </w:rPr>
+              <w:t>90007-30009-55365</w:t>
+            </w:r>
+          </w:p>
+        </w:tc>
+        <w:tc>
+          <w:tcPr>
+            <w:tcW w:w="2295" w:type="dxa"/>
+            <w:vAlign w:val="center"/>
+          </w:tcPr>
+          <w:p>
+            <w:pPr>
+              <w:spacing w:line="259" w:lineRule="auto"/>
+              <w:ind w:right="-15"/>
+              <w:rPr>
+                <w:sz w:val="18"/>
+                <w:szCs w:val="18"/>
+              </w:rPr>
+            </w:pPr>
+            <w:r>
+              <w:rPr>
+                <w:sz w:val="18"/>
+                <w:szCs w:val="18"/>
+              </w:rPr>
+              <w:t>90007-30005-97799</w:t>
+            </w:r>
+          </w:p>
+        </w:tc>
+        <w:tc>
+          <w:tcPr>
+            <w:tcW w:w="1275" w:type="dxa"/>
+            <w:vAlign w:val="center"/>
+          </w:tcPr>
+          <w:p>
+            <w:pPr>
+              <w:spacing w:line="259" w:lineRule="auto"/>
+              <w:ind w:right="-15"/>
+              <w:rPr>
+                <w:sz w:val="18"/>
+                <w:szCs w:val="18"/>
+              </w:rPr>
+            </w:pPr>
+            <w:r>
+              <w:rPr>
+                <w:sz w:val="18"/>
+                <w:szCs w:val="18"/>
+              </w:rPr>
+            </w:r>
+          </w:p>
+        </w:tc>
+        <w:tc>
+          <w:tcPr>
+            <w:tcW w:w="2700" w:type="dxa"/>
+            <w:vAlign w:val="center"/>
+          </w:tcPr>
+          <w:p>
+            <w:pPr>
+              <w:spacing w:line="259" w:lineRule="auto"/>
+              <w:ind w:right="-15"/>
+              <w:rPr>
+                <w:sz w:val="18"/>
+                <w:szCs w:val="18"/>
+              </w:rPr>
+            </w:pPr>
+            <w:r>
+              <w:rPr>
+                <w:sz w:val="18"/>
+                <w:szCs w:val="18"/>
+              </w:rPr>
+              <w:t>品種：英國短毛貓</w:t>
+            </w:r>
+          </w:p>
+          <w:p>
+            <w:pPr>
+              <w:spacing w:line="259" w:lineRule="auto"/>
+              <w:ind w:right="-15"/>
+              <w:rPr>
+                <w:sz w:val="18"/>
+                <w:szCs w:val="18"/>
+              </w:rPr>
+            </w:pPr>
+            <w:r>
+              <w:rPr>
+                <w:sz w:val="18"/>
+                <w:szCs w:val="18"/>
+              </w:rPr>
+              <w:t>毛色：</w:t>
+            </w:r>
+          </w:p>
+          <w:p>
+            <w:pPr>
+              <w:spacing w:line="259" w:lineRule="auto"/>
+              <w:ind w:right="-15"/>
+              <w:rPr>
+                <w:sz w:val="18"/>
+                <w:szCs w:val="18"/>
+              </w:rPr>
+            </w:pPr>
+            <w:r>
+              <w:rPr>
+                <w:sz w:val="18"/>
+                <w:szCs w:val="18"/>
+              </w:rPr>
+              <w:t>他場名稱：哈妮貓舍</w:t>
+            </w:r>
+            <w:proofErr w:type="gramStart"/>
+            <w:proofErr w:type="gramEnd"/>
+          </w:p>
+          <w:p>
+            <w:pPr>
+              <w:spacing w:line="259" w:lineRule="auto"/>
+              <w:ind w:right="-15"/>
+              <w:rPr>
+                <w:sz w:val="18"/>
+                <w:szCs w:val="18"/>
+              </w:rPr>
+            </w:pPr>
+            <w:r>
+              <w:rPr>
+                <w:sz w:val="18"/>
+                <w:szCs w:val="18"/>
+              </w:rPr>
+              <w:t>他場特寵業繁字號：</w:t>
+            </w:r>
+            <w:proofErr w:type="gramStart"/>
+            <w:proofErr w:type="gramEnd"/>
+          </w:p>
+        </w:tc>
+        <w:tc>
+          <w:tcPr>
+            <w:tcW w:w="1215" w:type="dxa"/>
+            <w:vAlign w:val="center"/>
+          </w:tcPr>
+          <w:p>
+            <w:pPr>
+              <w:spacing w:line="259" w:lineRule="auto"/>
+              <w:ind w:right="-15"/>
+              <w:jc w:val="center"/>
+              <w:rPr>
+                <w:sz w:val="18"/>
+                <w:szCs w:val="18"/>
+              </w:rPr>
+            </w:pPr>
+            <w:r>
+              <w:rPr>
+                <w:sz w:val="18"/>
+                <w:szCs w:val="18"/>
+              </w:rPr>
+            </w:r>
+          </w:p>
+        </w:tc>
+        <w:tc>
+          <w:tcPr>
+            <w:tcW w:w="1200" w:type="dxa"/>
+            <w:vAlign w:val="center"/>
+          </w:tcPr>
+          <w:p>
+            <w:pPr>
+              <w:spacing w:line="259" w:lineRule="auto"/>
+              <w:ind w:right="-15"/>
+              <w:rPr>
+                <w:sz w:val="18"/>
+                <w:szCs w:val="18"/>
+              </w:rPr>
+            </w:pPr>
+            <w:r>
+              <w:rPr>
+                <w:sz w:val="18"/>
+                <w:szCs w:val="18"/>
+              </w:rPr>
+            </w:r>
+          </w:p>
+        </w:tc>
+        <w:tc>
+          <w:tcPr>
+            <w:tcW w:w="1560" w:type="dxa"/>
+            <w:vAlign w:val="center"/>
+          </w:tcPr>
+          <w:p>
+            <w:pPr>
+              <w:spacing w:line="259" w:lineRule="auto"/>
+              <w:ind w:right="-15"/>
+              <w:rPr>
+                <w:sz w:val="18"/>
+                <w:szCs w:val="18"/>
+              </w:rPr>
+            </w:pPr>
+            <w:r>
+              <w:rPr>
+                <w:sz w:val="18"/>
+                <w:szCs w:val="18"/>
+              </w:rPr>
+            </w:r>
+          </w:p>
+        </w:tc>
+        <w:tc>
+          <w:tcPr>
+            <w:tcW w:w="2805" w:type="dxa"/>
+            <w:vAlign w:val="center"/>
+          </w:tcPr>
+          <w:p>
+            <w:pPr>
+              <w:spacing w:line="259" w:lineRule="auto"/>
+              <w:ind w:right="-15"/>
+              <w:rPr>
+                <w:sz w:val="18"/>
+                <w:szCs w:val="18"/>
+              </w:rPr>
+            </w:pPr>
+            <w:r>
+              <w:rPr>
+                <w:sz w:val="18"/>
+                <w:szCs w:val="18"/>
+              </w:rPr>
             </w:r>
             <w:proofErr w:type="gramStart"/>
             <w:proofErr w:type="gramEnd"/>

--- a/docs/13_寵物管理/晶片表.docx
+++ b/docs/13_寵物管理/晶片表.docx
@@ -23890,6 +23890,7 @@
                 <w:sz w:val="18"/>
                 <w:szCs w:val="18"/>
               </w:rPr>
+              <w:t>2026/04/16</w:t>
             </w:r>
           </w:p>
         </w:tc>
@@ -23946,7 +23947,7 @@
                 <w:sz w:val="18"/>
                 <w:szCs w:val="18"/>
               </w:rPr>
-              <w:t>他場名稱：張嘉良</w:t>
+              <w:t>他場名稱：街角貓舍</w:t>
             </w:r>
             <w:proofErr w:type="gramStart"/>
             <w:proofErr w:type="gramEnd"/>
@@ -23965,7 +23966,7 @@
                 <w:sz w:val="18"/>
                 <w:szCs w:val="18"/>
               </w:rPr>
-              <w:t>他場特寵業繁字號：</w:t>
+              <w:t>他場特寵業繁字號：第S1110039號</w:t>
             </w:r>
             <w:proofErr w:type="gramStart"/>
             <w:proofErr w:type="gramEnd"/>
@@ -24132,6 +24133,7 @@
                 <w:sz w:val="18"/>
                 <w:szCs w:val="18"/>
               </w:rPr>
+              <w:t>2026/03/22</w:t>
             </w:r>
           </w:p>
         </w:tc>
@@ -24188,7 +24190,7 @@
                 <w:sz w:val="18"/>
                 <w:szCs w:val="18"/>
               </w:rPr>
-              <w:t>他場名稱：貓派貓坊</w:t>
+              <w:t>他場名稱：貝克漢貓寵物生活館</w:t>
             </w:r>
             <w:proofErr w:type="gramStart"/>
             <w:proofErr w:type="gramEnd"/>
@@ -24374,6 +24376,7 @@
                 <w:sz w:val="18"/>
                 <w:szCs w:val="18"/>
               </w:rPr>
+              <w:t>2026/04/27</w:t>
             </w:r>
           </w:p>
         </w:tc>
@@ -24430,7 +24433,7 @@
                 <w:sz w:val="18"/>
                 <w:szCs w:val="18"/>
               </w:rPr>
-              <w:t>他場名稱：可可喵喵屋</w:t>
+              <w:t>他場名稱：街角貓舍</w:t>
             </w:r>
             <w:proofErr w:type="gramStart"/>
             <w:proofErr w:type="gramEnd"/>
@@ -24449,7 +24452,7 @@
                 <w:sz w:val="18"/>
                 <w:szCs w:val="18"/>
               </w:rPr>
-              <w:t>他場特寵業繁字號：</w:t>
+              <w:t>他場特寵業繁字號：第S1110039號</w:t>
             </w:r>
             <w:proofErr w:type="gramStart"/>
             <w:proofErr w:type="gramEnd"/>
@@ -24616,6 +24619,7 @@
                 <w:sz w:val="18"/>
                 <w:szCs w:val="18"/>
               </w:rPr>
+              <w:t>2026/02/16</w:t>
             </w:r>
           </w:p>
         </w:tc>
@@ -24672,7 +24676,7 @@
                 <w:sz w:val="18"/>
                 <w:szCs w:val="18"/>
               </w:rPr>
-              <w:t>他場名稱：貓奴奴貓舍</w:t>
+              <w:t>他場名稱：街角貓舍</w:t>
             </w:r>
             <w:proofErr w:type="gramStart"/>
             <w:proofErr w:type="gramEnd"/>
@@ -24691,7 +24695,7 @@
                 <w:sz w:val="18"/>
                 <w:szCs w:val="18"/>
               </w:rPr>
-              <w:t>他場特寵業繁字號：</w:t>
+              <w:t>他場特寵業繁字號：第S1110039號</w:t>
             </w:r>
             <w:proofErr w:type="gramStart"/>
             <w:proofErr w:type="gramEnd"/>
@@ -24858,6 +24862,7 @@
                 <w:sz w:val="18"/>
                 <w:szCs w:val="18"/>
               </w:rPr>
+              <w:t>2026/01/01</w:t>
             </w:r>
           </w:p>
         </w:tc>
@@ -24914,7 +24919,7 @@
                 <w:sz w:val="18"/>
                 <w:szCs w:val="18"/>
               </w:rPr>
-              <w:t>他場名稱：貓宅屋貓舍</w:t>
+              <w:t>他場名稱：貓咪總動員館</w:t>
             </w:r>
             <w:proofErr w:type="gramStart"/>
             <w:proofErr w:type="gramEnd"/>
@@ -25100,6 +25105,7 @@
                 <w:sz w:val="18"/>
                 <w:szCs w:val="18"/>
               </w:rPr>
+              <w:t>2026/04/23</w:t>
             </w:r>
           </w:p>
         </w:tc>
@@ -25156,7 +25162,7 @@
                 <w:sz w:val="18"/>
                 <w:szCs w:val="18"/>
               </w:rPr>
-              <w:t>他場名稱：盈芳湖內貓舍</w:t>
+              <w:t>他場名稱：街角貓舍</w:t>
             </w:r>
             <w:proofErr w:type="gramStart"/>
             <w:proofErr w:type="gramEnd"/>
@@ -25175,7 +25181,7 @@
                 <w:sz w:val="18"/>
                 <w:szCs w:val="18"/>
               </w:rPr>
-              <w:t>他場特寵業繁字號：</w:t>
+              <w:t>他場特寵業繁字號：第S1110039號</w:t>
             </w:r>
             <w:proofErr w:type="gramStart"/>
             <w:proofErr w:type="gramEnd"/>
@@ -25342,6 +25348,7 @@
                 <w:sz w:val="18"/>
                 <w:szCs w:val="18"/>
               </w:rPr>
+              <w:t>2026/04/23</w:t>
             </w:r>
           </w:p>
         </w:tc>
@@ -25398,7 +25405,7 @@
                 <w:sz w:val="18"/>
                 <w:szCs w:val="18"/>
               </w:rPr>
-              <w:t>他場名稱：盈芳湖內貓舍</w:t>
+              <w:t>他場名稱：街角貓舍</w:t>
             </w:r>
             <w:proofErr w:type="gramStart"/>
             <w:proofErr w:type="gramEnd"/>
@@ -25417,7 +25424,7 @@
                 <w:sz w:val="18"/>
                 <w:szCs w:val="18"/>
               </w:rPr>
-              <w:t>他場特寵業繁字號：</w:t>
+              <w:t>他場特寵業繁字號：第S1110039號</w:t>
             </w:r>
             <w:proofErr w:type="gramStart"/>
             <w:proofErr w:type="gramEnd"/>
@@ -25584,6 +25591,7 @@
                 <w:sz w:val="18"/>
                 <w:szCs w:val="18"/>
               </w:rPr>
+              <w:t>2026/04/23</w:t>
             </w:r>
           </w:p>
         </w:tc>
@@ -25640,7 +25648,7 @@
                 <w:sz w:val="18"/>
                 <w:szCs w:val="18"/>
               </w:rPr>
-              <w:t>他場名稱：盈芳湖內貓舍</w:t>
+              <w:t>他場名稱：街角貓舍</w:t>
             </w:r>
             <w:proofErr w:type="gramStart"/>
             <w:proofErr w:type="gramEnd"/>
@@ -25659,7 +25667,7 @@
                 <w:sz w:val="18"/>
                 <w:szCs w:val="18"/>
               </w:rPr>
-              <w:t>他場特寵業繁字號：</w:t>
+              <w:t>他場特寵業繁字號：第S1110039號</w:t>
             </w:r>
             <w:proofErr w:type="gramStart"/>
             <w:proofErr w:type="gramEnd"/>
@@ -25826,6 +25834,7 @@
                 <w:sz w:val="18"/>
                 <w:szCs w:val="18"/>
               </w:rPr>
+              <w:t>2024/12/07</w:t>
             </w:r>
           </w:p>
         </w:tc>
@@ -25882,7 +25891,7 @@
                 <w:sz w:val="18"/>
                 <w:szCs w:val="18"/>
               </w:rPr>
-              <w:t>他場名稱：盈芳貓舍</w:t>
+              <w:t>他場名稱：街角貓舍</w:t>
             </w:r>
             <w:proofErr w:type="gramStart"/>
             <w:proofErr w:type="gramEnd"/>
@@ -25901,7 +25910,7 @@
                 <w:sz w:val="18"/>
                 <w:szCs w:val="18"/>
               </w:rPr>
-              <w:t>他場特寵業繁字號：</w:t>
+              <w:t>他場特寵業繁字號：第S1110039號</w:t>
             </w:r>
             <w:proofErr w:type="gramStart"/>
             <w:proofErr w:type="gramEnd"/>
@@ -26068,6 +26077,7 @@
                 <w:sz w:val="18"/>
                 <w:szCs w:val="18"/>
               </w:rPr>
+              <w:t>2024/12/07</w:t>
             </w:r>
           </w:p>
         </w:tc>
@@ -26124,7 +26134,7 @@
                 <w:sz w:val="18"/>
                 <w:szCs w:val="18"/>
               </w:rPr>
-              <w:t>他場名稱：盈芳貓舍</w:t>
+              <w:t>他場名稱：街角貓舍</w:t>
             </w:r>
             <w:proofErr w:type="gramStart"/>
             <w:proofErr w:type="gramEnd"/>
@@ -26143,7 +26153,7 @@
                 <w:sz w:val="18"/>
                 <w:szCs w:val="18"/>
               </w:rPr>
-              <w:t>他場特寵業繁字號：</w:t>
+              <w:t>他場特寵業繁字號：第S1110039號</w:t>
             </w:r>
             <w:proofErr w:type="gramStart"/>
             <w:proofErr w:type="gramEnd"/>
@@ -26310,6 +26320,7 @@
                 <w:sz w:val="18"/>
                 <w:szCs w:val="18"/>
               </w:rPr>
+              <w:t>2023/01/19</w:t>
             </w:r>
           </w:p>
         </w:tc>
@@ -26366,7 +26377,7 @@
                 <w:sz w:val="18"/>
                 <w:szCs w:val="18"/>
               </w:rPr>
-              <w:t>他場名稱：貓宅屋貓舍</w:t>
+              <w:t>他場名稱：街角貓舍</w:t>
             </w:r>
             <w:proofErr w:type="gramStart"/>
             <w:proofErr w:type="gramEnd"/>
@@ -26385,7 +26396,7 @@
                 <w:sz w:val="18"/>
                 <w:szCs w:val="18"/>
               </w:rPr>
-              <w:t>他場特寵業繁字號：</w:t>
+              <w:t>他場特寵業繁字號：第S1110039號</w:t>
             </w:r>
             <w:proofErr w:type="gramStart"/>
             <w:proofErr w:type="gramEnd"/>
@@ -26552,6 +26563,7 @@
                 <w:sz w:val="18"/>
                 <w:szCs w:val="18"/>
               </w:rPr>
+              <w:t>2025/07/28</w:t>
             </w:r>
           </w:p>
         </w:tc>
@@ -26608,7 +26620,7 @@
                 <w:sz w:val="18"/>
                 <w:szCs w:val="18"/>
               </w:rPr>
-              <w:t>他場名稱：貓情人貓舍</w:t>
+              <w:t>他場名稱：街角貓舍</w:t>
             </w:r>
             <w:proofErr w:type="gramStart"/>
             <w:proofErr w:type="gramEnd"/>
@@ -26627,7 +26639,7 @@
                 <w:sz w:val="18"/>
                 <w:szCs w:val="18"/>
               </w:rPr>
-              <w:t>他場特寵業繁字號：</w:t>
+              <w:t>他場特寵業繁字號：第S1110039號</w:t>
             </w:r>
             <w:proofErr w:type="gramStart"/>
             <w:proofErr w:type="gramEnd"/>
@@ -26794,6 +26806,7 @@
                 <w:sz w:val="18"/>
                 <w:szCs w:val="18"/>
               </w:rPr>
+              <w:t>2022/05/06</w:t>
             </w:r>
           </w:p>
         </w:tc>
@@ -26850,7 +26863,7 @@
                 <w:sz w:val="18"/>
                 <w:szCs w:val="18"/>
               </w:rPr>
-              <w:t>他場名稱：施淑芬</w:t>
+              <w:t>他場名稱：街角貓舍</w:t>
             </w:r>
             <w:proofErr w:type="gramStart"/>
             <w:proofErr w:type="gramEnd"/>
@@ -26869,7 +26882,7 @@
                 <w:sz w:val="18"/>
                 <w:szCs w:val="18"/>
               </w:rPr>
-              <w:t>他場特寵業繁字號：</w:t>
+              <w:t>他場特寵業繁字號：第S1110039號</w:t>
             </w:r>
             <w:proofErr w:type="gramStart"/>
             <w:proofErr w:type="gramEnd"/>
@@ -27036,6 +27049,7 @@
                 <w:sz w:val="18"/>
                 <w:szCs w:val="18"/>
               </w:rPr>
+              <w:t>2026/03/20</w:t>
             </w:r>
           </w:p>
         </w:tc>
@@ -27092,7 +27106,7 @@
                 <w:sz w:val="18"/>
                 <w:szCs w:val="18"/>
               </w:rPr>
-              <w:t>他場名稱：貓宅屋貓舍</w:t>
+              <w:t>他場名稱：貓咪總動員館</w:t>
             </w:r>
             <w:proofErr w:type="gramStart"/>
             <w:proofErr w:type="gramEnd"/>
@@ -27278,6 +27292,7 @@
                 <w:sz w:val="18"/>
                 <w:szCs w:val="18"/>
               </w:rPr>
+              <w:t>2026/03/20</w:t>
             </w:r>
           </w:p>
         </w:tc>
@@ -27334,7 +27349,7 @@
                 <w:sz w:val="18"/>
                 <w:szCs w:val="18"/>
               </w:rPr>
-              <w:t>他場名稱：貓宅屋貓舍</w:t>
+              <w:t>他場名稱：貓咪總動員館</w:t>
             </w:r>
             <w:proofErr w:type="gramStart"/>
             <w:proofErr w:type="gramEnd"/>
@@ -27520,6 +27535,7 @@
                 <w:sz w:val="18"/>
                 <w:szCs w:val="18"/>
               </w:rPr>
+              <w:t>2026/03/20</w:t>
             </w:r>
           </w:p>
         </w:tc>
@@ -27576,7 +27592,7 @@
                 <w:sz w:val="18"/>
                 <w:szCs w:val="18"/>
               </w:rPr>
-              <w:t>他場名稱：貓宅屋貓舍</w:t>
+              <w:t>他場名稱：貓咪總動員館</w:t>
             </w:r>
             <w:proofErr w:type="gramStart"/>
             <w:proofErr w:type="gramEnd"/>
@@ -27762,6 +27778,7 @@
                 <w:sz w:val="18"/>
                 <w:szCs w:val="18"/>
               </w:rPr>
+              <w:t>2026/05/04</w:t>
             </w:r>
           </w:p>
         </w:tc>
@@ -27818,7 +27835,7 @@
                 <w:sz w:val="18"/>
                 <w:szCs w:val="18"/>
               </w:rPr>
-              <w:t>他場名稱：哈妮貓舍</w:t>
+              <w:t>他場名稱：嫚倪貓舍</w:t>
             </w:r>
             <w:proofErr w:type="gramStart"/>
             <w:proofErr w:type="gramEnd"/>
@@ -28004,6 +28021,7 @@
                 <w:sz w:val="18"/>
                 <w:szCs w:val="18"/>
               </w:rPr>
+              <w:t>2026/05/04</w:t>
             </w:r>
           </w:p>
         </w:tc>
@@ -28060,7 +28078,7 @@
                 <w:sz w:val="18"/>
                 <w:szCs w:val="18"/>
               </w:rPr>
-              <w:t>他場名稱：哈妮貓舍</w:t>
+              <w:t>他場名稱：嫚倪貓舍</w:t>
             </w:r>
             <w:proofErr w:type="gramStart"/>
             <w:proofErr w:type="gramEnd"/>

--- a/docs/13_寵物管理/晶片表.docx
+++ b/docs/13_寵物管理/晶片表.docx
@@ -24209,7 +24209,7 @@
                 <w:sz w:val="18"/>
                 <w:szCs w:val="18"/>
               </w:rPr>
-              <w:t>他場特寵業繁字號：</w:t>
+              <w:t>他場特寵業繁字號：第W1120793號</w:t>
             </w:r>
             <w:proofErr w:type="gramStart"/>
             <w:proofErr w:type="gramEnd"/>
@@ -24938,7 +24938,7 @@
                 <w:sz w:val="18"/>
                 <w:szCs w:val="18"/>
               </w:rPr>
-              <w:t>他場特寵業繁字號：</w:t>
+              <w:t>他場特寵業繁字號：第S1120049號</w:t>
             </w:r>
             <w:proofErr w:type="gramStart"/>
             <w:proofErr w:type="gramEnd"/>
@@ -27125,7 +27125,7 @@
                 <w:sz w:val="18"/>
                 <w:szCs w:val="18"/>
               </w:rPr>
-              <w:t>他場特寵業繁字號：</w:t>
+              <w:t>他場特寵業繁字號：第S1120049號</w:t>
             </w:r>
             <w:proofErr w:type="gramStart"/>
             <w:proofErr w:type="gramEnd"/>
@@ -27368,7 +27368,7 @@
                 <w:sz w:val="18"/>
                 <w:szCs w:val="18"/>
               </w:rPr>
-              <w:t>他場特寵業繁字號：</w:t>
+              <w:t>他場特寵業繁字號：第S1120049號</w:t>
             </w:r>
             <w:proofErr w:type="gramStart"/>
             <w:proofErr w:type="gramEnd"/>
@@ -27611,7 +27611,7 @@
                 <w:sz w:val="18"/>
                 <w:szCs w:val="18"/>
               </w:rPr>
-              <w:t>他場特寵業繁字號：</w:t>
+              <w:t>他場特寵業繁字號：第S1120049號</w:t>
             </w:r>
             <w:proofErr w:type="gramStart"/>
             <w:proofErr w:type="gramEnd"/>
@@ -27854,7 +27854,7 @@
                 <w:sz w:val="18"/>
                 <w:szCs w:val="18"/>
               </w:rPr>
-              <w:t>他場特寵業繁字號：</w:t>
+              <w:t>他場特寵業繁字號：第U1100538號</w:t>
             </w:r>
             <w:proofErr w:type="gramStart"/>
             <w:proofErr w:type="gramEnd"/>
@@ -28097,7 +28097,7 @@
                 <w:sz w:val="18"/>
                 <w:szCs w:val="18"/>
               </w:rPr>
-              <w:t>他場特寵業繁字號：</w:t>
+              <w:t>他場特寵業繁字號：第U1100538號</w:t>
             </w:r>
             <w:proofErr w:type="gramStart"/>
             <w:proofErr w:type="gramEnd"/>

--- a/docs/13_寵物管理/晶片表.docx
+++ b/docs/13_寵物管理/晶片表.docx
@@ -23225,7 +23225,7 @@
                 <w:sz w:val="18"/>
                 <w:szCs w:val="18"/>
               </w:rPr>
-              <w:t>他場特寵業繁字號：第G1080004號</w:t>
+              <w:t>他場特寵業繁字號：第G1140001號</w:t>
             </w:r>
             <w:proofErr w:type="gramStart"/>
             <w:proofErr w:type="gramEnd"/>
@@ -23719,7 +23719,7 @@
                 <w:sz w:val="18"/>
                 <w:szCs w:val="18"/>
               </w:rPr>
-              <w:t>他場特寵業繁字號：第G1080004號</w:t>
+              <w:t>他場特寵業繁字號：第G1140001號</w:t>
             </w:r>
             <w:proofErr w:type="gramStart"/>
             <w:proofErr w:type="gramEnd"/>
@@ -23930,7 +23930,7 @@
                 <w:sz w:val="18"/>
                 <w:szCs w:val="18"/>
               </w:rPr>
-              <w:t>毛色：</w:t>
+              <w:t>毛色：銀白</w:t>
             </w:r>
           </w:p>
           <w:p>
@@ -24173,7 +24173,7 @@
                 <w:sz w:val="18"/>
                 <w:szCs w:val="18"/>
               </w:rPr>
-              <w:t>毛色：</w:t>
+              <w:t>毛色：山貓重點</w:t>
             </w:r>
           </w:p>
           <w:p>
@@ -24416,7 +24416,7 @@
                 <w:sz w:val="18"/>
                 <w:szCs w:val="18"/>
               </w:rPr>
-              <w:t>毛色：</w:t>
+              <w:t>毛色：奶油</w:t>
             </w:r>
           </w:p>
           <w:p>
@@ -24659,7 +24659,7 @@
                 <w:sz w:val="18"/>
                 <w:szCs w:val="18"/>
               </w:rPr>
-              <w:t>毛色：</w:t>
+              <w:t>毛色：山貓重點</w:t>
             </w:r>
           </w:p>
           <w:p>
@@ -24902,7 +24902,7 @@
                 <w:sz w:val="18"/>
                 <w:szCs w:val="18"/>
               </w:rPr>
-              <w:t>毛色：</w:t>
+              <w:t>毛色：三花</w:t>
             </w:r>
           </w:p>
           <w:p>
@@ -25145,7 +25145,7 @@
                 <w:sz w:val="18"/>
                 <w:szCs w:val="18"/>
               </w:rPr>
-              <w:t>毛色：</w:t>
+              <w:t>毛色：奶油</w:t>
             </w:r>
           </w:p>
           <w:p>
@@ -25388,7 +25388,7 @@
                 <w:sz w:val="18"/>
                 <w:szCs w:val="18"/>
               </w:rPr>
-              <w:t>毛色：</w:t>
+              <w:t>毛色：奶油</w:t>
             </w:r>
           </w:p>
           <w:p>
@@ -25631,7 +25631,7 @@
                 <w:sz w:val="18"/>
                 <w:szCs w:val="18"/>
               </w:rPr>
-              <w:t>毛色：</w:t>
+              <w:t>毛色：藍</w:t>
             </w:r>
           </w:p>
           <w:p>
@@ -25874,7 +25874,7 @@
                 <w:sz w:val="18"/>
                 <w:szCs w:val="18"/>
               </w:rPr>
-              <w:t>毛色：</w:t>
+              <w:t>毛色：三花</w:t>
             </w:r>
           </w:p>
           <w:p>
@@ -26117,7 +26117,7 @@
                 <w:sz w:val="18"/>
                 <w:szCs w:val="18"/>
               </w:rPr>
-              <w:t>毛色：</w:t>
+              <w:t>毛色：白</w:t>
             </w:r>
           </w:p>
           <w:p>
@@ -26360,7 +26360,7 @@
                 <w:sz w:val="18"/>
                 <w:szCs w:val="18"/>
               </w:rPr>
-              <w:t>毛色：</w:t>
+              <w:t>毛色：藍</w:t>
             </w:r>
           </w:p>
           <w:p>
@@ -26603,7 +26603,7 @@
                 <w:sz w:val="18"/>
                 <w:szCs w:val="18"/>
               </w:rPr>
-              <w:t>毛色：</w:t>
+              <w:t>毛色：銀白</w:t>
             </w:r>
           </w:p>
           <w:p>
@@ -26846,7 +26846,7 @@
                 <w:sz w:val="18"/>
                 <w:szCs w:val="18"/>
               </w:rPr>
-              <w:t>毛色：</w:t>
+              <w:t>毛色：藍</w:t>
             </w:r>
           </w:p>
           <w:p>
@@ -27089,7 +27089,7 @@
                 <w:sz w:val="18"/>
                 <w:szCs w:val="18"/>
               </w:rPr>
-              <w:t>毛色：</w:t>
+              <w:t>毛色：藍</w:t>
             </w:r>
           </w:p>
           <w:p>
@@ -27332,7 +27332,7 @@
                 <w:sz w:val="18"/>
                 <w:szCs w:val="18"/>
               </w:rPr>
-              <w:t>毛色：</w:t>
+              <w:t>毛色：藍</w:t>
             </w:r>
           </w:p>
           <w:p>
@@ -27575,7 +27575,7 @@
                 <w:sz w:val="18"/>
                 <w:szCs w:val="18"/>
               </w:rPr>
-              <w:t>毛色：</w:t>
+              <w:t>毛色：藍白</w:t>
             </w:r>
           </w:p>
           <w:p>
@@ -27818,7 +27818,7 @@
                 <w:sz w:val="18"/>
                 <w:szCs w:val="18"/>
               </w:rPr>
-              <w:t>毛色：</w:t>
+              <w:t>毛色：藍</w:t>
             </w:r>
           </w:p>
           <w:p>
@@ -28061,7 +28061,7 @@
                 <w:sz w:val="18"/>
                 <w:szCs w:val="18"/>
               </w:rPr>
-              <w:t>毛色：</w:t>
+              <w:t>毛色：銀白</w:t>
             </w:r>
           </w:p>
           <w:p>

--- a/docs/13_寵物管理/晶片表.docx
+++ b/docs/13_寵物管理/晶片表.docx
@@ -11527,7 +11527,6 @@
                 <w:sz w:val="18"/>
                 <w:szCs w:val="18"/>
               </w:rPr>
-              <w:t>2026/06/01</w:t>
             </w:r>
           </w:p>
         </w:tc>
@@ -11550,16 +11549,8 @@
                 <w:sz w:val="18"/>
                 <w:szCs w:val="18"/>
               </w:rPr>
-              <w:t>街</w:t>
-            </w:r>
-            <w:proofErr w:type="gramStart"/>
-            <w:r>
-              <w:rPr>
-                <w:sz w:val="18"/>
-                <w:szCs w:val="18"/>
-              </w:rPr>
-              <w:t>角貓舍</w:t>
-            </w:r>
+            </w:r>
+            <w:proofErr w:type="gramStart"/>
             <w:proofErr w:type="gramEnd"/>
           </w:p>
         </w:tc>
@@ -11583,30 +11574,8 @@
                 <w:sz w:val="18"/>
                 <w:szCs w:val="18"/>
               </w:rPr>
-              <w:t>特寵業繁</w:t>
-            </w:r>
-            <w:proofErr w:type="gramEnd"/>
-            <w:r>
-              <w:rPr>
-                <w:sz w:val="18"/>
-                <w:szCs w:val="18"/>
-              </w:rPr>
-              <w:t>字第</w:t>
-            </w:r>
-            <w:r>
-              <w:rPr>
-                <w:sz w:val="18"/>
-                <w:szCs w:val="18"/>
-              </w:rPr>
-              <w:t>S1110039</w:t>
-            </w:r>
-            <w:r>
-              <w:rPr>
-                <w:sz w:val="18"/>
-                <w:szCs w:val="18"/>
-              </w:rPr>
-              <w:t>號</w:t>
-            </w:r>
+            </w:r>
+            <w:proofErr w:type="gramEnd"/>
           </w:p>
         </w:tc>
         <w:tc>
@@ -11628,80 +11597,9 @@
                 <w:sz w:val="18"/>
                 <w:szCs w:val="18"/>
               </w:rPr>
-              <w:t>0972919353</w:t>
-            </w:r>
-            <w:r>
-              <w:rPr>
-                <w:sz w:val="18"/>
-                <w:szCs w:val="18"/>
-              </w:rPr>
-              <w:t>、</w:t>
-            </w:r>
-            <w:r>
-              <w:rPr>
-                <w:sz w:val="18"/>
-                <w:szCs w:val="18"/>
-              </w:rPr>
-              <w:t>0422785238 406</w:t>
-            </w:r>
-            <w:proofErr w:type="gramStart"/>
-            <w:r>
-              <w:rPr>
-                <w:sz w:val="18"/>
-                <w:szCs w:val="18"/>
-              </w:rPr>
-              <w:t>臺</w:t>
-            </w:r>
-            <w:proofErr w:type="gramEnd"/>
-            <w:r>
-              <w:rPr>
-                <w:sz w:val="18"/>
-                <w:szCs w:val="18"/>
-              </w:rPr>
-              <w:t>中市北屯區四平路</w:t>
-            </w:r>
-            <w:r>
-              <w:rPr>
-                <w:sz w:val="18"/>
-                <w:szCs w:val="18"/>
-              </w:rPr>
-              <w:t>252</w:t>
-            </w:r>
-            <w:r>
-              <w:rPr>
-                <w:sz w:val="18"/>
-                <w:szCs w:val="18"/>
-              </w:rPr>
-              <w:t>號</w:t>
-            </w:r>
-            <w:r>
-              <w:rPr>
-                <w:sz w:val="18"/>
-                <w:szCs w:val="18"/>
-              </w:rPr>
-              <w:t>1</w:t>
-            </w:r>
-            <w:r>
-              <w:rPr>
-                <w:sz w:val="18"/>
-                <w:szCs w:val="18"/>
-              </w:rPr>
-              <w:t>樓、</w:t>
-            </w:r>
-            <w:r>
-              <w:rPr>
-                <w:sz w:val="18"/>
-                <w:szCs w:val="18"/>
-              </w:rPr>
-              <w:t>2</w:t>
-            </w:r>
-            <w:r>
-              <w:rPr>
-                <w:sz w:val="18"/>
-                <w:szCs w:val="18"/>
-              </w:rPr>
-              <w:t>樓</w:t>
-            </w:r>
+            </w:r>
+            <w:proofErr w:type="gramStart"/>
+            <w:proofErr w:type="gramEnd"/>
           </w:p>
         </w:tc>
       </w:tr>
@@ -11926,7 +11824,6 @@
                 <w:sz w:val="18"/>
                 <w:szCs w:val="18"/>
               </w:rPr>
-              <w:t>2026/06/01</w:t>
             </w:r>
           </w:p>
         </w:tc>
@@ -11949,16 +11846,8 @@
                 <w:sz w:val="18"/>
                 <w:szCs w:val="18"/>
               </w:rPr>
-              <w:t>街</w:t>
-            </w:r>
-            <w:proofErr w:type="gramStart"/>
-            <w:r>
-              <w:rPr>
-                <w:sz w:val="18"/>
-                <w:szCs w:val="18"/>
-              </w:rPr>
-              <w:t>角貓舍</w:t>
-            </w:r>
+            </w:r>
+            <w:proofErr w:type="gramStart"/>
             <w:proofErr w:type="gramEnd"/>
           </w:p>
         </w:tc>
@@ -11982,30 +11871,8 @@
                 <w:sz w:val="18"/>
                 <w:szCs w:val="18"/>
               </w:rPr>
-              <w:t>特寵業繁</w:t>
-            </w:r>
-            <w:proofErr w:type="gramEnd"/>
-            <w:r>
-              <w:rPr>
-                <w:sz w:val="18"/>
-                <w:szCs w:val="18"/>
-              </w:rPr>
-              <w:t>字第</w:t>
-            </w:r>
-            <w:r>
-              <w:rPr>
-                <w:sz w:val="18"/>
-                <w:szCs w:val="18"/>
-              </w:rPr>
-              <w:t>S1110039</w:t>
-            </w:r>
-            <w:r>
-              <w:rPr>
-                <w:sz w:val="18"/>
-                <w:szCs w:val="18"/>
-              </w:rPr>
-              <w:t>號</w:t>
-            </w:r>
+            </w:r>
+            <w:proofErr w:type="gramEnd"/>
           </w:p>
         </w:tc>
         <w:tc>
@@ -12027,80 +11894,9 @@
                 <w:sz w:val="18"/>
                 <w:szCs w:val="18"/>
               </w:rPr>
-              <w:t>0972919353</w:t>
-            </w:r>
-            <w:r>
-              <w:rPr>
-                <w:sz w:val="18"/>
-                <w:szCs w:val="18"/>
-              </w:rPr>
-              <w:t>、</w:t>
-            </w:r>
-            <w:r>
-              <w:rPr>
-                <w:sz w:val="18"/>
-                <w:szCs w:val="18"/>
-              </w:rPr>
-              <w:t>0422785238 406</w:t>
-            </w:r>
-            <w:proofErr w:type="gramStart"/>
-            <w:r>
-              <w:rPr>
-                <w:sz w:val="18"/>
-                <w:szCs w:val="18"/>
-              </w:rPr>
-              <w:t>臺</w:t>
-            </w:r>
-            <w:proofErr w:type="gramEnd"/>
-            <w:r>
-              <w:rPr>
-                <w:sz w:val="18"/>
-                <w:szCs w:val="18"/>
-              </w:rPr>
-              <w:t>中市北屯區四平路</w:t>
-            </w:r>
-            <w:r>
-              <w:rPr>
-                <w:sz w:val="18"/>
-                <w:szCs w:val="18"/>
-              </w:rPr>
-              <w:t>252</w:t>
-            </w:r>
-            <w:r>
-              <w:rPr>
-                <w:sz w:val="18"/>
-                <w:szCs w:val="18"/>
-              </w:rPr>
-              <w:t>號</w:t>
-            </w:r>
-            <w:r>
-              <w:rPr>
-                <w:sz w:val="18"/>
-                <w:szCs w:val="18"/>
-              </w:rPr>
-              <w:t>1</w:t>
-            </w:r>
-            <w:r>
-              <w:rPr>
-                <w:sz w:val="18"/>
-                <w:szCs w:val="18"/>
-              </w:rPr>
-              <w:t>樓、</w:t>
-            </w:r>
-            <w:r>
-              <w:rPr>
-                <w:sz w:val="18"/>
-                <w:szCs w:val="18"/>
-              </w:rPr>
-              <w:t>2</w:t>
-            </w:r>
-            <w:r>
-              <w:rPr>
-                <w:sz w:val="18"/>
-                <w:szCs w:val="18"/>
-              </w:rPr>
-              <w:t>樓</w:t>
-            </w:r>
+            </w:r>
+            <w:proofErr w:type="gramStart"/>
+            <w:proofErr w:type="gramEnd"/>
           </w:p>
         </w:tc>
       </w:tr>
@@ -12614,7 +12410,6 @@
                 <w:sz w:val="18"/>
                 <w:szCs w:val="18"/>
               </w:rPr>
-              <w:t>2026/06/01</w:t>
             </w:r>
           </w:p>
         </w:tc>
@@ -12637,16 +12432,8 @@
                 <w:sz w:val="18"/>
                 <w:szCs w:val="18"/>
               </w:rPr>
-              <w:t>街</w:t>
-            </w:r>
-            <w:proofErr w:type="gramStart"/>
-            <w:r>
-              <w:rPr>
-                <w:sz w:val="18"/>
-                <w:szCs w:val="18"/>
-              </w:rPr>
-              <w:t>角貓舍</w:t>
-            </w:r>
+            </w:r>
+            <w:proofErr w:type="gramStart"/>
             <w:proofErr w:type="gramEnd"/>
           </w:p>
         </w:tc>
@@ -12670,30 +12457,8 @@
                 <w:sz w:val="18"/>
                 <w:szCs w:val="18"/>
               </w:rPr>
-              <w:t>特寵業繁</w:t>
-            </w:r>
-            <w:proofErr w:type="gramEnd"/>
-            <w:r>
-              <w:rPr>
-                <w:sz w:val="18"/>
-                <w:szCs w:val="18"/>
-              </w:rPr>
-              <w:t>字第</w:t>
-            </w:r>
-            <w:r>
-              <w:rPr>
-                <w:sz w:val="18"/>
-                <w:szCs w:val="18"/>
-              </w:rPr>
-              <w:t>S1110039</w:t>
-            </w:r>
-            <w:r>
-              <w:rPr>
-                <w:sz w:val="18"/>
-                <w:szCs w:val="18"/>
-              </w:rPr>
-              <w:t>號</w:t>
-            </w:r>
+            </w:r>
+            <w:proofErr w:type="gramEnd"/>
           </w:p>
         </w:tc>
         <w:tc>
@@ -12710,6 +12475,11 @@
                 <w:szCs w:val="18"/>
               </w:rPr>
             </w:pPr>
+            <w:r>
+              <w:rPr>
+                <w:sz w:val="18"/>
+              </w:rPr>
+            </w:r>
           </w:p>
         </w:tc>
       </w:tr>
@@ -12951,7 +12721,6 @@
                 <w:sz w:val="18"/>
                 <w:szCs w:val="18"/>
               </w:rPr>
-              <w:t>2026/06/01</w:t>
             </w:r>
           </w:p>
         </w:tc>
@@ -12974,16 +12743,8 @@
                 <w:sz w:val="18"/>
                 <w:szCs w:val="18"/>
               </w:rPr>
-              <w:t>街</w:t>
-            </w:r>
-            <w:proofErr w:type="gramStart"/>
-            <w:r>
-              <w:rPr>
-                <w:sz w:val="18"/>
-                <w:szCs w:val="18"/>
-              </w:rPr>
-              <w:t>角貓舍</w:t>
-            </w:r>
+            </w:r>
+            <w:proofErr w:type="gramStart"/>
             <w:proofErr w:type="gramEnd"/>
           </w:p>
         </w:tc>
@@ -13007,30 +12768,8 @@
                 <w:sz w:val="18"/>
                 <w:szCs w:val="18"/>
               </w:rPr>
-              <w:t>特寵業繁</w:t>
-            </w:r>
-            <w:proofErr w:type="gramEnd"/>
-            <w:r>
-              <w:rPr>
-                <w:sz w:val="18"/>
-                <w:szCs w:val="18"/>
-              </w:rPr>
-              <w:t>字第</w:t>
-            </w:r>
-            <w:r>
-              <w:rPr>
-                <w:sz w:val="18"/>
-                <w:szCs w:val="18"/>
-              </w:rPr>
-              <w:t>S1110039</w:t>
-            </w:r>
-            <w:r>
-              <w:rPr>
-                <w:sz w:val="18"/>
-                <w:szCs w:val="18"/>
-              </w:rPr>
-              <w:t>號</w:t>
-            </w:r>
+            </w:r>
+            <w:proofErr w:type="gramEnd"/>
           </w:p>
         </w:tc>
         <w:tc>
@@ -13047,6 +12786,11 @@
                 <w:szCs w:val="18"/>
               </w:rPr>
             </w:pPr>
+            <w:r>
+              <w:rPr>
+                <w:sz w:val="18"/>
+              </w:rPr>
+            </w:r>
           </w:p>
         </w:tc>
       </w:tr>
@@ -13271,7 +13015,6 @@
                 <w:sz w:val="18"/>
                 <w:szCs w:val="18"/>
               </w:rPr>
-              <w:t>2026/06/01</w:t>
             </w:r>
           </w:p>
         </w:tc>
@@ -13294,16 +13037,8 @@
                 <w:sz w:val="18"/>
                 <w:szCs w:val="18"/>
               </w:rPr>
-              <w:t>街</w:t>
-            </w:r>
-            <w:proofErr w:type="gramStart"/>
-            <w:r>
-              <w:rPr>
-                <w:sz w:val="18"/>
-                <w:szCs w:val="18"/>
-              </w:rPr>
-              <w:t>角貓舍</w:t>
-            </w:r>
+            </w:r>
+            <w:proofErr w:type="gramStart"/>
             <w:proofErr w:type="gramEnd"/>
           </w:p>
         </w:tc>
@@ -13327,30 +13062,8 @@
                 <w:sz w:val="18"/>
                 <w:szCs w:val="18"/>
               </w:rPr>
-              <w:t>特寵業繁</w:t>
-            </w:r>
-            <w:proofErr w:type="gramEnd"/>
-            <w:r>
-              <w:rPr>
-                <w:sz w:val="18"/>
-                <w:szCs w:val="18"/>
-              </w:rPr>
-              <w:t>字第</w:t>
-            </w:r>
-            <w:r>
-              <w:rPr>
-                <w:sz w:val="18"/>
-                <w:szCs w:val="18"/>
-              </w:rPr>
-              <w:t>S1110039</w:t>
-            </w:r>
-            <w:r>
-              <w:rPr>
-                <w:sz w:val="18"/>
-                <w:szCs w:val="18"/>
-              </w:rPr>
-              <w:t>號</w:t>
-            </w:r>
+            </w:r>
+            <w:proofErr w:type="gramEnd"/>
           </w:p>
         </w:tc>
         <w:tc>
@@ -13367,6 +13080,11 @@
                 <w:szCs w:val="18"/>
               </w:rPr>
             </w:pPr>
+            <w:r>
+              <w:rPr>
+                <w:sz w:val="18"/>
+              </w:rPr>
+            </w:r>
           </w:p>
         </w:tc>
       </w:tr>
@@ -13591,7 +13309,6 @@
                 <w:sz w:val="18"/>
                 <w:szCs w:val="18"/>
               </w:rPr>
-              <w:t>2026/06/01</w:t>
             </w:r>
           </w:p>
         </w:tc>
@@ -13614,16 +13331,8 @@
                 <w:sz w:val="18"/>
                 <w:szCs w:val="18"/>
               </w:rPr>
-              <w:t>街</w:t>
-            </w:r>
-            <w:proofErr w:type="gramStart"/>
-            <w:r>
-              <w:rPr>
-                <w:sz w:val="18"/>
-                <w:szCs w:val="18"/>
-              </w:rPr>
-              <w:t>角貓舍</w:t>
-            </w:r>
+            </w:r>
+            <w:proofErr w:type="gramStart"/>
             <w:proofErr w:type="gramEnd"/>
           </w:p>
         </w:tc>
@@ -13647,30 +13356,8 @@
                 <w:sz w:val="18"/>
                 <w:szCs w:val="18"/>
               </w:rPr>
-              <w:t>特寵業繁</w:t>
-            </w:r>
-            <w:proofErr w:type="gramEnd"/>
-            <w:r>
-              <w:rPr>
-                <w:sz w:val="18"/>
-                <w:szCs w:val="18"/>
-              </w:rPr>
-              <w:t>字第</w:t>
-            </w:r>
-            <w:r>
-              <w:rPr>
-                <w:sz w:val="18"/>
-                <w:szCs w:val="18"/>
-              </w:rPr>
-              <w:t>S1110039</w:t>
-            </w:r>
-            <w:r>
-              <w:rPr>
-                <w:sz w:val="18"/>
-                <w:szCs w:val="18"/>
-              </w:rPr>
-              <w:t>號</w:t>
-            </w:r>
+            </w:r>
+            <w:proofErr w:type="gramEnd"/>
           </w:p>
         </w:tc>
         <w:tc>
@@ -13687,6 +13374,11 @@
                 <w:szCs w:val="18"/>
               </w:rPr>
             </w:pPr>
+            <w:r>
+              <w:rPr>
+                <w:sz w:val="18"/>
+              </w:rPr>
+            </w:r>
           </w:p>
         </w:tc>
       </w:tr>

--- a/docs/13_寵物管理/晶片表.docx
+++ b/docs/13_寵物管理/晶片表.docx
@@ -19115,6 +19115,12 @@
                 <w:szCs w:val="18"/>
               </w:rPr>
             </w:pPr>
+            <w:r>
+              <w:rPr>
+                <w:sz w:val="18"/>
+              </w:rPr>
+              <w:t>2026/06/17</w:t>
+            </w:r>
           </w:p>
         </w:tc>
         <w:tc>
@@ -19131,6 +19137,12 @@
                 <w:szCs w:val="18"/>
               </w:rPr>
             </w:pPr>
+            <w:r>
+              <w:rPr>
+                <w:sz w:val="18"/>
+              </w:rPr>
+              <w:t>賴明威</w:t>
+            </w:r>
           </w:p>
         </w:tc>
         <w:tc>
@@ -19147,6 +19159,12 @@
                 <w:szCs w:val="18"/>
               </w:rPr>
             </w:pPr>
+            <w:r>
+              <w:rPr>
+                <w:sz w:val="18"/>
+              </w:rPr>
+              <w:t>A130519746</w:t>
+            </w:r>
           </w:p>
         </w:tc>
         <w:tc>
@@ -19163,6 +19181,12 @@
                 <w:szCs w:val="18"/>
               </w:rPr>
             </w:pPr>
+            <w:r>
+              <w:rPr>
+                <w:sz w:val="18"/>
+              </w:rPr>
+              <w:t>0981034348 104 臺北市中山區農安街271巷2號二樓</w:t>
+            </w:r>
           </w:p>
         </w:tc>
       </w:tr>
@@ -19618,6 +19642,12 @@
                 <w:szCs w:val="18"/>
               </w:rPr>
             </w:pPr>
+            <w:r>
+              <w:rPr>
+                <w:sz w:val="18"/>
+              </w:rPr>
+              <w:t>2026/06/18</w:t>
+            </w:r>
           </w:p>
         </w:tc>
         <w:tc>
@@ -19634,6 +19664,12 @@
                 <w:szCs w:val="18"/>
               </w:rPr>
             </w:pPr>
+            <w:r>
+              <w:rPr>
+                <w:sz w:val="18"/>
+              </w:rPr>
+              <w:t>張郁婕</w:t>
+            </w:r>
           </w:p>
         </w:tc>
         <w:tc>
@@ -19650,6 +19686,12 @@
                 <w:szCs w:val="18"/>
               </w:rPr>
             </w:pPr>
+            <w:r>
+              <w:rPr>
+                <w:sz w:val="18"/>
+              </w:rPr>
+              <w:t>G222168895</w:t>
+            </w:r>
           </w:p>
         </w:tc>
         <w:tc>
@@ -19666,6 +19708,12 @@
                 <w:szCs w:val="18"/>
               </w:rPr>
             </w:pPr>
+            <w:r>
+              <w:rPr>
+                <w:sz w:val="18"/>
+              </w:rPr>
+              <w:t>0983597997 243 新北市泰山區明志路一段183號四樓</w:t>
+            </w:r>
           </w:p>
         </w:tc>
       </w:tr>
@@ -21716,6 +21764,12 @@
                 <w:szCs w:val="18"/>
               </w:rPr>
             </w:pPr>
+            <w:r>
+              <w:rPr>
+                <w:sz w:val="18"/>
+              </w:rPr>
+              <w:t>2026/06/29</w:t>
+            </w:r>
           </w:p>
         </w:tc>
         <w:tc>
@@ -21732,6 +21786,12 @@
                 <w:szCs w:val="18"/>
               </w:rPr>
             </w:pPr>
+            <w:r>
+              <w:rPr>
+                <w:sz w:val="18"/>
+              </w:rPr>
+              <w:t>陳佑萱</w:t>
+            </w:r>
           </w:p>
         </w:tc>
         <w:tc>
@@ -21748,6 +21808,12 @@
                 <w:szCs w:val="18"/>
               </w:rPr>
             </w:pPr>
+            <w:r>
+              <w:rPr>
+                <w:sz w:val="18"/>
+              </w:rPr>
+              <w:t>L224440866</w:t>
+            </w:r>
           </w:p>
         </w:tc>
         <w:tc>
@@ -21764,6 +21830,12 @@
                 <w:szCs w:val="18"/>
               </w:rPr>
             </w:pPr>
+            <w:r>
+              <w:rPr>
+                <w:sz w:val="18"/>
+              </w:rPr>
+              <w:t>0939560806 411 臺中市太平區光明路56號</w:t>
+            </w:r>
           </w:p>
         </w:tc>
       </w:tr>
@@ -21974,6 +22046,12 @@
                 <w:szCs w:val="18"/>
               </w:rPr>
             </w:pPr>
+            <w:r>
+              <w:rPr>
+                <w:sz w:val="18"/>
+              </w:rPr>
+              <w:t>2026/06/14</w:t>
+            </w:r>
           </w:p>
         </w:tc>
         <w:tc>
@@ -21990,6 +22068,12 @@
                 <w:szCs w:val="18"/>
               </w:rPr>
             </w:pPr>
+            <w:r>
+              <w:rPr>
+                <w:sz w:val="18"/>
+              </w:rPr>
+              <w:t>王美堯</w:t>
+            </w:r>
           </w:p>
         </w:tc>
         <w:tc>
@@ -22006,6 +22090,12 @@
                 <w:szCs w:val="18"/>
               </w:rPr>
             </w:pPr>
+            <w:r>
+              <w:rPr>
+                <w:sz w:val="18"/>
+              </w:rPr>
+              <w:t>L222931579</w:t>
+            </w:r>
           </w:p>
         </w:tc>
         <w:tc>
@@ -22022,6 +22112,12 @@
                 <w:szCs w:val="18"/>
               </w:rPr>
             </w:pPr>
+            <w:r>
+              <w:rPr>
+                <w:sz w:val="18"/>
+              </w:rPr>
+              <w:t>0960548103 402 臺中市南區福田三街269號3樓之5</w:t>
+            </w:r>
           </w:p>
         </w:tc>
       </w:tr>
@@ -22470,6 +22566,12 @@
                 <w:szCs w:val="18"/>
               </w:rPr>
             </w:pPr>
+            <w:r>
+              <w:rPr>
+                <w:sz w:val="18"/>
+              </w:rPr>
+              <w:t>2026/06/14</w:t>
+            </w:r>
           </w:p>
         </w:tc>
         <w:tc>
@@ -22486,6 +22588,12 @@
                 <w:szCs w:val="18"/>
               </w:rPr>
             </w:pPr>
+            <w:r>
+              <w:rPr>
+                <w:sz w:val="18"/>
+              </w:rPr>
+              <w:t>王美堯</w:t>
+            </w:r>
           </w:p>
         </w:tc>
         <w:tc>
@@ -22502,6 +22610,12 @@
                 <w:szCs w:val="18"/>
               </w:rPr>
             </w:pPr>
+            <w:r>
+              <w:rPr>
+                <w:sz w:val="18"/>
+              </w:rPr>
+              <w:t>L222931579</w:t>
+            </w:r>
           </w:p>
         </w:tc>
         <w:tc>
@@ -22518,6 +22632,12 @@
                 <w:szCs w:val="18"/>
               </w:rPr>
             </w:pPr>
+            <w:r>
+              <w:rPr>
+                <w:sz w:val="18"/>
+              </w:rPr>
+              <w:t>0960548103 402 臺中市南區福田三街269號3樓之5</w:t>
+            </w:r>
           </w:p>
         </w:tc>
       </w:tr>

--- a/docs/13_寵物管理/晶片表.docx
+++ b/docs/13_寵物管理/晶片表.docx
@@ -20187,6 +20187,12 @@
                 <w:szCs w:val="18"/>
               </w:rPr>
             </w:pPr>
+            <w:r>
+              <w:rPr>
+                <w:sz w:val="18"/>
+              </w:rPr>
+              <w:t>2026/07/03</w:t>
+            </w:r>
           </w:p>
         </w:tc>
         <w:tc>
@@ -20203,6 +20209,12 @@
                 <w:szCs w:val="18"/>
               </w:rPr>
             </w:pPr>
+            <w:r>
+              <w:rPr>
+                <w:sz w:val="18"/>
+              </w:rPr>
+              <w:t>林瑩然</w:t>
+            </w:r>
           </w:p>
         </w:tc>
         <w:tc>
@@ -20219,6 +20231,12 @@
                 <w:szCs w:val="18"/>
               </w:rPr>
             </w:pPr>
+            <w:r>
+              <w:rPr>
+                <w:sz w:val="18"/>
+              </w:rPr>
+              <w:t>F222587282</w:t>
+            </w:r>
           </w:p>
         </w:tc>
         <w:tc>
@@ -20235,6 +20253,12 @@
                 <w:szCs w:val="18"/>
               </w:rPr>
             </w:pPr>
+            <w:r>
+              <w:rPr>
+                <w:sz w:val="18"/>
+              </w:rPr>
+              <w:t>0931664575 403 臺中市西區三民西路17號7樓-5</w:t>
+            </w:r>
           </w:p>
         </w:tc>
       </w:tr>

--- a/docs/13_寵物管理/晶片表.docx
+++ b/docs/13_寵物管理/晶片表.docx
@@ -12202,6 +12202,12 @@
                 <w:szCs w:val="18"/>
               </w:rPr>
             </w:pPr>
+            <w:r>
+              <w:rPr>
+                <w:sz w:val="18"/>
+              </w:rPr>
+              <w:t>0972919353、0422785238 406臺中市北屯區四平路252號1樓、2樓</w:t>
+            </w:r>
           </w:p>
         </w:tc>
       </w:tr>
@@ -13685,6 +13691,12 @@
                 <w:szCs w:val="18"/>
               </w:rPr>
             </w:pPr>
+            <w:r>
+              <w:rPr>
+                <w:sz w:val="18"/>
+              </w:rPr>
+              <w:t>0972919353、0422785238 406臺中市北屯區四平路252號1樓、2樓</w:t>
+            </w:r>
           </w:p>
         </w:tc>
       </w:tr>

--- a/docs/13_寵物管理/晶片表.docx
+++ b/docs/13_寵物管理/晶片表.docx
@@ -617,64 +617,29 @@
                 <w:sz w:val="18"/>
                 <w:szCs w:val="18"/>
               </w:rPr>
-              <w:t>他場名稱：街</w:t>
-            </w:r>
-            <w:proofErr w:type="gramStart"/>
-            <w:r>
-              <w:rPr>
-                <w:sz w:val="18"/>
-                <w:szCs w:val="18"/>
-              </w:rPr>
-              <w:t>角貓舍</w:t>
-            </w:r>
-            <w:proofErr w:type="gramEnd"/>
-          </w:p>
-          <w:p>
-            <w:pPr>
-              <w:spacing w:line="259" w:lineRule="auto"/>
-              <w:ind w:right="-15"/>
-              <w:rPr>
-                <w:sz w:val="18"/>
-                <w:szCs w:val="18"/>
-              </w:rPr>
-            </w:pPr>
-            <w:r>
-              <w:rPr>
-                <w:sz w:val="18"/>
-                <w:szCs w:val="18"/>
-              </w:rPr>
-              <w:t>他</w:t>
-            </w:r>
-            <w:proofErr w:type="gramStart"/>
-            <w:r>
-              <w:rPr>
-                <w:sz w:val="18"/>
-                <w:szCs w:val="18"/>
-              </w:rPr>
-              <w:t>場特寵業繁</w:t>
-            </w:r>
-            <w:proofErr w:type="gramEnd"/>
-            <w:r>
-              <w:rPr>
-                <w:sz w:val="18"/>
-                <w:szCs w:val="18"/>
-              </w:rPr>
-              <w:t>字號：第</w:t>
-            </w:r>
-            <w:r>
-              <w:rPr>
-                <w:sz w:val="18"/>
-                <w:szCs w:val="18"/>
-              </w:rPr>
-              <w:t>S1110039</w:t>
-            </w:r>
-            <w:r>
-              <w:rPr>
-                <w:sz w:val="18"/>
-                <w:szCs w:val="18"/>
-              </w:rPr>
-              <w:t>號</w:t>
-            </w:r>
+              <w:t>他場名稱：沐然之森工作坊</w:t>
+            </w:r>
+            <w:proofErr w:type="gramStart"/>
+            <w:proofErr w:type="gramEnd"/>
+          </w:p>
+          <w:p>
+            <w:pPr>
+              <w:spacing w:line="259" w:lineRule="auto"/>
+              <w:ind w:right="-15"/>
+              <w:rPr>
+                <w:sz w:val="18"/>
+                <w:szCs w:val="18"/>
+              </w:rPr>
+            </w:pPr>
+            <w:r>
+              <w:rPr>
+                <w:sz w:val="18"/>
+                <w:szCs w:val="18"/>
+              </w:rPr>
+              <w:t>他場特寵業繁字號：第S1140043號</w:t>
+            </w:r>
+            <w:proofErr w:type="gramStart"/>
+            <w:proofErr w:type="gramEnd"/>
           </w:p>
         </w:tc>
         <w:tc>
@@ -927,64 +892,29 @@
                 <w:sz w:val="18"/>
                 <w:szCs w:val="18"/>
               </w:rPr>
-              <w:t>他場名稱：街</w:t>
-            </w:r>
-            <w:proofErr w:type="gramStart"/>
-            <w:r>
-              <w:rPr>
-                <w:sz w:val="18"/>
-                <w:szCs w:val="18"/>
-              </w:rPr>
-              <w:t>角貓舍</w:t>
-            </w:r>
-            <w:proofErr w:type="gramEnd"/>
-          </w:p>
-          <w:p>
-            <w:pPr>
-              <w:spacing w:line="259" w:lineRule="auto"/>
-              <w:ind w:right="-15"/>
-              <w:rPr>
-                <w:sz w:val="18"/>
-                <w:szCs w:val="18"/>
-              </w:rPr>
-            </w:pPr>
-            <w:r>
-              <w:rPr>
-                <w:sz w:val="18"/>
-                <w:szCs w:val="18"/>
-              </w:rPr>
-              <w:t>他</w:t>
-            </w:r>
-            <w:proofErr w:type="gramStart"/>
-            <w:r>
-              <w:rPr>
-                <w:sz w:val="18"/>
-                <w:szCs w:val="18"/>
-              </w:rPr>
-              <w:t>場特寵業繁</w:t>
-            </w:r>
-            <w:proofErr w:type="gramEnd"/>
-            <w:r>
-              <w:rPr>
-                <w:sz w:val="18"/>
-                <w:szCs w:val="18"/>
-              </w:rPr>
-              <w:t>字號：第</w:t>
-            </w:r>
-            <w:r>
-              <w:rPr>
-                <w:sz w:val="18"/>
-                <w:szCs w:val="18"/>
-              </w:rPr>
-              <w:t>S1110039</w:t>
-            </w:r>
-            <w:r>
-              <w:rPr>
-                <w:sz w:val="18"/>
-                <w:szCs w:val="18"/>
-              </w:rPr>
-              <w:t>號</w:t>
-            </w:r>
+              <w:t>他場名稱：沐然之森工作坊</w:t>
+            </w:r>
+            <w:proofErr w:type="gramStart"/>
+            <w:proofErr w:type="gramEnd"/>
+          </w:p>
+          <w:p>
+            <w:pPr>
+              <w:spacing w:line="259" w:lineRule="auto"/>
+              <w:ind w:right="-15"/>
+              <w:rPr>
+                <w:sz w:val="18"/>
+                <w:szCs w:val="18"/>
+              </w:rPr>
+            </w:pPr>
+            <w:r>
+              <w:rPr>
+                <w:sz w:val="18"/>
+                <w:szCs w:val="18"/>
+              </w:rPr>
+              <w:t>他場特寵業繁字號：第S1140043號</w:t>
+            </w:r>
+            <w:proofErr w:type="gramStart"/>
+            <w:proofErr w:type="gramEnd"/>
           </w:p>
         </w:tc>
         <w:tc>
@@ -1270,64 +1200,29 @@
                 <w:sz w:val="18"/>
                 <w:szCs w:val="18"/>
               </w:rPr>
-              <w:t>他場名稱：街</w:t>
-            </w:r>
-            <w:proofErr w:type="gramStart"/>
-            <w:r>
-              <w:rPr>
-                <w:sz w:val="18"/>
-                <w:szCs w:val="18"/>
-              </w:rPr>
-              <w:t>角貓舍</w:t>
-            </w:r>
-            <w:proofErr w:type="gramEnd"/>
-          </w:p>
-          <w:p>
-            <w:pPr>
-              <w:spacing w:line="259" w:lineRule="auto"/>
-              <w:ind w:right="-15"/>
-              <w:rPr>
-                <w:sz w:val="18"/>
-                <w:szCs w:val="18"/>
-              </w:rPr>
-            </w:pPr>
-            <w:r>
-              <w:rPr>
-                <w:sz w:val="18"/>
-                <w:szCs w:val="18"/>
-              </w:rPr>
-              <w:t>他</w:t>
-            </w:r>
-            <w:proofErr w:type="gramStart"/>
-            <w:r>
-              <w:rPr>
-                <w:sz w:val="18"/>
-                <w:szCs w:val="18"/>
-              </w:rPr>
-              <w:t>場特寵業繁</w:t>
-            </w:r>
-            <w:proofErr w:type="gramEnd"/>
-            <w:r>
-              <w:rPr>
-                <w:sz w:val="18"/>
-                <w:szCs w:val="18"/>
-              </w:rPr>
-              <w:t>字號：第</w:t>
-            </w:r>
-            <w:r>
-              <w:rPr>
-                <w:sz w:val="18"/>
-                <w:szCs w:val="18"/>
-              </w:rPr>
-              <w:t>S1110039</w:t>
-            </w:r>
-            <w:r>
-              <w:rPr>
-                <w:sz w:val="18"/>
-                <w:szCs w:val="18"/>
-              </w:rPr>
-              <w:t>號</w:t>
-            </w:r>
+              <w:t>他場名稱：沐然之森工作坊</w:t>
+            </w:r>
+            <w:proofErr w:type="gramStart"/>
+            <w:proofErr w:type="gramEnd"/>
+          </w:p>
+          <w:p>
+            <w:pPr>
+              <w:spacing w:line="259" w:lineRule="auto"/>
+              <w:ind w:right="-15"/>
+              <w:rPr>
+                <w:sz w:val="18"/>
+                <w:szCs w:val="18"/>
+              </w:rPr>
+            </w:pPr>
+            <w:r>
+              <w:rPr>
+                <w:sz w:val="18"/>
+                <w:szCs w:val="18"/>
+              </w:rPr>
+              <w:t>他場特寵業繁字號：第S1140043號</w:t>
+            </w:r>
+            <w:proofErr w:type="gramStart"/>
+            <w:proofErr w:type="gramEnd"/>
           </w:p>
         </w:tc>
         <w:tc>
@@ -15206,64 +15101,29 @@
                 <w:sz w:val="18"/>
                 <w:szCs w:val="18"/>
               </w:rPr>
-              <w:t>他場名稱：街</w:t>
-            </w:r>
-            <w:proofErr w:type="gramStart"/>
-            <w:r>
-              <w:rPr>
-                <w:sz w:val="18"/>
-                <w:szCs w:val="18"/>
-              </w:rPr>
-              <w:t>角貓舍</w:t>
-            </w:r>
-            <w:proofErr w:type="gramEnd"/>
-          </w:p>
-          <w:p>
-            <w:pPr>
-              <w:spacing w:line="259" w:lineRule="auto"/>
-              <w:ind w:right="-15"/>
-              <w:rPr>
-                <w:sz w:val="18"/>
-                <w:szCs w:val="18"/>
-              </w:rPr>
-            </w:pPr>
-            <w:r>
-              <w:rPr>
-                <w:sz w:val="18"/>
-                <w:szCs w:val="18"/>
-              </w:rPr>
-              <w:t>他</w:t>
-            </w:r>
-            <w:proofErr w:type="gramStart"/>
-            <w:r>
-              <w:rPr>
-                <w:sz w:val="18"/>
-                <w:szCs w:val="18"/>
-              </w:rPr>
-              <w:t>場特寵業繁</w:t>
-            </w:r>
-            <w:proofErr w:type="gramEnd"/>
-            <w:r>
-              <w:rPr>
-                <w:sz w:val="18"/>
-                <w:szCs w:val="18"/>
-              </w:rPr>
-              <w:t>字號：第</w:t>
-            </w:r>
-            <w:r>
-              <w:rPr>
-                <w:sz w:val="18"/>
-                <w:szCs w:val="18"/>
-              </w:rPr>
-              <w:t>S1110039</w:t>
-            </w:r>
-            <w:r>
-              <w:rPr>
-                <w:sz w:val="18"/>
-                <w:szCs w:val="18"/>
-              </w:rPr>
-              <w:t>號</w:t>
-            </w:r>
+              <w:t>他場名稱：金府城名犬舍</w:t>
+            </w:r>
+            <w:proofErr w:type="gramStart"/>
+            <w:proofErr w:type="gramEnd"/>
+          </w:p>
+          <w:p>
+            <w:pPr>
+              <w:spacing w:line="259" w:lineRule="auto"/>
+              <w:ind w:right="-15"/>
+              <w:rPr>
+                <w:sz w:val="18"/>
+                <w:szCs w:val="18"/>
+              </w:rPr>
+            </w:pPr>
+            <w:r>
+              <w:rPr>
+                <w:sz w:val="18"/>
+                <w:szCs w:val="18"/>
+              </w:rPr>
+              <w:t>他場特寵業繁字號：第U1130732號</w:t>
+            </w:r>
+            <w:proofErr w:type="gramStart"/>
+            <w:proofErr w:type="gramEnd"/>
           </w:p>
         </w:tc>
         <w:tc>
@@ -15923,7 +15783,7 @@
                 <w:sz w:val="18"/>
                 <w:szCs w:val="18"/>
               </w:rPr>
-              <w:t>2026/06/07</w:t>
+              <w:t>2026/06/14</w:t>
             </w:r>
           </w:p>
         </w:tc>
@@ -16513,71 +16373,29 @@
                 <w:sz w:val="18"/>
                 <w:szCs w:val="18"/>
               </w:rPr>
-              <w:t>他場名稱：</w:t>
-            </w:r>
-            <w:proofErr w:type="gramStart"/>
-            <w:r>
-              <w:rPr>
-                <w:sz w:val="18"/>
-                <w:szCs w:val="18"/>
-              </w:rPr>
-              <w:t>喵</w:t>
-            </w:r>
-            <w:proofErr w:type="gramEnd"/>
-            <w:r>
-              <w:rPr>
-                <w:sz w:val="18"/>
-                <w:szCs w:val="18"/>
-              </w:rPr>
-              <w:t>生活貓舍</w:t>
-            </w:r>
-          </w:p>
-          <w:p>
-            <w:pPr>
-              <w:spacing w:line="259" w:lineRule="auto"/>
-              <w:ind w:right="-15"/>
-              <w:rPr>
-                <w:sz w:val="18"/>
-                <w:szCs w:val="18"/>
-              </w:rPr>
-            </w:pPr>
-            <w:r>
-              <w:rPr>
-                <w:sz w:val="18"/>
-                <w:szCs w:val="18"/>
-              </w:rPr>
-              <w:t>他</w:t>
-            </w:r>
-            <w:proofErr w:type="gramStart"/>
-            <w:r>
-              <w:rPr>
-                <w:sz w:val="18"/>
-                <w:szCs w:val="18"/>
-              </w:rPr>
-              <w:t>場特寵業繁</w:t>
-            </w:r>
-            <w:proofErr w:type="gramEnd"/>
-            <w:r>
-              <w:rPr>
-                <w:sz w:val="18"/>
-                <w:szCs w:val="18"/>
-              </w:rPr>
-              <w:t>字號：第</w:t>
-            </w:r>
-            <w:r>
-              <w:rPr>
-                <w:sz w:val="18"/>
-                <w:szCs w:val="18"/>
-              </w:rPr>
-              <w:t>W1120850</w:t>
-            </w:r>
-            <w:r>
-              <w:rPr>
-                <w:sz w:val="18"/>
-                <w:szCs w:val="18"/>
-              </w:rPr>
-              <w:t>號</w:t>
-            </w:r>
+              <w:t>他場名稱：街角貓舍</w:t>
+            </w:r>
+            <w:proofErr w:type="gramStart"/>
+            <w:proofErr w:type="gramEnd"/>
+          </w:p>
+          <w:p>
+            <w:pPr>
+              <w:spacing w:line="259" w:lineRule="auto"/>
+              <w:ind w:right="-15"/>
+              <w:rPr>
+                <w:sz w:val="18"/>
+                <w:szCs w:val="18"/>
+              </w:rPr>
+            </w:pPr>
+            <w:r>
+              <w:rPr>
+                <w:sz w:val="18"/>
+                <w:szCs w:val="18"/>
+              </w:rPr>
+              <w:t>他場特寵業繁字號：第S1110039號</w:t>
+            </w:r>
+            <w:proofErr w:type="gramStart"/>
+            <w:proofErr w:type="gramEnd"/>
           </w:p>
         </w:tc>
         <w:tc>
@@ -17146,64 +16964,29 @@
                 <w:sz w:val="18"/>
                 <w:szCs w:val="18"/>
               </w:rPr>
-              <w:t>他場名稱：街</w:t>
-            </w:r>
-            <w:proofErr w:type="gramStart"/>
-            <w:r>
-              <w:rPr>
-                <w:sz w:val="18"/>
-                <w:szCs w:val="18"/>
-              </w:rPr>
-              <w:t>角貓舍</w:t>
-            </w:r>
-            <w:proofErr w:type="gramEnd"/>
-          </w:p>
-          <w:p>
-            <w:pPr>
-              <w:spacing w:line="259" w:lineRule="auto"/>
-              <w:ind w:right="-15"/>
-              <w:rPr>
-                <w:sz w:val="18"/>
-                <w:szCs w:val="18"/>
-              </w:rPr>
-            </w:pPr>
-            <w:r>
-              <w:rPr>
-                <w:sz w:val="18"/>
-                <w:szCs w:val="18"/>
-              </w:rPr>
-              <w:t>他</w:t>
-            </w:r>
-            <w:proofErr w:type="gramStart"/>
-            <w:r>
-              <w:rPr>
-                <w:sz w:val="18"/>
-                <w:szCs w:val="18"/>
-              </w:rPr>
-              <w:t>場特寵業繁</w:t>
-            </w:r>
-            <w:proofErr w:type="gramEnd"/>
-            <w:r>
-              <w:rPr>
-                <w:sz w:val="18"/>
-                <w:szCs w:val="18"/>
-              </w:rPr>
-              <w:t>字號：第</w:t>
-            </w:r>
-            <w:r>
-              <w:rPr>
-                <w:sz w:val="18"/>
-                <w:szCs w:val="18"/>
-              </w:rPr>
-              <w:t>S1110039</w:t>
-            </w:r>
-            <w:r>
-              <w:rPr>
-                <w:sz w:val="18"/>
-                <w:szCs w:val="18"/>
-              </w:rPr>
-              <w:t>號</w:t>
-            </w:r>
+              <w:t>他場名稱：金府城名犬舍</w:t>
+            </w:r>
+            <w:proofErr w:type="gramStart"/>
+            <w:proofErr w:type="gramEnd"/>
+          </w:p>
+          <w:p>
+            <w:pPr>
+              <w:spacing w:line="259" w:lineRule="auto"/>
+              <w:ind w:right="-15"/>
+              <w:rPr>
+                <w:sz w:val="18"/>
+                <w:szCs w:val="18"/>
+              </w:rPr>
+            </w:pPr>
+            <w:r>
+              <w:rPr>
+                <w:sz w:val="18"/>
+                <w:szCs w:val="18"/>
+              </w:rPr>
+              <w:t>他場特寵業繁字號：第U1130732號</w:t>
+            </w:r>
+            <w:proofErr w:type="gramStart"/>
+            <w:proofErr w:type="gramEnd"/>
           </w:p>
         </w:tc>
         <w:tc>
@@ -20400,64 +20183,29 @@
                 <w:sz w:val="18"/>
                 <w:szCs w:val="18"/>
               </w:rPr>
-              <w:t>他場名稱：街</w:t>
-            </w:r>
-            <w:proofErr w:type="gramStart"/>
-            <w:r>
-              <w:rPr>
-                <w:sz w:val="18"/>
-                <w:szCs w:val="18"/>
-              </w:rPr>
-              <w:t>角貓舍</w:t>
-            </w:r>
-            <w:proofErr w:type="gramEnd"/>
-          </w:p>
-          <w:p>
-            <w:pPr>
-              <w:spacing w:line="259" w:lineRule="auto"/>
-              <w:ind w:right="-15"/>
-              <w:rPr>
-                <w:sz w:val="18"/>
-                <w:szCs w:val="18"/>
-              </w:rPr>
-            </w:pPr>
-            <w:r>
-              <w:rPr>
-                <w:sz w:val="18"/>
-                <w:szCs w:val="18"/>
-              </w:rPr>
-              <w:t>他</w:t>
-            </w:r>
-            <w:proofErr w:type="gramStart"/>
-            <w:r>
-              <w:rPr>
-                <w:sz w:val="18"/>
-                <w:szCs w:val="18"/>
-              </w:rPr>
-              <w:t>場特寵業繁</w:t>
-            </w:r>
-            <w:proofErr w:type="gramEnd"/>
-            <w:r>
-              <w:rPr>
-                <w:sz w:val="18"/>
-                <w:szCs w:val="18"/>
-              </w:rPr>
-              <w:t>字號：第</w:t>
-            </w:r>
-            <w:r>
-              <w:rPr>
-                <w:sz w:val="18"/>
-                <w:szCs w:val="18"/>
-              </w:rPr>
-              <w:t>S1110039</w:t>
-            </w:r>
-            <w:r>
-              <w:rPr>
-                <w:sz w:val="18"/>
-                <w:szCs w:val="18"/>
-              </w:rPr>
-              <w:t>號</w:t>
-            </w:r>
+              <w:t>他場名稱：金府城名犬舍</w:t>
+            </w:r>
+            <w:proofErr w:type="gramStart"/>
+            <w:proofErr w:type="gramEnd"/>
+          </w:p>
+          <w:p>
+            <w:pPr>
+              <w:spacing w:line="259" w:lineRule="auto"/>
+              <w:ind w:right="-15"/>
+              <w:rPr>
+                <w:sz w:val="18"/>
+                <w:szCs w:val="18"/>
+              </w:rPr>
+            </w:pPr>
+            <w:r>
+              <w:rPr>
+                <w:sz w:val="18"/>
+                <w:szCs w:val="18"/>
+              </w:rPr>
+              <w:t>他場特寵業繁字號：第U1130732號</w:t>
+            </w:r>
+            <w:proofErr w:type="gramStart"/>
+            <w:proofErr w:type="gramEnd"/>
           </w:p>
         </w:tc>
         <w:tc>

--- a/docs/13_寵物管理/晶片表.docx
+++ b/docs/13_寵物管理/晶片表.docx
@@ -24074,6 +24074,7 @@
                 <w:sz w:val="18"/>
                 <w:szCs w:val="18"/>
               </w:rPr>
+              <w:t>2026/07/12</w:t>
             </w:r>
           </w:p>
         </w:tc>
@@ -24096,6 +24097,7 @@
                 <w:sz w:val="18"/>
                 <w:szCs w:val="18"/>
               </w:rPr>
+              <w:t>李岱庭</w:t>
             </w:r>
           </w:p>
         </w:tc>
@@ -24118,6 +24120,7 @@
                 <w:sz w:val="18"/>
                 <w:szCs w:val="18"/>
               </w:rPr>
+              <w:t>B221114156</w:t>
             </w:r>
           </w:p>
         </w:tc>
@@ -24140,6 +24143,7 @@
                 <w:sz w:val="18"/>
                 <w:szCs w:val="18"/>
               </w:rPr>
+              <w:t>0911659583 406 臺中市北屯區松和里０１９鄰松安街２５９號</w:t>
             </w:r>
             <w:proofErr w:type="gramStart"/>
             <w:proofErr w:type="gramEnd"/>
@@ -27233,6 +27237,7 @@
                 <w:sz w:val="18"/>
                 <w:szCs w:val="18"/>
               </w:rPr>
+              <w:t>2026/07/12</w:t>
             </w:r>
           </w:p>
         </w:tc>
@@ -27255,6 +27260,7 @@
                 <w:sz w:val="18"/>
                 <w:szCs w:val="18"/>
               </w:rPr>
+              <w:t>李欣宜</w:t>
             </w:r>
           </w:p>
         </w:tc>
@@ -27277,6 +27283,7 @@
                 <w:sz w:val="18"/>
                 <w:szCs w:val="18"/>
               </w:rPr>
+              <w:t>R224101350</w:t>
             </w:r>
           </w:p>
         </w:tc>
@@ -27299,6 +27306,7 @@
                 <w:sz w:val="18"/>
                 <w:szCs w:val="18"/>
               </w:rPr>
+              <w:t>0966271167 421 臺中市后里區安眉路42之3號</w:t>
             </w:r>
             <w:proofErr w:type="gramStart"/>
             <w:proofErr w:type="gramEnd"/>
@@ -27785,6 +27793,253 @@
                 <w:sz w:val="18"/>
                 <w:szCs w:val="18"/>
               </w:rPr>
+            </w:r>
+            <w:proofErr w:type="gramStart"/>
+            <w:proofErr w:type="gramEnd"/>
+          </w:p>
+        </w:tc>
+      </w:tr>
+      <w:tr>
+        <w:trPr>
+          <w:trHeight w:val="1266"/>
+        </w:trPr>
+        <w:tc>
+          <w:tcPr>
+            <w:tcW w:w="2220" w:type="dxa"/>
+            <w:vAlign w:val="center"/>
+          </w:tcPr>
+          <w:p>
+            <w:pPr>
+              <w:spacing w:line="259" w:lineRule="auto"/>
+              <w:ind w:right="-15"/>
+              <w:rPr>
+                <w:sz w:val="18"/>
+                <w:szCs w:val="18"/>
+              </w:rPr>
+            </w:pPr>
+            <w:r>
+              <w:rPr>
+                <w:sz w:val="18"/>
+                <w:szCs w:val="18"/>
+              </w:rPr>
+              <w:t>90007-30010-84988</w:t>
+            </w:r>
+          </w:p>
+        </w:tc>
+        <w:tc>
+          <w:tcPr>
+            <w:tcW w:w="2295" w:type="dxa"/>
+            <w:vAlign w:val="center"/>
+          </w:tcPr>
+          <w:p>
+            <w:pPr>
+              <w:spacing w:line="259" w:lineRule="auto"/>
+              <w:ind w:right="-15"/>
+              <w:rPr>
+                <w:sz w:val="18"/>
+                <w:szCs w:val="18"/>
+              </w:rPr>
+            </w:pPr>
+            <w:r>
+              <w:rPr>
+                <w:sz w:val="18"/>
+                <w:szCs w:val="18"/>
+              </w:rPr>
+              <w:t>90007-30008-30618</w:t>
+            </w:r>
+          </w:p>
+        </w:tc>
+        <w:tc>
+          <w:tcPr>
+            <w:tcW w:w="1275" w:type="dxa"/>
+            <w:vAlign w:val="center"/>
+          </w:tcPr>
+          <w:p>
+            <w:pPr>
+              <w:spacing w:line="259" w:lineRule="auto"/>
+              <w:ind w:right="-15"/>
+              <w:rPr>
+                <w:sz w:val="18"/>
+                <w:szCs w:val="18"/>
+              </w:rPr>
+            </w:pPr>
+            <w:r>
+              <w:rPr>
+                <w:sz w:val="18"/>
+                <w:szCs w:val="18"/>
+              </w:rPr>
+              <w:t>2026/04/27</w:t>
+            </w:r>
+          </w:p>
+        </w:tc>
+        <w:tc>
+          <w:tcPr>
+            <w:tcW w:w="2700" w:type="dxa"/>
+            <w:vAlign w:val="center"/>
+          </w:tcPr>
+          <w:p>
+            <w:pPr>
+              <w:spacing w:line="259" w:lineRule="auto"/>
+              <w:ind w:right="-15"/>
+              <w:rPr>
+                <w:sz w:val="18"/>
+                <w:szCs w:val="18"/>
+              </w:rPr>
+            </w:pPr>
+            <w:r>
+              <w:rPr>
+                <w:sz w:val="18"/>
+                <w:szCs w:val="18"/>
+              </w:rPr>
+              <w:t>品種：曼赤肯貓</w:t>
+            </w:r>
+          </w:p>
+          <w:p>
+            <w:pPr>
+              <w:spacing w:line="259" w:lineRule="auto"/>
+              <w:ind w:right="-15"/>
+              <w:rPr>
+                <w:sz w:val="18"/>
+                <w:szCs w:val="18"/>
+              </w:rPr>
+            </w:pPr>
+            <w:r>
+              <w:rPr>
+                <w:sz w:val="18"/>
+                <w:szCs w:val="18"/>
+              </w:rPr>
+              <w:t>毛色：銀白</w:t>
+            </w:r>
+          </w:p>
+          <w:p>
+            <w:pPr>
+              <w:spacing w:line="259" w:lineRule="auto"/>
+              <w:ind w:right="-15"/>
+              <w:rPr>
+                <w:sz w:val="18"/>
+                <w:szCs w:val="18"/>
+              </w:rPr>
+            </w:pPr>
+            <w:r>
+              <w:rPr>
+                <w:sz w:val="18"/>
+                <w:szCs w:val="18"/>
+              </w:rPr>
+              <w:t>他場名稱：街角貓舍</w:t>
+            </w:r>
+            <w:proofErr w:type="gramStart"/>
+            <w:proofErr w:type="gramEnd"/>
+          </w:p>
+          <w:p>
+            <w:pPr>
+              <w:spacing w:line="259" w:lineRule="auto"/>
+              <w:ind w:right="-15"/>
+              <w:rPr>
+                <w:sz w:val="18"/>
+                <w:szCs w:val="18"/>
+              </w:rPr>
+            </w:pPr>
+            <w:r>
+              <w:rPr>
+                <w:sz w:val="18"/>
+                <w:szCs w:val="18"/>
+              </w:rPr>
+              <w:t>他場特寵業繁字號：第S1110039號</w:t>
+            </w:r>
+            <w:proofErr w:type="gramStart"/>
+            <w:proofErr w:type="gramEnd"/>
+          </w:p>
+        </w:tc>
+        <w:tc>
+          <w:tcPr>
+            <w:tcW w:w="1215" w:type="dxa"/>
+            <w:vAlign w:val="center"/>
+          </w:tcPr>
+          <w:p>
+            <w:pPr>
+              <w:spacing w:line="259" w:lineRule="auto"/>
+              <w:ind w:right="-15"/>
+              <w:jc w:val="center"/>
+              <w:rPr>
+                <w:sz w:val="18"/>
+                <w:szCs w:val="18"/>
+              </w:rPr>
+            </w:pPr>
+            <w:r>
+              <w:rPr>
+                <w:sz w:val="18"/>
+                <w:szCs w:val="18"/>
+              </w:rPr>
+              <w:t>2026/07/08</w:t>
+            </w:r>
+          </w:p>
+        </w:tc>
+        <w:tc>
+          <w:tcPr>
+            <w:tcW w:w="1200" w:type="dxa"/>
+            <w:vAlign w:val="center"/>
+          </w:tcPr>
+          <w:p>
+            <w:pPr>
+              <w:spacing w:line="259" w:lineRule="auto"/>
+              <w:ind w:right="-15"/>
+              <w:rPr>
+                <w:sz w:val="18"/>
+                <w:szCs w:val="18"/>
+              </w:rPr>
+            </w:pPr>
+            <w:r>
+              <w:rPr>
+                <w:sz w:val="18"/>
+                <w:szCs w:val="18"/>
+              </w:rPr>
+              <w:t>管培良</w:t>
+            </w:r>
+          </w:p>
+        </w:tc>
+        <w:tc>
+          <w:tcPr>
+            <w:tcW w:w="1560" w:type="dxa"/>
+            <w:vAlign w:val="center"/>
+          </w:tcPr>
+          <w:p>
+            <w:pPr>
+              <w:spacing w:line="259" w:lineRule="auto"/>
+              <w:ind w:right="-15"/>
+              <w:rPr>
+                <w:sz w:val="18"/>
+                <w:szCs w:val="18"/>
+              </w:rPr>
+            </w:pPr>
+            <w:r>
+              <w:rPr>
+                <w:sz w:val="18"/>
+                <w:szCs w:val="18"/>
+              </w:rPr>
+              <w:t>L124117593</w:t>
+            </w:r>
+          </w:p>
+        </w:tc>
+        <w:tc>
+          <w:tcPr>
+            <w:tcW w:w="2805" w:type="dxa"/>
+            <w:vAlign w:val="center"/>
+          </w:tcPr>
+          <w:p>
+            <w:pPr>
+              <w:spacing w:line="259" w:lineRule="auto"/>
+              <w:ind w:right="-15"/>
+              <w:rPr>
+                <w:sz w:val="18"/>
+                <w:szCs w:val="18"/>
+              </w:rPr>
+            </w:pPr>
+            <w:r>
+              <w:rPr>
+                <w:sz w:val="18"/>
+                <w:szCs w:val="18"/>
+              </w:rPr>
+              <w:t>0905771012 433 臺中市沙鹿區中樂街95巷12號</w:t>
             </w:r>
             <w:proofErr w:type="gramStart"/>
             <w:proofErr w:type="gramEnd"/>

--- a/docs/13_寵物管理/晶片表.docx
+++ b/docs/13_寵物管理/晶片表.docx
@@ -20223,6 +20223,12 @@
                 <w:szCs w:val="18"/>
               </w:rPr>
             </w:pPr>
+            <w:r>
+              <w:rPr>
+                <w:sz w:val="18"/>
+              </w:rPr>
+              <w:t>2026/07/30</w:t>
+            </w:r>
           </w:p>
         </w:tc>
         <w:tc>
@@ -20239,6 +20245,12 @@
                 <w:szCs w:val="18"/>
               </w:rPr>
             </w:pPr>
+            <w:r>
+              <w:rPr>
+                <w:sz w:val="18"/>
+              </w:rPr>
+              <w:t>江承翰</w:t>
+            </w:r>
           </w:p>
         </w:tc>
         <w:tc>
@@ -20255,6 +20267,12 @@
                 <w:szCs w:val="18"/>
               </w:rPr>
             </w:pPr>
+            <w:r>
+              <w:rPr>
+                <w:sz w:val="18"/>
+              </w:rPr>
+              <w:t>Q124310463</w:t>
+            </w:r>
           </w:p>
         </w:tc>
         <w:tc>
@@ -20271,6 +20289,11 @@
                 <w:szCs w:val="18"/>
               </w:rPr>
             </w:pPr>
+            <w:r>
+              <w:rPr>
+                <w:sz w:val="18"/>
+              </w:rPr>
+            </w:r>
           </w:p>
         </w:tc>
       </w:tr>
@@ -25536,6 +25559,7 @@
                 <w:sz w:val="18"/>
                 <w:szCs w:val="18"/>
               </w:rPr>
+              <w:t>2026/07/13</w:t>
             </w:r>
           </w:p>
         </w:tc>
@@ -25558,6 +25582,7 @@
                 <w:sz w:val="18"/>
                 <w:szCs w:val="18"/>
               </w:rPr>
+              <w:t>街角貓舍</w:t>
             </w:r>
           </w:p>
         </w:tc>
@@ -25580,6 +25605,7 @@
                 <w:sz w:val="18"/>
                 <w:szCs w:val="18"/>
               </w:rPr>
+              <w:t>特寵業繁字第S1110039號</w:t>
             </w:r>
           </w:p>
         </w:tc>
@@ -25602,6 +25628,7 @@
                 <w:sz w:val="18"/>
                 <w:szCs w:val="18"/>
               </w:rPr>
+              <w:t>0972919353、0422785238 406臺中市北屯區四平路252號1樓、2樓</w:t>
             </w:r>
             <w:proofErr w:type="gramStart"/>
             <w:proofErr w:type="gramEnd"/>
@@ -26022,6 +26049,7 @@
                 <w:sz w:val="18"/>
                 <w:szCs w:val="18"/>
               </w:rPr>
+              <w:t>2026/07/13</w:t>
             </w:r>
           </w:p>
         </w:tc>
@@ -26044,6 +26072,7 @@
                 <w:sz w:val="18"/>
                 <w:szCs w:val="18"/>
               </w:rPr>
+              <w:t>街角貓舍</w:t>
             </w:r>
           </w:p>
         </w:tc>
@@ -26066,6 +26095,7 @@
                 <w:sz w:val="18"/>
                 <w:szCs w:val="18"/>
               </w:rPr>
+              <w:t>特寵業繁字第S1110039號</w:t>
             </w:r>
           </w:p>
         </w:tc>
@@ -26088,6 +26118,7 @@
                 <w:sz w:val="18"/>
                 <w:szCs w:val="18"/>
               </w:rPr>
+              <w:t>0972919353、0422785238 406臺中市北屯區四平路252號1樓、2樓</w:t>
             </w:r>
             <w:proofErr w:type="gramStart"/>
             <w:proofErr w:type="gramEnd"/>
@@ -26265,6 +26296,7 @@
                 <w:sz w:val="18"/>
                 <w:szCs w:val="18"/>
               </w:rPr>
+              <w:t>2026/07/13</w:t>
             </w:r>
           </w:p>
         </w:tc>
@@ -26287,6 +26319,7 @@
                 <w:sz w:val="18"/>
                 <w:szCs w:val="18"/>
               </w:rPr>
+              <w:t>街角貓舍</w:t>
             </w:r>
           </w:p>
         </w:tc>
@@ -26309,6 +26342,7 @@
                 <w:sz w:val="18"/>
                 <w:szCs w:val="18"/>
               </w:rPr>
+              <w:t>特寵業繁字第S1110039號</w:t>
             </w:r>
           </w:p>
         </w:tc>
@@ -26331,6 +26365,7 @@
                 <w:sz w:val="18"/>
                 <w:szCs w:val="18"/>
               </w:rPr>
+              <w:t>0972919353、0422785238 406臺中市北屯區四平路252號1樓、2樓</w:t>
             </w:r>
             <w:proofErr w:type="gramStart"/>
             <w:proofErr w:type="gramEnd"/>
@@ -26508,6 +26543,7 @@
                 <w:sz w:val="18"/>
                 <w:szCs w:val="18"/>
               </w:rPr>
+              <w:t>2026/07/13</w:t>
             </w:r>
           </w:p>
         </w:tc>
@@ -26530,6 +26566,7 @@
                 <w:sz w:val="18"/>
                 <w:szCs w:val="18"/>
               </w:rPr>
+              <w:t>魏家羕</w:t>
             </w:r>
           </w:p>
         </w:tc>
@@ -26552,6 +26589,7 @@
                 <w:sz w:val="18"/>
                 <w:szCs w:val="18"/>
               </w:rPr>
+              <w:t>D224658675</w:t>
             </w:r>
           </w:p>
         </w:tc>

--- a/docs/13_寵物管理/晶片表.docx
+++ b/docs/13_寵物管理/晶片表.docx
@@ -20293,6 +20293,7 @@
               <w:rPr>
                 <w:sz w:val="18"/>
               </w:rPr>
+              <w:t>0965072199 614 嘉義縣東石鄉掌潭村6鄰掌潭1號</w:t>
             </w:r>
           </w:p>
         </w:tc>
@@ -26566,7 +26567,7 @@
                 <w:sz w:val="18"/>
                 <w:szCs w:val="18"/>
               </w:rPr>
-              <w:t>魏家羕</w:t>
+              <w:t>魏家蓁</w:t>
             </w:r>
           </w:p>
         </w:tc>
@@ -26612,6 +26613,7 @@
                 <w:sz w:val="18"/>
                 <w:szCs w:val="18"/>
               </w:rPr>
+              <w:t>0989518886 709 臺南市安南區城南里18鄰城西街二段181巷50弄112之1號</w:t>
             </w:r>
             <w:proofErr w:type="gramStart"/>
             <w:proofErr w:type="gramEnd"/>
@@ -28078,6 +28080,1223 @@
                 <w:szCs w:val="18"/>
               </w:rPr>
               <w:t>0905771012 433 臺中市沙鹿區中樂街95巷12號</w:t>
+            </w:r>
+            <w:proofErr w:type="gramStart"/>
+            <w:proofErr w:type="gramEnd"/>
+          </w:p>
+        </w:tc>
+      </w:tr>
+      <w:tr>
+        <w:trPr>
+          <w:trHeight w:val="1266"/>
+        </w:trPr>
+        <w:tc>
+          <w:tcPr>
+            <w:tcW w:w="2220" w:type="dxa"/>
+            <w:vAlign w:val="center"/>
+          </w:tcPr>
+          <w:p>
+            <w:pPr>
+              <w:spacing w:line="259" w:lineRule="auto"/>
+              <w:ind w:right="-15"/>
+              <w:rPr>
+                <w:sz w:val="18"/>
+                <w:szCs w:val="18"/>
+              </w:rPr>
+            </w:pPr>
+            <w:r>
+              <w:rPr>
+                <w:sz w:val="18"/>
+                <w:szCs w:val="18"/>
+              </w:rPr>
+              <w:t>90007-30010-84456</w:t>
+            </w:r>
+          </w:p>
+        </w:tc>
+        <w:tc>
+          <w:tcPr>
+            <w:tcW w:w="2295" w:type="dxa"/>
+            <w:vAlign w:val="center"/>
+          </w:tcPr>
+          <w:p>
+            <w:pPr>
+              <w:spacing w:line="259" w:lineRule="auto"/>
+              <w:ind w:right="-15"/>
+              <w:rPr>
+                <w:sz w:val="18"/>
+                <w:szCs w:val="18"/>
+              </w:rPr>
+            </w:pPr>
+            <w:r>
+              <w:rPr>
+                <w:sz w:val="18"/>
+                <w:szCs w:val="18"/>
+              </w:rPr>
+              <w:t>90007-30003-73834</w:t>
+            </w:r>
+          </w:p>
+        </w:tc>
+        <w:tc>
+          <w:tcPr>
+            <w:tcW w:w="1275" w:type="dxa"/>
+            <w:vAlign w:val="center"/>
+          </w:tcPr>
+          <w:p>
+            <w:pPr>
+              <w:spacing w:line="259" w:lineRule="auto"/>
+              <w:ind w:right="-15"/>
+              <w:rPr>
+                <w:sz w:val="18"/>
+                <w:szCs w:val="18"/>
+              </w:rPr>
+            </w:pPr>
+            <w:r>
+              <w:rPr>
+                <w:sz w:val="18"/>
+                <w:szCs w:val="18"/>
+              </w:rPr>
+              <w:t>2026/05/12</w:t>
+            </w:r>
+          </w:p>
+        </w:tc>
+        <w:tc>
+          <w:tcPr>
+            <w:tcW w:w="2700" w:type="dxa"/>
+            <w:vAlign w:val="center"/>
+          </w:tcPr>
+          <w:p>
+            <w:pPr>
+              <w:spacing w:line="259" w:lineRule="auto"/>
+              <w:ind w:right="-15"/>
+              <w:rPr>
+                <w:sz w:val="18"/>
+                <w:szCs w:val="18"/>
+              </w:rPr>
+            </w:pPr>
+            <w:r>
+              <w:rPr>
+                <w:sz w:val="18"/>
+                <w:szCs w:val="18"/>
+              </w:rPr>
+              <w:t>品種：曼赤肯貓</w:t>
+            </w:r>
+          </w:p>
+          <w:p>
+            <w:pPr>
+              <w:spacing w:line="259" w:lineRule="auto"/>
+              <w:ind w:right="-15"/>
+              <w:rPr>
+                <w:sz w:val="18"/>
+                <w:szCs w:val="18"/>
+              </w:rPr>
+            </w:pPr>
+            <w:r>
+              <w:rPr>
+                <w:sz w:val="18"/>
+                <w:szCs w:val="18"/>
+              </w:rPr>
+              <w:t>毛色：賓士</w:t>
+            </w:r>
+          </w:p>
+          <w:p>
+            <w:pPr>
+              <w:spacing w:line="259" w:lineRule="auto"/>
+              <w:ind w:right="-15"/>
+              <w:rPr>
+                <w:sz w:val="18"/>
+                <w:szCs w:val="18"/>
+              </w:rPr>
+            </w:pPr>
+            <w:r>
+              <w:rPr>
+                <w:sz w:val="18"/>
+                <w:szCs w:val="18"/>
+              </w:rPr>
+              <w:t>他場名稱：街角貓舍</w:t>
+            </w:r>
+            <w:proofErr w:type="gramStart"/>
+            <w:proofErr w:type="gramEnd"/>
+          </w:p>
+          <w:p>
+            <w:pPr>
+              <w:spacing w:line="259" w:lineRule="auto"/>
+              <w:ind w:right="-15"/>
+              <w:rPr>
+                <w:sz w:val="18"/>
+                <w:szCs w:val="18"/>
+              </w:rPr>
+            </w:pPr>
+            <w:r>
+              <w:rPr>
+                <w:sz w:val="18"/>
+                <w:szCs w:val="18"/>
+              </w:rPr>
+              <w:t>他場特寵業繁字號：第S1110039號</w:t>
+            </w:r>
+            <w:proofErr w:type="gramStart"/>
+            <w:proofErr w:type="gramEnd"/>
+          </w:p>
+        </w:tc>
+        <w:tc>
+          <w:tcPr>
+            <w:tcW w:w="1215" w:type="dxa"/>
+            <w:vAlign w:val="center"/>
+          </w:tcPr>
+          <w:p>
+            <w:pPr>
+              <w:spacing w:line="259" w:lineRule="auto"/>
+              <w:ind w:right="-15"/>
+              <w:jc w:val="center"/>
+              <w:rPr>
+                <w:sz w:val="18"/>
+                <w:szCs w:val="18"/>
+              </w:rPr>
+            </w:pPr>
+            <w:r>
+              <w:rPr>
+                <w:sz w:val="18"/>
+                <w:szCs w:val="18"/>
+              </w:rPr>
+              <w:t>2026/07/30</w:t>
+            </w:r>
+          </w:p>
+        </w:tc>
+        <w:tc>
+          <w:tcPr>
+            <w:tcW w:w="1200" w:type="dxa"/>
+            <w:vAlign w:val="center"/>
+          </w:tcPr>
+          <w:p>
+            <w:pPr>
+              <w:spacing w:line="259" w:lineRule="auto"/>
+              <w:ind w:right="-15"/>
+              <w:rPr>
+                <w:sz w:val="18"/>
+                <w:szCs w:val="18"/>
+              </w:rPr>
+            </w:pPr>
+            <w:r>
+              <w:rPr>
+                <w:sz w:val="18"/>
+                <w:szCs w:val="18"/>
+              </w:rPr>
+              <w:t>吳軒宇</w:t>
+            </w:r>
+          </w:p>
+        </w:tc>
+        <w:tc>
+          <w:tcPr>
+            <w:tcW w:w="1560" w:type="dxa"/>
+            <w:vAlign w:val="center"/>
+          </w:tcPr>
+          <w:p>
+            <w:pPr>
+              <w:spacing w:line="259" w:lineRule="auto"/>
+              <w:ind w:right="-15"/>
+              <w:rPr>
+                <w:sz w:val="18"/>
+                <w:szCs w:val="18"/>
+              </w:rPr>
+            </w:pPr>
+            <w:r>
+              <w:rPr>
+                <w:sz w:val="18"/>
+                <w:szCs w:val="18"/>
+              </w:rPr>
+              <w:t>P124558346</w:t>
+            </w:r>
+          </w:p>
+        </w:tc>
+        <w:tc>
+          <w:tcPr>
+            <w:tcW w:w="2805" w:type="dxa"/>
+            <w:vAlign w:val="center"/>
+          </w:tcPr>
+          <w:p>
+            <w:pPr>
+              <w:spacing w:line="259" w:lineRule="auto"/>
+              <w:ind w:right="-15"/>
+              <w:rPr>
+                <w:sz w:val="18"/>
+                <w:szCs w:val="18"/>
+              </w:rPr>
+            </w:pPr>
+            <w:r>
+              <w:rPr>
+                <w:sz w:val="18"/>
+                <w:szCs w:val="18"/>
+              </w:rPr>
+              <w:t>0903599991 636 雲林縣臺西鄉丘厝27號</w:t>
+            </w:r>
+            <w:proofErr w:type="gramStart"/>
+            <w:proofErr w:type="gramEnd"/>
+          </w:p>
+        </w:tc>
+      </w:tr>
+      <w:tr>
+        <w:trPr>
+          <w:trHeight w:val="1266"/>
+        </w:trPr>
+        <w:tc>
+          <w:tcPr>
+            <w:tcW w:w="2220" w:type="dxa"/>
+            <w:vAlign w:val="center"/>
+          </w:tcPr>
+          <w:p>
+            <w:pPr>
+              <w:spacing w:line="259" w:lineRule="auto"/>
+              <w:ind w:right="-15"/>
+              <w:rPr>
+                <w:sz w:val="18"/>
+                <w:szCs w:val="18"/>
+              </w:rPr>
+            </w:pPr>
+            <w:r>
+              <w:rPr>
+                <w:sz w:val="18"/>
+                <w:szCs w:val="18"/>
+              </w:rPr>
+              <w:t>90007-30010-84997</w:t>
+            </w:r>
+          </w:p>
+        </w:tc>
+        <w:tc>
+          <w:tcPr>
+            <w:tcW w:w="2295" w:type="dxa"/>
+            <w:vAlign w:val="center"/>
+          </w:tcPr>
+          <w:p>
+            <w:pPr>
+              <w:spacing w:line="259" w:lineRule="auto"/>
+              <w:ind w:right="-15"/>
+              <w:rPr>
+                <w:sz w:val="18"/>
+                <w:szCs w:val="18"/>
+              </w:rPr>
+            </w:pPr>
+            <w:r>
+              <w:rPr>
+                <w:sz w:val="18"/>
+                <w:szCs w:val="18"/>
+              </w:rPr>
+              <w:t>90007-30003-73834</w:t>
+            </w:r>
+          </w:p>
+        </w:tc>
+        <w:tc>
+          <w:tcPr>
+            <w:tcW w:w="1275" w:type="dxa"/>
+            <w:vAlign w:val="center"/>
+          </w:tcPr>
+          <w:p>
+            <w:pPr>
+              <w:spacing w:line="259" w:lineRule="auto"/>
+              <w:ind w:right="-15"/>
+              <w:rPr>
+                <w:sz w:val="18"/>
+                <w:szCs w:val="18"/>
+              </w:rPr>
+            </w:pPr>
+            <w:r>
+              <w:rPr>
+                <w:sz w:val="18"/>
+                <w:szCs w:val="18"/>
+              </w:rPr>
+              <w:t>2026/05/12</w:t>
+            </w:r>
+          </w:p>
+        </w:tc>
+        <w:tc>
+          <w:tcPr>
+            <w:tcW w:w="2700" w:type="dxa"/>
+            <w:vAlign w:val="center"/>
+          </w:tcPr>
+          <w:p>
+            <w:pPr>
+              <w:spacing w:line="259" w:lineRule="auto"/>
+              <w:ind w:right="-15"/>
+              <w:rPr>
+                <w:sz w:val="18"/>
+                <w:szCs w:val="18"/>
+              </w:rPr>
+            </w:pPr>
+            <w:r>
+              <w:rPr>
+                <w:sz w:val="18"/>
+                <w:szCs w:val="18"/>
+              </w:rPr>
+              <w:t>品種：美國短毛貓</w:t>
+            </w:r>
+          </w:p>
+          <w:p>
+            <w:pPr>
+              <w:spacing w:line="259" w:lineRule="auto"/>
+              <w:ind w:right="-15"/>
+              <w:rPr>
+                <w:sz w:val="18"/>
+                <w:szCs w:val="18"/>
+              </w:rPr>
+            </w:pPr>
+            <w:r>
+              <w:rPr>
+                <w:sz w:val="18"/>
+                <w:szCs w:val="18"/>
+              </w:rPr>
+              <w:t>毛色：奶油</w:t>
+            </w:r>
+          </w:p>
+          <w:p>
+            <w:pPr>
+              <w:spacing w:line="259" w:lineRule="auto"/>
+              <w:ind w:right="-15"/>
+              <w:rPr>
+                <w:sz w:val="18"/>
+                <w:szCs w:val="18"/>
+              </w:rPr>
+            </w:pPr>
+            <w:r>
+              <w:rPr>
+                <w:sz w:val="18"/>
+                <w:szCs w:val="18"/>
+              </w:rPr>
+              <w:t>他場名稱：街角貓舍</w:t>
+            </w:r>
+            <w:proofErr w:type="gramStart"/>
+            <w:proofErr w:type="gramEnd"/>
+          </w:p>
+          <w:p>
+            <w:pPr>
+              <w:spacing w:line="259" w:lineRule="auto"/>
+              <w:ind w:right="-15"/>
+              <w:rPr>
+                <w:sz w:val="18"/>
+                <w:szCs w:val="18"/>
+              </w:rPr>
+            </w:pPr>
+            <w:r>
+              <w:rPr>
+                <w:sz w:val="18"/>
+                <w:szCs w:val="18"/>
+              </w:rPr>
+              <w:t>他場特寵業繁字號：第S1110039號</w:t>
+            </w:r>
+            <w:proofErr w:type="gramStart"/>
+            <w:proofErr w:type="gramEnd"/>
+          </w:p>
+        </w:tc>
+        <w:tc>
+          <w:tcPr>
+            <w:tcW w:w="1215" w:type="dxa"/>
+            <w:vAlign w:val="center"/>
+          </w:tcPr>
+          <w:p>
+            <w:pPr>
+              <w:spacing w:line="259" w:lineRule="auto"/>
+              <w:ind w:right="-15"/>
+              <w:jc w:val="center"/>
+              <w:rPr>
+                <w:sz w:val="18"/>
+                <w:szCs w:val="18"/>
+              </w:rPr>
+            </w:pPr>
+            <w:r>
+              <w:rPr>
+                <w:sz w:val="18"/>
+                <w:szCs w:val="18"/>
+              </w:rPr>
+              <w:t>2026/07/14</w:t>
+            </w:r>
+          </w:p>
+        </w:tc>
+        <w:tc>
+          <w:tcPr>
+            <w:tcW w:w="1200" w:type="dxa"/>
+            <w:vAlign w:val="center"/>
+          </w:tcPr>
+          <w:p>
+            <w:pPr>
+              <w:spacing w:line="259" w:lineRule="auto"/>
+              <w:ind w:right="-15"/>
+              <w:rPr>
+                <w:sz w:val="18"/>
+                <w:szCs w:val="18"/>
+              </w:rPr>
+            </w:pPr>
+            <w:r>
+              <w:rPr>
+                <w:sz w:val="18"/>
+                <w:szCs w:val="18"/>
+              </w:rPr>
+              <w:t>邱雨潔</w:t>
+            </w:r>
+          </w:p>
+        </w:tc>
+        <w:tc>
+          <w:tcPr>
+            <w:tcW w:w="1560" w:type="dxa"/>
+            <w:vAlign w:val="center"/>
+          </w:tcPr>
+          <w:p>
+            <w:pPr>
+              <w:spacing w:line="259" w:lineRule="auto"/>
+              <w:ind w:right="-15"/>
+              <w:rPr>
+                <w:sz w:val="18"/>
+                <w:szCs w:val="18"/>
+              </w:rPr>
+            </w:pPr>
+            <w:r>
+              <w:rPr>
+                <w:sz w:val="18"/>
+                <w:szCs w:val="18"/>
+              </w:rPr>
+              <w:t>J222255966</w:t>
+            </w:r>
+          </w:p>
+        </w:tc>
+        <w:tc>
+          <w:tcPr>
+            <w:tcW w:w="2805" w:type="dxa"/>
+            <w:vAlign w:val="center"/>
+          </w:tcPr>
+          <w:p>
+            <w:pPr>
+              <w:spacing w:line="259" w:lineRule="auto"/>
+              <w:ind w:right="-15"/>
+              <w:rPr>
+                <w:sz w:val="18"/>
+                <w:szCs w:val="18"/>
+              </w:rPr>
+            </w:pPr>
+            <w:r>
+              <w:rPr>
+                <w:sz w:val="18"/>
+                <w:szCs w:val="18"/>
+              </w:rPr>
+              <w:t>0938787632 300 新竹市香山區經國路三段38號</w:t>
+            </w:r>
+            <w:proofErr w:type="gramStart"/>
+            <w:proofErr w:type="gramEnd"/>
+          </w:p>
+        </w:tc>
+      </w:tr>
+      <w:tr>
+        <w:trPr>
+          <w:trHeight w:val="1266"/>
+        </w:trPr>
+        <w:tc>
+          <w:tcPr>
+            <w:tcW w:w="2220" w:type="dxa"/>
+            <w:vAlign w:val="center"/>
+          </w:tcPr>
+          <w:p>
+            <w:pPr>
+              <w:spacing w:line="259" w:lineRule="auto"/>
+              <w:ind w:right="-15"/>
+              <w:rPr>
+                <w:sz w:val="18"/>
+                <w:szCs w:val="18"/>
+              </w:rPr>
+            </w:pPr>
+            <w:r>
+              <w:rPr>
+                <w:sz w:val="18"/>
+                <w:szCs w:val="18"/>
+              </w:rPr>
+              <w:t>90007-30009-46227</w:t>
+            </w:r>
+          </w:p>
+        </w:tc>
+        <w:tc>
+          <w:tcPr>
+            <w:tcW w:w="2295" w:type="dxa"/>
+            <w:vAlign w:val="center"/>
+          </w:tcPr>
+          <w:p>
+            <w:pPr>
+              <w:spacing w:line="259" w:lineRule="auto"/>
+              <w:ind w:right="-15"/>
+              <w:rPr>
+                <w:sz w:val="18"/>
+                <w:szCs w:val="18"/>
+              </w:rPr>
+            </w:pPr>
+            <w:r>
+              <w:rPr>
+                <w:sz w:val="18"/>
+                <w:szCs w:val="18"/>
+              </w:rPr>
+            </w:r>
+          </w:p>
+        </w:tc>
+        <w:tc>
+          <w:tcPr>
+            <w:tcW w:w="1275" w:type="dxa"/>
+            <w:vAlign w:val="center"/>
+          </w:tcPr>
+          <w:p>
+            <w:pPr>
+              <w:spacing w:line="259" w:lineRule="auto"/>
+              <w:ind w:right="-15"/>
+              <w:rPr>
+                <w:sz w:val="18"/>
+                <w:szCs w:val="18"/>
+              </w:rPr>
+            </w:pPr>
+            <w:r>
+              <w:rPr>
+                <w:sz w:val="18"/>
+                <w:szCs w:val="18"/>
+              </w:rPr>
+            </w:r>
+          </w:p>
+        </w:tc>
+        <w:tc>
+          <w:tcPr>
+            <w:tcW w:w="2700" w:type="dxa"/>
+            <w:vAlign w:val="center"/>
+          </w:tcPr>
+          <w:p>
+            <w:pPr>
+              <w:spacing w:line="259" w:lineRule="auto"/>
+              <w:ind w:right="-15"/>
+              <w:rPr>
+                <w:sz w:val="18"/>
+                <w:szCs w:val="18"/>
+              </w:rPr>
+            </w:pPr>
+            <w:r>
+              <w:rPr>
+                <w:sz w:val="18"/>
+                <w:szCs w:val="18"/>
+              </w:rPr>
+              <w:t>品種：</w:t>
+            </w:r>
+          </w:p>
+          <w:p>
+            <w:pPr>
+              <w:spacing w:line="259" w:lineRule="auto"/>
+              <w:ind w:right="-15"/>
+              <w:rPr>
+                <w:sz w:val="18"/>
+                <w:szCs w:val="18"/>
+              </w:rPr>
+            </w:pPr>
+            <w:r>
+              <w:rPr>
+                <w:sz w:val="18"/>
+                <w:szCs w:val="18"/>
+              </w:rPr>
+              <w:t>毛色：</w:t>
+            </w:r>
+          </w:p>
+          <w:p>
+            <w:pPr>
+              <w:spacing w:line="259" w:lineRule="auto"/>
+              <w:ind w:right="-15"/>
+              <w:rPr>
+                <w:sz w:val="18"/>
+                <w:szCs w:val="18"/>
+              </w:rPr>
+            </w:pPr>
+            <w:r>
+              <w:rPr>
+                <w:sz w:val="18"/>
+                <w:szCs w:val="18"/>
+              </w:rPr>
+              <w:t>他場名稱：帕斯窩寵物坊</w:t>
+            </w:r>
+            <w:proofErr w:type="gramStart"/>
+            <w:proofErr w:type="gramEnd"/>
+          </w:p>
+          <w:p>
+            <w:pPr>
+              <w:spacing w:line="259" w:lineRule="auto"/>
+              <w:ind w:right="-15"/>
+              <w:rPr>
+                <w:sz w:val="18"/>
+                <w:szCs w:val="18"/>
+              </w:rPr>
+            </w:pPr>
+            <w:r>
+              <w:rPr>
+                <w:sz w:val="18"/>
+                <w:szCs w:val="18"/>
+              </w:rPr>
+              <w:t>他場特寵業繁字號：第S1100011號</w:t>
+            </w:r>
+            <w:proofErr w:type="gramStart"/>
+            <w:proofErr w:type="gramEnd"/>
+          </w:p>
+        </w:tc>
+        <w:tc>
+          <w:tcPr>
+            <w:tcW w:w="1215" w:type="dxa"/>
+            <w:vAlign w:val="center"/>
+          </w:tcPr>
+          <w:p>
+            <w:pPr>
+              <w:spacing w:line="259" w:lineRule="auto"/>
+              <w:ind w:right="-15"/>
+              <w:jc w:val="center"/>
+              <w:rPr>
+                <w:sz w:val="18"/>
+                <w:szCs w:val="18"/>
+              </w:rPr>
+            </w:pPr>
+            <w:r>
+              <w:rPr>
+                <w:sz w:val="18"/>
+                <w:szCs w:val="18"/>
+              </w:rPr>
+            </w:r>
+          </w:p>
+        </w:tc>
+        <w:tc>
+          <w:tcPr>
+            <w:tcW w:w="1200" w:type="dxa"/>
+            <w:vAlign w:val="center"/>
+          </w:tcPr>
+          <w:p>
+            <w:pPr>
+              <w:spacing w:line="259" w:lineRule="auto"/>
+              <w:ind w:right="-15"/>
+              <w:rPr>
+                <w:sz w:val="18"/>
+                <w:szCs w:val="18"/>
+              </w:rPr>
+            </w:pPr>
+            <w:r>
+              <w:rPr>
+                <w:sz w:val="18"/>
+                <w:szCs w:val="18"/>
+              </w:rPr>
+            </w:r>
+          </w:p>
+        </w:tc>
+        <w:tc>
+          <w:tcPr>
+            <w:tcW w:w="1560" w:type="dxa"/>
+            <w:vAlign w:val="center"/>
+          </w:tcPr>
+          <w:p>
+            <w:pPr>
+              <w:spacing w:line="259" w:lineRule="auto"/>
+              <w:ind w:right="-15"/>
+              <w:rPr>
+                <w:sz w:val="18"/>
+                <w:szCs w:val="18"/>
+              </w:rPr>
+            </w:pPr>
+            <w:r>
+              <w:rPr>
+                <w:sz w:val="18"/>
+                <w:szCs w:val="18"/>
+              </w:rPr>
+            </w:r>
+          </w:p>
+        </w:tc>
+        <w:tc>
+          <w:tcPr>
+            <w:tcW w:w="2805" w:type="dxa"/>
+            <w:vAlign w:val="center"/>
+          </w:tcPr>
+          <w:p>
+            <w:pPr>
+              <w:spacing w:line="259" w:lineRule="auto"/>
+              <w:ind w:right="-15"/>
+              <w:rPr>
+                <w:sz w:val="18"/>
+                <w:szCs w:val="18"/>
+              </w:rPr>
+            </w:pPr>
+            <w:r>
+              <w:rPr>
+                <w:sz w:val="18"/>
+                <w:szCs w:val="18"/>
+              </w:rPr>
+            </w:r>
+            <w:proofErr w:type="gramStart"/>
+            <w:proofErr w:type="gramEnd"/>
+          </w:p>
+        </w:tc>
+      </w:tr>
+      <w:tr>
+        <w:trPr>
+          <w:trHeight w:val="1266"/>
+        </w:trPr>
+        <w:tc>
+          <w:tcPr>
+            <w:tcW w:w="2220" w:type="dxa"/>
+            <w:vAlign w:val="center"/>
+          </w:tcPr>
+          <w:p>
+            <w:pPr>
+              <w:spacing w:line="259" w:lineRule="auto"/>
+              <w:ind w:right="-15"/>
+              <w:rPr>
+                <w:sz w:val="18"/>
+                <w:szCs w:val="18"/>
+              </w:rPr>
+            </w:pPr>
+            <w:r>
+              <w:rPr>
+                <w:sz w:val="18"/>
+                <w:szCs w:val="18"/>
+              </w:rPr>
+              <w:t>90007-30010-84998</w:t>
+            </w:r>
+          </w:p>
+        </w:tc>
+        <w:tc>
+          <w:tcPr>
+            <w:tcW w:w="2295" w:type="dxa"/>
+            <w:vAlign w:val="center"/>
+          </w:tcPr>
+          <w:p>
+            <w:pPr>
+              <w:spacing w:line="259" w:lineRule="auto"/>
+              <w:ind w:right="-15"/>
+              <w:rPr>
+                <w:sz w:val="18"/>
+                <w:szCs w:val="18"/>
+              </w:rPr>
+            </w:pPr>
+            <w:r>
+              <w:rPr>
+                <w:sz w:val="18"/>
+                <w:szCs w:val="18"/>
+              </w:rPr>
+            </w:r>
+          </w:p>
+        </w:tc>
+        <w:tc>
+          <w:tcPr>
+            <w:tcW w:w="1275" w:type="dxa"/>
+            <w:vAlign w:val="center"/>
+          </w:tcPr>
+          <w:p>
+            <w:pPr>
+              <w:spacing w:line="259" w:lineRule="auto"/>
+              <w:ind w:right="-15"/>
+              <w:rPr>
+                <w:sz w:val="18"/>
+                <w:szCs w:val="18"/>
+              </w:rPr>
+            </w:pPr>
+            <w:r>
+              <w:rPr>
+                <w:sz w:val="18"/>
+                <w:szCs w:val="18"/>
+              </w:rPr>
+            </w:r>
+          </w:p>
+        </w:tc>
+        <w:tc>
+          <w:tcPr>
+            <w:tcW w:w="2700" w:type="dxa"/>
+            <w:vAlign w:val="center"/>
+          </w:tcPr>
+          <w:p>
+            <w:pPr>
+              <w:spacing w:line="259" w:lineRule="auto"/>
+              <w:ind w:right="-15"/>
+              <w:rPr>
+                <w:sz w:val="18"/>
+                <w:szCs w:val="18"/>
+              </w:rPr>
+            </w:pPr>
+            <w:r>
+              <w:rPr>
+                <w:sz w:val="18"/>
+                <w:szCs w:val="18"/>
+              </w:rPr>
+              <w:t>品種：</w:t>
+            </w:r>
+          </w:p>
+          <w:p>
+            <w:pPr>
+              <w:spacing w:line="259" w:lineRule="auto"/>
+              <w:ind w:right="-15"/>
+              <w:rPr>
+                <w:sz w:val="18"/>
+                <w:szCs w:val="18"/>
+              </w:rPr>
+            </w:pPr>
+            <w:r>
+              <w:rPr>
+                <w:sz w:val="18"/>
+                <w:szCs w:val="18"/>
+              </w:rPr>
+              <w:t>毛色：</w:t>
+            </w:r>
+          </w:p>
+          <w:p>
+            <w:pPr>
+              <w:spacing w:line="259" w:lineRule="auto"/>
+              <w:ind w:right="-15"/>
+              <w:rPr>
+                <w:sz w:val="18"/>
+                <w:szCs w:val="18"/>
+              </w:rPr>
+            </w:pPr>
+            <w:r>
+              <w:rPr>
+                <w:sz w:val="18"/>
+                <w:szCs w:val="18"/>
+              </w:rPr>
+              <w:t>他場名稱：街角貓舍</w:t>
+            </w:r>
+            <w:proofErr w:type="gramStart"/>
+            <w:proofErr w:type="gramEnd"/>
+          </w:p>
+          <w:p>
+            <w:pPr>
+              <w:spacing w:line="259" w:lineRule="auto"/>
+              <w:ind w:right="-15"/>
+              <w:rPr>
+                <w:sz w:val="18"/>
+                <w:szCs w:val="18"/>
+              </w:rPr>
+            </w:pPr>
+            <w:r>
+              <w:rPr>
+                <w:sz w:val="18"/>
+                <w:szCs w:val="18"/>
+              </w:rPr>
+              <w:t>他場特寵業繁字號：第S1110039號</w:t>
+            </w:r>
+            <w:proofErr w:type="gramStart"/>
+            <w:proofErr w:type="gramEnd"/>
+          </w:p>
+        </w:tc>
+        <w:tc>
+          <w:tcPr>
+            <w:tcW w:w="1215" w:type="dxa"/>
+            <w:vAlign w:val="center"/>
+          </w:tcPr>
+          <w:p>
+            <w:pPr>
+              <w:spacing w:line="259" w:lineRule="auto"/>
+              <w:ind w:right="-15"/>
+              <w:jc w:val="center"/>
+              <w:rPr>
+                <w:sz w:val="18"/>
+                <w:szCs w:val="18"/>
+              </w:rPr>
+            </w:pPr>
+            <w:r>
+              <w:rPr>
+                <w:sz w:val="18"/>
+                <w:szCs w:val="18"/>
+              </w:rPr>
+            </w:r>
+          </w:p>
+        </w:tc>
+        <w:tc>
+          <w:tcPr>
+            <w:tcW w:w="1200" w:type="dxa"/>
+            <w:vAlign w:val="center"/>
+          </w:tcPr>
+          <w:p>
+            <w:pPr>
+              <w:spacing w:line="259" w:lineRule="auto"/>
+              <w:ind w:right="-15"/>
+              <w:rPr>
+                <w:sz w:val="18"/>
+                <w:szCs w:val="18"/>
+              </w:rPr>
+            </w:pPr>
+            <w:r>
+              <w:rPr>
+                <w:sz w:val="18"/>
+                <w:szCs w:val="18"/>
+              </w:rPr>
+            </w:r>
+          </w:p>
+        </w:tc>
+        <w:tc>
+          <w:tcPr>
+            <w:tcW w:w="1560" w:type="dxa"/>
+            <w:vAlign w:val="center"/>
+          </w:tcPr>
+          <w:p>
+            <w:pPr>
+              <w:spacing w:line="259" w:lineRule="auto"/>
+              <w:ind w:right="-15"/>
+              <w:rPr>
+                <w:sz w:val="18"/>
+                <w:szCs w:val="18"/>
+              </w:rPr>
+            </w:pPr>
+            <w:r>
+              <w:rPr>
+                <w:sz w:val="18"/>
+                <w:szCs w:val="18"/>
+              </w:rPr>
+            </w:r>
+          </w:p>
+        </w:tc>
+        <w:tc>
+          <w:tcPr>
+            <w:tcW w:w="2805" w:type="dxa"/>
+            <w:vAlign w:val="center"/>
+          </w:tcPr>
+          <w:p>
+            <w:pPr>
+              <w:spacing w:line="259" w:lineRule="auto"/>
+              <w:ind w:right="-15"/>
+              <w:rPr>
+                <w:sz w:val="18"/>
+                <w:szCs w:val="18"/>
+              </w:rPr>
+            </w:pPr>
+            <w:r>
+              <w:rPr>
+                <w:sz w:val="18"/>
+                <w:szCs w:val="18"/>
+              </w:rPr>
+            </w:r>
+            <w:proofErr w:type="gramStart"/>
+            <w:proofErr w:type="gramEnd"/>
+          </w:p>
+        </w:tc>
+      </w:tr>
+      <w:tr>
+        <w:trPr>
+          <w:trHeight w:val="1266"/>
+        </w:trPr>
+        <w:tc>
+          <w:tcPr>
+            <w:tcW w:w="2220" w:type="dxa"/>
+            <w:vAlign w:val="center"/>
+          </w:tcPr>
+          <w:p>
+            <w:pPr>
+              <w:spacing w:line="259" w:lineRule="auto"/>
+              <w:ind w:right="-15"/>
+              <w:rPr>
+                <w:sz w:val="18"/>
+                <w:szCs w:val="18"/>
+              </w:rPr>
+            </w:pPr>
+            <w:r>
+              <w:rPr>
+                <w:sz w:val="18"/>
+                <w:szCs w:val="18"/>
+              </w:rPr>
+              <w:t>90007-30010-84459</w:t>
+            </w:r>
+          </w:p>
+        </w:tc>
+        <w:tc>
+          <w:tcPr>
+            <w:tcW w:w="2295" w:type="dxa"/>
+            <w:vAlign w:val="center"/>
+          </w:tcPr>
+          <w:p>
+            <w:pPr>
+              <w:spacing w:line="259" w:lineRule="auto"/>
+              <w:ind w:right="-15"/>
+              <w:rPr>
+                <w:sz w:val="18"/>
+                <w:szCs w:val="18"/>
+              </w:rPr>
+            </w:pPr>
+            <w:r>
+              <w:rPr>
+                <w:sz w:val="18"/>
+                <w:szCs w:val="18"/>
+              </w:rPr>
+            </w:r>
+          </w:p>
+        </w:tc>
+        <w:tc>
+          <w:tcPr>
+            <w:tcW w:w="1275" w:type="dxa"/>
+            <w:vAlign w:val="center"/>
+          </w:tcPr>
+          <w:p>
+            <w:pPr>
+              <w:spacing w:line="259" w:lineRule="auto"/>
+              <w:ind w:right="-15"/>
+              <w:rPr>
+                <w:sz w:val="18"/>
+                <w:szCs w:val="18"/>
+              </w:rPr>
+            </w:pPr>
+            <w:r>
+              <w:rPr>
+                <w:sz w:val="18"/>
+                <w:szCs w:val="18"/>
+              </w:rPr>
+            </w:r>
+          </w:p>
+        </w:tc>
+        <w:tc>
+          <w:tcPr>
+            <w:tcW w:w="2700" w:type="dxa"/>
+            <w:vAlign w:val="center"/>
+          </w:tcPr>
+          <w:p>
+            <w:pPr>
+              <w:spacing w:line="259" w:lineRule="auto"/>
+              <w:ind w:right="-15"/>
+              <w:rPr>
+                <w:sz w:val="18"/>
+                <w:szCs w:val="18"/>
+              </w:rPr>
+            </w:pPr>
+            <w:r>
+              <w:rPr>
+                <w:sz w:val="18"/>
+                <w:szCs w:val="18"/>
+              </w:rPr>
+              <w:t>品種：</w:t>
+            </w:r>
+          </w:p>
+          <w:p>
+            <w:pPr>
+              <w:spacing w:line="259" w:lineRule="auto"/>
+              <w:ind w:right="-15"/>
+              <w:rPr>
+                <w:sz w:val="18"/>
+                <w:szCs w:val="18"/>
+              </w:rPr>
+            </w:pPr>
+            <w:r>
+              <w:rPr>
+                <w:sz w:val="18"/>
+                <w:szCs w:val="18"/>
+              </w:rPr>
+              <w:t>毛色：</w:t>
+            </w:r>
+          </w:p>
+          <w:p>
+            <w:pPr>
+              <w:spacing w:line="259" w:lineRule="auto"/>
+              <w:ind w:right="-15"/>
+              <w:rPr>
+                <w:sz w:val="18"/>
+                <w:szCs w:val="18"/>
+              </w:rPr>
+            </w:pPr>
+            <w:r>
+              <w:rPr>
+                <w:sz w:val="18"/>
+                <w:szCs w:val="18"/>
+              </w:rPr>
+              <w:t>他場名稱：街角貓舍</w:t>
+            </w:r>
+            <w:proofErr w:type="gramStart"/>
+            <w:proofErr w:type="gramEnd"/>
+          </w:p>
+          <w:p>
+            <w:pPr>
+              <w:spacing w:line="259" w:lineRule="auto"/>
+              <w:ind w:right="-15"/>
+              <w:rPr>
+                <w:sz w:val="18"/>
+                <w:szCs w:val="18"/>
+              </w:rPr>
+            </w:pPr>
+            <w:r>
+              <w:rPr>
+                <w:sz w:val="18"/>
+                <w:szCs w:val="18"/>
+              </w:rPr>
+              <w:t>他場特寵業繁字號：第S1110039號</w:t>
+            </w:r>
+            <w:proofErr w:type="gramStart"/>
+            <w:proofErr w:type="gramEnd"/>
+          </w:p>
+        </w:tc>
+        <w:tc>
+          <w:tcPr>
+            <w:tcW w:w="1215" w:type="dxa"/>
+            <w:vAlign w:val="center"/>
+          </w:tcPr>
+          <w:p>
+            <w:pPr>
+              <w:spacing w:line="259" w:lineRule="auto"/>
+              <w:ind w:right="-15"/>
+              <w:jc w:val="center"/>
+              <w:rPr>
+                <w:sz w:val="18"/>
+                <w:szCs w:val="18"/>
+              </w:rPr>
+            </w:pPr>
+            <w:r>
+              <w:rPr>
+                <w:sz w:val="18"/>
+                <w:szCs w:val="18"/>
+              </w:rPr>
+            </w:r>
+          </w:p>
+        </w:tc>
+        <w:tc>
+          <w:tcPr>
+            <w:tcW w:w="1200" w:type="dxa"/>
+            <w:vAlign w:val="center"/>
+          </w:tcPr>
+          <w:p>
+            <w:pPr>
+              <w:spacing w:line="259" w:lineRule="auto"/>
+              <w:ind w:right="-15"/>
+              <w:rPr>
+                <w:sz w:val="18"/>
+                <w:szCs w:val="18"/>
+              </w:rPr>
+            </w:pPr>
+            <w:r>
+              <w:rPr>
+                <w:sz w:val="18"/>
+                <w:szCs w:val="18"/>
+              </w:rPr>
+            </w:r>
+          </w:p>
+        </w:tc>
+        <w:tc>
+          <w:tcPr>
+            <w:tcW w:w="1560" w:type="dxa"/>
+            <w:vAlign w:val="center"/>
+          </w:tcPr>
+          <w:p>
+            <w:pPr>
+              <w:spacing w:line="259" w:lineRule="auto"/>
+              <w:ind w:right="-15"/>
+              <w:rPr>
+                <w:sz w:val="18"/>
+                <w:szCs w:val="18"/>
+              </w:rPr>
+            </w:pPr>
+            <w:r>
+              <w:rPr>
+                <w:sz w:val="18"/>
+                <w:szCs w:val="18"/>
+              </w:rPr>
+            </w:r>
+          </w:p>
+        </w:tc>
+        <w:tc>
+          <w:tcPr>
+            <w:tcW w:w="2805" w:type="dxa"/>
+            <w:vAlign w:val="center"/>
+          </w:tcPr>
+          <w:p>
+            <w:pPr>
+              <w:spacing w:line="259" w:lineRule="auto"/>
+              <w:ind w:right="-15"/>
+              <w:rPr>
+                <w:sz w:val="18"/>
+                <w:szCs w:val="18"/>
+              </w:rPr>
+            </w:pPr>
+            <w:r>
+              <w:rPr>
+                <w:sz w:val="18"/>
+                <w:szCs w:val="18"/>
+              </w:rPr>
             </w:r>
             <w:proofErr w:type="gramStart"/>
             <w:proofErr w:type="gramEnd"/>

--- a/docs/13_寵物管理/晶片表.docx
+++ b/docs/13_寵物管理/晶片表.docx
@@ -28626,6 +28626,7 @@
                 <w:sz w:val="18"/>
                 <w:szCs w:val="18"/>
               </w:rPr>
+              <w:t>90007-30005-96875</w:t>
             </w:r>
           </w:p>
         </w:tc>
@@ -28648,6 +28649,7 @@
                 <w:sz w:val="18"/>
                 <w:szCs w:val="18"/>
               </w:rPr>
+              <w:t>2026/05/01</w:t>
             </w:r>
           </w:p>
         </w:tc>
@@ -28670,60 +28672,60 @@
                 <w:sz w:val="18"/>
                 <w:szCs w:val="18"/>
               </w:rPr>
-              <w:t>品種：</w:t>
-            </w:r>
-          </w:p>
-          <w:p>
-            <w:pPr>
-              <w:spacing w:line="259" w:lineRule="auto"/>
-              <w:ind w:right="-15"/>
-              <w:rPr>
-                <w:sz w:val="18"/>
-                <w:szCs w:val="18"/>
-              </w:rPr>
-            </w:pPr>
-            <w:r>
-              <w:rPr>
-                <w:sz w:val="18"/>
-                <w:szCs w:val="18"/>
-              </w:rPr>
-              <w:t>毛色：</w:t>
-            </w:r>
-          </w:p>
-          <w:p>
-            <w:pPr>
-              <w:spacing w:line="259" w:lineRule="auto"/>
-              <w:ind w:right="-15"/>
-              <w:rPr>
-                <w:sz w:val="18"/>
-                <w:szCs w:val="18"/>
-              </w:rPr>
-            </w:pPr>
-            <w:r>
-              <w:rPr>
-                <w:sz w:val="18"/>
-                <w:szCs w:val="18"/>
-              </w:rPr>
-              <w:t>他場名稱：帕斯窩寵物坊</w:t>
-            </w:r>
-            <w:proofErr w:type="gramStart"/>
-            <w:proofErr w:type="gramEnd"/>
-          </w:p>
-          <w:p>
-            <w:pPr>
-              <w:spacing w:line="259" w:lineRule="auto"/>
-              <w:ind w:right="-15"/>
-              <w:rPr>
-                <w:sz w:val="18"/>
-                <w:szCs w:val="18"/>
-              </w:rPr>
-            </w:pPr>
-            <w:r>
-              <w:rPr>
-                <w:sz w:val="18"/>
-                <w:szCs w:val="18"/>
-              </w:rPr>
-              <w:t>他場特寵業繁字號：第S1100011號</w:t>
+              <w:t>品種：美國短毛貓</w:t>
+            </w:r>
+          </w:p>
+          <w:p>
+            <w:pPr>
+              <w:spacing w:line="259" w:lineRule="auto"/>
+              <w:ind w:right="-15"/>
+              <w:rPr>
+                <w:sz w:val="18"/>
+                <w:szCs w:val="18"/>
+              </w:rPr>
+            </w:pPr>
+            <w:r>
+              <w:rPr>
+                <w:sz w:val="18"/>
+                <w:szCs w:val="18"/>
+              </w:rPr>
+              <w:t>毛色：銀白</w:t>
+            </w:r>
+          </w:p>
+          <w:p>
+            <w:pPr>
+              <w:spacing w:line="259" w:lineRule="auto"/>
+              <w:ind w:right="-15"/>
+              <w:rPr>
+                <w:sz w:val="18"/>
+                <w:szCs w:val="18"/>
+              </w:rPr>
+            </w:pPr>
+            <w:r>
+              <w:rPr>
+                <w:sz w:val="18"/>
+                <w:szCs w:val="18"/>
+              </w:rPr>
+              <w:t>他場名稱：橘映之境工作坊</w:t>
+            </w:r>
+            <w:proofErr w:type="gramStart"/>
+            <w:proofErr w:type="gramEnd"/>
+          </w:p>
+          <w:p>
+            <w:pPr>
+              <w:spacing w:line="259" w:lineRule="auto"/>
+              <w:ind w:right="-15"/>
+              <w:rPr>
+                <w:sz w:val="18"/>
+                <w:szCs w:val="18"/>
+              </w:rPr>
+            </w:pPr>
+            <w:r>
+              <w:rPr>
+                <w:sz w:val="18"/>
+                <w:szCs w:val="18"/>
+              </w:rPr>
+              <w:t>他場特寵業繁字號：第S1150011號</w:t>
             </w:r>
             <w:proofErr w:type="gramStart"/>
             <w:proofErr w:type="gramEnd"/>
@@ -28867,6 +28869,7 @@
                 <w:sz w:val="18"/>
                 <w:szCs w:val="18"/>
               </w:rPr>
+              <w:t>90007-30003-73834</w:t>
             </w:r>
           </w:p>
         </w:tc>
@@ -28889,6 +28892,7 @@
                 <w:sz w:val="18"/>
                 <w:szCs w:val="18"/>
               </w:rPr>
+              <w:t>2026/05/12</w:t>
             </w:r>
           </w:p>
         </w:tc>
@@ -28911,24 +28915,24 @@
                 <w:sz w:val="18"/>
                 <w:szCs w:val="18"/>
               </w:rPr>
-              <w:t>品種：</w:t>
-            </w:r>
-          </w:p>
-          <w:p>
-            <w:pPr>
-              <w:spacing w:line="259" w:lineRule="auto"/>
-              <w:ind w:right="-15"/>
-              <w:rPr>
-                <w:sz w:val="18"/>
-                <w:szCs w:val="18"/>
-              </w:rPr>
-            </w:pPr>
-            <w:r>
-              <w:rPr>
-                <w:sz w:val="18"/>
-                <w:szCs w:val="18"/>
-              </w:rPr>
-              <w:t>毛色：</w:t>
+              <w:t>品種：英國長毛貓</w:t>
+            </w:r>
+          </w:p>
+          <w:p>
+            <w:pPr>
+              <w:spacing w:line="259" w:lineRule="auto"/>
+              <w:ind w:right="-15"/>
+              <w:rPr>
+                <w:sz w:val="18"/>
+                <w:szCs w:val="18"/>
+              </w:rPr>
+            </w:pPr>
+            <w:r>
+              <w:rPr>
+                <w:sz w:val="18"/>
+                <w:szCs w:val="18"/>
+              </w:rPr>
+              <w:t>毛色：銀白</w:t>
             </w:r>
           </w:p>
           <w:p>
@@ -29108,6 +29112,7 @@
                 <w:sz w:val="18"/>
                 <w:szCs w:val="18"/>
               </w:rPr>
+              <w:t>90007-30003-73834</w:t>
             </w:r>
           </w:p>
         </w:tc>
@@ -29130,6 +29135,7 @@
                 <w:sz w:val="18"/>
                 <w:szCs w:val="18"/>
               </w:rPr>
+              <w:t>2026/05/12</w:t>
             </w:r>
           </w:p>
         </w:tc>
@@ -29152,24 +29158,24 @@
                 <w:sz w:val="18"/>
                 <w:szCs w:val="18"/>
               </w:rPr>
-              <w:t>品種：</w:t>
-            </w:r>
-          </w:p>
-          <w:p>
-            <w:pPr>
-              <w:spacing w:line="259" w:lineRule="auto"/>
-              <w:ind w:right="-15"/>
-              <w:rPr>
-                <w:sz w:val="18"/>
-                <w:szCs w:val="18"/>
-              </w:rPr>
-            </w:pPr>
-            <w:r>
-              <w:rPr>
-                <w:sz w:val="18"/>
-                <w:szCs w:val="18"/>
-              </w:rPr>
-              <w:t>毛色：</w:t>
+              <w:t>品種：英國長毛貓</w:t>
+            </w:r>
+          </w:p>
+          <w:p>
+            <w:pPr>
+              <w:spacing w:line="259" w:lineRule="auto"/>
+              <w:ind w:right="-15"/>
+              <w:rPr>
+                <w:sz w:val="18"/>
+                <w:szCs w:val="18"/>
+              </w:rPr>
+            </w:pPr>
+            <w:r>
+              <w:rPr>
+                <w:sz w:val="18"/>
+                <w:szCs w:val="18"/>
+              </w:rPr>
+              <w:t>毛色：銀白</w:t>
             </w:r>
           </w:p>
           <w:p>

--- a/docs/13_寵物管理/晶片表.docx
+++ b/docs/13_寵物管理/晶片表.docx
@@ -28706,26 +28706,26 @@
                 <w:sz w:val="18"/>
                 <w:szCs w:val="18"/>
               </w:rPr>
-              <w:t>他場名稱：橘映之境工作坊</w:t>
-            </w:r>
-            <w:proofErr w:type="gramStart"/>
-            <w:proofErr w:type="gramEnd"/>
-          </w:p>
-          <w:p>
-            <w:pPr>
-              <w:spacing w:line="259" w:lineRule="auto"/>
-              <w:ind w:right="-15"/>
-              <w:rPr>
-                <w:sz w:val="18"/>
-                <w:szCs w:val="18"/>
-              </w:rPr>
-            </w:pPr>
-            <w:r>
-              <w:rPr>
-                <w:sz w:val="18"/>
-                <w:szCs w:val="18"/>
-              </w:rPr>
-              <w:t>他場特寵業繁字號：第S1150011號</w:t>
+              <w:t>他場名稱：帕斯窩寵物坊</w:t>
+            </w:r>
+            <w:proofErr w:type="gramStart"/>
+            <w:proofErr w:type="gramEnd"/>
+          </w:p>
+          <w:p>
+            <w:pPr>
+              <w:spacing w:line="259" w:lineRule="auto"/>
+              <w:ind w:right="-15"/>
+              <w:rPr>
+                <w:sz w:val="18"/>
+                <w:szCs w:val="18"/>
+              </w:rPr>
+            </w:pPr>
+            <w:r>
+              <w:rPr>
+                <w:sz w:val="18"/>
+                <w:szCs w:val="18"/>
+              </w:rPr>
+              <w:t>他場特寵業繁字號：第S1100011號</w:t>
             </w:r>
             <w:proofErr w:type="gramStart"/>
             <w:proofErr w:type="gramEnd"/>
@@ -29176,6 +29176,735 @@
                 <w:szCs w:val="18"/>
               </w:rPr>
               <w:t>毛色：銀白</w:t>
+            </w:r>
+          </w:p>
+          <w:p>
+            <w:pPr>
+              <w:spacing w:line="259" w:lineRule="auto"/>
+              <w:ind w:right="-15"/>
+              <w:rPr>
+                <w:sz w:val="18"/>
+                <w:szCs w:val="18"/>
+              </w:rPr>
+            </w:pPr>
+            <w:r>
+              <w:rPr>
+                <w:sz w:val="18"/>
+                <w:szCs w:val="18"/>
+              </w:rPr>
+              <w:t>他場名稱：街角貓舍</w:t>
+            </w:r>
+            <w:proofErr w:type="gramStart"/>
+            <w:proofErr w:type="gramEnd"/>
+          </w:p>
+          <w:p>
+            <w:pPr>
+              <w:spacing w:line="259" w:lineRule="auto"/>
+              <w:ind w:right="-15"/>
+              <w:rPr>
+                <w:sz w:val="18"/>
+                <w:szCs w:val="18"/>
+              </w:rPr>
+            </w:pPr>
+            <w:r>
+              <w:rPr>
+                <w:sz w:val="18"/>
+                <w:szCs w:val="18"/>
+              </w:rPr>
+              <w:t>他場特寵業繁字號：第S1110039號</w:t>
+            </w:r>
+            <w:proofErr w:type="gramStart"/>
+            <w:proofErr w:type="gramEnd"/>
+          </w:p>
+        </w:tc>
+        <w:tc>
+          <w:tcPr>
+            <w:tcW w:w="1215" w:type="dxa"/>
+            <w:vAlign w:val="center"/>
+          </w:tcPr>
+          <w:p>
+            <w:pPr>
+              <w:spacing w:line="259" w:lineRule="auto"/>
+              <w:ind w:right="-15"/>
+              <w:jc w:val="center"/>
+              <w:rPr>
+                <w:sz w:val="18"/>
+                <w:szCs w:val="18"/>
+              </w:rPr>
+            </w:pPr>
+            <w:r>
+              <w:rPr>
+                <w:sz w:val="18"/>
+                <w:szCs w:val="18"/>
+              </w:rPr>
+            </w:r>
+          </w:p>
+        </w:tc>
+        <w:tc>
+          <w:tcPr>
+            <w:tcW w:w="1200" w:type="dxa"/>
+            <w:vAlign w:val="center"/>
+          </w:tcPr>
+          <w:p>
+            <w:pPr>
+              <w:spacing w:line="259" w:lineRule="auto"/>
+              <w:ind w:right="-15"/>
+              <w:rPr>
+                <w:sz w:val="18"/>
+                <w:szCs w:val="18"/>
+              </w:rPr>
+            </w:pPr>
+            <w:r>
+              <w:rPr>
+                <w:sz w:val="18"/>
+                <w:szCs w:val="18"/>
+              </w:rPr>
+            </w:r>
+          </w:p>
+        </w:tc>
+        <w:tc>
+          <w:tcPr>
+            <w:tcW w:w="1560" w:type="dxa"/>
+            <w:vAlign w:val="center"/>
+          </w:tcPr>
+          <w:p>
+            <w:pPr>
+              <w:spacing w:line="259" w:lineRule="auto"/>
+              <w:ind w:right="-15"/>
+              <w:rPr>
+                <w:sz w:val="18"/>
+                <w:szCs w:val="18"/>
+              </w:rPr>
+            </w:pPr>
+            <w:r>
+              <w:rPr>
+                <w:sz w:val="18"/>
+                <w:szCs w:val="18"/>
+              </w:rPr>
+            </w:r>
+          </w:p>
+        </w:tc>
+        <w:tc>
+          <w:tcPr>
+            <w:tcW w:w="2805" w:type="dxa"/>
+            <w:vAlign w:val="center"/>
+          </w:tcPr>
+          <w:p>
+            <w:pPr>
+              <w:spacing w:line="259" w:lineRule="auto"/>
+              <w:ind w:right="-15"/>
+              <w:rPr>
+                <w:sz w:val="18"/>
+                <w:szCs w:val="18"/>
+              </w:rPr>
+            </w:pPr>
+            <w:r>
+              <w:rPr>
+                <w:sz w:val="18"/>
+                <w:szCs w:val="18"/>
+              </w:rPr>
+            </w:r>
+            <w:proofErr w:type="gramStart"/>
+            <w:proofErr w:type="gramEnd"/>
+          </w:p>
+        </w:tc>
+      </w:tr>
+      <w:tr>
+        <w:trPr>
+          <w:trHeight w:val="1266"/>
+        </w:trPr>
+        <w:tc>
+          <w:tcPr>
+            <w:tcW w:w="2220" w:type="dxa"/>
+            <w:vAlign w:val="center"/>
+          </w:tcPr>
+          <w:p>
+            <w:pPr>
+              <w:spacing w:line="259" w:lineRule="auto"/>
+              <w:ind w:right="-15"/>
+              <w:rPr>
+                <w:sz w:val="18"/>
+                <w:szCs w:val="18"/>
+              </w:rPr>
+            </w:pPr>
+            <w:r>
+              <w:rPr>
+                <w:sz w:val="18"/>
+                <w:szCs w:val="18"/>
+              </w:rPr>
+              <w:t>90007-30010-84439</w:t>
+            </w:r>
+          </w:p>
+        </w:tc>
+        <w:tc>
+          <w:tcPr>
+            <w:tcW w:w="2295" w:type="dxa"/>
+            <w:vAlign w:val="center"/>
+          </w:tcPr>
+          <w:p>
+            <w:pPr>
+              <w:spacing w:line="259" w:lineRule="auto"/>
+              <w:ind w:right="-15"/>
+              <w:rPr>
+                <w:sz w:val="18"/>
+                <w:szCs w:val="18"/>
+              </w:rPr>
+            </w:pPr>
+            <w:r>
+              <w:rPr>
+                <w:sz w:val="18"/>
+                <w:szCs w:val="18"/>
+              </w:rPr>
+              <w:t>90007-30003-73834</w:t>
+            </w:r>
+          </w:p>
+        </w:tc>
+        <w:tc>
+          <w:tcPr>
+            <w:tcW w:w="1275" w:type="dxa"/>
+            <w:vAlign w:val="center"/>
+          </w:tcPr>
+          <w:p>
+            <w:pPr>
+              <w:spacing w:line="259" w:lineRule="auto"/>
+              <w:ind w:right="-15"/>
+              <w:rPr>
+                <w:sz w:val="18"/>
+                <w:szCs w:val="18"/>
+              </w:rPr>
+            </w:pPr>
+            <w:r>
+              <w:rPr>
+                <w:sz w:val="18"/>
+                <w:szCs w:val="18"/>
+              </w:rPr>
+              <w:t>2026/05/12</w:t>
+            </w:r>
+          </w:p>
+        </w:tc>
+        <w:tc>
+          <w:tcPr>
+            <w:tcW w:w="2700" w:type="dxa"/>
+            <w:vAlign w:val="center"/>
+          </w:tcPr>
+          <w:p>
+            <w:pPr>
+              <w:spacing w:line="259" w:lineRule="auto"/>
+              <w:ind w:right="-15"/>
+              <w:rPr>
+                <w:sz w:val="18"/>
+                <w:szCs w:val="18"/>
+              </w:rPr>
+            </w:pPr>
+            <w:r>
+              <w:rPr>
+                <w:sz w:val="18"/>
+                <w:szCs w:val="18"/>
+              </w:rPr>
+              <w:t>品種：英國長毛貓</w:t>
+            </w:r>
+          </w:p>
+          <w:p>
+            <w:pPr>
+              <w:spacing w:line="259" w:lineRule="auto"/>
+              <w:ind w:right="-15"/>
+              <w:rPr>
+                <w:sz w:val="18"/>
+                <w:szCs w:val="18"/>
+              </w:rPr>
+            </w:pPr>
+            <w:r>
+              <w:rPr>
+                <w:sz w:val="18"/>
+                <w:szCs w:val="18"/>
+              </w:rPr>
+              <w:t>毛色：銀白</w:t>
+            </w:r>
+          </w:p>
+          <w:p>
+            <w:pPr>
+              <w:spacing w:line="259" w:lineRule="auto"/>
+              <w:ind w:right="-15"/>
+              <w:rPr>
+                <w:sz w:val="18"/>
+                <w:szCs w:val="18"/>
+              </w:rPr>
+            </w:pPr>
+            <w:r>
+              <w:rPr>
+                <w:sz w:val="18"/>
+                <w:szCs w:val="18"/>
+              </w:rPr>
+              <w:t>他場名稱：街角貓舍</w:t>
+            </w:r>
+            <w:proofErr w:type="gramStart"/>
+            <w:proofErr w:type="gramEnd"/>
+          </w:p>
+          <w:p>
+            <w:pPr>
+              <w:spacing w:line="259" w:lineRule="auto"/>
+              <w:ind w:right="-15"/>
+              <w:rPr>
+                <w:sz w:val="18"/>
+                <w:szCs w:val="18"/>
+              </w:rPr>
+            </w:pPr>
+            <w:r>
+              <w:rPr>
+                <w:sz w:val="18"/>
+                <w:szCs w:val="18"/>
+              </w:rPr>
+              <w:t>他場特寵業繁字號：第S1110039號</w:t>
+            </w:r>
+            <w:proofErr w:type="gramStart"/>
+            <w:proofErr w:type="gramEnd"/>
+          </w:p>
+        </w:tc>
+        <w:tc>
+          <w:tcPr>
+            <w:tcW w:w="1215" w:type="dxa"/>
+            <w:vAlign w:val="center"/>
+          </w:tcPr>
+          <w:p>
+            <w:pPr>
+              <w:spacing w:line="259" w:lineRule="auto"/>
+              <w:ind w:right="-15"/>
+              <w:jc w:val="center"/>
+              <w:rPr>
+                <w:sz w:val="18"/>
+                <w:szCs w:val="18"/>
+              </w:rPr>
+            </w:pPr>
+            <w:r>
+              <w:rPr>
+                <w:sz w:val="18"/>
+                <w:szCs w:val="18"/>
+              </w:rPr>
+            </w:r>
+          </w:p>
+        </w:tc>
+        <w:tc>
+          <w:tcPr>
+            <w:tcW w:w="1200" w:type="dxa"/>
+            <w:vAlign w:val="center"/>
+          </w:tcPr>
+          <w:p>
+            <w:pPr>
+              <w:spacing w:line="259" w:lineRule="auto"/>
+              <w:ind w:right="-15"/>
+              <w:rPr>
+                <w:sz w:val="18"/>
+                <w:szCs w:val="18"/>
+              </w:rPr>
+            </w:pPr>
+            <w:r>
+              <w:rPr>
+                <w:sz w:val="18"/>
+                <w:szCs w:val="18"/>
+              </w:rPr>
+            </w:r>
+          </w:p>
+        </w:tc>
+        <w:tc>
+          <w:tcPr>
+            <w:tcW w:w="1560" w:type="dxa"/>
+            <w:vAlign w:val="center"/>
+          </w:tcPr>
+          <w:p>
+            <w:pPr>
+              <w:spacing w:line="259" w:lineRule="auto"/>
+              <w:ind w:right="-15"/>
+              <w:rPr>
+                <w:sz w:val="18"/>
+                <w:szCs w:val="18"/>
+              </w:rPr>
+            </w:pPr>
+            <w:r>
+              <w:rPr>
+                <w:sz w:val="18"/>
+                <w:szCs w:val="18"/>
+              </w:rPr>
+            </w:r>
+          </w:p>
+        </w:tc>
+        <w:tc>
+          <w:tcPr>
+            <w:tcW w:w="2805" w:type="dxa"/>
+            <w:vAlign w:val="center"/>
+          </w:tcPr>
+          <w:p>
+            <w:pPr>
+              <w:spacing w:line="259" w:lineRule="auto"/>
+              <w:ind w:right="-15"/>
+              <w:rPr>
+                <w:sz w:val="18"/>
+                <w:szCs w:val="18"/>
+              </w:rPr>
+            </w:pPr>
+            <w:r>
+              <w:rPr>
+                <w:sz w:val="18"/>
+                <w:szCs w:val="18"/>
+              </w:rPr>
+            </w:r>
+            <w:proofErr w:type="gramStart"/>
+            <w:proofErr w:type="gramEnd"/>
+          </w:p>
+        </w:tc>
+      </w:tr>
+      <w:tr>
+        <w:trPr>
+          <w:trHeight w:val="1266"/>
+        </w:trPr>
+        <w:tc>
+          <w:tcPr>
+            <w:tcW w:w="2220" w:type="dxa"/>
+            <w:vAlign w:val="center"/>
+          </w:tcPr>
+          <w:p>
+            <w:pPr>
+              <w:spacing w:line="259" w:lineRule="auto"/>
+              <w:ind w:right="-15"/>
+              <w:rPr>
+                <w:sz w:val="18"/>
+                <w:szCs w:val="18"/>
+              </w:rPr>
+            </w:pPr>
+            <w:r>
+              <w:rPr>
+                <w:sz w:val="18"/>
+                <w:szCs w:val="18"/>
+              </w:rPr>
+              <w:t>90007-30010-84455</w:t>
+            </w:r>
+          </w:p>
+        </w:tc>
+        <w:tc>
+          <w:tcPr>
+            <w:tcW w:w="2295" w:type="dxa"/>
+            <w:vAlign w:val="center"/>
+          </w:tcPr>
+          <w:p>
+            <w:pPr>
+              <w:spacing w:line="259" w:lineRule="auto"/>
+              <w:ind w:right="-15"/>
+              <w:rPr>
+                <w:sz w:val="18"/>
+                <w:szCs w:val="18"/>
+              </w:rPr>
+            </w:pPr>
+            <w:r>
+              <w:rPr>
+                <w:sz w:val="18"/>
+                <w:szCs w:val="18"/>
+              </w:rPr>
+              <w:t>90007-30003-73834</w:t>
+            </w:r>
+          </w:p>
+        </w:tc>
+        <w:tc>
+          <w:tcPr>
+            <w:tcW w:w="1275" w:type="dxa"/>
+            <w:vAlign w:val="center"/>
+          </w:tcPr>
+          <w:p>
+            <w:pPr>
+              <w:spacing w:line="259" w:lineRule="auto"/>
+              <w:ind w:right="-15"/>
+              <w:rPr>
+                <w:sz w:val="18"/>
+                <w:szCs w:val="18"/>
+              </w:rPr>
+            </w:pPr>
+            <w:r>
+              <w:rPr>
+                <w:sz w:val="18"/>
+                <w:szCs w:val="18"/>
+              </w:rPr>
+              <w:t>2026/05/12</w:t>
+            </w:r>
+          </w:p>
+        </w:tc>
+        <w:tc>
+          <w:tcPr>
+            <w:tcW w:w="2700" w:type="dxa"/>
+            <w:vAlign w:val="center"/>
+          </w:tcPr>
+          <w:p>
+            <w:pPr>
+              <w:spacing w:line="259" w:lineRule="auto"/>
+              <w:ind w:right="-15"/>
+              <w:rPr>
+                <w:sz w:val="18"/>
+                <w:szCs w:val="18"/>
+              </w:rPr>
+            </w:pPr>
+            <w:r>
+              <w:rPr>
+                <w:sz w:val="18"/>
+                <w:szCs w:val="18"/>
+              </w:rPr>
+              <w:t>品種：曼赤肯貓</w:t>
+            </w:r>
+          </w:p>
+          <w:p>
+            <w:pPr>
+              <w:spacing w:line="259" w:lineRule="auto"/>
+              <w:ind w:right="-15"/>
+              <w:rPr>
+                <w:sz w:val="18"/>
+                <w:szCs w:val="18"/>
+              </w:rPr>
+            </w:pPr>
+            <w:r>
+              <w:rPr>
+                <w:sz w:val="18"/>
+                <w:szCs w:val="18"/>
+              </w:rPr>
+              <w:t>毛色：賓士</w:t>
+            </w:r>
+          </w:p>
+          <w:p>
+            <w:pPr>
+              <w:spacing w:line="259" w:lineRule="auto"/>
+              <w:ind w:right="-15"/>
+              <w:rPr>
+                <w:sz w:val="18"/>
+                <w:szCs w:val="18"/>
+              </w:rPr>
+            </w:pPr>
+            <w:r>
+              <w:rPr>
+                <w:sz w:val="18"/>
+                <w:szCs w:val="18"/>
+              </w:rPr>
+              <w:t>他場名稱：街角貓舍</w:t>
+            </w:r>
+            <w:proofErr w:type="gramStart"/>
+            <w:proofErr w:type="gramEnd"/>
+          </w:p>
+          <w:p>
+            <w:pPr>
+              <w:spacing w:line="259" w:lineRule="auto"/>
+              <w:ind w:right="-15"/>
+              <w:rPr>
+                <w:sz w:val="18"/>
+                <w:szCs w:val="18"/>
+              </w:rPr>
+            </w:pPr>
+            <w:r>
+              <w:rPr>
+                <w:sz w:val="18"/>
+                <w:szCs w:val="18"/>
+              </w:rPr>
+              <w:t>他場特寵業繁字號：第S1110039號</w:t>
+            </w:r>
+            <w:proofErr w:type="gramStart"/>
+            <w:proofErr w:type="gramEnd"/>
+          </w:p>
+        </w:tc>
+        <w:tc>
+          <w:tcPr>
+            <w:tcW w:w="1215" w:type="dxa"/>
+            <w:vAlign w:val="center"/>
+          </w:tcPr>
+          <w:p>
+            <w:pPr>
+              <w:spacing w:line="259" w:lineRule="auto"/>
+              <w:ind w:right="-15"/>
+              <w:jc w:val="center"/>
+              <w:rPr>
+                <w:sz w:val="18"/>
+                <w:szCs w:val="18"/>
+              </w:rPr>
+            </w:pPr>
+            <w:r>
+              <w:rPr>
+                <w:sz w:val="18"/>
+                <w:szCs w:val="18"/>
+              </w:rPr>
+            </w:r>
+          </w:p>
+        </w:tc>
+        <w:tc>
+          <w:tcPr>
+            <w:tcW w:w="1200" w:type="dxa"/>
+            <w:vAlign w:val="center"/>
+          </w:tcPr>
+          <w:p>
+            <w:pPr>
+              <w:spacing w:line="259" w:lineRule="auto"/>
+              <w:ind w:right="-15"/>
+              <w:rPr>
+                <w:sz w:val="18"/>
+                <w:szCs w:val="18"/>
+              </w:rPr>
+            </w:pPr>
+            <w:r>
+              <w:rPr>
+                <w:sz w:val="18"/>
+                <w:szCs w:val="18"/>
+              </w:rPr>
+            </w:r>
+          </w:p>
+        </w:tc>
+        <w:tc>
+          <w:tcPr>
+            <w:tcW w:w="1560" w:type="dxa"/>
+            <w:vAlign w:val="center"/>
+          </w:tcPr>
+          <w:p>
+            <w:pPr>
+              <w:spacing w:line="259" w:lineRule="auto"/>
+              <w:ind w:right="-15"/>
+              <w:rPr>
+                <w:sz w:val="18"/>
+                <w:szCs w:val="18"/>
+              </w:rPr>
+            </w:pPr>
+            <w:r>
+              <w:rPr>
+                <w:sz w:val="18"/>
+                <w:szCs w:val="18"/>
+              </w:rPr>
+            </w:r>
+          </w:p>
+        </w:tc>
+        <w:tc>
+          <w:tcPr>
+            <w:tcW w:w="2805" w:type="dxa"/>
+            <w:vAlign w:val="center"/>
+          </w:tcPr>
+          <w:p>
+            <w:pPr>
+              <w:spacing w:line="259" w:lineRule="auto"/>
+              <w:ind w:right="-15"/>
+              <w:rPr>
+                <w:sz w:val="18"/>
+                <w:szCs w:val="18"/>
+              </w:rPr>
+            </w:pPr>
+            <w:r>
+              <w:rPr>
+                <w:sz w:val="18"/>
+                <w:szCs w:val="18"/>
+              </w:rPr>
+            </w:r>
+            <w:proofErr w:type="gramStart"/>
+            <w:proofErr w:type="gramEnd"/>
+          </w:p>
+        </w:tc>
+      </w:tr>
+      <w:tr>
+        <w:trPr>
+          <w:trHeight w:val="1266"/>
+        </w:trPr>
+        <w:tc>
+          <w:tcPr>
+            <w:tcW w:w="2220" w:type="dxa"/>
+            <w:vAlign w:val="center"/>
+          </w:tcPr>
+          <w:p>
+            <w:pPr>
+              <w:spacing w:line="259" w:lineRule="auto"/>
+              <w:ind w:right="-15"/>
+              <w:rPr>
+                <w:sz w:val="18"/>
+                <w:szCs w:val="18"/>
+              </w:rPr>
+            </w:pPr>
+            <w:r>
+              <w:rPr>
+                <w:sz w:val="18"/>
+                <w:szCs w:val="18"/>
+              </w:rPr>
+              <w:t>90007-30010-84458</w:t>
+            </w:r>
+          </w:p>
+        </w:tc>
+        <w:tc>
+          <w:tcPr>
+            <w:tcW w:w="2295" w:type="dxa"/>
+            <w:vAlign w:val="center"/>
+          </w:tcPr>
+          <w:p>
+            <w:pPr>
+              <w:spacing w:line="259" w:lineRule="auto"/>
+              <w:ind w:right="-15"/>
+              <w:rPr>
+                <w:sz w:val="18"/>
+                <w:szCs w:val="18"/>
+              </w:rPr>
+            </w:pPr>
+            <w:r>
+              <w:rPr>
+                <w:sz w:val="18"/>
+                <w:szCs w:val="18"/>
+              </w:rPr>
+              <w:t>90007-30003-73834</w:t>
+            </w:r>
+          </w:p>
+        </w:tc>
+        <w:tc>
+          <w:tcPr>
+            <w:tcW w:w="1275" w:type="dxa"/>
+            <w:vAlign w:val="center"/>
+          </w:tcPr>
+          <w:p>
+            <w:pPr>
+              <w:spacing w:line="259" w:lineRule="auto"/>
+              <w:ind w:right="-15"/>
+              <w:rPr>
+                <w:sz w:val="18"/>
+                <w:szCs w:val="18"/>
+              </w:rPr>
+            </w:pPr>
+            <w:r>
+              <w:rPr>
+                <w:sz w:val="18"/>
+                <w:szCs w:val="18"/>
+              </w:rPr>
+              <w:t>2026/05/12</w:t>
+            </w:r>
+          </w:p>
+        </w:tc>
+        <w:tc>
+          <w:tcPr>
+            <w:tcW w:w="2700" w:type="dxa"/>
+            <w:vAlign w:val="center"/>
+          </w:tcPr>
+          <w:p>
+            <w:pPr>
+              <w:spacing w:line="259" w:lineRule="auto"/>
+              <w:ind w:right="-15"/>
+              <w:rPr>
+                <w:sz w:val="18"/>
+                <w:szCs w:val="18"/>
+              </w:rPr>
+            </w:pPr>
+            <w:r>
+              <w:rPr>
+                <w:sz w:val="18"/>
+                <w:szCs w:val="18"/>
+              </w:rPr>
+              <w:t>品種：英國短毛貓</w:t>
+            </w:r>
+          </w:p>
+          <w:p>
+            <w:pPr>
+              <w:spacing w:line="259" w:lineRule="auto"/>
+              <w:ind w:right="-15"/>
+              <w:rPr>
+                <w:sz w:val="18"/>
+                <w:szCs w:val="18"/>
+              </w:rPr>
+            </w:pPr>
+            <w:r>
+              <w:rPr>
+                <w:sz w:val="18"/>
+                <w:szCs w:val="18"/>
+              </w:rPr>
+              <w:t>毛色：藍</w:t>
             </w:r>
           </w:p>
           <w:p>

--- a/docs/13_寵物管理/晶片表.docx
+++ b/docs/13_寵物管理/晶片表.docx
@@ -29662,6 +29662,249 @@
                 <w:szCs w:val="18"/>
               </w:rPr>
               <w:t>毛色：賓士</w:t>
+            </w:r>
+          </w:p>
+          <w:p>
+            <w:pPr>
+              <w:spacing w:line="259" w:lineRule="auto"/>
+              <w:ind w:right="-15"/>
+              <w:rPr>
+                <w:sz w:val="18"/>
+                <w:szCs w:val="18"/>
+              </w:rPr>
+            </w:pPr>
+            <w:r>
+              <w:rPr>
+                <w:sz w:val="18"/>
+                <w:szCs w:val="18"/>
+              </w:rPr>
+              <w:t>他場名稱：街角貓舍</w:t>
+            </w:r>
+            <w:proofErr w:type="gramStart"/>
+            <w:proofErr w:type="gramEnd"/>
+          </w:p>
+          <w:p>
+            <w:pPr>
+              <w:spacing w:line="259" w:lineRule="auto"/>
+              <w:ind w:right="-15"/>
+              <w:rPr>
+                <w:sz w:val="18"/>
+                <w:szCs w:val="18"/>
+              </w:rPr>
+            </w:pPr>
+            <w:r>
+              <w:rPr>
+                <w:sz w:val="18"/>
+                <w:szCs w:val="18"/>
+              </w:rPr>
+              <w:t>他場特寵業繁字號：第S1110039號</w:t>
+            </w:r>
+            <w:proofErr w:type="gramStart"/>
+            <w:proofErr w:type="gramEnd"/>
+          </w:p>
+        </w:tc>
+        <w:tc>
+          <w:tcPr>
+            <w:tcW w:w="1215" w:type="dxa"/>
+            <w:vAlign w:val="center"/>
+          </w:tcPr>
+          <w:p>
+            <w:pPr>
+              <w:spacing w:line="259" w:lineRule="auto"/>
+              <w:ind w:right="-15"/>
+              <w:jc w:val="center"/>
+              <w:rPr>
+                <w:sz w:val="18"/>
+                <w:szCs w:val="18"/>
+              </w:rPr>
+            </w:pPr>
+            <w:r>
+              <w:rPr>
+                <w:sz w:val="18"/>
+                <w:szCs w:val="18"/>
+              </w:rPr>
+            </w:r>
+          </w:p>
+        </w:tc>
+        <w:tc>
+          <w:tcPr>
+            <w:tcW w:w="1200" w:type="dxa"/>
+            <w:vAlign w:val="center"/>
+          </w:tcPr>
+          <w:p>
+            <w:pPr>
+              <w:spacing w:line="259" w:lineRule="auto"/>
+              <w:ind w:right="-15"/>
+              <w:rPr>
+                <w:sz w:val="18"/>
+                <w:szCs w:val="18"/>
+              </w:rPr>
+            </w:pPr>
+            <w:r>
+              <w:rPr>
+                <w:sz w:val="18"/>
+                <w:szCs w:val="18"/>
+              </w:rPr>
+            </w:r>
+          </w:p>
+        </w:tc>
+        <w:tc>
+          <w:tcPr>
+            <w:tcW w:w="1560" w:type="dxa"/>
+            <w:vAlign w:val="center"/>
+          </w:tcPr>
+          <w:p>
+            <w:pPr>
+              <w:spacing w:line="259" w:lineRule="auto"/>
+              <w:ind w:right="-15"/>
+              <w:rPr>
+                <w:sz w:val="18"/>
+                <w:szCs w:val="18"/>
+              </w:rPr>
+            </w:pPr>
+            <w:r>
+              <w:rPr>
+                <w:sz w:val="18"/>
+                <w:szCs w:val="18"/>
+              </w:rPr>
+            </w:r>
+          </w:p>
+        </w:tc>
+        <w:tc>
+          <w:tcPr>
+            <w:tcW w:w="2805" w:type="dxa"/>
+            <w:vAlign w:val="center"/>
+          </w:tcPr>
+          <w:p>
+            <w:pPr>
+              <w:spacing w:line="259" w:lineRule="auto"/>
+              <w:ind w:right="-15"/>
+              <w:rPr>
+                <w:sz w:val="18"/>
+                <w:szCs w:val="18"/>
+              </w:rPr>
+            </w:pPr>
+            <w:r>
+              <w:rPr>
+                <w:sz w:val="18"/>
+                <w:szCs w:val="18"/>
+              </w:rPr>
+            </w:r>
+            <w:proofErr w:type="gramStart"/>
+            <w:proofErr w:type="gramEnd"/>
+          </w:p>
+        </w:tc>
+      </w:tr>
+      <w:tr>
+        <w:trPr>
+          <w:trHeight w:val="1266"/>
+        </w:trPr>
+        <w:tc>
+          <w:tcPr>
+            <w:tcW w:w="2220" w:type="dxa"/>
+            <w:vAlign w:val="center"/>
+          </w:tcPr>
+          <w:p>
+            <w:pPr>
+              <w:spacing w:line="259" w:lineRule="auto"/>
+              <w:ind w:right="-15"/>
+              <w:rPr>
+                <w:sz w:val="18"/>
+                <w:szCs w:val="18"/>
+              </w:rPr>
+            </w:pPr>
+            <w:r>
+              <w:rPr>
+                <w:sz w:val="18"/>
+                <w:szCs w:val="18"/>
+              </w:rPr>
+              <w:t>90007-30010-84457</w:t>
+            </w:r>
+          </w:p>
+        </w:tc>
+        <w:tc>
+          <w:tcPr>
+            <w:tcW w:w="2295" w:type="dxa"/>
+            <w:vAlign w:val="center"/>
+          </w:tcPr>
+          <w:p>
+            <w:pPr>
+              <w:spacing w:line="259" w:lineRule="auto"/>
+              <w:ind w:right="-15"/>
+              <w:rPr>
+                <w:sz w:val="18"/>
+                <w:szCs w:val="18"/>
+              </w:rPr>
+            </w:pPr>
+            <w:r>
+              <w:rPr>
+                <w:sz w:val="18"/>
+                <w:szCs w:val="18"/>
+              </w:rPr>
+              <w:t>90007-30003-73834</w:t>
+            </w:r>
+          </w:p>
+        </w:tc>
+        <w:tc>
+          <w:tcPr>
+            <w:tcW w:w="1275" w:type="dxa"/>
+            <w:vAlign w:val="center"/>
+          </w:tcPr>
+          <w:p>
+            <w:pPr>
+              <w:spacing w:line="259" w:lineRule="auto"/>
+              <w:ind w:right="-15"/>
+              <w:rPr>
+                <w:sz w:val="18"/>
+                <w:szCs w:val="18"/>
+              </w:rPr>
+            </w:pPr>
+            <w:r>
+              <w:rPr>
+                <w:sz w:val="18"/>
+                <w:szCs w:val="18"/>
+              </w:rPr>
+              <w:t>2026/05/12</w:t>
+            </w:r>
+          </w:p>
+        </w:tc>
+        <w:tc>
+          <w:tcPr>
+            <w:tcW w:w="2700" w:type="dxa"/>
+            <w:vAlign w:val="center"/>
+          </w:tcPr>
+          <w:p>
+            <w:pPr>
+              <w:spacing w:line="259" w:lineRule="auto"/>
+              <w:ind w:right="-15"/>
+              <w:rPr>
+                <w:sz w:val="18"/>
+                <w:szCs w:val="18"/>
+              </w:rPr>
+            </w:pPr>
+            <w:r>
+              <w:rPr>
+                <w:sz w:val="18"/>
+                <w:szCs w:val="18"/>
+              </w:rPr>
+              <w:t>品種：英國短毛貓</w:t>
+            </w:r>
+          </w:p>
+          <w:p>
+            <w:pPr>
+              <w:spacing w:line="259" w:lineRule="auto"/>
+              <w:ind w:right="-15"/>
+              <w:rPr>
+                <w:sz w:val="18"/>
+                <w:szCs w:val="18"/>
+              </w:rPr>
+            </w:pPr>
+            <w:r>
+              <w:rPr>
+                <w:sz w:val="18"/>
+                <w:szCs w:val="18"/>
+              </w:rPr>
+              <w:t>毛色：藍</w:t>
             </w:r>
           </w:p>
           <w:p>

--- a/docs/13_寵物管理/晶片表.docx
+++ b/docs/13_寵物管理/晶片表.docx
@@ -24683,7 +24683,7 @@
                 <w:sz w:val="18"/>
                 <w:szCs w:val="18"/>
               </w:rPr>
-              <w:t>90007-30010-84450</w:t>
+              <w:t>90007-30010-84451</w:t>
             </w:r>
           </w:p>
         </w:tc>
@@ -24926,7 +24926,7 @@
                 <w:sz w:val="18"/>
                 <w:szCs w:val="18"/>
               </w:rPr>
-              <w:t>90007-30010-84451</w:t>
+              <w:t>90007-30010-84453</w:t>
             </w:r>
           </w:p>
         </w:tc>
@@ -24995,24 +24995,24 @@
                 <w:sz w:val="18"/>
                 <w:szCs w:val="18"/>
               </w:rPr>
-              <w:t>品種：英國長毛貓</w:t>
-            </w:r>
-          </w:p>
-          <w:p>
-            <w:pPr>
-              <w:spacing w:line="259" w:lineRule="auto"/>
-              <w:ind w:right="-15"/>
-              <w:rPr>
-                <w:sz w:val="18"/>
-                <w:szCs w:val="18"/>
-              </w:rPr>
-            </w:pPr>
-            <w:r>
-              <w:rPr>
-                <w:sz w:val="18"/>
-                <w:szCs w:val="18"/>
-              </w:rPr>
-              <w:t>毛色：奶油</w:t>
+              <w:t>品種：英國短毛貓</w:t>
+            </w:r>
+          </w:p>
+          <w:p>
+            <w:pPr>
+              <w:spacing w:line="259" w:lineRule="auto"/>
+              <w:ind w:right="-15"/>
+              <w:rPr>
+                <w:sz w:val="18"/>
+                <w:szCs w:val="18"/>
+              </w:rPr>
+            </w:pPr>
+            <w:r>
+              <w:rPr>
+                <w:sz w:val="18"/>
+                <w:szCs w:val="18"/>
+              </w:rPr>
+              <w:t>毛色：藍</w:t>
             </w:r>
           </w:p>
           <w:p>
@@ -25169,7 +25169,7 @@
                 <w:sz w:val="18"/>
                 <w:szCs w:val="18"/>
               </w:rPr>
-              <w:t>90007-30010-84453</w:t>
+              <w:t>90007-30009-25906</w:t>
             </w:r>
           </w:p>
         </w:tc>
@@ -25192,7 +25192,7 @@
                 <w:sz w:val="18"/>
                 <w:szCs w:val="18"/>
               </w:rPr>
-              <w:t>90007-30009-25906</w:t>
+              <w:t>90023-98777-75100</w:t>
             </w:r>
           </w:p>
         </w:tc>
@@ -25215,7 +25215,7 @@
                 <w:sz w:val="18"/>
                 <w:szCs w:val="18"/>
               </w:rPr>
-              <w:t>2026/04/23</w:t>
+              <w:t>2024/12/07</w:t>
             </w:r>
           </w:p>
         </w:tc>
@@ -25238,24 +25238,24 @@
                 <w:sz w:val="18"/>
                 <w:szCs w:val="18"/>
               </w:rPr>
-              <w:t>品種：英國短毛貓</w:t>
-            </w:r>
-          </w:p>
-          <w:p>
-            <w:pPr>
-              <w:spacing w:line="259" w:lineRule="auto"/>
-              <w:ind w:right="-15"/>
-              <w:rPr>
-                <w:sz w:val="18"/>
-                <w:szCs w:val="18"/>
-              </w:rPr>
-            </w:pPr>
-            <w:r>
-              <w:rPr>
-                <w:sz w:val="18"/>
-                <w:szCs w:val="18"/>
-              </w:rPr>
-              <w:t>毛色：藍</w:t>
+              <w:t>品種：小步舞曲(拿破崙短腿貓)</w:t>
+            </w:r>
+          </w:p>
+          <w:p>
+            <w:pPr>
+              <w:spacing w:line="259" w:lineRule="auto"/>
+              <w:ind w:right="-15"/>
+              <w:rPr>
+                <w:sz w:val="18"/>
+                <w:szCs w:val="18"/>
+              </w:rPr>
+            </w:pPr>
+            <w:r>
+              <w:rPr>
+                <w:sz w:val="18"/>
+                <w:szCs w:val="18"/>
+              </w:rPr>
+              <w:t>毛色：藍白</w:t>
             </w:r>
           </w:p>
           <w:p>
@@ -25317,6 +25317,7 @@
                 <w:sz w:val="18"/>
                 <w:szCs w:val="18"/>
               </w:rPr>
+              <w:t>2026/07/13</w:t>
             </w:r>
           </w:p>
         </w:tc>
@@ -25339,6 +25340,7 @@
                 <w:sz w:val="18"/>
                 <w:szCs w:val="18"/>
               </w:rPr>
+              <w:t>街角貓舍</w:t>
             </w:r>
           </w:p>
         </w:tc>
@@ -25361,6 +25363,7 @@
                 <w:sz w:val="18"/>
                 <w:szCs w:val="18"/>
               </w:rPr>
+              <w:t>特寵業繁字第S1110039號</w:t>
             </w:r>
           </w:p>
         </w:tc>
@@ -25383,6 +25386,7 @@
                 <w:sz w:val="18"/>
                 <w:szCs w:val="18"/>
               </w:rPr>
+              <w:t>0972919353、0422785238 406臺中市北屯區四平路252號1樓、2樓</w:t>
             </w:r>
             <w:proofErr w:type="gramStart"/>
             <w:proofErr w:type="gramEnd"/>
@@ -25412,7 +25416,7 @@
                 <w:sz w:val="18"/>
                 <w:szCs w:val="18"/>
               </w:rPr>
-              <w:t>90007-30009-25906</w:t>
+              <w:t>90007-30009-25931</w:t>
             </w:r>
           </w:p>
         </w:tc>
@@ -25499,253 +25503,6 @@
                 <w:szCs w:val="18"/>
               </w:rPr>
               <w:t>毛色：三花</w:t>
-            </w:r>
-          </w:p>
-          <w:p>
-            <w:pPr>
-              <w:spacing w:line="259" w:lineRule="auto"/>
-              <w:ind w:right="-15"/>
-              <w:rPr>
-                <w:sz w:val="18"/>
-                <w:szCs w:val="18"/>
-              </w:rPr>
-            </w:pPr>
-            <w:r>
-              <w:rPr>
-                <w:sz w:val="18"/>
-                <w:szCs w:val="18"/>
-              </w:rPr>
-              <w:t>他場名稱：街角貓舍</w:t>
-            </w:r>
-            <w:proofErr w:type="gramStart"/>
-            <w:proofErr w:type="gramEnd"/>
-          </w:p>
-          <w:p>
-            <w:pPr>
-              <w:spacing w:line="259" w:lineRule="auto"/>
-              <w:ind w:right="-15"/>
-              <w:rPr>
-                <w:sz w:val="18"/>
-                <w:szCs w:val="18"/>
-              </w:rPr>
-            </w:pPr>
-            <w:r>
-              <w:rPr>
-                <w:sz w:val="18"/>
-                <w:szCs w:val="18"/>
-              </w:rPr>
-              <w:t>他場特寵業繁字號：第S1110039號</w:t>
-            </w:r>
-            <w:proofErr w:type="gramStart"/>
-            <w:proofErr w:type="gramEnd"/>
-          </w:p>
-        </w:tc>
-        <w:tc>
-          <w:tcPr>
-            <w:tcW w:w="1215" w:type="dxa"/>
-            <w:vAlign w:val="center"/>
-          </w:tcPr>
-          <w:p>
-            <w:pPr>
-              <w:spacing w:line="259" w:lineRule="auto"/>
-              <w:ind w:right="-15"/>
-              <w:jc w:val="center"/>
-              <w:rPr>
-                <w:sz w:val="18"/>
-                <w:szCs w:val="18"/>
-              </w:rPr>
-            </w:pPr>
-            <w:r>
-              <w:rPr>
-                <w:sz w:val="18"/>
-                <w:szCs w:val="18"/>
-              </w:rPr>
-              <w:t>2026/07/13</w:t>
-            </w:r>
-          </w:p>
-        </w:tc>
-        <w:tc>
-          <w:tcPr>
-            <w:tcW w:w="1200" w:type="dxa"/>
-            <w:vAlign w:val="center"/>
-          </w:tcPr>
-          <w:p>
-            <w:pPr>
-              <w:spacing w:line="259" w:lineRule="auto"/>
-              <w:ind w:right="-15"/>
-              <w:rPr>
-                <w:sz w:val="18"/>
-                <w:szCs w:val="18"/>
-              </w:rPr>
-            </w:pPr>
-            <w:r>
-              <w:rPr>
-                <w:sz w:val="18"/>
-                <w:szCs w:val="18"/>
-              </w:rPr>
-              <w:t>街角貓舍</w:t>
-            </w:r>
-          </w:p>
-        </w:tc>
-        <w:tc>
-          <w:tcPr>
-            <w:tcW w:w="1560" w:type="dxa"/>
-            <w:vAlign w:val="center"/>
-          </w:tcPr>
-          <w:p>
-            <w:pPr>
-              <w:spacing w:line="259" w:lineRule="auto"/>
-              <w:ind w:right="-15"/>
-              <w:rPr>
-                <w:sz w:val="18"/>
-                <w:szCs w:val="18"/>
-              </w:rPr>
-            </w:pPr>
-            <w:r>
-              <w:rPr>
-                <w:sz w:val="18"/>
-                <w:szCs w:val="18"/>
-              </w:rPr>
-              <w:t>特寵業繁字第S1110039號</w:t>
-            </w:r>
-          </w:p>
-        </w:tc>
-        <w:tc>
-          <w:tcPr>
-            <w:tcW w:w="2805" w:type="dxa"/>
-            <w:vAlign w:val="center"/>
-          </w:tcPr>
-          <w:p>
-            <w:pPr>
-              <w:spacing w:line="259" w:lineRule="auto"/>
-              <w:ind w:right="-15"/>
-              <w:rPr>
-                <w:sz w:val="18"/>
-                <w:szCs w:val="18"/>
-              </w:rPr>
-            </w:pPr>
-            <w:r>
-              <w:rPr>
-                <w:sz w:val="18"/>
-                <w:szCs w:val="18"/>
-              </w:rPr>
-              <w:t>0972919353、0422785238 406臺中市北屯區四平路252號1樓、2樓</w:t>
-            </w:r>
-            <w:proofErr w:type="gramStart"/>
-            <w:proofErr w:type="gramEnd"/>
-          </w:p>
-        </w:tc>
-      </w:tr>
-      <w:tr>
-        <w:trPr>
-          <w:trHeight w:val="1266"/>
-        </w:trPr>
-        <w:tc>
-          <w:tcPr>
-            <w:tcW w:w="2220" w:type="dxa"/>
-            <w:vAlign w:val="center"/>
-          </w:tcPr>
-          <w:p>
-            <w:pPr>
-              <w:spacing w:line="259" w:lineRule="auto"/>
-              <w:ind w:right="-15"/>
-              <w:rPr>
-                <w:sz w:val="18"/>
-                <w:szCs w:val="18"/>
-              </w:rPr>
-            </w:pPr>
-            <w:r>
-              <w:rPr>
-                <w:sz w:val="18"/>
-                <w:szCs w:val="18"/>
-              </w:rPr>
-              <w:t>90007-30009-25931</w:t>
-            </w:r>
-          </w:p>
-        </w:tc>
-        <w:tc>
-          <w:tcPr>
-            <w:tcW w:w="2295" w:type="dxa"/>
-            <w:vAlign w:val="center"/>
-          </w:tcPr>
-          <w:p>
-            <w:pPr>
-              <w:spacing w:line="259" w:lineRule="auto"/>
-              <w:ind w:right="-15"/>
-              <w:rPr>
-                <w:sz w:val="18"/>
-                <w:szCs w:val="18"/>
-              </w:rPr>
-            </w:pPr>
-            <w:r>
-              <w:rPr>
-                <w:sz w:val="18"/>
-                <w:szCs w:val="18"/>
-              </w:rPr>
-              <w:t>90023-98777-75100</w:t>
-            </w:r>
-          </w:p>
-        </w:tc>
-        <w:tc>
-          <w:tcPr>
-            <w:tcW w:w="1275" w:type="dxa"/>
-            <w:vAlign w:val="center"/>
-          </w:tcPr>
-          <w:p>
-            <w:pPr>
-              <w:spacing w:line="259" w:lineRule="auto"/>
-              <w:ind w:right="-15"/>
-              <w:rPr>
-                <w:sz w:val="18"/>
-                <w:szCs w:val="18"/>
-              </w:rPr>
-            </w:pPr>
-            <w:r>
-              <w:rPr>
-                <w:sz w:val="18"/>
-                <w:szCs w:val="18"/>
-              </w:rPr>
-              <w:t>2024/12/07</w:t>
-            </w:r>
-          </w:p>
-        </w:tc>
-        <w:tc>
-          <w:tcPr>
-            <w:tcW w:w="2700" w:type="dxa"/>
-            <w:vAlign w:val="center"/>
-          </w:tcPr>
-          <w:p>
-            <w:pPr>
-              <w:spacing w:line="259" w:lineRule="auto"/>
-              <w:ind w:right="-15"/>
-              <w:rPr>
-                <w:sz w:val="18"/>
-                <w:szCs w:val="18"/>
-              </w:rPr>
-            </w:pPr>
-            <w:r>
-              <w:rPr>
-                <w:sz w:val="18"/>
-                <w:szCs w:val="18"/>
-              </w:rPr>
-              <w:t>品種：小步舞曲(拿破崙短腿貓)</w:t>
-            </w:r>
-          </w:p>
-          <w:p>
-            <w:pPr>
-              <w:spacing w:line="259" w:lineRule="auto"/>
-              <w:ind w:right="-15"/>
-              <w:rPr>
-                <w:sz w:val="18"/>
-                <w:szCs w:val="18"/>
-              </w:rPr>
-            </w:pPr>
-            <w:r>
-              <w:rPr>
-                <w:sz w:val="18"/>
-                <w:szCs w:val="18"/>
-              </w:rPr>
-              <w:t>毛色：白</w:t>
             </w:r>
           </w:p>
           <w:p>

--- a/docs/13_寵物管理/晶片表.docx
+++ b/docs/13_寵物管理/晶片表.docx
@@ -24683,7 +24683,7 @@
                 <w:sz w:val="18"/>
                 <w:szCs w:val="18"/>
               </w:rPr>
-              <w:t>90007-30010-84451</w:t>
+              <w:t>90007-30010-84450</w:t>
             </w:r>
           </w:p>
         </w:tc>
@@ -24831,6 +24831,7 @@
                 <w:sz w:val="18"/>
                 <w:szCs w:val="18"/>
               </w:rPr>
+              <w:t>寵物除戶</w:t>
             </w:r>
           </w:p>
         </w:tc>
@@ -24853,6 +24854,7 @@
                 <w:sz w:val="18"/>
                 <w:szCs w:val="18"/>
               </w:rPr>
+              <w:t>除戶</w:t>
             </w:r>
           </w:p>
         </w:tc>
@@ -24875,6 +24877,7 @@
                 <w:sz w:val="18"/>
                 <w:szCs w:val="18"/>
               </w:rPr>
+              <w:t>除戶</w:t>
             </w:r>
           </w:p>
         </w:tc>
@@ -24897,6 +24900,7 @@
                 <w:sz w:val="18"/>
                 <w:szCs w:val="18"/>
               </w:rPr>
+              <w:t>除戶</w:t>
             </w:r>
             <w:proofErr w:type="gramStart"/>
             <w:proofErr w:type="gramEnd"/>
@@ -24926,7 +24930,7 @@
                 <w:sz w:val="18"/>
                 <w:szCs w:val="18"/>
               </w:rPr>
-              <w:t>90007-30010-84453</w:t>
+              <w:t>90007-30010-84451</w:t>
             </w:r>
           </w:p>
         </w:tc>
@@ -24995,24 +24999,24 @@
                 <w:sz w:val="18"/>
                 <w:szCs w:val="18"/>
               </w:rPr>
-              <w:t>品種：英國短毛貓</w:t>
-            </w:r>
-          </w:p>
-          <w:p>
-            <w:pPr>
-              <w:spacing w:line="259" w:lineRule="auto"/>
-              <w:ind w:right="-15"/>
-              <w:rPr>
-                <w:sz w:val="18"/>
-                <w:szCs w:val="18"/>
-              </w:rPr>
-            </w:pPr>
-            <w:r>
-              <w:rPr>
-                <w:sz w:val="18"/>
-                <w:szCs w:val="18"/>
-              </w:rPr>
-              <w:t>毛色：藍</w:t>
+              <w:t>品種：英國長毛貓</w:t>
+            </w:r>
+          </w:p>
+          <w:p>
+            <w:pPr>
+              <w:spacing w:line="259" w:lineRule="auto"/>
+              <w:ind w:right="-15"/>
+              <w:rPr>
+                <w:sz w:val="18"/>
+                <w:szCs w:val="18"/>
+              </w:rPr>
+            </w:pPr>
+            <w:r>
+              <w:rPr>
+                <w:sz w:val="18"/>
+                <w:szCs w:val="18"/>
+              </w:rPr>
+              <w:t>毛色：奶油</w:t>
             </w:r>
           </w:p>
           <w:p>
@@ -25169,35 +25173,35 @@
                 <w:sz w:val="18"/>
                 <w:szCs w:val="18"/>
               </w:rPr>
+              <w:t>90007-30010-84453</w:t>
+            </w:r>
+          </w:p>
+        </w:tc>
+        <w:tc>
+          <w:tcPr>
+            <w:tcW w:w="2295" w:type="dxa"/>
+            <w:vAlign w:val="center"/>
+          </w:tcPr>
+          <w:p>
+            <w:pPr>
+              <w:spacing w:line="259" w:lineRule="auto"/>
+              <w:ind w:right="-15"/>
+              <w:rPr>
+                <w:sz w:val="18"/>
+                <w:szCs w:val="18"/>
+              </w:rPr>
+            </w:pPr>
+            <w:r>
+              <w:rPr>
+                <w:sz w:val="18"/>
+                <w:szCs w:val="18"/>
+              </w:rPr>
               <w:t>90007-30009-25906</w:t>
             </w:r>
           </w:p>
         </w:tc>
         <w:tc>
           <w:tcPr>
-            <w:tcW w:w="2295" w:type="dxa"/>
-            <w:vAlign w:val="center"/>
-          </w:tcPr>
-          <w:p>
-            <w:pPr>
-              <w:spacing w:line="259" w:lineRule="auto"/>
-              <w:ind w:right="-15"/>
-              <w:rPr>
-                <w:sz w:val="18"/>
-                <w:szCs w:val="18"/>
-              </w:rPr>
-            </w:pPr>
-            <w:r>
-              <w:rPr>
-                <w:sz w:val="18"/>
-                <w:szCs w:val="18"/>
-              </w:rPr>
-              <w:t>90023-98777-75100</w:t>
-            </w:r>
-          </w:p>
-        </w:tc>
-        <w:tc>
-          <w:tcPr>
             <w:tcW w:w="1275" w:type="dxa"/>
             <w:vAlign w:val="center"/>
           </w:tcPr>
@@ -25215,7 +25219,7 @@
                 <w:sz w:val="18"/>
                 <w:szCs w:val="18"/>
               </w:rPr>
-              <w:t>2024/12/07</w:t>
+              <w:t>2026/04/23</w:t>
             </w:r>
           </w:p>
         </w:tc>
@@ -25238,24 +25242,24 @@
                 <w:sz w:val="18"/>
                 <w:szCs w:val="18"/>
               </w:rPr>
-              <w:t>品種：小步舞曲(拿破崙短腿貓)</w:t>
-            </w:r>
-          </w:p>
-          <w:p>
-            <w:pPr>
-              <w:spacing w:line="259" w:lineRule="auto"/>
-              <w:ind w:right="-15"/>
-              <w:rPr>
-                <w:sz w:val="18"/>
-                <w:szCs w:val="18"/>
-              </w:rPr>
-            </w:pPr>
-            <w:r>
-              <w:rPr>
-                <w:sz w:val="18"/>
-                <w:szCs w:val="18"/>
-              </w:rPr>
-              <w:t>毛色：藍白</w:t>
+              <w:t>品種：英國短毛貓</w:t>
+            </w:r>
+          </w:p>
+          <w:p>
+            <w:pPr>
+              <w:spacing w:line="259" w:lineRule="auto"/>
+              <w:ind w:right="-15"/>
+              <w:rPr>
+                <w:sz w:val="18"/>
+                <w:szCs w:val="18"/>
+              </w:rPr>
+            </w:pPr>
+            <w:r>
+              <w:rPr>
+                <w:sz w:val="18"/>
+                <w:szCs w:val="18"/>
+              </w:rPr>
+              <w:t>毛色：藍</w:t>
             </w:r>
           </w:p>
           <w:p>
@@ -25317,7 +25321,6 @@
                 <w:sz w:val="18"/>
                 <w:szCs w:val="18"/>
               </w:rPr>
-              <w:t>2026/07/13</w:t>
             </w:r>
           </w:p>
         </w:tc>
@@ -25340,7 +25343,6 @@
                 <w:sz w:val="18"/>
                 <w:szCs w:val="18"/>
               </w:rPr>
-              <w:t>街角貓舍</w:t>
             </w:r>
           </w:p>
         </w:tc>
@@ -25363,7 +25365,6 @@
                 <w:sz w:val="18"/>
                 <w:szCs w:val="18"/>
               </w:rPr>
-              <w:t>特寵業繁字第S1110039號</w:t>
             </w:r>
           </w:p>
         </w:tc>
@@ -25386,7 +25387,6 @@
                 <w:sz w:val="18"/>
                 <w:szCs w:val="18"/>
               </w:rPr>
-              <w:t>0972919353、0422785238 406臺中市北屯區四平路252號1樓、2樓</w:t>
             </w:r>
             <w:proofErr w:type="gramStart"/>
             <w:proofErr w:type="gramEnd"/>
@@ -25416,6 +25416,253 @@
                 <w:sz w:val="18"/>
                 <w:szCs w:val="18"/>
               </w:rPr>
+              <w:t>90007-30009-25906</w:t>
+            </w:r>
+          </w:p>
+        </w:tc>
+        <w:tc>
+          <w:tcPr>
+            <w:tcW w:w="2295" w:type="dxa"/>
+            <w:vAlign w:val="center"/>
+          </w:tcPr>
+          <w:p>
+            <w:pPr>
+              <w:spacing w:line="259" w:lineRule="auto"/>
+              <w:ind w:right="-15"/>
+              <w:rPr>
+                <w:sz w:val="18"/>
+                <w:szCs w:val="18"/>
+              </w:rPr>
+            </w:pPr>
+            <w:r>
+              <w:rPr>
+                <w:sz w:val="18"/>
+                <w:szCs w:val="18"/>
+              </w:rPr>
+              <w:t>90023-98777-75100</w:t>
+            </w:r>
+          </w:p>
+        </w:tc>
+        <w:tc>
+          <w:tcPr>
+            <w:tcW w:w="1275" w:type="dxa"/>
+            <w:vAlign w:val="center"/>
+          </w:tcPr>
+          <w:p>
+            <w:pPr>
+              <w:spacing w:line="259" w:lineRule="auto"/>
+              <w:ind w:right="-15"/>
+              <w:rPr>
+                <w:sz w:val="18"/>
+                <w:szCs w:val="18"/>
+              </w:rPr>
+            </w:pPr>
+            <w:r>
+              <w:rPr>
+                <w:sz w:val="18"/>
+                <w:szCs w:val="18"/>
+              </w:rPr>
+              <w:t>2024/12/07</w:t>
+            </w:r>
+          </w:p>
+        </w:tc>
+        <w:tc>
+          <w:tcPr>
+            <w:tcW w:w="2700" w:type="dxa"/>
+            <w:vAlign w:val="center"/>
+          </w:tcPr>
+          <w:p>
+            <w:pPr>
+              <w:spacing w:line="259" w:lineRule="auto"/>
+              <w:ind w:right="-15"/>
+              <w:rPr>
+                <w:sz w:val="18"/>
+                <w:szCs w:val="18"/>
+              </w:rPr>
+            </w:pPr>
+            <w:r>
+              <w:rPr>
+                <w:sz w:val="18"/>
+                <w:szCs w:val="18"/>
+              </w:rPr>
+              <w:t>品種：小步舞曲(拿破崙短腿貓)</w:t>
+            </w:r>
+          </w:p>
+          <w:p>
+            <w:pPr>
+              <w:spacing w:line="259" w:lineRule="auto"/>
+              <w:ind w:right="-15"/>
+              <w:rPr>
+                <w:sz w:val="18"/>
+                <w:szCs w:val="18"/>
+              </w:rPr>
+            </w:pPr>
+            <w:r>
+              <w:rPr>
+                <w:sz w:val="18"/>
+                <w:szCs w:val="18"/>
+              </w:rPr>
+              <w:t>毛色：三花</w:t>
+            </w:r>
+          </w:p>
+          <w:p>
+            <w:pPr>
+              <w:spacing w:line="259" w:lineRule="auto"/>
+              <w:ind w:right="-15"/>
+              <w:rPr>
+                <w:sz w:val="18"/>
+                <w:szCs w:val="18"/>
+              </w:rPr>
+            </w:pPr>
+            <w:r>
+              <w:rPr>
+                <w:sz w:val="18"/>
+                <w:szCs w:val="18"/>
+              </w:rPr>
+              <w:t>他場名稱：街角貓舍</w:t>
+            </w:r>
+            <w:proofErr w:type="gramStart"/>
+            <w:proofErr w:type="gramEnd"/>
+          </w:p>
+          <w:p>
+            <w:pPr>
+              <w:spacing w:line="259" w:lineRule="auto"/>
+              <w:ind w:right="-15"/>
+              <w:rPr>
+                <w:sz w:val="18"/>
+                <w:szCs w:val="18"/>
+              </w:rPr>
+            </w:pPr>
+            <w:r>
+              <w:rPr>
+                <w:sz w:val="18"/>
+                <w:szCs w:val="18"/>
+              </w:rPr>
+              <w:t>他場特寵業繁字號：第S1110039號</w:t>
+            </w:r>
+            <w:proofErr w:type="gramStart"/>
+            <w:proofErr w:type="gramEnd"/>
+          </w:p>
+        </w:tc>
+        <w:tc>
+          <w:tcPr>
+            <w:tcW w:w="1215" w:type="dxa"/>
+            <w:vAlign w:val="center"/>
+          </w:tcPr>
+          <w:p>
+            <w:pPr>
+              <w:spacing w:line="259" w:lineRule="auto"/>
+              <w:ind w:right="-15"/>
+              <w:jc w:val="center"/>
+              <w:rPr>
+                <w:sz w:val="18"/>
+                <w:szCs w:val="18"/>
+              </w:rPr>
+            </w:pPr>
+            <w:r>
+              <w:rPr>
+                <w:sz w:val="18"/>
+                <w:szCs w:val="18"/>
+              </w:rPr>
+              <w:t>2026/07/13</w:t>
+            </w:r>
+          </w:p>
+        </w:tc>
+        <w:tc>
+          <w:tcPr>
+            <w:tcW w:w="1200" w:type="dxa"/>
+            <w:vAlign w:val="center"/>
+          </w:tcPr>
+          <w:p>
+            <w:pPr>
+              <w:spacing w:line="259" w:lineRule="auto"/>
+              <w:ind w:right="-15"/>
+              <w:rPr>
+                <w:sz w:val="18"/>
+                <w:szCs w:val="18"/>
+              </w:rPr>
+            </w:pPr>
+            <w:r>
+              <w:rPr>
+                <w:sz w:val="18"/>
+                <w:szCs w:val="18"/>
+              </w:rPr>
+              <w:t>街角貓舍</w:t>
+            </w:r>
+          </w:p>
+        </w:tc>
+        <w:tc>
+          <w:tcPr>
+            <w:tcW w:w="1560" w:type="dxa"/>
+            <w:vAlign w:val="center"/>
+          </w:tcPr>
+          <w:p>
+            <w:pPr>
+              <w:spacing w:line="259" w:lineRule="auto"/>
+              <w:ind w:right="-15"/>
+              <w:rPr>
+                <w:sz w:val="18"/>
+                <w:szCs w:val="18"/>
+              </w:rPr>
+            </w:pPr>
+            <w:r>
+              <w:rPr>
+                <w:sz w:val="18"/>
+                <w:szCs w:val="18"/>
+              </w:rPr>
+              <w:t>特寵業繁字第S1110039號</w:t>
+            </w:r>
+          </w:p>
+        </w:tc>
+        <w:tc>
+          <w:tcPr>
+            <w:tcW w:w="2805" w:type="dxa"/>
+            <w:vAlign w:val="center"/>
+          </w:tcPr>
+          <w:p>
+            <w:pPr>
+              <w:spacing w:line="259" w:lineRule="auto"/>
+              <w:ind w:right="-15"/>
+              <w:rPr>
+                <w:sz w:val="18"/>
+                <w:szCs w:val="18"/>
+              </w:rPr>
+            </w:pPr>
+            <w:r>
+              <w:rPr>
+                <w:sz w:val="18"/>
+                <w:szCs w:val="18"/>
+              </w:rPr>
+              <w:t>0972919353、0422785238 406臺中市北屯區四平路252號1樓、2樓</w:t>
+            </w:r>
+            <w:proofErr w:type="gramStart"/>
+            <w:proofErr w:type="gramEnd"/>
+          </w:p>
+        </w:tc>
+      </w:tr>
+      <w:tr>
+        <w:trPr>
+          <w:trHeight w:val="1266"/>
+        </w:trPr>
+        <w:tc>
+          <w:tcPr>
+            <w:tcW w:w="2220" w:type="dxa"/>
+            <w:vAlign w:val="center"/>
+          </w:tcPr>
+          <w:p>
+            <w:pPr>
+              <w:spacing w:line="259" w:lineRule="auto"/>
+              <w:ind w:right="-15"/>
+              <w:rPr>
+                <w:sz w:val="18"/>
+                <w:szCs w:val="18"/>
+              </w:rPr>
+            </w:pPr>
+            <w:r>
+              <w:rPr>
+                <w:sz w:val="18"/>
+                <w:szCs w:val="18"/>
+              </w:rPr>
               <w:t>90007-30009-25931</w:t>
             </w:r>
           </w:p>
@@ -25502,7 +25749,7 @@
                 <w:sz w:val="18"/>
                 <w:szCs w:val="18"/>
               </w:rPr>
-              <w:t>毛色：三花</w:t>
+              <w:t>毛色：白</w:t>
             </w:r>
           </w:p>
           <w:p>

--- a/docs/13_寵物管理/晶片表.docx
+++ b/docs/13_寵物管理/晶片表.docx
@@ -24831,7 +24831,7 @@
                 <w:sz w:val="18"/>
                 <w:szCs w:val="18"/>
               </w:rPr>
-              <w:t>寵物除戶</w:t>
+              <w:t>寵物除戶2026/07/29</w:t>
             </w:r>
           </w:p>
         </w:tc>

--- a/docs/13_寵物管理/晶片表.docx
+++ b/docs/13_寵物管理/晶片表.docx
@@ -21314,6 +21314,13 @@
                 <w:szCs w:val="18"/>
               </w:rPr>
             </w:pPr>
+            <w:r>
+              <w:rPr>
+                <w:rFonts w:ascii="Microsoft JhengHei" w:hAnsi="Microsoft JhengHei" w:eastAsia="Microsoft JhengHei"/>
+                <w:sz w:val="18"/>
+              </w:rPr>
+              <w:t>2026/08/04</w:t>
+            </w:r>
           </w:p>
         </w:tc>
         <w:tc>
@@ -21330,6 +21337,13 @@
                 <w:szCs w:val="18"/>
               </w:rPr>
             </w:pPr>
+            <w:r>
+              <w:rPr>
+                <w:rFonts w:ascii="Microsoft JhengHei" w:hAnsi="Microsoft JhengHei" w:eastAsia="Microsoft JhengHei"/>
+                <w:sz w:val="18"/>
+              </w:rPr>
+              <w:t>徐辰偉</w:t>
+            </w:r>
           </w:p>
         </w:tc>
         <w:tc>
@@ -21346,6 +21360,13 @@
                 <w:szCs w:val="18"/>
               </w:rPr>
             </w:pPr>
+            <w:r>
+              <w:rPr>
+                <w:rFonts w:ascii="Microsoft JhengHei" w:hAnsi="Microsoft JhengHei" w:eastAsia="Microsoft JhengHei"/>
+                <w:sz w:val="18"/>
+              </w:rPr>
+              <w:t>L125541048</w:t>
+            </w:r>
           </w:p>
         </w:tc>
         <w:tc>
@@ -21362,6 +21383,13 @@
                 <w:szCs w:val="18"/>
               </w:rPr>
             </w:pPr>
+            <w:r>
+              <w:rPr>
+                <w:rFonts w:ascii="Microsoft JhengHei" w:hAnsi="Microsoft JhengHei" w:eastAsia="Microsoft JhengHei"/>
+                <w:sz w:val="18"/>
+              </w:rPr>
+              <w:t>0988820136 423 臺中市東勢區東關路六段999巷38號</w:t>
+            </w:r>
           </w:p>
         </w:tc>
       </w:tr>
@@ -25321,6 +25349,7 @@
                 <w:sz w:val="18"/>
                 <w:szCs w:val="18"/>
               </w:rPr>
+              <w:t>2026/08/05</w:t>
             </w:r>
           </w:p>
         </w:tc>
@@ -25343,6 +25372,7 @@
                 <w:sz w:val="18"/>
                 <w:szCs w:val="18"/>
               </w:rPr>
+              <w:t>詹家銓</w:t>
             </w:r>
           </w:p>
         </w:tc>
@@ -25365,6 +25395,7 @@
                 <w:sz w:val="18"/>
                 <w:szCs w:val="18"/>
               </w:rPr>
+              <w:t>L120249978</w:t>
             </w:r>
           </w:p>
         </w:tc>
@@ -25387,6 +25418,7 @@
                 <w:sz w:val="18"/>
                 <w:szCs w:val="18"/>
               </w:rPr>
+              <w:t>0923673231 403 臺中市西區公益路333號五樓之3</w:t>
             </w:r>
             <w:proofErr w:type="gramStart"/>
             <w:proofErr w:type="gramEnd"/>
@@ -26795,6 +26827,7 @@
                 <w:sz w:val="18"/>
                 <w:szCs w:val="18"/>
               </w:rPr>
+              <w:t>2026/08/03</w:t>
             </w:r>
           </w:p>
         </w:tc>
@@ -26817,6 +26850,7 @@
                 <w:sz w:val="18"/>
                 <w:szCs w:val="18"/>
               </w:rPr>
+              <w:t>張雯婷</w:t>
             </w:r>
           </w:p>
         </w:tc>
@@ -26839,6 +26873,7 @@
                 <w:sz w:val="18"/>
                 <w:szCs w:val="18"/>
               </w:rPr>
+              <w:t>I200212443</w:t>
             </w:r>
           </w:p>
         </w:tc>
@@ -26861,6 +26896,7 @@
                 <w:sz w:val="18"/>
                 <w:szCs w:val="18"/>
               </w:rPr>
+              <w:t>0932787229 406 臺中市北屯區太原路三段1216號9樓之10</w:t>
             </w:r>
             <w:proofErr w:type="gramStart"/>
             <w:proofErr w:type="gramEnd"/>
@@ -27038,6 +27074,7 @@
                 <w:sz w:val="18"/>
                 <w:szCs w:val="18"/>
               </w:rPr>
+              <w:t>2026/08/03</w:t>
             </w:r>
           </w:p>
         </w:tc>
@@ -27060,6 +27097,7 @@
                 <w:sz w:val="18"/>
                 <w:szCs w:val="18"/>
               </w:rPr>
+              <w:t>陳姿岑</w:t>
             </w:r>
           </w:p>
         </w:tc>
@@ -27082,6 +27120,7 @@
                 <w:sz w:val="18"/>
                 <w:szCs w:val="18"/>
               </w:rPr>
+              <w:t>T224082469</w:t>
             </w:r>
           </w:p>
         </w:tc>
@@ -27104,6 +27143,7 @@
                 <w:sz w:val="18"/>
                 <w:szCs w:val="18"/>
               </w:rPr>
+              <w:t>0983686688、0901132336 913 屏東縣萬丹鄉萬全村０２３鄰萬興街１９號</w:t>
             </w:r>
             <w:proofErr w:type="gramStart"/>
             <w:proofErr w:type="gramEnd"/>
@@ -29727,6 +29767,7 @@
                 <w:sz w:val="18"/>
                 <w:szCs w:val="18"/>
               </w:rPr>
+              <w:t>2026/08/02</w:t>
             </w:r>
           </w:p>
         </w:tc>
@@ -29749,6 +29790,7 @@
                 <w:sz w:val="18"/>
                 <w:szCs w:val="18"/>
               </w:rPr>
+              <w:t>李韻如</w:t>
             </w:r>
           </w:p>
         </w:tc>
@@ -29771,6 +29813,7 @@
                 <w:sz w:val="18"/>
                 <w:szCs w:val="18"/>
               </w:rPr>
+              <w:t>B221882453</w:t>
             </w:r>
           </w:p>
         </w:tc>
@@ -29793,6 +29836,7 @@
                 <w:sz w:val="18"/>
                 <w:szCs w:val="18"/>
               </w:rPr>
+              <w:t>0970585886 402 臺中市南區南和路151號八樓之6</w:t>
             </w:r>
             <w:proofErr w:type="gramStart"/>
             <w:proofErr w:type="gramEnd"/>
@@ -30279,6 +30323,253 @@
                 <w:sz w:val="18"/>
                 <w:szCs w:val="18"/>
               </w:rPr>
+            </w:r>
+            <w:proofErr w:type="gramStart"/>
+            <w:proofErr w:type="gramEnd"/>
+          </w:p>
+        </w:tc>
+      </w:tr>
+      <w:tr>
+        <w:trPr>
+          <w:trHeight w:val="1266"/>
+        </w:trPr>
+        <w:tc>
+          <w:tcPr>
+            <w:tcW w:w="2220" w:type="dxa"/>
+            <w:vAlign w:val="center"/>
+          </w:tcPr>
+          <w:p>
+            <w:pPr>
+              <w:spacing w:line="259" w:lineRule="auto"/>
+              <w:ind w:right="-15"/>
+              <w:rPr>
+                <w:sz w:val="18"/>
+                <w:szCs w:val="18"/>
+              </w:rPr>
+            </w:pPr>
+            <w:r>
+              <w:rPr>
+                <w:sz w:val="18"/>
+                <w:szCs w:val="18"/>
+              </w:rPr>
+              <w:t>90007-30010-84447</w:t>
+            </w:r>
+          </w:p>
+        </w:tc>
+        <w:tc>
+          <w:tcPr>
+            <w:tcW w:w="2295" w:type="dxa"/>
+            <w:vAlign w:val="center"/>
+          </w:tcPr>
+          <w:p>
+            <w:pPr>
+              <w:spacing w:line="259" w:lineRule="auto"/>
+              <w:ind w:right="-15"/>
+              <w:rPr>
+                <w:sz w:val="18"/>
+                <w:szCs w:val="18"/>
+              </w:rPr>
+            </w:pPr>
+            <w:r>
+              <w:rPr>
+                <w:sz w:val="18"/>
+                <w:szCs w:val="18"/>
+              </w:rPr>
+              <w:t>90007-30006-00088</w:t>
+            </w:r>
+          </w:p>
+        </w:tc>
+        <w:tc>
+          <w:tcPr>
+            <w:tcW w:w="1275" w:type="dxa"/>
+            <w:vAlign w:val="center"/>
+          </w:tcPr>
+          <w:p>
+            <w:pPr>
+              <w:spacing w:line="259" w:lineRule="auto"/>
+              <w:ind w:right="-15"/>
+              <w:rPr>
+                <w:sz w:val="18"/>
+                <w:szCs w:val="18"/>
+              </w:rPr>
+            </w:pPr>
+            <w:r>
+              <w:rPr>
+                <w:sz w:val="18"/>
+                <w:szCs w:val="18"/>
+              </w:rPr>
+              <w:t>2026/06/05</w:t>
+            </w:r>
+          </w:p>
+        </w:tc>
+        <w:tc>
+          <w:tcPr>
+            <w:tcW w:w="2700" w:type="dxa"/>
+            <w:vAlign w:val="center"/>
+          </w:tcPr>
+          <w:p>
+            <w:pPr>
+              <w:spacing w:line="259" w:lineRule="auto"/>
+              <w:ind w:right="-15"/>
+              <w:rPr>
+                <w:sz w:val="18"/>
+                <w:szCs w:val="18"/>
+              </w:rPr>
+            </w:pPr>
+            <w:r>
+              <w:rPr>
+                <w:sz w:val="18"/>
+                <w:szCs w:val="18"/>
+              </w:rPr>
+              <w:t>品種：小步舞曲(拿破崙短腿貓)</w:t>
+            </w:r>
+          </w:p>
+          <w:p>
+            <w:pPr>
+              <w:spacing w:line="259" w:lineRule="auto"/>
+              <w:ind w:right="-15"/>
+              <w:rPr>
+                <w:sz w:val="18"/>
+                <w:szCs w:val="18"/>
+              </w:rPr>
+            </w:pPr>
+            <w:r>
+              <w:rPr>
+                <w:sz w:val="18"/>
+                <w:szCs w:val="18"/>
+              </w:rPr>
+              <w:t>毛色：白</w:t>
+            </w:r>
+          </w:p>
+          <w:p>
+            <w:pPr>
+              <w:spacing w:line="259" w:lineRule="auto"/>
+              <w:ind w:right="-15"/>
+              <w:rPr>
+                <w:sz w:val="18"/>
+                <w:szCs w:val="18"/>
+              </w:rPr>
+            </w:pPr>
+            <w:r>
+              <w:rPr>
+                <w:sz w:val="18"/>
+                <w:szCs w:val="18"/>
+              </w:rPr>
+              <w:t>他場名稱：街角貓舍</w:t>
+            </w:r>
+            <w:proofErr w:type="gramStart"/>
+            <w:proofErr w:type="gramEnd"/>
+          </w:p>
+          <w:p>
+            <w:pPr>
+              <w:spacing w:line="259" w:lineRule="auto"/>
+              <w:ind w:right="-15"/>
+              <w:rPr>
+                <w:sz w:val="18"/>
+                <w:szCs w:val="18"/>
+              </w:rPr>
+            </w:pPr>
+            <w:r>
+              <w:rPr>
+                <w:sz w:val="18"/>
+                <w:szCs w:val="18"/>
+              </w:rPr>
+              <w:t>他場特寵業繁字號：第S1110039號</w:t>
+            </w:r>
+            <w:proofErr w:type="gramStart"/>
+            <w:proofErr w:type="gramEnd"/>
+          </w:p>
+        </w:tc>
+        <w:tc>
+          <w:tcPr>
+            <w:tcW w:w="1215" w:type="dxa"/>
+            <w:vAlign w:val="center"/>
+          </w:tcPr>
+          <w:p>
+            <w:pPr>
+              <w:spacing w:line="259" w:lineRule="auto"/>
+              <w:ind w:right="-15"/>
+              <w:jc w:val="center"/>
+              <w:rPr>
+                <w:sz w:val="18"/>
+                <w:szCs w:val="18"/>
+              </w:rPr>
+            </w:pPr>
+            <w:r>
+              <w:rPr>
+                <w:sz w:val="18"/>
+                <w:szCs w:val="18"/>
+              </w:rPr>
+              <w:t>2026/08/04</w:t>
+            </w:r>
+          </w:p>
+        </w:tc>
+        <w:tc>
+          <w:tcPr>
+            <w:tcW w:w="1200" w:type="dxa"/>
+            <w:vAlign w:val="center"/>
+          </w:tcPr>
+          <w:p>
+            <w:pPr>
+              <w:spacing w:line="259" w:lineRule="auto"/>
+              <w:ind w:right="-15"/>
+              <w:rPr>
+                <w:sz w:val="18"/>
+                <w:szCs w:val="18"/>
+              </w:rPr>
+            </w:pPr>
+            <w:r>
+              <w:rPr>
+                <w:sz w:val="18"/>
+                <w:szCs w:val="18"/>
+              </w:rPr>
+              <w:t>董博安</w:t>
+            </w:r>
+          </w:p>
+        </w:tc>
+        <w:tc>
+          <w:tcPr>
+            <w:tcW w:w="1560" w:type="dxa"/>
+            <w:vAlign w:val="center"/>
+          </w:tcPr>
+          <w:p>
+            <w:pPr>
+              <w:spacing w:line="259" w:lineRule="auto"/>
+              <w:ind w:right="-15"/>
+              <w:rPr>
+                <w:sz w:val="18"/>
+                <w:szCs w:val="18"/>
+              </w:rPr>
+            </w:pPr>
+            <w:r>
+              <w:rPr>
+                <w:sz w:val="18"/>
+                <w:szCs w:val="18"/>
+              </w:rPr>
+              <w:t>F130907901</w:t>
+            </w:r>
+          </w:p>
+        </w:tc>
+        <w:tc>
+          <w:tcPr>
+            <w:tcW w:w="2805" w:type="dxa"/>
+            <w:vAlign w:val="center"/>
+          </w:tcPr>
+          <w:p>
+            <w:pPr>
+              <w:spacing w:line="259" w:lineRule="auto"/>
+              <w:ind w:right="-15"/>
+              <w:rPr>
+                <w:sz w:val="18"/>
+                <w:szCs w:val="18"/>
+              </w:rPr>
+            </w:pPr>
+            <w:r>
+              <w:rPr>
+                <w:sz w:val="18"/>
+                <w:szCs w:val="18"/>
+              </w:rPr>
+              <w:t>0912298315 555 南投縣魚池鄉華山巷9之1號</w:t>
             </w:r>
             <w:proofErr w:type="gramStart"/>
             <w:proofErr w:type="gramEnd"/>

--- a/docs/13_寵物管理/晶片表.docx
+++ b/docs/13_寵物管理/晶片表.docx
@@ -30570,6 +30570,747 @@
                 <w:szCs w:val="18"/>
               </w:rPr>
               <w:t>0912298315 555 南投縣魚池鄉華山巷9之1號</w:t>
+            </w:r>
+            <w:proofErr w:type="gramStart"/>
+            <w:proofErr w:type="gramEnd"/>
+          </w:p>
+        </w:tc>
+      </w:tr>
+      <w:tr>
+        <w:trPr>
+          <w:trHeight w:val="1266"/>
+        </w:trPr>
+        <w:tc>
+          <w:tcPr>
+            <w:tcW w:w="2220" w:type="dxa"/>
+            <w:vAlign w:val="center"/>
+          </w:tcPr>
+          <w:p>
+            <w:pPr>
+              <w:spacing w:line="259" w:lineRule="auto"/>
+              <w:ind w:right="-15"/>
+              <w:rPr>
+                <w:sz w:val="18"/>
+                <w:szCs w:val="18"/>
+              </w:rPr>
+            </w:pPr>
+            <w:r>
+              <w:rPr>
+                <w:sz w:val="18"/>
+                <w:szCs w:val="18"/>
+              </w:rPr>
+              <w:t>90007-30010-84448</w:t>
+            </w:r>
+          </w:p>
+        </w:tc>
+        <w:tc>
+          <w:tcPr>
+            <w:tcW w:w="2295" w:type="dxa"/>
+            <w:vAlign w:val="center"/>
+          </w:tcPr>
+          <w:p>
+            <w:pPr>
+              <w:spacing w:line="259" w:lineRule="auto"/>
+              <w:ind w:right="-15"/>
+              <w:rPr>
+                <w:sz w:val="18"/>
+                <w:szCs w:val="18"/>
+              </w:rPr>
+            </w:pPr>
+            <w:r>
+              <w:rPr>
+                <w:sz w:val="18"/>
+                <w:szCs w:val="18"/>
+              </w:rPr>
+              <w:t>90007-30006-00088</w:t>
+            </w:r>
+          </w:p>
+        </w:tc>
+        <w:tc>
+          <w:tcPr>
+            <w:tcW w:w="1275" w:type="dxa"/>
+            <w:vAlign w:val="center"/>
+          </w:tcPr>
+          <w:p>
+            <w:pPr>
+              <w:spacing w:line="259" w:lineRule="auto"/>
+              <w:ind w:right="-15"/>
+              <w:rPr>
+                <w:sz w:val="18"/>
+                <w:szCs w:val="18"/>
+              </w:rPr>
+            </w:pPr>
+            <w:r>
+              <w:rPr>
+                <w:sz w:val="18"/>
+                <w:szCs w:val="18"/>
+              </w:rPr>
+              <w:t>2026/06/05</w:t>
+            </w:r>
+          </w:p>
+        </w:tc>
+        <w:tc>
+          <w:tcPr>
+            <w:tcW w:w="2700" w:type="dxa"/>
+            <w:vAlign w:val="center"/>
+          </w:tcPr>
+          <w:p>
+            <w:pPr>
+              <w:spacing w:line="259" w:lineRule="auto"/>
+              <w:ind w:right="-15"/>
+              <w:rPr>
+                <w:sz w:val="18"/>
+                <w:szCs w:val="18"/>
+              </w:rPr>
+            </w:pPr>
+            <w:r>
+              <w:rPr>
+                <w:sz w:val="18"/>
+                <w:szCs w:val="18"/>
+              </w:rPr>
+              <w:t>品種：美國短毛貓</w:t>
+            </w:r>
+          </w:p>
+          <w:p>
+            <w:pPr>
+              <w:spacing w:line="259" w:lineRule="auto"/>
+              <w:ind w:right="-15"/>
+              <w:rPr>
+                <w:sz w:val="18"/>
+                <w:szCs w:val="18"/>
+              </w:rPr>
+            </w:pPr>
+            <w:r>
+              <w:rPr>
+                <w:sz w:val="18"/>
+                <w:szCs w:val="18"/>
+              </w:rPr>
+              <w:t>毛色：銀白</w:t>
+            </w:r>
+          </w:p>
+          <w:p>
+            <w:pPr>
+              <w:spacing w:line="259" w:lineRule="auto"/>
+              <w:ind w:right="-15"/>
+              <w:rPr>
+                <w:sz w:val="18"/>
+                <w:szCs w:val="18"/>
+              </w:rPr>
+            </w:pPr>
+            <w:r>
+              <w:rPr>
+                <w:sz w:val="18"/>
+                <w:szCs w:val="18"/>
+              </w:rPr>
+              <w:t>他場名稱：街角貓舍</w:t>
+            </w:r>
+            <w:proofErr w:type="gramStart"/>
+            <w:proofErr w:type="gramEnd"/>
+          </w:p>
+          <w:p>
+            <w:pPr>
+              <w:spacing w:line="259" w:lineRule="auto"/>
+              <w:ind w:right="-15"/>
+              <w:rPr>
+                <w:sz w:val="18"/>
+                <w:szCs w:val="18"/>
+              </w:rPr>
+            </w:pPr>
+            <w:r>
+              <w:rPr>
+                <w:sz w:val="18"/>
+                <w:szCs w:val="18"/>
+              </w:rPr>
+              <w:t>他場特寵業繁字號：第S1110039號</w:t>
+            </w:r>
+            <w:proofErr w:type="gramStart"/>
+            <w:proofErr w:type="gramEnd"/>
+          </w:p>
+        </w:tc>
+        <w:tc>
+          <w:tcPr>
+            <w:tcW w:w="1215" w:type="dxa"/>
+            <w:vAlign w:val="center"/>
+          </w:tcPr>
+          <w:p>
+            <w:pPr>
+              <w:spacing w:line="259" w:lineRule="auto"/>
+              <w:ind w:right="-15"/>
+              <w:jc w:val="center"/>
+              <w:rPr>
+                <w:sz w:val="18"/>
+                <w:szCs w:val="18"/>
+              </w:rPr>
+            </w:pPr>
+            <w:r>
+              <w:rPr>
+                <w:sz w:val="18"/>
+                <w:szCs w:val="18"/>
+              </w:rPr>
+              <w:t>2026/08/17</w:t>
+            </w:r>
+          </w:p>
+        </w:tc>
+        <w:tc>
+          <w:tcPr>
+            <w:tcW w:w="1200" w:type="dxa"/>
+            <w:vAlign w:val="center"/>
+          </w:tcPr>
+          <w:p>
+            <w:pPr>
+              <w:spacing w:line="259" w:lineRule="auto"/>
+              <w:ind w:right="-15"/>
+              <w:rPr>
+                <w:sz w:val="18"/>
+                <w:szCs w:val="18"/>
+              </w:rPr>
+            </w:pPr>
+            <w:r>
+              <w:rPr>
+                <w:sz w:val="18"/>
+                <w:szCs w:val="18"/>
+              </w:rPr>
+              <w:t>黃冠維</w:t>
+            </w:r>
+          </w:p>
+        </w:tc>
+        <w:tc>
+          <w:tcPr>
+            <w:tcW w:w="1560" w:type="dxa"/>
+            <w:vAlign w:val="center"/>
+          </w:tcPr>
+          <w:p>
+            <w:pPr>
+              <w:spacing w:line="259" w:lineRule="auto"/>
+              <w:ind w:right="-15"/>
+              <w:rPr>
+                <w:sz w:val="18"/>
+                <w:szCs w:val="18"/>
+              </w:rPr>
+            </w:pPr>
+            <w:r>
+              <w:rPr>
+                <w:sz w:val="18"/>
+                <w:szCs w:val="18"/>
+              </w:rPr>
+              <w:t>L125556138</w:t>
+            </w:r>
+          </w:p>
+        </w:tc>
+        <w:tc>
+          <w:tcPr>
+            <w:tcW w:w="2805" w:type="dxa"/>
+            <w:vAlign w:val="center"/>
+          </w:tcPr>
+          <w:p>
+            <w:pPr>
+              <w:spacing w:line="259" w:lineRule="auto"/>
+              <w:ind w:right="-15"/>
+              <w:rPr>
+                <w:sz w:val="18"/>
+                <w:szCs w:val="18"/>
+              </w:rPr>
+            </w:pPr>
+            <w:r>
+              <w:rPr>
+                <w:sz w:val="18"/>
+                <w:szCs w:val="18"/>
+              </w:rPr>
+              <w:t>0908603619 412 臺中市大里區光正路70巷16號</w:t>
+            </w:r>
+            <w:proofErr w:type="gramStart"/>
+            <w:proofErr w:type="gramEnd"/>
+          </w:p>
+        </w:tc>
+      </w:tr>
+      <w:tr>
+        <w:trPr>
+          <w:trHeight w:val="1266"/>
+        </w:trPr>
+        <w:tc>
+          <w:tcPr>
+            <w:tcW w:w="2220" w:type="dxa"/>
+            <w:vAlign w:val="center"/>
+          </w:tcPr>
+          <w:p>
+            <w:pPr>
+              <w:spacing w:line="259" w:lineRule="auto"/>
+              <w:ind w:right="-15"/>
+              <w:rPr>
+                <w:sz w:val="18"/>
+                <w:szCs w:val="18"/>
+              </w:rPr>
+            </w:pPr>
+            <w:r>
+              <w:rPr>
+                <w:sz w:val="18"/>
+                <w:szCs w:val="18"/>
+              </w:rPr>
+              <w:t>90007-30010-83520</w:t>
+            </w:r>
+          </w:p>
+        </w:tc>
+        <w:tc>
+          <w:tcPr>
+            <w:tcW w:w="2295" w:type="dxa"/>
+            <w:vAlign w:val="center"/>
+          </w:tcPr>
+          <w:p>
+            <w:pPr>
+              <w:spacing w:line="259" w:lineRule="auto"/>
+              <w:ind w:right="-15"/>
+              <w:rPr>
+                <w:sz w:val="18"/>
+                <w:szCs w:val="18"/>
+              </w:rPr>
+            </w:pPr>
+            <w:r>
+              <w:rPr>
+                <w:sz w:val="18"/>
+                <w:szCs w:val="18"/>
+              </w:rPr>
+              <w:t>90007-30005-26771</w:t>
+            </w:r>
+          </w:p>
+        </w:tc>
+        <w:tc>
+          <w:tcPr>
+            <w:tcW w:w="1275" w:type="dxa"/>
+            <w:vAlign w:val="center"/>
+          </w:tcPr>
+          <w:p>
+            <w:pPr>
+              <w:spacing w:line="259" w:lineRule="auto"/>
+              <w:ind w:right="-15"/>
+              <w:rPr>
+                <w:sz w:val="18"/>
+                <w:szCs w:val="18"/>
+              </w:rPr>
+            </w:pPr>
+            <w:r>
+              <w:rPr>
+                <w:sz w:val="18"/>
+                <w:szCs w:val="18"/>
+              </w:rPr>
+              <w:t>2026/06/08</w:t>
+            </w:r>
+          </w:p>
+        </w:tc>
+        <w:tc>
+          <w:tcPr>
+            <w:tcW w:w="2700" w:type="dxa"/>
+            <w:vAlign w:val="center"/>
+          </w:tcPr>
+          <w:p>
+            <w:pPr>
+              <w:spacing w:line="259" w:lineRule="auto"/>
+              <w:ind w:right="-15"/>
+              <w:rPr>
+                <w:sz w:val="18"/>
+                <w:szCs w:val="18"/>
+              </w:rPr>
+            </w:pPr>
+            <w:r>
+              <w:rPr>
+                <w:sz w:val="18"/>
+                <w:szCs w:val="18"/>
+              </w:rPr>
+              <w:t>品種：英國短毛貓</w:t>
+            </w:r>
+          </w:p>
+          <w:p>
+            <w:pPr>
+              <w:spacing w:line="259" w:lineRule="auto"/>
+              <w:ind w:right="-15"/>
+              <w:rPr>
+                <w:sz w:val="18"/>
+                <w:szCs w:val="18"/>
+              </w:rPr>
+            </w:pPr>
+            <w:r>
+              <w:rPr>
+                <w:sz w:val="18"/>
+                <w:szCs w:val="18"/>
+              </w:rPr>
+              <w:t>毛色：藍</w:t>
+            </w:r>
+          </w:p>
+          <w:p>
+            <w:pPr>
+              <w:spacing w:line="259" w:lineRule="auto"/>
+              <w:ind w:right="-15"/>
+              <w:rPr>
+                <w:sz w:val="18"/>
+                <w:szCs w:val="18"/>
+              </w:rPr>
+            </w:pPr>
+            <w:r>
+              <w:rPr>
+                <w:sz w:val="18"/>
+                <w:szCs w:val="18"/>
+              </w:rPr>
+              <w:t>他場名稱：街角貓舍</w:t>
+            </w:r>
+            <w:proofErr w:type="gramStart"/>
+            <w:proofErr w:type="gramEnd"/>
+          </w:p>
+          <w:p>
+            <w:pPr>
+              <w:spacing w:line="259" w:lineRule="auto"/>
+              <w:ind w:right="-15"/>
+              <w:rPr>
+                <w:sz w:val="18"/>
+                <w:szCs w:val="18"/>
+              </w:rPr>
+            </w:pPr>
+            <w:r>
+              <w:rPr>
+                <w:sz w:val="18"/>
+                <w:szCs w:val="18"/>
+              </w:rPr>
+              <w:t>他場特寵業繁字號：第S1110039號</w:t>
+            </w:r>
+            <w:proofErr w:type="gramStart"/>
+            <w:proofErr w:type="gramEnd"/>
+          </w:p>
+        </w:tc>
+        <w:tc>
+          <w:tcPr>
+            <w:tcW w:w="1215" w:type="dxa"/>
+            <w:vAlign w:val="center"/>
+          </w:tcPr>
+          <w:p>
+            <w:pPr>
+              <w:spacing w:line="259" w:lineRule="auto"/>
+              <w:ind w:right="-15"/>
+              <w:jc w:val="center"/>
+              <w:rPr>
+                <w:sz w:val="18"/>
+                <w:szCs w:val="18"/>
+              </w:rPr>
+            </w:pPr>
+            <w:r>
+              <w:rPr>
+                <w:sz w:val="18"/>
+                <w:szCs w:val="18"/>
+              </w:rPr>
+              <w:t>2026/08/17</w:t>
+            </w:r>
+          </w:p>
+        </w:tc>
+        <w:tc>
+          <w:tcPr>
+            <w:tcW w:w="1200" w:type="dxa"/>
+            <w:vAlign w:val="center"/>
+          </w:tcPr>
+          <w:p>
+            <w:pPr>
+              <w:spacing w:line="259" w:lineRule="auto"/>
+              <w:ind w:right="-15"/>
+              <w:rPr>
+                <w:sz w:val="18"/>
+                <w:szCs w:val="18"/>
+              </w:rPr>
+            </w:pPr>
+            <w:r>
+              <w:rPr>
+                <w:sz w:val="18"/>
+                <w:szCs w:val="18"/>
+              </w:rPr>
+              <w:t>謝佾璇</w:t>
+            </w:r>
+          </w:p>
+        </w:tc>
+        <w:tc>
+          <w:tcPr>
+            <w:tcW w:w="1560" w:type="dxa"/>
+            <w:vAlign w:val="center"/>
+          </w:tcPr>
+          <w:p>
+            <w:pPr>
+              <w:spacing w:line="259" w:lineRule="auto"/>
+              <w:ind w:right="-15"/>
+              <w:rPr>
+                <w:sz w:val="18"/>
+                <w:szCs w:val="18"/>
+              </w:rPr>
+            </w:pPr>
+            <w:r>
+              <w:rPr>
+                <w:sz w:val="18"/>
+                <w:szCs w:val="18"/>
+              </w:rPr>
+              <w:t>L222059947</w:t>
+            </w:r>
+          </w:p>
+        </w:tc>
+        <w:tc>
+          <w:tcPr>
+            <w:tcW w:w="2805" w:type="dxa"/>
+            <w:vAlign w:val="center"/>
+          </w:tcPr>
+          <w:p>
+            <w:pPr>
+              <w:spacing w:line="259" w:lineRule="auto"/>
+              <w:ind w:right="-15"/>
+              <w:rPr>
+                <w:sz w:val="18"/>
+                <w:szCs w:val="18"/>
+              </w:rPr>
+            </w:pPr>
+            <w:r>
+              <w:rPr>
+                <w:sz w:val="18"/>
+                <w:szCs w:val="18"/>
+              </w:rPr>
+              <w:t>0953299997 411 臺中市太平區宜昌里3鄰中山路三段19巷15號</w:t>
+            </w:r>
+            <w:proofErr w:type="gramStart"/>
+            <w:proofErr w:type="gramEnd"/>
+          </w:p>
+        </w:tc>
+      </w:tr>
+      <w:tr>
+        <w:trPr>
+          <w:trHeight w:val="1266"/>
+        </w:trPr>
+        <w:tc>
+          <w:tcPr>
+            <w:tcW w:w="2220" w:type="dxa"/>
+            <w:vAlign w:val="center"/>
+          </w:tcPr>
+          <w:p>
+            <w:pPr>
+              <w:spacing w:line="259" w:lineRule="auto"/>
+              <w:ind w:right="-15"/>
+              <w:rPr>
+                <w:sz w:val="18"/>
+                <w:szCs w:val="18"/>
+              </w:rPr>
+            </w:pPr>
+            <w:r>
+              <w:rPr>
+                <w:sz w:val="18"/>
+                <w:szCs w:val="18"/>
+              </w:rPr>
+              <w:t>90007-30010-83521</w:t>
+            </w:r>
+          </w:p>
+        </w:tc>
+        <w:tc>
+          <w:tcPr>
+            <w:tcW w:w="2295" w:type="dxa"/>
+            <w:vAlign w:val="center"/>
+          </w:tcPr>
+          <w:p>
+            <w:pPr>
+              <w:spacing w:line="259" w:lineRule="auto"/>
+              <w:ind w:right="-15"/>
+              <w:rPr>
+                <w:sz w:val="18"/>
+                <w:szCs w:val="18"/>
+              </w:rPr>
+            </w:pPr>
+            <w:r>
+              <w:rPr>
+                <w:sz w:val="18"/>
+                <w:szCs w:val="18"/>
+              </w:rPr>
+              <w:t>90007-30005-26771</w:t>
+            </w:r>
+          </w:p>
+        </w:tc>
+        <w:tc>
+          <w:tcPr>
+            <w:tcW w:w="1275" w:type="dxa"/>
+            <w:vAlign w:val="center"/>
+          </w:tcPr>
+          <w:p>
+            <w:pPr>
+              <w:spacing w:line="259" w:lineRule="auto"/>
+              <w:ind w:right="-15"/>
+              <w:rPr>
+                <w:sz w:val="18"/>
+                <w:szCs w:val="18"/>
+              </w:rPr>
+            </w:pPr>
+            <w:r>
+              <w:rPr>
+                <w:sz w:val="18"/>
+                <w:szCs w:val="18"/>
+              </w:rPr>
+              <w:t>2026/06/08</w:t>
+            </w:r>
+          </w:p>
+        </w:tc>
+        <w:tc>
+          <w:tcPr>
+            <w:tcW w:w="2700" w:type="dxa"/>
+            <w:vAlign w:val="center"/>
+          </w:tcPr>
+          <w:p>
+            <w:pPr>
+              <w:spacing w:line="259" w:lineRule="auto"/>
+              <w:ind w:right="-15"/>
+              <w:rPr>
+                <w:sz w:val="18"/>
+                <w:szCs w:val="18"/>
+              </w:rPr>
+            </w:pPr>
+            <w:r>
+              <w:rPr>
+                <w:sz w:val="18"/>
+                <w:szCs w:val="18"/>
+              </w:rPr>
+              <w:t>品種：英國長毛貓</w:t>
+            </w:r>
+          </w:p>
+          <w:p>
+            <w:pPr>
+              <w:spacing w:line="259" w:lineRule="auto"/>
+              <w:ind w:right="-15"/>
+              <w:rPr>
+                <w:sz w:val="18"/>
+                <w:szCs w:val="18"/>
+              </w:rPr>
+            </w:pPr>
+            <w:r>
+              <w:rPr>
+                <w:sz w:val="18"/>
+                <w:szCs w:val="18"/>
+              </w:rPr>
+              <w:t>毛色：銀白</w:t>
+            </w:r>
+          </w:p>
+          <w:p>
+            <w:pPr>
+              <w:spacing w:line="259" w:lineRule="auto"/>
+              <w:ind w:right="-15"/>
+              <w:rPr>
+                <w:sz w:val="18"/>
+                <w:szCs w:val="18"/>
+              </w:rPr>
+            </w:pPr>
+            <w:r>
+              <w:rPr>
+                <w:sz w:val="18"/>
+                <w:szCs w:val="18"/>
+              </w:rPr>
+              <w:t>他場名稱：街角貓舍</w:t>
+            </w:r>
+            <w:proofErr w:type="gramStart"/>
+            <w:proofErr w:type="gramEnd"/>
+          </w:p>
+          <w:p>
+            <w:pPr>
+              <w:spacing w:line="259" w:lineRule="auto"/>
+              <w:ind w:right="-15"/>
+              <w:rPr>
+                <w:sz w:val="18"/>
+                <w:szCs w:val="18"/>
+              </w:rPr>
+            </w:pPr>
+            <w:r>
+              <w:rPr>
+                <w:sz w:val="18"/>
+                <w:szCs w:val="18"/>
+              </w:rPr>
+              <w:t>他場特寵業繁字號：第S1110039號</w:t>
+            </w:r>
+            <w:proofErr w:type="gramStart"/>
+            <w:proofErr w:type="gramEnd"/>
+          </w:p>
+        </w:tc>
+        <w:tc>
+          <w:tcPr>
+            <w:tcW w:w="1215" w:type="dxa"/>
+            <w:vAlign w:val="center"/>
+          </w:tcPr>
+          <w:p>
+            <w:pPr>
+              <w:spacing w:line="259" w:lineRule="auto"/>
+              <w:ind w:right="-15"/>
+              <w:jc w:val="center"/>
+              <w:rPr>
+                <w:sz w:val="18"/>
+                <w:szCs w:val="18"/>
+              </w:rPr>
+            </w:pPr>
+            <w:r>
+              <w:rPr>
+                <w:sz w:val="18"/>
+                <w:szCs w:val="18"/>
+              </w:rPr>
+              <w:t>2026/08/17</w:t>
+            </w:r>
+          </w:p>
+        </w:tc>
+        <w:tc>
+          <w:tcPr>
+            <w:tcW w:w="1200" w:type="dxa"/>
+            <w:vAlign w:val="center"/>
+          </w:tcPr>
+          <w:p>
+            <w:pPr>
+              <w:spacing w:line="259" w:lineRule="auto"/>
+              <w:ind w:right="-15"/>
+              <w:rPr>
+                <w:sz w:val="18"/>
+                <w:szCs w:val="18"/>
+              </w:rPr>
+            </w:pPr>
+            <w:r>
+              <w:rPr>
+                <w:sz w:val="18"/>
+                <w:szCs w:val="18"/>
+              </w:rPr>
+              <w:t>巫采禪</w:t>
+            </w:r>
+          </w:p>
+        </w:tc>
+        <w:tc>
+          <w:tcPr>
+            <w:tcW w:w="1560" w:type="dxa"/>
+            <w:vAlign w:val="center"/>
+          </w:tcPr>
+          <w:p>
+            <w:pPr>
+              <w:spacing w:line="259" w:lineRule="auto"/>
+              <w:ind w:right="-15"/>
+              <w:rPr>
+                <w:sz w:val="18"/>
+                <w:szCs w:val="18"/>
+              </w:rPr>
+            </w:pPr>
+            <w:r>
+              <w:rPr>
+                <w:sz w:val="18"/>
+                <w:szCs w:val="18"/>
+              </w:rPr>
+              <w:t>M221886987</w:t>
+            </w:r>
+          </w:p>
+        </w:tc>
+        <w:tc>
+          <w:tcPr>
+            <w:tcW w:w="2805" w:type="dxa"/>
+            <w:vAlign w:val="center"/>
+          </w:tcPr>
+          <w:p>
+            <w:pPr>
+              <w:spacing w:line="259" w:lineRule="auto"/>
+              <w:ind w:right="-15"/>
+              <w:rPr>
+                <w:sz w:val="18"/>
+                <w:szCs w:val="18"/>
+              </w:rPr>
+            </w:pPr>
+            <w:r>
+              <w:rPr>
+                <w:sz w:val="18"/>
+                <w:szCs w:val="18"/>
+              </w:rPr>
+              <w:t>0973785909 545 南投縣埔里鎮水頭里水泉路55號</w:t>
             </w:r>
             <w:proofErr w:type="gramStart"/>
             <w:proofErr w:type="gramEnd"/>

--- a/docs/13_寵物管理/晶片表.docx
+++ b/docs/13_寵物管理/晶片表.docx
@@ -30570,747 +30570,6 @@
                 <w:szCs w:val="18"/>
               </w:rPr>
               <w:t>0912298315 555 南投縣魚池鄉華山巷9之1號</w:t>
-            </w:r>
-            <w:proofErr w:type="gramStart"/>
-            <w:proofErr w:type="gramEnd"/>
-          </w:p>
-        </w:tc>
-      </w:tr>
-      <w:tr>
-        <w:trPr>
-          <w:trHeight w:val="1266"/>
-        </w:trPr>
-        <w:tc>
-          <w:tcPr>
-            <w:tcW w:w="2220" w:type="dxa"/>
-            <w:vAlign w:val="center"/>
-          </w:tcPr>
-          <w:p>
-            <w:pPr>
-              <w:spacing w:line="259" w:lineRule="auto"/>
-              <w:ind w:right="-15"/>
-              <w:rPr>
-                <w:sz w:val="18"/>
-                <w:szCs w:val="18"/>
-              </w:rPr>
-            </w:pPr>
-            <w:r>
-              <w:rPr>
-                <w:sz w:val="18"/>
-                <w:szCs w:val="18"/>
-              </w:rPr>
-              <w:t>90007-30010-84448</w:t>
-            </w:r>
-          </w:p>
-        </w:tc>
-        <w:tc>
-          <w:tcPr>
-            <w:tcW w:w="2295" w:type="dxa"/>
-            <w:vAlign w:val="center"/>
-          </w:tcPr>
-          <w:p>
-            <w:pPr>
-              <w:spacing w:line="259" w:lineRule="auto"/>
-              <w:ind w:right="-15"/>
-              <w:rPr>
-                <w:sz w:val="18"/>
-                <w:szCs w:val="18"/>
-              </w:rPr>
-            </w:pPr>
-            <w:r>
-              <w:rPr>
-                <w:sz w:val="18"/>
-                <w:szCs w:val="18"/>
-              </w:rPr>
-              <w:t>90007-30006-00088</w:t>
-            </w:r>
-          </w:p>
-        </w:tc>
-        <w:tc>
-          <w:tcPr>
-            <w:tcW w:w="1275" w:type="dxa"/>
-            <w:vAlign w:val="center"/>
-          </w:tcPr>
-          <w:p>
-            <w:pPr>
-              <w:spacing w:line="259" w:lineRule="auto"/>
-              <w:ind w:right="-15"/>
-              <w:rPr>
-                <w:sz w:val="18"/>
-                <w:szCs w:val="18"/>
-              </w:rPr>
-            </w:pPr>
-            <w:r>
-              <w:rPr>
-                <w:sz w:val="18"/>
-                <w:szCs w:val="18"/>
-              </w:rPr>
-              <w:t>2026/06/05</w:t>
-            </w:r>
-          </w:p>
-        </w:tc>
-        <w:tc>
-          <w:tcPr>
-            <w:tcW w:w="2700" w:type="dxa"/>
-            <w:vAlign w:val="center"/>
-          </w:tcPr>
-          <w:p>
-            <w:pPr>
-              <w:spacing w:line="259" w:lineRule="auto"/>
-              <w:ind w:right="-15"/>
-              <w:rPr>
-                <w:sz w:val="18"/>
-                <w:szCs w:val="18"/>
-              </w:rPr>
-            </w:pPr>
-            <w:r>
-              <w:rPr>
-                <w:sz w:val="18"/>
-                <w:szCs w:val="18"/>
-              </w:rPr>
-              <w:t>品種：美國短毛貓</w:t>
-            </w:r>
-          </w:p>
-          <w:p>
-            <w:pPr>
-              <w:spacing w:line="259" w:lineRule="auto"/>
-              <w:ind w:right="-15"/>
-              <w:rPr>
-                <w:sz w:val="18"/>
-                <w:szCs w:val="18"/>
-              </w:rPr>
-            </w:pPr>
-            <w:r>
-              <w:rPr>
-                <w:sz w:val="18"/>
-                <w:szCs w:val="18"/>
-              </w:rPr>
-              <w:t>毛色：銀白</w:t>
-            </w:r>
-          </w:p>
-          <w:p>
-            <w:pPr>
-              <w:spacing w:line="259" w:lineRule="auto"/>
-              <w:ind w:right="-15"/>
-              <w:rPr>
-                <w:sz w:val="18"/>
-                <w:szCs w:val="18"/>
-              </w:rPr>
-            </w:pPr>
-            <w:r>
-              <w:rPr>
-                <w:sz w:val="18"/>
-                <w:szCs w:val="18"/>
-              </w:rPr>
-              <w:t>他場名稱：街角貓舍</w:t>
-            </w:r>
-            <w:proofErr w:type="gramStart"/>
-            <w:proofErr w:type="gramEnd"/>
-          </w:p>
-          <w:p>
-            <w:pPr>
-              <w:spacing w:line="259" w:lineRule="auto"/>
-              <w:ind w:right="-15"/>
-              <w:rPr>
-                <w:sz w:val="18"/>
-                <w:szCs w:val="18"/>
-              </w:rPr>
-            </w:pPr>
-            <w:r>
-              <w:rPr>
-                <w:sz w:val="18"/>
-                <w:szCs w:val="18"/>
-              </w:rPr>
-              <w:t>他場特寵業繁字號：第S1110039號</w:t>
-            </w:r>
-            <w:proofErr w:type="gramStart"/>
-            <w:proofErr w:type="gramEnd"/>
-          </w:p>
-        </w:tc>
-        <w:tc>
-          <w:tcPr>
-            <w:tcW w:w="1215" w:type="dxa"/>
-            <w:vAlign w:val="center"/>
-          </w:tcPr>
-          <w:p>
-            <w:pPr>
-              <w:spacing w:line="259" w:lineRule="auto"/>
-              <w:ind w:right="-15"/>
-              <w:jc w:val="center"/>
-              <w:rPr>
-                <w:sz w:val="18"/>
-                <w:szCs w:val="18"/>
-              </w:rPr>
-            </w:pPr>
-            <w:r>
-              <w:rPr>
-                <w:sz w:val="18"/>
-                <w:szCs w:val="18"/>
-              </w:rPr>
-              <w:t>2026/08/17</w:t>
-            </w:r>
-          </w:p>
-        </w:tc>
-        <w:tc>
-          <w:tcPr>
-            <w:tcW w:w="1200" w:type="dxa"/>
-            <w:vAlign w:val="center"/>
-          </w:tcPr>
-          <w:p>
-            <w:pPr>
-              <w:spacing w:line="259" w:lineRule="auto"/>
-              <w:ind w:right="-15"/>
-              <w:rPr>
-                <w:sz w:val="18"/>
-                <w:szCs w:val="18"/>
-              </w:rPr>
-            </w:pPr>
-            <w:r>
-              <w:rPr>
-                <w:sz w:val="18"/>
-                <w:szCs w:val="18"/>
-              </w:rPr>
-              <w:t>黃冠維</w:t>
-            </w:r>
-          </w:p>
-        </w:tc>
-        <w:tc>
-          <w:tcPr>
-            <w:tcW w:w="1560" w:type="dxa"/>
-            <w:vAlign w:val="center"/>
-          </w:tcPr>
-          <w:p>
-            <w:pPr>
-              <w:spacing w:line="259" w:lineRule="auto"/>
-              <w:ind w:right="-15"/>
-              <w:rPr>
-                <w:sz w:val="18"/>
-                <w:szCs w:val="18"/>
-              </w:rPr>
-            </w:pPr>
-            <w:r>
-              <w:rPr>
-                <w:sz w:val="18"/>
-                <w:szCs w:val="18"/>
-              </w:rPr>
-              <w:t>L125556138</w:t>
-            </w:r>
-          </w:p>
-        </w:tc>
-        <w:tc>
-          <w:tcPr>
-            <w:tcW w:w="2805" w:type="dxa"/>
-            <w:vAlign w:val="center"/>
-          </w:tcPr>
-          <w:p>
-            <w:pPr>
-              <w:spacing w:line="259" w:lineRule="auto"/>
-              <w:ind w:right="-15"/>
-              <w:rPr>
-                <w:sz w:val="18"/>
-                <w:szCs w:val="18"/>
-              </w:rPr>
-            </w:pPr>
-            <w:r>
-              <w:rPr>
-                <w:sz w:val="18"/>
-                <w:szCs w:val="18"/>
-              </w:rPr>
-              <w:t>0908603619 412 臺中市大里區光正路70巷16號</w:t>
-            </w:r>
-            <w:proofErr w:type="gramStart"/>
-            <w:proofErr w:type="gramEnd"/>
-          </w:p>
-        </w:tc>
-      </w:tr>
-      <w:tr>
-        <w:trPr>
-          <w:trHeight w:val="1266"/>
-        </w:trPr>
-        <w:tc>
-          <w:tcPr>
-            <w:tcW w:w="2220" w:type="dxa"/>
-            <w:vAlign w:val="center"/>
-          </w:tcPr>
-          <w:p>
-            <w:pPr>
-              <w:spacing w:line="259" w:lineRule="auto"/>
-              <w:ind w:right="-15"/>
-              <w:rPr>
-                <w:sz w:val="18"/>
-                <w:szCs w:val="18"/>
-              </w:rPr>
-            </w:pPr>
-            <w:r>
-              <w:rPr>
-                <w:sz w:val="18"/>
-                <w:szCs w:val="18"/>
-              </w:rPr>
-              <w:t>90007-30010-83520</w:t>
-            </w:r>
-          </w:p>
-        </w:tc>
-        <w:tc>
-          <w:tcPr>
-            <w:tcW w:w="2295" w:type="dxa"/>
-            <w:vAlign w:val="center"/>
-          </w:tcPr>
-          <w:p>
-            <w:pPr>
-              <w:spacing w:line="259" w:lineRule="auto"/>
-              <w:ind w:right="-15"/>
-              <w:rPr>
-                <w:sz w:val="18"/>
-                <w:szCs w:val="18"/>
-              </w:rPr>
-            </w:pPr>
-            <w:r>
-              <w:rPr>
-                <w:sz w:val="18"/>
-                <w:szCs w:val="18"/>
-              </w:rPr>
-              <w:t>90007-30005-26771</w:t>
-            </w:r>
-          </w:p>
-        </w:tc>
-        <w:tc>
-          <w:tcPr>
-            <w:tcW w:w="1275" w:type="dxa"/>
-            <w:vAlign w:val="center"/>
-          </w:tcPr>
-          <w:p>
-            <w:pPr>
-              <w:spacing w:line="259" w:lineRule="auto"/>
-              <w:ind w:right="-15"/>
-              <w:rPr>
-                <w:sz w:val="18"/>
-                <w:szCs w:val="18"/>
-              </w:rPr>
-            </w:pPr>
-            <w:r>
-              <w:rPr>
-                <w:sz w:val="18"/>
-                <w:szCs w:val="18"/>
-              </w:rPr>
-              <w:t>2026/06/08</w:t>
-            </w:r>
-          </w:p>
-        </w:tc>
-        <w:tc>
-          <w:tcPr>
-            <w:tcW w:w="2700" w:type="dxa"/>
-            <w:vAlign w:val="center"/>
-          </w:tcPr>
-          <w:p>
-            <w:pPr>
-              <w:spacing w:line="259" w:lineRule="auto"/>
-              <w:ind w:right="-15"/>
-              <w:rPr>
-                <w:sz w:val="18"/>
-                <w:szCs w:val="18"/>
-              </w:rPr>
-            </w:pPr>
-            <w:r>
-              <w:rPr>
-                <w:sz w:val="18"/>
-                <w:szCs w:val="18"/>
-              </w:rPr>
-              <w:t>品種：英國短毛貓</w:t>
-            </w:r>
-          </w:p>
-          <w:p>
-            <w:pPr>
-              <w:spacing w:line="259" w:lineRule="auto"/>
-              <w:ind w:right="-15"/>
-              <w:rPr>
-                <w:sz w:val="18"/>
-                <w:szCs w:val="18"/>
-              </w:rPr>
-            </w:pPr>
-            <w:r>
-              <w:rPr>
-                <w:sz w:val="18"/>
-                <w:szCs w:val="18"/>
-              </w:rPr>
-              <w:t>毛色：藍</w:t>
-            </w:r>
-          </w:p>
-          <w:p>
-            <w:pPr>
-              <w:spacing w:line="259" w:lineRule="auto"/>
-              <w:ind w:right="-15"/>
-              <w:rPr>
-                <w:sz w:val="18"/>
-                <w:szCs w:val="18"/>
-              </w:rPr>
-            </w:pPr>
-            <w:r>
-              <w:rPr>
-                <w:sz w:val="18"/>
-                <w:szCs w:val="18"/>
-              </w:rPr>
-              <w:t>他場名稱：街角貓舍</w:t>
-            </w:r>
-            <w:proofErr w:type="gramStart"/>
-            <w:proofErr w:type="gramEnd"/>
-          </w:p>
-          <w:p>
-            <w:pPr>
-              <w:spacing w:line="259" w:lineRule="auto"/>
-              <w:ind w:right="-15"/>
-              <w:rPr>
-                <w:sz w:val="18"/>
-                <w:szCs w:val="18"/>
-              </w:rPr>
-            </w:pPr>
-            <w:r>
-              <w:rPr>
-                <w:sz w:val="18"/>
-                <w:szCs w:val="18"/>
-              </w:rPr>
-              <w:t>他場特寵業繁字號：第S1110039號</w:t>
-            </w:r>
-            <w:proofErr w:type="gramStart"/>
-            <w:proofErr w:type="gramEnd"/>
-          </w:p>
-        </w:tc>
-        <w:tc>
-          <w:tcPr>
-            <w:tcW w:w="1215" w:type="dxa"/>
-            <w:vAlign w:val="center"/>
-          </w:tcPr>
-          <w:p>
-            <w:pPr>
-              <w:spacing w:line="259" w:lineRule="auto"/>
-              <w:ind w:right="-15"/>
-              <w:jc w:val="center"/>
-              <w:rPr>
-                <w:sz w:val="18"/>
-                <w:szCs w:val="18"/>
-              </w:rPr>
-            </w:pPr>
-            <w:r>
-              <w:rPr>
-                <w:sz w:val="18"/>
-                <w:szCs w:val="18"/>
-              </w:rPr>
-              <w:t>2026/08/17</w:t>
-            </w:r>
-          </w:p>
-        </w:tc>
-        <w:tc>
-          <w:tcPr>
-            <w:tcW w:w="1200" w:type="dxa"/>
-            <w:vAlign w:val="center"/>
-          </w:tcPr>
-          <w:p>
-            <w:pPr>
-              <w:spacing w:line="259" w:lineRule="auto"/>
-              <w:ind w:right="-15"/>
-              <w:rPr>
-                <w:sz w:val="18"/>
-                <w:szCs w:val="18"/>
-              </w:rPr>
-            </w:pPr>
-            <w:r>
-              <w:rPr>
-                <w:sz w:val="18"/>
-                <w:szCs w:val="18"/>
-              </w:rPr>
-              <w:t>謝佾璇</w:t>
-            </w:r>
-          </w:p>
-        </w:tc>
-        <w:tc>
-          <w:tcPr>
-            <w:tcW w:w="1560" w:type="dxa"/>
-            <w:vAlign w:val="center"/>
-          </w:tcPr>
-          <w:p>
-            <w:pPr>
-              <w:spacing w:line="259" w:lineRule="auto"/>
-              <w:ind w:right="-15"/>
-              <w:rPr>
-                <w:sz w:val="18"/>
-                <w:szCs w:val="18"/>
-              </w:rPr>
-            </w:pPr>
-            <w:r>
-              <w:rPr>
-                <w:sz w:val="18"/>
-                <w:szCs w:val="18"/>
-              </w:rPr>
-              <w:t>L222059947</w:t>
-            </w:r>
-          </w:p>
-        </w:tc>
-        <w:tc>
-          <w:tcPr>
-            <w:tcW w:w="2805" w:type="dxa"/>
-            <w:vAlign w:val="center"/>
-          </w:tcPr>
-          <w:p>
-            <w:pPr>
-              <w:spacing w:line="259" w:lineRule="auto"/>
-              <w:ind w:right="-15"/>
-              <w:rPr>
-                <w:sz w:val="18"/>
-                <w:szCs w:val="18"/>
-              </w:rPr>
-            </w:pPr>
-            <w:r>
-              <w:rPr>
-                <w:sz w:val="18"/>
-                <w:szCs w:val="18"/>
-              </w:rPr>
-              <w:t>0953299997 411 臺中市太平區宜昌里3鄰中山路三段19巷15號</w:t>
-            </w:r>
-            <w:proofErr w:type="gramStart"/>
-            <w:proofErr w:type="gramEnd"/>
-          </w:p>
-        </w:tc>
-      </w:tr>
-      <w:tr>
-        <w:trPr>
-          <w:trHeight w:val="1266"/>
-        </w:trPr>
-        <w:tc>
-          <w:tcPr>
-            <w:tcW w:w="2220" w:type="dxa"/>
-            <w:vAlign w:val="center"/>
-          </w:tcPr>
-          <w:p>
-            <w:pPr>
-              <w:spacing w:line="259" w:lineRule="auto"/>
-              <w:ind w:right="-15"/>
-              <w:rPr>
-                <w:sz w:val="18"/>
-                <w:szCs w:val="18"/>
-              </w:rPr>
-            </w:pPr>
-            <w:r>
-              <w:rPr>
-                <w:sz w:val="18"/>
-                <w:szCs w:val="18"/>
-              </w:rPr>
-              <w:t>90007-30010-83521</w:t>
-            </w:r>
-          </w:p>
-        </w:tc>
-        <w:tc>
-          <w:tcPr>
-            <w:tcW w:w="2295" w:type="dxa"/>
-            <w:vAlign w:val="center"/>
-          </w:tcPr>
-          <w:p>
-            <w:pPr>
-              <w:spacing w:line="259" w:lineRule="auto"/>
-              <w:ind w:right="-15"/>
-              <w:rPr>
-                <w:sz w:val="18"/>
-                <w:szCs w:val="18"/>
-              </w:rPr>
-            </w:pPr>
-            <w:r>
-              <w:rPr>
-                <w:sz w:val="18"/>
-                <w:szCs w:val="18"/>
-              </w:rPr>
-              <w:t>90007-30005-26771</w:t>
-            </w:r>
-          </w:p>
-        </w:tc>
-        <w:tc>
-          <w:tcPr>
-            <w:tcW w:w="1275" w:type="dxa"/>
-            <w:vAlign w:val="center"/>
-          </w:tcPr>
-          <w:p>
-            <w:pPr>
-              <w:spacing w:line="259" w:lineRule="auto"/>
-              <w:ind w:right="-15"/>
-              <w:rPr>
-                <w:sz w:val="18"/>
-                <w:szCs w:val="18"/>
-              </w:rPr>
-            </w:pPr>
-            <w:r>
-              <w:rPr>
-                <w:sz w:val="18"/>
-                <w:szCs w:val="18"/>
-              </w:rPr>
-              <w:t>2026/06/08</w:t>
-            </w:r>
-          </w:p>
-        </w:tc>
-        <w:tc>
-          <w:tcPr>
-            <w:tcW w:w="2700" w:type="dxa"/>
-            <w:vAlign w:val="center"/>
-          </w:tcPr>
-          <w:p>
-            <w:pPr>
-              <w:spacing w:line="259" w:lineRule="auto"/>
-              <w:ind w:right="-15"/>
-              <w:rPr>
-                <w:sz w:val="18"/>
-                <w:szCs w:val="18"/>
-              </w:rPr>
-            </w:pPr>
-            <w:r>
-              <w:rPr>
-                <w:sz w:val="18"/>
-                <w:szCs w:val="18"/>
-              </w:rPr>
-              <w:t>品種：英國長毛貓</w:t>
-            </w:r>
-          </w:p>
-          <w:p>
-            <w:pPr>
-              <w:spacing w:line="259" w:lineRule="auto"/>
-              <w:ind w:right="-15"/>
-              <w:rPr>
-                <w:sz w:val="18"/>
-                <w:szCs w:val="18"/>
-              </w:rPr>
-            </w:pPr>
-            <w:r>
-              <w:rPr>
-                <w:sz w:val="18"/>
-                <w:szCs w:val="18"/>
-              </w:rPr>
-              <w:t>毛色：銀白</w:t>
-            </w:r>
-          </w:p>
-          <w:p>
-            <w:pPr>
-              <w:spacing w:line="259" w:lineRule="auto"/>
-              <w:ind w:right="-15"/>
-              <w:rPr>
-                <w:sz w:val="18"/>
-                <w:szCs w:val="18"/>
-              </w:rPr>
-            </w:pPr>
-            <w:r>
-              <w:rPr>
-                <w:sz w:val="18"/>
-                <w:szCs w:val="18"/>
-              </w:rPr>
-              <w:t>他場名稱：街角貓舍</w:t>
-            </w:r>
-            <w:proofErr w:type="gramStart"/>
-            <w:proofErr w:type="gramEnd"/>
-          </w:p>
-          <w:p>
-            <w:pPr>
-              <w:spacing w:line="259" w:lineRule="auto"/>
-              <w:ind w:right="-15"/>
-              <w:rPr>
-                <w:sz w:val="18"/>
-                <w:szCs w:val="18"/>
-              </w:rPr>
-            </w:pPr>
-            <w:r>
-              <w:rPr>
-                <w:sz w:val="18"/>
-                <w:szCs w:val="18"/>
-              </w:rPr>
-              <w:t>他場特寵業繁字號：第S1110039號</w:t>
-            </w:r>
-            <w:proofErr w:type="gramStart"/>
-            <w:proofErr w:type="gramEnd"/>
-          </w:p>
-        </w:tc>
-        <w:tc>
-          <w:tcPr>
-            <w:tcW w:w="1215" w:type="dxa"/>
-            <w:vAlign w:val="center"/>
-          </w:tcPr>
-          <w:p>
-            <w:pPr>
-              <w:spacing w:line="259" w:lineRule="auto"/>
-              <w:ind w:right="-15"/>
-              <w:jc w:val="center"/>
-              <w:rPr>
-                <w:sz w:val="18"/>
-                <w:szCs w:val="18"/>
-              </w:rPr>
-            </w:pPr>
-            <w:r>
-              <w:rPr>
-                <w:sz w:val="18"/>
-                <w:szCs w:val="18"/>
-              </w:rPr>
-              <w:t>2026/08/17</w:t>
-            </w:r>
-          </w:p>
-        </w:tc>
-        <w:tc>
-          <w:tcPr>
-            <w:tcW w:w="1200" w:type="dxa"/>
-            <w:vAlign w:val="center"/>
-          </w:tcPr>
-          <w:p>
-            <w:pPr>
-              <w:spacing w:line="259" w:lineRule="auto"/>
-              <w:ind w:right="-15"/>
-              <w:rPr>
-                <w:sz w:val="18"/>
-                <w:szCs w:val="18"/>
-              </w:rPr>
-            </w:pPr>
-            <w:r>
-              <w:rPr>
-                <w:sz w:val="18"/>
-                <w:szCs w:val="18"/>
-              </w:rPr>
-              <w:t>巫采禪</w:t>
-            </w:r>
-          </w:p>
-        </w:tc>
-        <w:tc>
-          <w:tcPr>
-            <w:tcW w:w="1560" w:type="dxa"/>
-            <w:vAlign w:val="center"/>
-          </w:tcPr>
-          <w:p>
-            <w:pPr>
-              <w:spacing w:line="259" w:lineRule="auto"/>
-              <w:ind w:right="-15"/>
-              <w:rPr>
-                <w:sz w:val="18"/>
-                <w:szCs w:val="18"/>
-              </w:rPr>
-            </w:pPr>
-            <w:r>
-              <w:rPr>
-                <w:sz w:val="18"/>
-                <w:szCs w:val="18"/>
-              </w:rPr>
-              <w:t>M221886987</w:t>
-            </w:r>
-          </w:p>
-        </w:tc>
-        <w:tc>
-          <w:tcPr>
-            <w:tcW w:w="2805" w:type="dxa"/>
-            <w:vAlign w:val="center"/>
-          </w:tcPr>
-          <w:p>
-            <w:pPr>
-              <w:spacing w:line="259" w:lineRule="auto"/>
-              <w:ind w:right="-15"/>
-              <w:rPr>
-                <w:sz w:val="18"/>
-                <w:szCs w:val="18"/>
-              </w:rPr>
-            </w:pPr>
-            <w:r>
-              <w:rPr>
-                <w:sz w:val="18"/>
-                <w:szCs w:val="18"/>
-              </w:rPr>
-              <w:t>0973785909 545 南投縣埔里鎮水頭里水泉路55號</w:t>
             </w:r>
             <w:proofErr w:type="gramStart"/>
             <w:proofErr w:type="gramEnd"/>

--- a/docs/13_寵物管理/晶片表.docx
+++ b/docs/13_寵物管理/晶片表.docx
@@ -30570,6 +30570,739 @@
                 <w:szCs w:val="18"/>
               </w:rPr>
               <w:t>0912298315 555 南投縣魚池鄉華山巷9之1號</w:t>
+            </w:r>
+            <w:proofErr w:type="gramStart"/>
+            <w:proofErr w:type="gramEnd"/>
+          </w:p>
+        </w:tc>
+      </w:tr>
+      <w:tr>
+        <w:trPr>
+          <w:trHeight w:val="1266"/>
+        </w:trPr>
+        <w:tc>
+          <w:tcPr>
+            <w:tcW w:w="2220" w:type="dxa"/>
+            <w:vAlign w:val="center"/>
+          </w:tcPr>
+          <w:p>
+            <w:pPr>
+              <w:spacing w:line="259" w:lineRule="auto"/>
+              <w:ind w:right="-15"/>
+              <w:rPr>
+                <w:sz w:val="18"/>
+                <w:szCs w:val="18"/>
+              </w:rPr>
+            </w:pPr>
+            <w:r>
+              <w:rPr>
+                <w:sz w:val="18"/>
+                <w:szCs w:val="18"/>
+              </w:rPr>
+              <w:t>90007-30011-06795</w:t>
+            </w:r>
+          </w:p>
+        </w:tc>
+        <w:tc>
+          <w:tcPr>
+            <w:tcW w:w="2295" w:type="dxa"/>
+            <w:vAlign w:val="center"/>
+          </w:tcPr>
+          <w:p>
+            <w:pPr>
+              <w:spacing w:line="259" w:lineRule="auto"/>
+              <w:ind w:right="-15"/>
+              <w:rPr>
+                <w:sz w:val="18"/>
+                <w:szCs w:val="18"/>
+              </w:rPr>
+            </w:pPr>
+            <w:r>
+              <w:rPr>
+                <w:sz w:val="18"/>
+                <w:szCs w:val="18"/>
+              </w:rPr>
+              <w:t>90007-30006-04520</w:t>
+            </w:r>
+          </w:p>
+        </w:tc>
+        <w:tc>
+          <w:tcPr>
+            <w:tcW w:w="1275" w:type="dxa"/>
+            <w:vAlign w:val="center"/>
+          </w:tcPr>
+          <w:p>
+            <w:pPr>
+              <w:spacing w:line="259" w:lineRule="auto"/>
+              <w:ind w:right="-15"/>
+              <w:rPr>
+                <w:sz w:val="18"/>
+                <w:szCs w:val="18"/>
+              </w:rPr>
+            </w:pPr>
+            <w:r>
+              <w:rPr>
+                <w:sz w:val="18"/>
+                <w:szCs w:val="18"/>
+              </w:rPr>
+              <w:t>2026/04/04</w:t>
+            </w:r>
+          </w:p>
+        </w:tc>
+        <w:tc>
+          <w:tcPr>
+            <w:tcW w:w="2700" w:type="dxa"/>
+            <w:vAlign w:val="center"/>
+          </w:tcPr>
+          <w:p>
+            <w:pPr>
+              <w:spacing w:line="259" w:lineRule="auto"/>
+              <w:ind w:right="-15"/>
+              <w:rPr>
+                <w:sz w:val="18"/>
+                <w:szCs w:val="18"/>
+              </w:rPr>
+            </w:pPr>
+            <w:r>
+              <w:rPr>
+                <w:sz w:val="18"/>
+                <w:szCs w:val="18"/>
+              </w:rPr>
+              <w:t>品種：英國長毛貓</w:t>
+            </w:r>
+          </w:p>
+          <w:p>
+            <w:pPr>
+              <w:spacing w:line="259" w:lineRule="auto"/>
+              <w:ind w:right="-15"/>
+              <w:rPr>
+                <w:sz w:val="18"/>
+                <w:szCs w:val="18"/>
+              </w:rPr>
+            </w:pPr>
+            <w:r>
+              <w:rPr>
+                <w:sz w:val="18"/>
+                <w:szCs w:val="18"/>
+              </w:rPr>
+              <w:t>毛色：銀白</w:t>
+            </w:r>
+          </w:p>
+          <w:p>
+            <w:pPr>
+              <w:spacing w:line="259" w:lineRule="auto"/>
+              <w:ind w:right="-15"/>
+              <w:rPr>
+                <w:sz w:val="18"/>
+                <w:szCs w:val="18"/>
+              </w:rPr>
+            </w:pPr>
+            <w:r>
+              <w:rPr>
+                <w:sz w:val="18"/>
+                <w:szCs w:val="18"/>
+              </w:rPr>
+              <w:t>他場名稱：百晃企業社</w:t>
+            </w:r>
+            <w:proofErr w:type="gramStart"/>
+            <w:proofErr w:type="gramEnd"/>
+          </w:p>
+          <w:p>
+            <w:pPr>
+              <w:spacing w:line="259" w:lineRule="auto"/>
+              <w:ind w:right="-15"/>
+              <w:rPr>
+                <w:sz w:val="18"/>
+                <w:szCs w:val="18"/>
+              </w:rPr>
+            </w:pPr>
+            <w:r>
+              <w:rPr>
+                <w:sz w:val="18"/>
+                <w:szCs w:val="18"/>
+              </w:rPr>
+              <w:t>他場特寵業繁字號：</w:t>
+            </w:r>
+            <w:proofErr w:type="gramStart"/>
+            <w:proofErr w:type="gramEnd"/>
+          </w:p>
+        </w:tc>
+        <w:tc>
+          <w:tcPr>
+            <w:tcW w:w="1215" w:type="dxa"/>
+            <w:vAlign w:val="center"/>
+          </w:tcPr>
+          <w:p>
+            <w:pPr>
+              <w:spacing w:line="259" w:lineRule="auto"/>
+              <w:ind w:right="-15"/>
+              <w:jc w:val="center"/>
+              <w:rPr>
+                <w:sz w:val="18"/>
+                <w:szCs w:val="18"/>
+              </w:rPr>
+            </w:pPr>
+            <w:r>
+              <w:rPr>
+                <w:sz w:val="18"/>
+                <w:szCs w:val="18"/>
+              </w:rPr>
+            </w:r>
+          </w:p>
+        </w:tc>
+        <w:tc>
+          <w:tcPr>
+            <w:tcW w:w="1200" w:type="dxa"/>
+            <w:vAlign w:val="center"/>
+          </w:tcPr>
+          <w:p>
+            <w:pPr>
+              <w:spacing w:line="259" w:lineRule="auto"/>
+              <w:ind w:right="-15"/>
+              <w:rPr>
+                <w:sz w:val="18"/>
+                <w:szCs w:val="18"/>
+              </w:rPr>
+            </w:pPr>
+            <w:r>
+              <w:rPr>
+                <w:sz w:val="18"/>
+                <w:szCs w:val="18"/>
+              </w:rPr>
+            </w:r>
+          </w:p>
+        </w:tc>
+        <w:tc>
+          <w:tcPr>
+            <w:tcW w:w="1560" w:type="dxa"/>
+            <w:vAlign w:val="center"/>
+          </w:tcPr>
+          <w:p>
+            <w:pPr>
+              <w:spacing w:line="259" w:lineRule="auto"/>
+              <w:ind w:right="-15"/>
+              <w:rPr>
+                <w:sz w:val="18"/>
+                <w:szCs w:val="18"/>
+              </w:rPr>
+            </w:pPr>
+            <w:r>
+              <w:rPr>
+                <w:sz w:val="18"/>
+                <w:szCs w:val="18"/>
+              </w:rPr>
+            </w:r>
+          </w:p>
+        </w:tc>
+        <w:tc>
+          <w:tcPr>
+            <w:tcW w:w="2805" w:type="dxa"/>
+            <w:vAlign w:val="center"/>
+          </w:tcPr>
+          <w:p>
+            <w:pPr>
+              <w:spacing w:line="259" w:lineRule="auto"/>
+              <w:ind w:right="-15"/>
+              <w:rPr>
+                <w:sz w:val="18"/>
+                <w:szCs w:val="18"/>
+              </w:rPr>
+            </w:pPr>
+            <w:r>
+              <w:rPr>
+                <w:sz w:val="18"/>
+                <w:szCs w:val="18"/>
+              </w:rPr>
+            </w:r>
+            <w:proofErr w:type="gramStart"/>
+            <w:proofErr w:type="gramEnd"/>
+          </w:p>
+        </w:tc>
+      </w:tr>
+      <w:tr>
+        <w:trPr>
+          <w:trHeight w:val="1266"/>
+        </w:trPr>
+        <w:tc>
+          <w:tcPr>
+            <w:tcW w:w="2220" w:type="dxa"/>
+            <w:vAlign w:val="center"/>
+          </w:tcPr>
+          <w:p>
+            <w:pPr>
+              <w:spacing w:line="259" w:lineRule="auto"/>
+              <w:ind w:right="-15"/>
+              <w:rPr>
+                <w:sz w:val="18"/>
+                <w:szCs w:val="18"/>
+              </w:rPr>
+            </w:pPr>
+            <w:r>
+              <w:rPr>
+                <w:sz w:val="18"/>
+                <w:szCs w:val="18"/>
+              </w:rPr>
+              <w:t>90007-30010-83530</w:t>
+            </w:r>
+          </w:p>
+        </w:tc>
+        <w:tc>
+          <w:tcPr>
+            <w:tcW w:w="2295" w:type="dxa"/>
+            <w:vAlign w:val="center"/>
+          </w:tcPr>
+          <w:p>
+            <w:pPr>
+              <w:spacing w:line="259" w:lineRule="auto"/>
+              <w:ind w:right="-15"/>
+              <w:rPr>
+                <w:sz w:val="18"/>
+                <w:szCs w:val="18"/>
+              </w:rPr>
+            </w:pPr>
+            <w:r>
+              <w:rPr>
+                <w:sz w:val="18"/>
+                <w:szCs w:val="18"/>
+              </w:rPr>
+              <w:t>90023-98780-10485</w:t>
+            </w:r>
+          </w:p>
+        </w:tc>
+        <w:tc>
+          <w:tcPr>
+            <w:tcW w:w="1275" w:type="dxa"/>
+            <w:vAlign w:val="center"/>
+          </w:tcPr>
+          <w:p>
+            <w:pPr>
+              <w:spacing w:line="259" w:lineRule="auto"/>
+              <w:ind w:right="-15"/>
+              <w:rPr>
+                <w:sz w:val="18"/>
+                <w:szCs w:val="18"/>
+              </w:rPr>
+            </w:pPr>
+            <w:r>
+              <w:rPr>
+                <w:sz w:val="18"/>
+                <w:szCs w:val="18"/>
+              </w:rPr>
+              <w:t>2026/06/30</w:t>
+            </w:r>
+          </w:p>
+        </w:tc>
+        <w:tc>
+          <w:tcPr>
+            <w:tcW w:w="2700" w:type="dxa"/>
+            <w:vAlign w:val="center"/>
+          </w:tcPr>
+          <w:p>
+            <w:pPr>
+              <w:spacing w:line="259" w:lineRule="auto"/>
+              <w:ind w:right="-15"/>
+              <w:rPr>
+                <w:sz w:val="18"/>
+                <w:szCs w:val="18"/>
+              </w:rPr>
+            </w:pPr>
+            <w:r>
+              <w:rPr>
+                <w:sz w:val="18"/>
+                <w:szCs w:val="18"/>
+              </w:rPr>
+              <w:t>品種：曼赤肯貓</w:t>
+            </w:r>
+          </w:p>
+          <w:p>
+            <w:pPr>
+              <w:spacing w:line="259" w:lineRule="auto"/>
+              <w:ind w:right="-15"/>
+              <w:rPr>
+                <w:sz w:val="18"/>
+                <w:szCs w:val="18"/>
+              </w:rPr>
+            </w:pPr>
+            <w:r>
+              <w:rPr>
+                <w:sz w:val="18"/>
+                <w:szCs w:val="18"/>
+              </w:rPr>
+              <w:t>毛色：奶油</w:t>
+            </w:r>
+          </w:p>
+          <w:p>
+            <w:pPr>
+              <w:spacing w:line="259" w:lineRule="auto"/>
+              <w:ind w:right="-15"/>
+              <w:rPr>
+                <w:sz w:val="18"/>
+                <w:szCs w:val="18"/>
+              </w:rPr>
+            </w:pPr>
+            <w:r>
+              <w:rPr>
+                <w:sz w:val="18"/>
+                <w:szCs w:val="18"/>
+              </w:rPr>
+              <w:t>他場名稱：街角貓舍</w:t>
+            </w:r>
+            <w:proofErr w:type="gramStart"/>
+            <w:proofErr w:type="gramEnd"/>
+          </w:p>
+          <w:p>
+            <w:pPr>
+              <w:spacing w:line="259" w:lineRule="auto"/>
+              <w:ind w:right="-15"/>
+              <w:rPr>
+                <w:sz w:val="18"/>
+                <w:szCs w:val="18"/>
+              </w:rPr>
+            </w:pPr>
+            <w:r>
+              <w:rPr>
+                <w:sz w:val="18"/>
+                <w:szCs w:val="18"/>
+              </w:rPr>
+              <w:t>他場特寵業繁字號：第S1110039號</w:t>
+            </w:r>
+            <w:proofErr w:type="gramStart"/>
+            <w:proofErr w:type="gramEnd"/>
+          </w:p>
+        </w:tc>
+        <w:tc>
+          <w:tcPr>
+            <w:tcW w:w="1215" w:type="dxa"/>
+            <w:vAlign w:val="center"/>
+          </w:tcPr>
+          <w:p>
+            <w:pPr>
+              <w:spacing w:line="259" w:lineRule="auto"/>
+              <w:ind w:right="-15"/>
+              <w:jc w:val="center"/>
+              <w:rPr>
+                <w:sz w:val="18"/>
+                <w:szCs w:val="18"/>
+              </w:rPr>
+            </w:pPr>
+            <w:r>
+              <w:rPr>
+                <w:sz w:val="18"/>
+                <w:szCs w:val="18"/>
+              </w:rPr>
+              <w:t>2026/09/06</w:t>
+            </w:r>
+          </w:p>
+        </w:tc>
+        <w:tc>
+          <w:tcPr>
+            <w:tcW w:w="1200" w:type="dxa"/>
+            <w:vAlign w:val="center"/>
+          </w:tcPr>
+          <w:p>
+            <w:pPr>
+              <w:spacing w:line="259" w:lineRule="auto"/>
+              <w:ind w:right="-15"/>
+              <w:rPr>
+                <w:sz w:val="18"/>
+                <w:szCs w:val="18"/>
+              </w:rPr>
+            </w:pPr>
+            <w:r>
+              <w:rPr>
+                <w:sz w:val="18"/>
+                <w:szCs w:val="18"/>
+              </w:rPr>
+              <w:t>董寧</w:t>
+            </w:r>
+          </w:p>
+        </w:tc>
+        <w:tc>
+          <w:tcPr>
+            <w:tcW w:w="1560" w:type="dxa"/>
+            <w:vAlign w:val="center"/>
+          </w:tcPr>
+          <w:p>
+            <w:pPr>
+              <w:spacing w:line="259" w:lineRule="auto"/>
+              <w:ind w:right="-15"/>
+              <w:rPr>
+                <w:sz w:val="18"/>
+                <w:szCs w:val="18"/>
+              </w:rPr>
+            </w:pPr>
+            <w:r>
+              <w:rPr>
+                <w:sz w:val="18"/>
+                <w:szCs w:val="18"/>
+              </w:rPr>
+              <w:t>H223449247</w:t>
+            </w:r>
+          </w:p>
+        </w:tc>
+        <w:tc>
+          <w:tcPr>
+            <w:tcW w:w="2805" w:type="dxa"/>
+            <w:vAlign w:val="center"/>
+          </w:tcPr>
+          <w:p>
+            <w:pPr>
+              <w:spacing w:line="259" w:lineRule="auto"/>
+              <w:ind w:right="-15"/>
+              <w:rPr>
+                <w:sz w:val="18"/>
+                <w:szCs w:val="18"/>
+              </w:rPr>
+            </w:pPr>
+            <w:r>
+              <w:rPr>
+                <w:sz w:val="18"/>
+                <w:szCs w:val="18"/>
+              </w:rPr>
+              <w:t>0965061616 411 臺中市太平區新光路55巷10號</w:t>
+            </w:r>
+            <w:proofErr w:type="gramStart"/>
+            <w:proofErr w:type="gramEnd"/>
+          </w:p>
+        </w:tc>
+      </w:tr>
+      <w:tr>
+        <w:trPr>
+          <w:trHeight w:val="1266"/>
+        </w:trPr>
+        <w:tc>
+          <w:tcPr>
+            <w:tcW w:w="2220" w:type="dxa"/>
+            <w:vAlign w:val="center"/>
+          </w:tcPr>
+          <w:p>
+            <w:pPr>
+              <w:spacing w:line="259" w:lineRule="auto"/>
+              <w:ind w:right="-15"/>
+              <w:rPr>
+                <w:sz w:val="18"/>
+                <w:szCs w:val="18"/>
+              </w:rPr>
+            </w:pPr>
+            <w:r>
+              <w:rPr>
+                <w:sz w:val="18"/>
+                <w:szCs w:val="18"/>
+              </w:rPr>
+              <w:t>90007-30010-19922</w:t>
+            </w:r>
+          </w:p>
+        </w:tc>
+        <w:tc>
+          <w:tcPr>
+            <w:tcW w:w="2295" w:type="dxa"/>
+            <w:vAlign w:val="center"/>
+          </w:tcPr>
+          <w:p>
+            <w:pPr>
+              <w:spacing w:line="259" w:lineRule="auto"/>
+              <w:ind w:right="-15"/>
+              <w:rPr>
+                <w:sz w:val="18"/>
+                <w:szCs w:val="18"/>
+              </w:rPr>
+            </w:pPr>
+            <w:r>
+              <w:rPr>
+                <w:sz w:val="18"/>
+                <w:szCs w:val="18"/>
+              </w:rPr>
+              <w:t>99000-00008-53596</w:t>
+            </w:r>
+          </w:p>
+        </w:tc>
+        <w:tc>
+          <w:tcPr>
+            <w:tcW w:w="1275" w:type="dxa"/>
+            <w:vAlign w:val="center"/>
+          </w:tcPr>
+          <w:p>
+            <w:pPr>
+              <w:spacing w:line="259" w:lineRule="auto"/>
+              <w:ind w:right="-15"/>
+              <w:rPr>
+                <w:sz w:val="18"/>
+                <w:szCs w:val="18"/>
+              </w:rPr>
+            </w:pPr>
+            <w:r>
+              <w:rPr>
+                <w:sz w:val="18"/>
+                <w:szCs w:val="18"/>
+              </w:rPr>
+              <w:t>2026/05/20</w:t>
+            </w:r>
+          </w:p>
+        </w:tc>
+        <w:tc>
+          <w:tcPr>
+            <w:tcW w:w="2700" w:type="dxa"/>
+            <w:vAlign w:val="center"/>
+          </w:tcPr>
+          <w:p>
+            <w:pPr>
+              <w:spacing w:line="259" w:lineRule="auto"/>
+              <w:ind w:right="-15"/>
+              <w:rPr>
+                <w:sz w:val="18"/>
+                <w:szCs w:val="18"/>
+              </w:rPr>
+            </w:pPr>
+            <w:r>
+              <w:rPr>
+                <w:sz w:val="18"/>
+                <w:szCs w:val="18"/>
+              </w:rPr>
+              <w:t>品種：小步舞曲(拿破崙短腿貓)</w:t>
+            </w:r>
+          </w:p>
+          <w:p>
+            <w:pPr>
+              <w:spacing w:line="259" w:lineRule="auto"/>
+              <w:ind w:right="-15"/>
+              <w:rPr>
+                <w:sz w:val="18"/>
+                <w:szCs w:val="18"/>
+              </w:rPr>
+            </w:pPr>
+            <w:r>
+              <w:rPr>
+                <w:sz w:val="18"/>
+                <w:szCs w:val="18"/>
+              </w:rPr>
+              <w:t>毛色：三花</w:t>
+            </w:r>
+          </w:p>
+          <w:p>
+            <w:pPr>
+              <w:spacing w:line="259" w:lineRule="auto"/>
+              <w:ind w:right="-15"/>
+              <w:rPr>
+                <w:sz w:val="18"/>
+                <w:szCs w:val="18"/>
+              </w:rPr>
+            </w:pPr>
+            <w:r>
+              <w:rPr>
+                <w:sz w:val="18"/>
+                <w:szCs w:val="18"/>
+              </w:rPr>
+              <w:t>他場名稱：潔西卡專業貓舍</w:t>
+            </w:r>
+            <w:proofErr w:type="gramStart"/>
+            <w:proofErr w:type="gramEnd"/>
+          </w:p>
+          <w:p>
+            <w:pPr>
+              <w:spacing w:line="259" w:lineRule="auto"/>
+              <w:ind w:right="-15"/>
+              <w:rPr>
+                <w:sz w:val="18"/>
+                <w:szCs w:val="18"/>
+              </w:rPr>
+            </w:pPr>
+            <w:r>
+              <w:rPr>
+                <w:sz w:val="18"/>
+                <w:szCs w:val="18"/>
+              </w:rPr>
+              <w:t>他場特寵業繁字號：第A1100951號</w:t>
+            </w:r>
+            <w:proofErr w:type="gramStart"/>
+            <w:proofErr w:type="gramEnd"/>
+          </w:p>
+        </w:tc>
+        <w:tc>
+          <w:tcPr>
+            <w:tcW w:w="1215" w:type="dxa"/>
+            <w:vAlign w:val="center"/>
+          </w:tcPr>
+          <w:p>
+            <w:pPr>
+              <w:spacing w:line="259" w:lineRule="auto"/>
+              <w:ind w:right="-15"/>
+              <w:jc w:val="center"/>
+              <w:rPr>
+                <w:sz w:val="18"/>
+                <w:szCs w:val="18"/>
+              </w:rPr>
+            </w:pPr>
+            <w:r>
+              <w:rPr>
+                <w:sz w:val="18"/>
+                <w:szCs w:val="18"/>
+              </w:rPr>
+            </w:r>
+          </w:p>
+        </w:tc>
+        <w:tc>
+          <w:tcPr>
+            <w:tcW w:w="1200" w:type="dxa"/>
+            <w:vAlign w:val="center"/>
+          </w:tcPr>
+          <w:p>
+            <w:pPr>
+              <w:spacing w:line="259" w:lineRule="auto"/>
+              <w:ind w:right="-15"/>
+              <w:rPr>
+                <w:sz w:val="18"/>
+                <w:szCs w:val="18"/>
+              </w:rPr>
+            </w:pPr>
+            <w:r>
+              <w:rPr>
+                <w:sz w:val="18"/>
+                <w:szCs w:val="18"/>
+              </w:rPr>
+            </w:r>
+          </w:p>
+        </w:tc>
+        <w:tc>
+          <w:tcPr>
+            <w:tcW w:w="1560" w:type="dxa"/>
+            <w:vAlign w:val="center"/>
+          </w:tcPr>
+          <w:p>
+            <w:pPr>
+              <w:spacing w:line="259" w:lineRule="auto"/>
+              <w:ind w:right="-15"/>
+              <w:rPr>
+                <w:sz w:val="18"/>
+                <w:szCs w:val="18"/>
+              </w:rPr>
+            </w:pPr>
+            <w:r>
+              <w:rPr>
+                <w:sz w:val="18"/>
+                <w:szCs w:val="18"/>
+              </w:rPr>
+            </w:r>
+          </w:p>
+        </w:tc>
+        <w:tc>
+          <w:tcPr>
+            <w:tcW w:w="2805" w:type="dxa"/>
+            <w:vAlign w:val="center"/>
+          </w:tcPr>
+          <w:p>
+            <w:pPr>
+              <w:spacing w:line="259" w:lineRule="auto"/>
+              <w:ind w:right="-15"/>
+              <w:rPr>
+                <w:sz w:val="18"/>
+                <w:szCs w:val="18"/>
+              </w:rPr>
+            </w:pPr>
+            <w:r>
+              <w:rPr>
+                <w:sz w:val="18"/>
+                <w:szCs w:val="18"/>
+              </w:rPr>
             </w:r>
             <w:proofErr w:type="gramStart"/>
             <w:proofErr w:type="gramEnd"/>

--- a/docs/13_寵物管理/晶片表.docx
+++ b/docs/13_寵物管理/晶片表.docx
@@ -42063,6 +42063,7 @@
                 <w:sz w:val="18"/>
                 <w:szCs w:val="18"/>
               </w:rPr>
+              <w:t>彰化縣伸港鄉溪底村14鄰文工三街59、61號</w:t>
             </w:r>
             <w:proofErr w:type="gramStart"/>
             <w:proofErr w:type="gramEnd"/>
@@ -42309,6 +42310,7 @@
                 <w:sz w:val="18"/>
                 <w:szCs w:val="18"/>
               </w:rPr>
+              <w:t>彰化縣伸港鄉溪底村14鄰文工三街59、61號</w:t>
             </w:r>
             <w:proofErr w:type="gramStart"/>
             <w:proofErr w:type="gramEnd"/>

--- a/docs/13_寵物管理/晶片表.docx
+++ b/docs/13_寵物管理/晶片表.docx
@@ -30206,6 +30206,7 @@
                 <w:sz w:val="18"/>
                 <w:szCs w:val="18"/>
               </w:rPr>
+              <w:t>寵物除戶</w:t>
             </w:r>
           </w:p>
         </w:tc>
@@ -30228,6 +30229,7 @@
                 <w:sz w:val="18"/>
                 <w:szCs w:val="18"/>
               </w:rPr>
+              <w:t>除戶</w:t>
             </w:r>
           </w:p>
         </w:tc>
@@ -30250,6 +30252,7 @@
                 <w:sz w:val="18"/>
                 <w:szCs w:val="18"/>
               </w:rPr>
+              <w:t>除戶</w:t>
             </w:r>
           </w:p>
         </w:tc>
@@ -30272,6 +30275,7 @@
                 <w:sz w:val="18"/>
                 <w:szCs w:val="18"/>
               </w:rPr>
+              <w:t>除戶</w:t>
             </w:r>
             <w:proofErr w:type="gramStart"/>
             <w:proofErr w:type="gramEnd"/>

--- a/docs/13_寵物管理/晶片表.docx
+++ b/docs/13_寵物管理/晶片表.docx
@@ -30206,7 +30206,7 @@
                 <w:sz w:val="18"/>
                 <w:szCs w:val="18"/>
               </w:rPr>
-              <w:t>寵物除戶</w:t>
+              <w:t>寵物除戶2026/08/29</w:t>
             </w:r>
           </w:p>
         </w:tc>

--- a/docs/13_寵物管理/晶片表.docx
+++ b/docs/13_寵物管理/晶片表.docx
@@ -35903,8 +35903,7 @@
                 <w:sz w:val="18"/>
                 <w:szCs w:val="18"/>
               </w:rPr>
-              <w:lastRenderedPageBreak/>
-              <w:t>90007-30010-36946</w:t>
+              <w:t>90007-30009-47952</w:t>
             </w:r>
           </w:p>
         </w:tc>
@@ -35927,7 +35926,7 @@
                 <w:sz w:val="18"/>
                 <w:szCs w:val="18"/>
               </w:rPr>
-              <w:t>90007-30002-35751</w:t>
+              <w:t>99200-73001-25920</w:t>
             </w:r>
           </w:p>
         </w:tc>
@@ -35950,7 +35949,7 @@
                 <w:sz w:val="18"/>
                 <w:szCs w:val="18"/>
               </w:rPr>
-              <w:t>2026/01/28</w:t>
+              <w:t>2026/06/26</w:t>
             </w:r>
           </w:p>
         </w:tc>
@@ -35990,81 +35989,46 @@
                 <w:sz w:val="18"/>
                 <w:szCs w:val="18"/>
               </w:rPr>
-              <w:t>毛色：銀白</w:t>
-            </w:r>
-          </w:p>
-          <w:p>
-            <w:pPr>
-              <w:spacing w:line="259" w:lineRule="auto"/>
-              <w:ind w:right="-15"/>
-              <w:rPr>
-                <w:sz w:val="18"/>
-                <w:szCs w:val="18"/>
-              </w:rPr>
-            </w:pPr>
-            <w:r>
-              <w:rPr>
-                <w:sz w:val="18"/>
-                <w:szCs w:val="18"/>
-              </w:rPr>
-              <w:t>他場名稱：街</w:t>
-            </w:r>
-            <w:proofErr w:type="gramStart"/>
-            <w:r>
-              <w:rPr>
-                <w:sz w:val="18"/>
-                <w:szCs w:val="18"/>
-              </w:rPr>
-              <w:t>角貓舍</w:t>
-            </w:r>
-            <w:proofErr w:type="gramEnd"/>
-          </w:p>
-          <w:p>
-            <w:pPr>
-              <w:spacing w:line="259" w:lineRule="auto"/>
-              <w:ind w:right="-15"/>
-              <w:rPr>
-                <w:sz w:val="18"/>
-                <w:szCs w:val="18"/>
-              </w:rPr>
-            </w:pPr>
-            <w:r>
-              <w:rPr>
-                <w:sz w:val="18"/>
-                <w:szCs w:val="18"/>
-              </w:rPr>
-              <w:t>他</w:t>
-            </w:r>
-            <w:proofErr w:type="gramStart"/>
-            <w:r>
-              <w:rPr>
-                <w:sz w:val="18"/>
-                <w:szCs w:val="18"/>
-              </w:rPr>
-              <w:t>場特寵業繁</w:t>
-            </w:r>
-            <w:proofErr w:type="gramEnd"/>
-            <w:r>
-              <w:rPr>
-                <w:sz w:val="18"/>
-                <w:szCs w:val="18"/>
-              </w:rPr>
-              <w:t>字號：第</w:t>
-            </w:r>
-            <w:r>
-              <w:rPr>
-                <w:sz w:val="18"/>
-                <w:szCs w:val="18"/>
-              </w:rPr>
-              <w:t>S1110039</w:t>
-            </w:r>
-            <w:r>
-              <w:rPr>
-                <w:sz w:val="18"/>
-                <w:szCs w:val="18"/>
-              </w:rPr>
-              <w:t>號</w:t>
-            </w:r>
+              <w:t>毛色：奶油</w:t>
+            </w:r>
+          </w:p>
+          <w:p>
+            <w:pPr>
+              <w:spacing w:line="259" w:lineRule="auto"/>
+              <w:ind w:right="-15"/>
+              <w:rPr>
+                <w:sz w:val="18"/>
+                <w:szCs w:val="18"/>
+              </w:rPr>
+            </w:pPr>
+            <w:r>
+              <w:rPr>
+                <w:sz w:val="18"/>
+                <w:szCs w:val="18"/>
+              </w:rPr>
+              <w:t>他場名稱：貓咪總動員館</w:t>
+            </w:r>
+            <w:proofErr w:type="gramStart"/>
+            <w:proofErr w:type="gramEnd"/>
+          </w:p>
+          <w:p>
+            <w:pPr>
+              <w:spacing w:line="259" w:lineRule="auto"/>
+              <w:ind w:right="-15"/>
+              <w:rPr>
+                <w:sz w:val="18"/>
+                <w:szCs w:val="18"/>
+              </w:rPr>
+            </w:pPr>
+            <w:r>
+              <w:rPr>
+                <w:sz w:val="18"/>
+                <w:szCs w:val="18"/>
+              </w:rPr>
+              <w:t>他場特寵業繁字號：第S1120049號</w:t>
+            </w:r>
+            <w:proofErr w:type="gramStart"/>
+            <w:proofErr w:type="gramEnd"/>
           </w:p>
         </w:tc>
         <w:tc>
@@ -36087,14 +36051,7 @@
                 <w:sz w:val="18"/>
                 <w:szCs w:val="18"/>
               </w:rPr>
-              <w:t>寵物除戶</w:t>
-            </w:r>
-            <w:r>
-              <w:rPr>
-                <w:sz w:val="18"/>
-                <w:szCs w:val="18"/>
-              </w:rPr>
-              <w:t>2026-05-02</w:t>
+              <w:t>2026/09/10</w:t>
             </w:r>
           </w:p>
         </w:tc>
@@ -36117,7 +36074,7 @@
                 <w:sz w:val="18"/>
                 <w:szCs w:val="18"/>
               </w:rPr>
-              <w:t>除戶</w:t>
+              <w:t>蕭語崴</w:t>
             </w:r>
           </w:p>
         </w:tc>
@@ -36140,7 +36097,7 @@
                 <w:sz w:val="18"/>
                 <w:szCs w:val="18"/>
               </w:rPr>
-              <w:t>除戶</w:t>
+              <w:t>O200652966</w:t>
             </w:r>
           </w:p>
         </w:tc>
@@ -36163,8 +36120,10 @@
                 <w:sz w:val="18"/>
                 <w:szCs w:val="18"/>
               </w:rPr>
-              <w:t>除戶</w:t>
-            </w:r>
+              <w:t>0978905306 300 新竹市東區建功一路59巷2號九樓之2</w:t>
+            </w:r>
+            <w:proofErr w:type="gramStart"/>
+            <w:proofErr w:type="gramEnd"/>
           </w:p>
         </w:tc>
       </w:tr>
@@ -36191,7 +36150,7 @@
                 <w:sz w:val="18"/>
                 <w:szCs w:val="18"/>
               </w:rPr>
-              <w:t>90007-30007-79431</w:t>
+              <w:t>90007-30010-83522</w:t>
             </w:r>
           </w:p>
         </w:tc>
@@ -36214,7 +36173,7 @@
                 <w:sz w:val="18"/>
                 <w:szCs w:val="18"/>
               </w:rPr>
-              <w:t>99200-73000-59209</w:t>
+              <w:t>90007-30005-26771</w:t>
             </w:r>
           </w:p>
         </w:tc>
@@ -36237,7 +36196,7 @@
                 <w:sz w:val="18"/>
                 <w:szCs w:val="18"/>
               </w:rPr>
-              <w:t>2026/03/20</w:t>
+              <w:t>2026/06/08</w:t>
             </w:r>
           </w:p>
         </w:tc>
@@ -36260,121 +36219,63 @@
                 <w:sz w:val="18"/>
                 <w:szCs w:val="18"/>
               </w:rPr>
-              <w:t>品種：</w:t>
-            </w:r>
-            <w:proofErr w:type="gramStart"/>
-            <w:r>
-              <w:rPr>
-                <w:sz w:val="18"/>
-                <w:szCs w:val="18"/>
-              </w:rPr>
-              <w:t>曼赤</w:t>
-            </w:r>
-            <w:proofErr w:type="gramEnd"/>
-            <w:r>
-              <w:rPr>
-                <w:sz w:val="18"/>
-                <w:szCs w:val="18"/>
-              </w:rPr>
-              <w:t>肯貓</w:t>
-            </w:r>
-          </w:p>
-          <w:p>
-            <w:pPr>
-              <w:spacing w:line="259" w:lineRule="auto"/>
-              <w:ind w:right="-15"/>
-              <w:rPr>
-                <w:sz w:val="18"/>
-                <w:szCs w:val="18"/>
-              </w:rPr>
-            </w:pPr>
-            <w:r>
-              <w:rPr>
-                <w:sz w:val="18"/>
-                <w:szCs w:val="18"/>
-              </w:rPr>
-              <w:t>毛色：三花</w:t>
-            </w:r>
-          </w:p>
-          <w:p>
-            <w:pPr>
-              <w:spacing w:line="259" w:lineRule="auto"/>
-              <w:ind w:right="-15"/>
-              <w:rPr>
-                <w:sz w:val="18"/>
-                <w:szCs w:val="18"/>
-              </w:rPr>
-            </w:pPr>
-            <w:r>
-              <w:rPr>
-                <w:sz w:val="18"/>
-                <w:szCs w:val="18"/>
-              </w:rPr>
-              <w:t>他場名稱：</w:t>
-            </w:r>
-            <w:proofErr w:type="gramStart"/>
-            <w:r>
-              <w:rPr>
-                <w:sz w:val="18"/>
-                <w:szCs w:val="18"/>
-              </w:rPr>
-              <w:t>愛育寵物</w:t>
-            </w:r>
-            <w:proofErr w:type="gramEnd"/>
-            <w:r>
-              <w:rPr>
-                <w:sz w:val="18"/>
-                <w:szCs w:val="18"/>
-              </w:rPr>
-              <w:t>美容坊</w:t>
-            </w:r>
-          </w:p>
-          <w:p>
-            <w:pPr>
-              <w:spacing w:line="259" w:lineRule="auto"/>
-              <w:ind w:right="-15"/>
-              <w:rPr>
-                <w:sz w:val="18"/>
-                <w:szCs w:val="18"/>
-              </w:rPr>
-            </w:pPr>
-            <w:r>
-              <w:rPr>
-                <w:sz w:val="18"/>
-                <w:szCs w:val="18"/>
-              </w:rPr>
-              <w:t>他</w:t>
-            </w:r>
-            <w:proofErr w:type="gramStart"/>
-            <w:r>
-              <w:rPr>
-                <w:sz w:val="18"/>
-                <w:szCs w:val="18"/>
-              </w:rPr>
-              <w:t>場特寵業繁</w:t>
-            </w:r>
-            <w:proofErr w:type="gramEnd"/>
-            <w:r>
-              <w:rPr>
-                <w:sz w:val="18"/>
-                <w:szCs w:val="18"/>
-              </w:rPr>
-              <w:t>字號：第</w:t>
-            </w:r>
-            <w:r>
-              <w:rPr>
-                <w:sz w:val="18"/>
-                <w:szCs w:val="18"/>
-              </w:rPr>
-              <w:t>I1100076</w:t>
-            </w:r>
-            <w:r>
-              <w:rPr>
-                <w:sz w:val="18"/>
-                <w:szCs w:val="18"/>
-              </w:rPr>
-              <w:t>號</w:t>
-            </w:r>
+              <w:t>品種：英國長毛貓</w:t>
+            </w:r>
+          </w:p>
+          <w:p>
+            <w:pPr>
+              <w:spacing w:line="259" w:lineRule="auto"/>
+              <w:ind w:right="-15"/>
+              <w:rPr>
+                <w:sz w:val="18"/>
+                <w:szCs w:val="18"/>
+              </w:rPr>
+            </w:pPr>
+            <w:r>
+              <w:rPr>
+                <w:sz w:val="18"/>
+                <w:szCs w:val="18"/>
+              </w:rPr>
+              <w:t>毛色：奶油</w:t>
+            </w:r>
+          </w:p>
+          <w:p>
+            <w:pPr>
+              <w:spacing w:line="259" w:lineRule="auto"/>
+              <w:ind w:right="-15"/>
+              <w:rPr>
+                <w:sz w:val="18"/>
+                <w:szCs w:val="18"/>
+              </w:rPr>
+            </w:pPr>
+            <w:r>
+              <w:rPr>
+                <w:sz w:val="18"/>
+                <w:szCs w:val="18"/>
+              </w:rPr>
+              <w:t>他場名稱：街角貓舍</w:t>
+            </w:r>
+            <w:proofErr w:type="gramStart"/>
+            <w:proofErr w:type="gramEnd"/>
+          </w:p>
+          <w:p>
+            <w:pPr>
+              <w:spacing w:line="259" w:lineRule="auto"/>
+              <w:ind w:right="-15"/>
+              <w:rPr>
+                <w:sz w:val="18"/>
+                <w:szCs w:val="18"/>
+              </w:rPr>
+            </w:pPr>
+            <w:r>
+              <w:rPr>
+                <w:sz w:val="18"/>
+                <w:szCs w:val="18"/>
+              </w:rPr>
+              <w:t>他場特寵業繁字號：第S1110039號</w:t>
+            </w:r>
+            <w:proofErr w:type="gramStart"/>
+            <w:proofErr w:type="gramEnd"/>
           </w:p>
         </w:tc>
         <w:tc>
@@ -36397,14 +36298,7 @@
                 <w:sz w:val="18"/>
                 <w:szCs w:val="18"/>
               </w:rPr>
-              <w:t>寵物除戶</w:t>
-            </w:r>
-            <w:r>
-              <w:rPr>
-                <w:sz w:val="18"/>
-                <w:szCs w:val="18"/>
-              </w:rPr>
-              <w:t>2026/06/12</w:t>
+              <w:t>2026/09/10</w:t>
             </w:r>
           </w:p>
         </w:tc>
@@ -36427,7 +36321,7 @@
                 <w:sz w:val="18"/>
                 <w:szCs w:val="18"/>
               </w:rPr>
-              <w:t>除戶</w:t>
+              <w:t>林佳怡</w:t>
             </w:r>
           </w:p>
         </w:tc>
@@ -36450,7 +36344,7 @@
                 <w:sz w:val="18"/>
                 <w:szCs w:val="18"/>
               </w:rPr>
-              <w:t>除戶</w:t>
+              <w:t>L222961693</w:t>
             </w:r>
           </w:p>
         </w:tc>
@@ -36468,6 +36362,15 @@
                 <w:szCs w:val="18"/>
               </w:rPr>
             </w:pPr>
+            <w:r>
+              <w:rPr>
+                <w:sz w:val="18"/>
+                <w:szCs w:val="18"/>
+              </w:rPr>
+              <w:t>0970606602 429 臺中市神岡區大漢街8號五樓之1</w:t>
+            </w:r>
+            <w:proofErr w:type="gramStart"/>
+            <w:proofErr w:type="gramEnd"/>
           </w:p>
         </w:tc>
       </w:tr>
@@ -36494,7 +36397,8 @@
                 <w:sz w:val="18"/>
                 <w:szCs w:val="18"/>
               </w:rPr>
-              <w:t>90007-30010-84450</w:t>
+              <w:lastRenderedPageBreak/>
+              <w:t>90007-30010-36946</w:t>
             </w:r>
           </w:p>
         </w:tc>
@@ -36517,7 +36421,7 @@
                 <w:sz w:val="18"/>
                 <w:szCs w:val="18"/>
               </w:rPr>
-              <w:t>90007-30009-25906</w:t>
+              <w:t>90007-30002-35751</w:t>
             </w:r>
           </w:p>
         </w:tc>
@@ -36540,7 +36444,7 @@
                 <w:sz w:val="18"/>
                 <w:szCs w:val="18"/>
               </w:rPr>
-              <w:t>2026/04/23</w:t>
+              <w:t>2026/01/28</w:t>
             </w:r>
           </w:p>
         </w:tc>
@@ -36563,63 +36467,98 @@
                 <w:sz w:val="18"/>
                 <w:szCs w:val="18"/>
               </w:rPr>
-              <w:t>品種：英國長毛貓</w:t>
-            </w:r>
-          </w:p>
-          <w:p>
-            <w:pPr>
-              <w:spacing w:line="259" w:lineRule="auto"/>
-              <w:ind w:right="-15"/>
-              <w:rPr>
-                <w:sz w:val="18"/>
-                <w:szCs w:val="18"/>
-              </w:rPr>
-            </w:pPr>
-            <w:r>
-              <w:rPr>
-                <w:sz w:val="18"/>
-                <w:szCs w:val="18"/>
-              </w:rPr>
-              <w:t>毛色：奶油</w:t>
-            </w:r>
-          </w:p>
-          <w:p>
-            <w:pPr>
-              <w:spacing w:line="259" w:lineRule="auto"/>
-              <w:ind w:right="-15"/>
-              <w:rPr>
-                <w:sz w:val="18"/>
-                <w:szCs w:val="18"/>
-              </w:rPr>
-            </w:pPr>
-            <w:r>
-              <w:rPr>
-                <w:sz w:val="18"/>
-                <w:szCs w:val="18"/>
-              </w:rPr>
-              <w:t>他場名稱：街角貓舍</w:t>
-            </w:r>
-            <w:proofErr w:type="gramStart"/>
-            <w:proofErr w:type="gramEnd"/>
-          </w:p>
-          <w:p>
-            <w:pPr>
-              <w:spacing w:line="259" w:lineRule="auto"/>
-              <w:ind w:right="-15"/>
-              <w:rPr>
-                <w:sz w:val="18"/>
-                <w:szCs w:val="18"/>
-              </w:rPr>
-            </w:pPr>
-            <w:r>
-              <w:rPr>
-                <w:sz w:val="18"/>
-                <w:szCs w:val="18"/>
-              </w:rPr>
-              <w:t>他場特寵業繁字號：第S1110039號</w:t>
-            </w:r>
-            <w:proofErr w:type="gramStart"/>
-            <w:proofErr w:type="gramEnd"/>
+              <w:t>品種：美國短毛貓</w:t>
+            </w:r>
+          </w:p>
+          <w:p>
+            <w:pPr>
+              <w:spacing w:line="259" w:lineRule="auto"/>
+              <w:ind w:right="-15"/>
+              <w:rPr>
+                <w:sz w:val="18"/>
+                <w:szCs w:val="18"/>
+              </w:rPr>
+            </w:pPr>
+            <w:r>
+              <w:rPr>
+                <w:sz w:val="18"/>
+                <w:szCs w:val="18"/>
+              </w:rPr>
+              <w:t>毛色：銀白</w:t>
+            </w:r>
+          </w:p>
+          <w:p>
+            <w:pPr>
+              <w:spacing w:line="259" w:lineRule="auto"/>
+              <w:ind w:right="-15"/>
+              <w:rPr>
+                <w:sz w:val="18"/>
+                <w:szCs w:val="18"/>
+              </w:rPr>
+            </w:pPr>
+            <w:r>
+              <w:rPr>
+                <w:sz w:val="18"/>
+                <w:szCs w:val="18"/>
+              </w:rPr>
+              <w:t>他場名稱：街</w:t>
+            </w:r>
+            <w:proofErr w:type="gramStart"/>
+            <w:r>
+              <w:rPr>
+                <w:sz w:val="18"/>
+                <w:szCs w:val="18"/>
+              </w:rPr>
+              <w:t>角貓舍</w:t>
+            </w:r>
+            <w:proofErr w:type="gramEnd"/>
+          </w:p>
+          <w:p>
+            <w:pPr>
+              <w:spacing w:line="259" w:lineRule="auto"/>
+              <w:ind w:right="-15"/>
+              <w:rPr>
+                <w:sz w:val="18"/>
+                <w:szCs w:val="18"/>
+              </w:rPr>
+            </w:pPr>
+            <w:r>
+              <w:rPr>
+                <w:sz w:val="18"/>
+                <w:szCs w:val="18"/>
+              </w:rPr>
+              <w:t>他</w:t>
+            </w:r>
+            <w:proofErr w:type="gramStart"/>
+            <w:r>
+              <w:rPr>
+                <w:sz w:val="18"/>
+                <w:szCs w:val="18"/>
+              </w:rPr>
+              <w:t>場特寵業繁</w:t>
+            </w:r>
+            <w:proofErr w:type="gramEnd"/>
+            <w:r>
+              <w:rPr>
+                <w:sz w:val="18"/>
+                <w:szCs w:val="18"/>
+              </w:rPr>
+              <w:t>字號：第</w:t>
+            </w:r>
+            <w:r>
+              <w:rPr>
+                <w:sz w:val="18"/>
+                <w:szCs w:val="18"/>
+              </w:rPr>
+              <w:t>S1110039</w:t>
+            </w:r>
+            <w:r>
+              <w:rPr>
+                <w:sz w:val="18"/>
+                <w:szCs w:val="18"/>
+              </w:rPr>
+              <w:t>號</w:t>
+            </w:r>
           </w:p>
         </w:tc>
         <w:tc>
@@ -36642,7 +36581,14 @@
                 <w:sz w:val="18"/>
                 <w:szCs w:val="18"/>
               </w:rPr>
-              <w:t>寵物除戶2026/07/29</w:t>
+              <w:t>寵物除戶</w:t>
+            </w:r>
+            <w:r>
+              <w:rPr>
+                <w:sz w:val="18"/>
+                <w:szCs w:val="18"/>
+              </w:rPr>
+              <w:t>2026-05-02</w:t>
             </w:r>
           </w:p>
         </w:tc>
@@ -36713,8 +36659,6 @@
               </w:rPr>
               <w:t>除戶</w:t>
             </w:r>
-            <w:proofErr w:type="gramStart"/>
-            <w:proofErr w:type="gramEnd"/>
           </w:p>
         </w:tc>
       </w:tr>
@@ -36741,7 +36685,7 @@
                 <w:sz w:val="18"/>
                 <w:szCs w:val="18"/>
               </w:rPr>
-              <w:t>90007-30010-84457</w:t>
+              <w:t>90007-30007-79431</w:t>
             </w:r>
           </w:p>
         </w:tc>
@@ -36764,7 +36708,7 @@
                 <w:sz w:val="18"/>
                 <w:szCs w:val="18"/>
               </w:rPr>
-              <w:t>90007-30003-73834</w:t>
+              <w:t>99200-73000-59209</w:t>
             </w:r>
           </w:p>
         </w:tc>
@@ -36787,7 +36731,7 @@
                 <w:sz w:val="18"/>
                 <w:szCs w:val="18"/>
               </w:rPr>
-              <w:t>2026/05/12</w:t>
+              <w:t>2026/03/20</w:t>
             </w:r>
           </w:p>
         </w:tc>
@@ -36810,63 +36754,121 @@
                 <w:sz w:val="18"/>
                 <w:szCs w:val="18"/>
               </w:rPr>
-              <w:t>品種：英國短毛貓</w:t>
-            </w:r>
-          </w:p>
-          <w:p>
-            <w:pPr>
-              <w:spacing w:line="259" w:lineRule="auto"/>
-              <w:ind w:right="-15"/>
-              <w:rPr>
-                <w:sz w:val="18"/>
-                <w:szCs w:val="18"/>
-              </w:rPr>
-            </w:pPr>
-            <w:r>
-              <w:rPr>
-                <w:sz w:val="18"/>
-                <w:szCs w:val="18"/>
-              </w:rPr>
-              <w:t>毛色：藍</w:t>
-            </w:r>
-          </w:p>
-          <w:p>
-            <w:pPr>
-              <w:spacing w:line="259" w:lineRule="auto"/>
-              <w:ind w:right="-15"/>
-              <w:rPr>
-                <w:sz w:val="18"/>
-                <w:szCs w:val="18"/>
-              </w:rPr>
-            </w:pPr>
-            <w:r>
-              <w:rPr>
-                <w:sz w:val="18"/>
-                <w:szCs w:val="18"/>
-              </w:rPr>
-              <w:t>他場名稱：街角貓舍</w:t>
-            </w:r>
-            <w:proofErr w:type="gramStart"/>
-            <w:proofErr w:type="gramEnd"/>
-          </w:p>
-          <w:p>
-            <w:pPr>
-              <w:spacing w:line="259" w:lineRule="auto"/>
-              <w:ind w:right="-15"/>
-              <w:rPr>
-                <w:sz w:val="18"/>
-                <w:szCs w:val="18"/>
-              </w:rPr>
-            </w:pPr>
-            <w:r>
-              <w:rPr>
-                <w:sz w:val="18"/>
-                <w:szCs w:val="18"/>
-              </w:rPr>
-              <w:t>他場特寵業繁字號：第S1110039號</w:t>
-            </w:r>
-            <w:proofErr w:type="gramStart"/>
-            <w:proofErr w:type="gramEnd"/>
+              <w:t>品種：</w:t>
+            </w:r>
+            <w:proofErr w:type="gramStart"/>
+            <w:r>
+              <w:rPr>
+                <w:sz w:val="18"/>
+                <w:szCs w:val="18"/>
+              </w:rPr>
+              <w:t>曼赤</w:t>
+            </w:r>
+            <w:proofErr w:type="gramEnd"/>
+            <w:r>
+              <w:rPr>
+                <w:sz w:val="18"/>
+                <w:szCs w:val="18"/>
+              </w:rPr>
+              <w:t>肯貓</w:t>
+            </w:r>
+          </w:p>
+          <w:p>
+            <w:pPr>
+              <w:spacing w:line="259" w:lineRule="auto"/>
+              <w:ind w:right="-15"/>
+              <w:rPr>
+                <w:sz w:val="18"/>
+                <w:szCs w:val="18"/>
+              </w:rPr>
+            </w:pPr>
+            <w:r>
+              <w:rPr>
+                <w:sz w:val="18"/>
+                <w:szCs w:val="18"/>
+              </w:rPr>
+              <w:t>毛色：三花</w:t>
+            </w:r>
+          </w:p>
+          <w:p>
+            <w:pPr>
+              <w:spacing w:line="259" w:lineRule="auto"/>
+              <w:ind w:right="-15"/>
+              <w:rPr>
+                <w:sz w:val="18"/>
+                <w:szCs w:val="18"/>
+              </w:rPr>
+            </w:pPr>
+            <w:r>
+              <w:rPr>
+                <w:sz w:val="18"/>
+                <w:szCs w:val="18"/>
+              </w:rPr>
+              <w:t>他場名稱：</w:t>
+            </w:r>
+            <w:proofErr w:type="gramStart"/>
+            <w:r>
+              <w:rPr>
+                <w:sz w:val="18"/>
+                <w:szCs w:val="18"/>
+              </w:rPr>
+              <w:t>愛育寵物</w:t>
+            </w:r>
+            <w:proofErr w:type="gramEnd"/>
+            <w:r>
+              <w:rPr>
+                <w:sz w:val="18"/>
+                <w:szCs w:val="18"/>
+              </w:rPr>
+              <w:t>美容坊</w:t>
+            </w:r>
+          </w:p>
+          <w:p>
+            <w:pPr>
+              <w:spacing w:line="259" w:lineRule="auto"/>
+              <w:ind w:right="-15"/>
+              <w:rPr>
+                <w:sz w:val="18"/>
+                <w:szCs w:val="18"/>
+              </w:rPr>
+            </w:pPr>
+            <w:r>
+              <w:rPr>
+                <w:sz w:val="18"/>
+                <w:szCs w:val="18"/>
+              </w:rPr>
+              <w:t>他</w:t>
+            </w:r>
+            <w:proofErr w:type="gramStart"/>
+            <w:r>
+              <w:rPr>
+                <w:sz w:val="18"/>
+                <w:szCs w:val="18"/>
+              </w:rPr>
+              <w:t>場特寵業繁</w:t>
+            </w:r>
+            <w:proofErr w:type="gramEnd"/>
+            <w:r>
+              <w:rPr>
+                <w:sz w:val="18"/>
+                <w:szCs w:val="18"/>
+              </w:rPr>
+              <w:t>字號：第</w:t>
+            </w:r>
+            <w:r>
+              <w:rPr>
+                <w:sz w:val="18"/>
+                <w:szCs w:val="18"/>
+              </w:rPr>
+              <w:t>I1100076</w:t>
+            </w:r>
+            <w:r>
+              <w:rPr>
+                <w:sz w:val="18"/>
+                <w:szCs w:val="18"/>
+              </w:rPr>
+              <w:t>號</w:t>
+            </w:r>
           </w:p>
         </w:tc>
         <w:tc>
@@ -36889,7 +36891,14 @@
                 <w:sz w:val="18"/>
                 <w:szCs w:val="18"/>
               </w:rPr>
-              <w:t>寵物除戶2026/08/29</w:t>
+              <w:t>寵物除戶</w:t>
+            </w:r>
+            <w:r>
+              <w:rPr>
+                <w:sz w:val="18"/>
+                <w:szCs w:val="18"/>
+              </w:rPr>
+              <w:t>2026/06/12</w:t>
             </w:r>
           </w:p>
         </w:tc>
@@ -36953,15 +36962,6 @@
                 <w:szCs w:val="18"/>
               </w:rPr>
             </w:pPr>
-            <w:r>
-              <w:rPr>
-                <w:sz w:val="18"/>
-                <w:szCs w:val="18"/>
-              </w:rPr>
-              <w:t>除戶</w:t>
-            </w:r>
-            <w:proofErr w:type="gramStart"/>
-            <w:proofErr w:type="gramEnd"/>
           </w:p>
         </w:tc>
       </w:tr>
@@ -36988,8 +36988,7 @@
                 <w:sz w:val="18"/>
                 <w:szCs w:val="18"/>
               </w:rPr>
-              <w:lastRenderedPageBreak/>
-              <w:t>90007-30010-26940</w:t>
+              <w:t>90007-30010-84450</w:t>
             </w:r>
           </w:p>
         </w:tc>
@@ -37012,7 +37011,7 @@
                 <w:sz w:val="18"/>
                 <w:szCs w:val="18"/>
               </w:rPr>
-              <w:t>90007-30004-67813</w:t>
+              <w:t>90007-30009-25906</w:t>
             </w:r>
           </w:p>
         </w:tc>
@@ -37035,7 +37034,7 @@
                 <w:sz w:val="18"/>
                 <w:szCs w:val="18"/>
               </w:rPr>
-              <w:t>2026/03/10</w:t>
+              <w:t>2026/04/23</w:t>
             </w:r>
           </w:p>
         </w:tc>
@@ -37058,98 +37057,63 @@
                 <w:sz w:val="18"/>
                 <w:szCs w:val="18"/>
               </w:rPr>
-              <w:t>品種：美國短毛貓</w:t>
-            </w:r>
-          </w:p>
-          <w:p>
-            <w:pPr>
-              <w:spacing w:line="259" w:lineRule="auto"/>
-              <w:ind w:right="-15"/>
-              <w:rPr>
-                <w:sz w:val="18"/>
-                <w:szCs w:val="18"/>
-              </w:rPr>
-            </w:pPr>
-            <w:r>
-              <w:rPr>
-                <w:sz w:val="18"/>
-                <w:szCs w:val="18"/>
-              </w:rPr>
-              <w:t>毛色：銀白</w:t>
-            </w:r>
-          </w:p>
-          <w:p>
-            <w:pPr>
-              <w:spacing w:line="259" w:lineRule="auto"/>
-              <w:ind w:right="-15"/>
-              <w:rPr>
-                <w:sz w:val="18"/>
-                <w:szCs w:val="18"/>
-              </w:rPr>
-            </w:pPr>
-            <w:r>
-              <w:rPr>
-                <w:sz w:val="18"/>
-                <w:szCs w:val="18"/>
-              </w:rPr>
-              <w:t>他場名稱：</w:t>
-            </w:r>
-            <w:proofErr w:type="gramStart"/>
-            <w:r>
-              <w:rPr>
-                <w:sz w:val="18"/>
-                <w:szCs w:val="18"/>
-              </w:rPr>
-              <w:t>小藤貓舍</w:t>
-            </w:r>
-            <w:proofErr w:type="gramEnd"/>
-          </w:p>
-          <w:p>
-            <w:pPr>
-              <w:spacing w:line="259" w:lineRule="auto"/>
-              <w:ind w:right="-15"/>
-              <w:rPr>
-                <w:sz w:val="18"/>
-                <w:szCs w:val="18"/>
-              </w:rPr>
-            </w:pPr>
-            <w:r>
-              <w:rPr>
-                <w:sz w:val="18"/>
-                <w:szCs w:val="18"/>
-              </w:rPr>
-              <w:t>他</w:t>
-            </w:r>
-            <w:proofErr w:type="gramStart"/>
-            <w:r>
-              <w:rPr>
-                <w:sz w:val="18"/>
-                <w:szCs w:val="18"/>
-              </w:rPr>
-              <w:t>場特寵業繁</w:t>
-            </w:r>
-            <w:proofErr w:type="gramEnd"/>
-            <w:r>
-              <w:rPr>
-                <w:sz w:val="18"/>
-                <w:szCs w:val="18"/>
-              </w:rPr>
-              <w:t>字號：第</w:t>
-            </w:r>
-            <w:r>
-              <w:rPr>
-                <w:sz w:val="18"/>
-                <w:szCs w:val="18"/>
-              </w:rPr>
-              <w:t>A1110992</w:t>
-            </w:r>
-            <w:r>
-              <w:rPr>
-                <w:sz w:val="18"/>
-                <w:szCs w:val="18"/>
-              </w:rPr>
-              <w:t>號</w:t>
-            </w:r>
+              <w:t>品種：英國長毛貓</w:t>
+            </w:r>
+          </w:p>
+          <w:p>
+            <w:pPr>
+              <w:spacing w:line="259" w:lineRule="auto"/>
+              <w:ind w:right="-15"/>
+              <w:rPr>
+                <w:sz w:val="18"/>
+                <w:szCs w:val="18"/>
+              </w:rPr>
+            </w:pPr>
+            <w:r>
+              <w:rPr>
+                <w:sz w:val="18"/>
+                <w:szCs w:val="18"/>
+              </w:rPr>
+              <w:t>毛色：奶油</w:t>
+            </w:r>
+          </w:p>
+          <w:p>
+            <w:pPr>
+              <w:spacing w:line="259" w:lineRule="auto"/>
+              <w:ind w:right="-15"/>
+              <w:rPr>
+                <w:sz w:val="18"/>
+                <w:szCs w:val="18"/>
+              </w:rPr>
+            </w:pPr>
+            <w:r>
+              <w:rPr>
+                <w:sz w:val="18"/>
+                <w:szCs w:val="18"/>
+              </w:rPr>
+              <w:t>他場名稱：街角貓舍</w:t>
+            </w:r>
+            <w:proofErr w:type="gramStart"/>
+            <w:proofErr w:type="gramEnd"/>
+          </w:p>
+          <w:p>
+            <w:pPr>
+              <w:spacing w:line="259" w:lineRule="auto"/>
+              <w:ind w:right="-15"/>
+              <w:rPr>
+                <w:sz w:val="18"/>
+                <w:szCs w:val="18"/>
+              </w:rPr>
+            </w:pPr>
+            <w:r>
+              <w:rPr>
+                <w:sz w:val="18"/>
+                <w:szCs w:val="18"/>
+              </w:rPr>
+              <w:t>他場特寵業繁字號：第S1110039號</w:t>
+            </w:r>
+            <w:proofErr w:type="gramStart"/>
+            <w:proofErr w:type="gramEnd"/>
           </w:p>
         </w:tc>
         <w:tc>
@@ -37167,6 +37131,13 @@
                 <w:szCs w:val="18"/>
               </w:rPr>
             </w:pPr>
+            <w:r>
+              <w:rPr>
+                <w:sz w:val="18"/>
+                <w:szCs w:val="18"/>
+              </w:rPr>
+              <w:t>寵物除戶2026/07/29</w:t>
+            </w:r>
           </w:p>
         </w:tc>
         <w:tc>
@@ -37183,6 +37154,13 @@
                 <w:szCs w:val="18"/>
               </w:rPr>
             </w:pPr>
+            <w:r>
+              <w:rPr>
+                <w:sz w:val="18"/>
+                <w:szCs w:val="18"/>
+              </w:rPr>
+              <w:t>除戶</w:t>
+            </w:r>
           </w:p>
         </w:tc>
         <w:tc>
@@ -37199,6 +37177,13 @@
                 <w:szCs w:val="18"/>
               </w:rPr>
             </w:pPr>
+            <w:r>
+              <w:rPr>
+                <w:sz w:val="18"/>
+                <w:szCs w:val="18"/>
+              </w:rPr>
+              <w:t>除戶</w:t>
+            </w:r>
           </w:p>
         </w:tc>
         <w:tc>
@@ -37215,6 +37200,15 @@
                 <w:szCs w:val="18"/>
               </w:rPr>
             </w:pPr>
+            <w:r>
+              <w:rPr>
+                <w:sz w:val="18"/>
+                <w:szCs w:val="18"/>
+              </w:rPr>
+              <w:t>除戶</w:t>
+            </w:r>
+            <w:proofErr w:type="gramStart"/>
+            <w:proofErr w:type="gramEnd"/>
           </w:p>
         </w:tc>
       </w:tr>
@@ -37241,7 +37235,7 @@
                 <w:sz w:val="18"/>
                 <w:szCs w:val="18"/>
               </w:rPr>
-              <w:t>90007-30010-84432</w:t>
+              <w:t>90007-30010-84457</w:t>
             </w:r>
           </w:p>
         </w:tc>
@@ -37264,7 +37258,7 @@
                 <w:sz w:val="18"/>
                 <w:szCs w:val="18"/>
               </w:rPr>
-              <w:t>90007-30002-95263</w:t>
+              <w:t>90007-30003-73834</w:t>
             </w:r>
           </w:p>
         </w:tc>
@@ -37287,7 +37281,7 @@
                 <w:sz w:val="18"/>
                 <w:szCs w:val="18"/>
               </w:rPr>
-              <w:t>2026/04/16</w:t>
+              <w:t>2026/05/12</w:t>
             </w:r>
           </w:p>
         </w:tc>
@@ -37310,24 +37304,24 @@
                 <w:sz w:val="18"/>
                 <w:szCs w:val="18"/>
               </w:rPr>
-              <w:t>品種：英國長毛貓</w:t>
-            </w:r>
-          </w:p>
-          <w:p>
-            <w:pPr>
-              <w:spacing w:line="259" w:lineRule="auto"/>
-              <w:ind w:right="-15"/>
-              <w:rPr>
-                <w:sz w:val="18"/>
-                <w:szCs w:val="18"/>
-              </w:rPr>
-            </w:pPr>
-            <w:r>
-              <w:rPr>
-                <w:sz w:val="18"/>
-                <w:szCs w:val="18"/>
-              </w:rPr>
-              <w:t>毛色：銀白</w:t>
+              <w:t>品種：英國短毛貓</w:t>
+            </w:r>
+          </w:p>
+          <w:p>
+            <w:pPr>
+              <w:spacing w:line="259" w:lineRule="auto"/>
+              <w:ind w:right="-15"/>
+              <w:rPr>
+                <w:sz w:val="18"/>
+                <w:szCs w:val="18"/>
+              </w:rPr>
+            </w:pPr>
+            <w:r>
+              <w:rPr>
+                <w:sz w:val="18"/>
+                <w:szCs w:val="18"/>
+              </w:rPr>
+              <w:t>毛色：藍</w:t>
             </w:r>
           </w:p>
           <w:p>
@@ -37389,6 +37383,7 @@
                 <w:sz w:val="18"/>
                 <w:szCs w:val="18"/>
               </w:rPr>
+              <w:t>寵物除戶2026/08/29</w:t>
             </w:r>
           </w:p>
         </w:tc>
@@ -37411,6 +37406,7 @@
                 <w:sz w:val="18"/>
                 <w:szCs w:val="18"/>
               </w:rPr>
+              <w:t>除戶</w:t>
             </w:r>
           </w:p>
         </w:tc>
@@ -37433,6 +37429,7 @@
                 <w:sz w:val="18"/>
                 <w:szCs w:val="18"/>
               </w:rPr>
+              <w:t>除戶</w:t>
             </w:r>
           </w:p>
         </w:tc>
@@ -37455,6 +37452,7 @@
                 <w:sz w:val="18"/>
                 <w:szCs w:val="18"/>
               </w:rPr>
+              <w:t>除戶</w:t>
             </w:r>
             <w:proofErr w:type="gramStart"/>
             <w:proofErr w:type="gramEnd"/>
@@ -37484,7 +37482,8 @@
                 <w:sz w:val="18"/>
                 <w:szCs w:val="18"/>
               </w:rPr>
-              <w:t>90007-30009-79176</w:t>
+              <w:lastRenderedPageBreak/>
+              <w:t>90007-30010-26940</w:t>
             </w:r>
           </w:p>
         </w:tc>
@@ -37507,7 +37506,7 @@
                 <w:sz w:val="18"/>
                 <w:szCs w:val="18"/>
               </w:rPr>
-              <w:t>90026-30010-05219</w:t>
+              <w:t>90007-30004-67813</w:t>
             </w:r>
           </w:p>
         </w:tc>
@@ -37530,7 +37529,7 @@
                 <w:sz w:val="18"/>
                 <w:szCs w:val="18"/>
               </w:rPr>
-              <w:t>2026/02/16</w:t>
+              <w:t>2026/03/10</w:t>
             </w:r>
           </w:p>
         </w:tc>
@@ -37553,63 +37552,98 @@
                 <w:sz w:val="18"/>
                 <w:szCs w:val="18"/>
               </w:rPr>
-              <w:t>品種：布偶貓</w:t>
-            </w:r>
-          </w:p>
-          <w:p>
-            <w:pPr>
-              <w:spacing w:line="259" w:lineRule="auto"/>
-              <w:ind w:right="-15"/>
-              <w:rPr>
-                <w:sz w:val="18"/>
-                <w:szCs w:val="18"/>
-              </w:rPr>
-            </w:pPr>
-            <w:r>
-              <w:rPr>
-                <w:sz w:val="18"/>
-                <w:szCs w:val="18"/>
-              </w:rPr>
-              <w:t>毛色：山貓重點</w:t>
-            </w:r>
-          </w:p>
-          <w:p>
-            <w:pPr>
-              <w:spacing w:line="259" w:lineRule="auto"/>
-              <w:ind w:right="-15"/>
-              <w:rPr>
-                <w:sz w:val="18"/>
-                <w:szCs w:val="18"/>
-              </w:rPr>
-            </w:pPr>
-            <w:r>
-              <w:rPr>
-                <w:sz w:val="18"/>
-                <w:szCs w:val="18"/>
-              </w:rPr>
-              <w:t>他場名稱：街角貓舍</w:t>
-            </w:r>
-            <w:proofErr w:type="gramStart"/>
-            <w:proofErr w:type="gramEnd"/>
-          </w:p>
-          <w:p>
-            <w:pPr>
-              <w:spacing w:line="259" w:lineRule="auto"/>
-              <w:ind w:right="-15"/>
-              <w:rPr>
-                <w:sz w:val="18"/>
-                <w:szCs w:val="18"/>
-              </w:rPr>
-            </w:pPr>
-            <w:r>
-              <w:rPr>
-                <w:sz w:val="18"/>
-                <w:szCs w:val="18"/>
-              </w:rPr>
-              <w:t>他場特寵業繁字號：第S1110039號</w:t>
-            </w:r>
-            <w:proofErr w:type="gramStart"/>
-            <w:proofErr w:type="gramEnd"/>
+              <w:t>品種：美國短毛貓</w:t>
+            </w:r>
+          </w:p>
+          <w:p>
+            <w:pPr>
+              <w:spacing w:line="259" w:lineRule="auto"/>
+              <w:ind w:right="-15"/>
+              <w:rPr>
+                <w:sz w:val="18"/>
+                <w:szCs w:val="18"/>
+              </w:rPr>
+            </w:pPr>
+            <w:r>
+              <w:rPr>
+                <w:sz w:val="18"/>
+                <w:szCs w:val="18"/>
+              </w:rPr>
+              <w:t>毛色：銀白</w:t>
+            </w:r>
+          </w:p>
+          <w:p>
+            <w:pPr>
+              <w:spacing w:line="259" w:lineRule="auto"/>
+              <w:ind w:right="-15"/>
+              <w:rPr>
+                <w:sz w:val="18"/>
+                <w:szCs w:val="18"/>
+              </w:rPr>
+            </w:pPr>
+            <w:r>
+              <w:rPr>
+                <w:sz w:val="18"/>
+                <w:szCs w:val="18"/>
+              </w:rPr>
+              <w:t>他場名稱：</w:t>
+            </w:r>
+            <w:proofErr w:type="gramStart"/>
+            <w:r>
+              <w:rPr>
+                <w:sz w:val="18"/>
+                <w:szCs w:val="18"/>
+              </w:rPr>
+              <w:t>小藤貓舍</w:t>
+            </w:r>
+            <w:proofErr w:type="gramEnd"/>
+          </w:p>
+          <w:p>
+            <w:pPr>
+              <w:spacing w:line="259" w:lineRule="auto"/>
+              <w:ind w:right="-15"/>
+              <w:rPr>
+                <w:sz w:val="18"/>
+                <w:szCs w:val="18"/>
+              </w:rPr>
+            </w:pPr>
+            <w:r>
+              <w:rPr>
+                <w:sz w:val="18"/>
+                <w:szCs w:val="18"/>
+              </w:rPr>
+              <w:t>他</w:t>
+            </w:r>
+            <w:proofErr w:type="gramStart"/>
+            <w:r>
+              <w:rPr>
+                <w:sz w:val="18"/>
+                <w:szCs w:val="18"/>
+              </w:rPr>
+              <w:t>場特寵業繁</w:t>
+            </w:r>
+            <w:proofErr w:type="gramEnd"/>
+            <w:r>
+              <w:rPr>
+                <w:sz w:val="18"/>
+                <w:szCs w:val="18"/>
+              </w:rPr>
+              <w:t>字號：第</w:t>
+            </w:r>
+            <w:r>
+              <w:rPr>
+                <w:sz w:val="18"/>
+                <w:szCs w:val="18"/>
+              </w:rPr>
+              <w:t>A1110992</w:t>
+            </w:r>
+            <w:r>
+              <w:rPr>
+                <w:sz w:val="18"/>
+                <w:szCs w:val="18"/>
+              </w:rPr>
+              <w:t>號</w:t>
+            </w:r>
           </w:p>
         </w:tc>
         <w:tc>
@@ -37627,12 +37661,6 @@
                 <w:szCs w:val="18"/>
               </w:rPr>
             </w:pPr>
-            <w:r>
-              <w:rPr>
-                <w:sz w:val="18"/>
-                <w:szCs w:val="18"/>
-              </w:rPr>
-            </w:r>
           </w:p>
         </w:tc>
         <w:tc>
@@ -37649,12 +37677,6 @@
                 <w:szCs w:val="18"/>
               </w:rPr>
             </w:pPr>
-            <w:r>
-              <w:rPr>
-                <w:sz w:val="18"/>
-                <w:szCs w:val="18"/>
-              </w:rPr>
-            </w:r>
           </w:p>
         </w:tc>
         <w:tc>
@@ -37671,12 +37693,6 @@
                 <w:szCs w:val="18"/>
               </w:rPr>
             </w:pPr>
-            <w:r>
-              <w:rPr>
-                <w:sz w:val="18"/>
-                <w:szCs w:val="18"/>
-              </w:rPr>
-            </w:r>
           </w:p>
         </w:tc>
         <w:tc>
@@ -37693,14 +37709,6 @@
                 <w:szCs w:val="18"/>
               </w:rPr>
             </w:pPr>
-            <w:r>
-              <w:rPr>
-                <w:sz w:val="18"/>
-                <w:szCs w:val="18"/>
-              </w:rPr>
-            </w:r>
-            <w:proofErr w:type="gramStart"/>
-            <w:proofErr w:type="gramEnd"/>
           </w:p>
         </w:tc>
       </w:tr>
@@ -37727,7 +37735,7 @@
                 <w:sz w:val="18"/>
                 <w:szCs w:val="18"/>
               </w:rPr>
-              <w:t>90007-30010-84451</w:t>
+              <w:t>90007-30010-84432</w:t>
             </w:r>
           </w:p>
         </w:tc>
@@ -37750,7 +37758,7 @@
                 <w:sz w:val="18"/>
                 <w:szCs w:val="18"/>
               </w:rPr>
-              <w:t>90007-30009-25906</w:t>
+              <w:t>90007-30002-95263</w:t>
             </w:r>
           </w:p>
         </w:tc>
@@ -37773,7 +37781,7 @@
                 <w:sz w:val="18"/>
                 <w:szCs w:val="18"/>
               </w:rPr>
-              <w:t>2026/04/23</w:t>
+              <w:t>2026/04/16</w:t>
             </w:r>
           </w:p>
         </w:tc>
@@ -37813,7 +37821,7 @@
                 <w:sz w:val="18"/>
                 <w:szCs w:val="18"/>
               </w:rPr>
-              <w:t>毛色：奶油</w:t>
+              <w:t>毛色：銀白</w:t>
             </w:r>
           </w:p>
           <w:p>
@@ -37970,7 +37978,7 @@
                 <w:sz w:val="18"/>
                 <w:szCs w:val="18"/>
               </w:rPr>
-              <w:t>90007-30009-55365</w:t>
+              <w:t>90007-30009-79176</w:t>
             </w:r>
           </w:p>
         </w:tc>
@@ -37993,7 +38001,7 @@
                 <w:sz w:val="18"/>
                 <w:szCs w:val="18"/>
               </w:rPr>
-              <w:t>90007-30005-97799</w:t>
+              <w:t>90026-30010-05219</w:t>
             </w:r>
           </w:p>
         </w:tc>
@@ -38016,7 +38024,7 @@
                 <w:sz w:val="18"/>
                 <w:szCs w:val="18"/>
               </w:rPr>
-              <w:t>2026/05/04</w:t>
+              <w:t>2026/02/16</w:t>
             </w:r>
           </w:p>
         </w:tc>
@@ -38039,60 +38047,60 @@
                 <w:sz w:val="18"/>
                 <w:szCs w:val="18"/>
               </w:rPr>
-              <w:t>品種：英國短毛貓</w:t>
-            </w:r>
-          </w:p>
-          <w:p>
-            <w:pPr>
-              <w:spacing w:line="259" w:lineRule="auto"/>
-              <w:ind w:right="-15"/>
-              <w:rPr>
-                <w:sz w:val="18"/>
-                <w:szCs w:val="18"/>
-              </w:rPr>
-            </w:pPr>
-            <w:r>
-              <w:rPr>
-                <w:sz w:val="18"/>
-                <w:szCs w:val="18"/>
-              </w:rPr>
-              <w:t>毛色：銀白</w:t>
-            </w:r>
-          </w:p>
-          <w:p>
-            <w:pPr>
-              <w:spacing w:line="259" w:lineRule="auto"/>
-              <w:ind w:right="-15"/>
-              <w:rPr>
-                <w:sz w:val="18"/>
-                <w:szCs w:val="18"/>
-              </w:rPr>
-            </w:pPr>
-            <w:r>
-              <w:rPr>
-                <w:sz w:val="18"/>
-                <w:szCs w:val="18"/>
-              </w:rPr>
-              <w:t>他場名稱：嫚倪貓舍</w:t>
-            </w:r>
-            <w:proofErr w:type="gramStart"/>
-            <w:proofErr w:type="gramEnd"/>
-          </w:p>
-          <w:p>
-            <w:pPr>
-              <w:spacing w:line="259" w:lineRule="auto"/>
-              <w:ind w:right="-15"/>
-              <w:rPr>
-                <w:sz w:val="18"/>
-                <w:szCs w:val="18"/>
-              </w:rPr>
-            </w:pPr>
-            <w:r>
-              <w:rPr>
-                <w:sz w:val="18"/>
-                <w:szCs w:val="18"/>
-              </w:rPr>
-              <w:t>他場特寵業繁字號：第U1100538號</w:t>
+              <w:t>品種：布偶貓</w:t>
+            </w:r>
+          </w:p>
+          <w:p>
+            <w:pPr>
+              <w:spacing w:line="259" w:lineRule="auto"/>
+              <w:ind w:right="-15"/>
+              <w:rPr>
+                <w:sz w:val="18"/>
+                <w:szCs w:val="18"/>
+              </w:rPr>
+            </w:pPr>
+            <w:r>
+              <w:rPr>
+                <w:sz w:val="18"/>
+                <w:szCs w:val="18"/>
+              </w:rPr>
+              <w:t>毛色：山貓重點</w:t>
+            </w:r>
+          </w:p>
+          <w:p>
+            <w:pPr>
+              <w:spacing w:line="259" w:lineRule="auto"/>
+              <w:ind w:right="-15"/>
+              <w:rPr>
+                <w:sz w:val="18"/>
+                <w:szCs w:val="18"/>
+              </w:rPr>
+            </w:pPr>
+            <w:r>
+              <w:rPr>
+                <w:sz w:val="18"/>
+                <w:szCs w:val="18"/>
+              </w:rPr>
+              <w:t>他場名稱：街角貓舍</w:t>
+            </w:r>
+            <w:proofErr w:type="gramStart"/>
+            <w:proofErr w:type="gramEnd"/>
+          </w:p>
+          <w:p>
+            <w:pPr>
+              <w:spacing w:line="259" w:lineRule="auto"/>
+              <w:ind w:right="-15"/>
+              <w:rPr>
+                <w:sz w:val="18"/>
+                <w:szCs w:val="18"/>
+              </w:rPr>
+            </w:pPr>
+            <w:r>
+              <w:rPr>
+                <w:sz w:val="18"/>
+                <w:szCs w:val="18"/>
+              </w:rPr>
+              <w:t>他場特寵業繁字號：第S1110039號</w:t>
             </w:r>
             <w:proofErr w:type="gramStart"/>
             <w:proofErr w:type="gramEnd"/>
@@ -38213,7 +38221,7 @@
                 <w:sz w:val="18"/>
                 <w:szCs w:val="18"/>
               </w:rPr>
-              <w:t>90007-30010-84998</w:t>
+              <w:t>90007-30010-84451</w:t>
             </w:r>
           </w:p>
         </w:tc>
@@ -38236,7 +38244,7 @@
                 <w:sz w:val="18"/>
                 <w:szCs w:val="18"/>
               </w:rPr>
-              <w:t>90007-30003-73834</w:t>
+              <w:t>90007-30009-25906</w:t>
             </w:r>
           </w:p>
         </w:tc>
@@ -38259,7 +38267,7 @@
                 <w:sz w:val="18"/>
                 <w:szCs w:val="18"/>
               </w:rPr>
-              <w:t>2026/05/12</w:t>
+              <w:t>2026/04/23</w:t>
             </w:r>
           </w:p>
         </w:tc>
@@ -38299,7 +38307,7 @@
                 <w:sz w:val="18"/>
                 <w:szCs w:val="18"/>
               </w:rPr>
-              <w:t>毛色：銀白</w:t>
+              <w:t>毛色：奶油</w:t>
             </w:r>
           </w:p>
           <w:p>
@@ -38456,7 +38464,7 @@
                 <w:sz w:val="18"/>
                 <w:szCs w:val="18"/>
               </w:rPr>
-              <w:t>90007-30010-84445</w:t>
+              <w:t>90007-30009-55365</w:t>
             </w:r>
           </w:p>
         </w:tc>
@@ -38479,7 +38487,7 @@
                 <w:sz w:val="18"/>
                 <w:szCs w:val="18"/>
               </w:rPr>
-              <w:t>90007-30006-00088</w:t>
+              <w:t>90007-30005-97799</w:t>
             </w:r>
           </w:p>
         </w:tc>
@@ -38502,7 +38510,7 @@
                 <w:sz w:val="18"/>
                 <w:szCs w:val="18"/>
               </w:rPr>
-              <w:t>2026/06/05</w:t>
+              <w:t>2026/05/04</w:t>
             </w:r>
           </w:p>
         </w:tc>
@@ -38542,43 +38550,43 @@
                 <w:sz w:val="18"/>
                 <w:szCs w:val="18"/>
               </w:rPr>
-              <w:t>毛色：藍</w:t>
-            </w:r>
-          </w:p>
-          <w:p>
-            <w:pPr>
-              <w:spacing w:line="259" w:lineRule="auto"/>
-              <w:ind w:right="-15"/>
-              <w:rPr>
-                <w:sz w:val="18"/>
-                <w:szCs w:val="18"/>
-              </w:rPr>
-            </w:pPr>
-            <w:r>
-              <w:rPr>
-                <w:sz w:val="18"/>
-                <w:szCs w:val="18"/>
-              </w:rPr>
-              <w:t>他場名稱：街角貓舍</w:t>
-            </w:r>
-            <w:proofErr w:type="gramStart"/>
-            <w:proofErr w:type="gramEnd"/>
-          </w:p>
-          <w:p>
-            <w:pPr>
-              <w:spacing w:line="259" w:lineRule="auto"/>
-              <w:ind w:right="-15"/>
-              <w:rPr>
-                <w:sz w:val="18"/>
-                <w:szCs w:val="18"/>
-              </w:rPr>
-            </w:pPr>
-            <w:r>
-              <w:rPr>
-                <w:sz w:val="18"/>
-                <w:szCs w:val="18"/>
-              </w:rPr>
-              <w:t>他場特寵業繁字號：第S1110039號</w:t>
+              <w:t>毛色：銀白</w:t>
+            </w:r>
+          </w:p>
+          <w:p>
+            <w:pPr>
+              <w:spacing w:line="259" w:lineRule="auto"/>
+              <w:ind w:right="-15"/>
+              <w:rPr>
+                <w:sz w:val="18"/>
+                <w:szCs w:val="18"/>
+              </w:rPr>
+            </w:pPr>
+            <w:r>
+              <w:rPr>
+                <w:sz w:val="18"/>
+                <w:szCs w:val="18"/>
+              </w:rPr>
+              <w:t>他場名稱：嫚倪貓舍</w:t>
+            </w:r>
+            <w:proofErr w:type="gramStart"/>
+            <w:proofErr w:type="gramEnd"/>
+          </w:p>
+          <w:p>
+            <w:pPr>
+              <w:spacing w:line="259" w:lineRule="auto"/>
+              <w:ind w:right="-15"/>
+              <w:rPr>
+                <w:sz w:val="18"/>
+                <w:szCs w:val="18"/>
+              </w:rPr>
+            </w:pPr>
+            <w:r>
+              <w:rPr>
+                <w:sz w:val="18"/>
+                <w:szCs w:val="18"/>
+              </w:rPr>
+              <w:t>他場特寵業繁字號：第U1100538號</w:t>
             </w:r>
             <w:proofErr w:type="gramStart"/>
             <w:proofErr w:type="gramEnd"/>
@@ -38699,7 +38707,7 @@
                 <w:sz w:val="18"/>
                 <w:szCs w:val="18"/>
               </w:rPr>
-              <w:t>90007-30010-84446</w:t>
+              <w:t>90007-30010-84998</w:t>
             </w:r>
           </w:p>
         </w:tc>
@@ -38722,7 +38730,7 @@
                 <w:sz w:val="18"/>
                 <w:szCs w:val="18"/>
               </w:rPr>
-              <w:t>90007-30006-00088</w:t>
+              <w:t>90007-30003-73834</w:t>
             </w:r>
           </w:p>
         </w:tc>
@@ -38745,7 +38753,7 @@
                 <w:sz w:val="18"/>
                 <w:szCs w:val="18"/>
               </w:rPr>
-              <w:t>2026/06/05</w:t>
+              <w:t>2026/05/12</w:t>
             </w:r>
           </w:p>
         </w:tc>
@@ -38768,24 +38776,24 @@
                 <w:sz w:val="18"/>
                 <w:szCs w:val="18"/>
               </w:rPr>
-              <w:t>品種：英國短毛貓</w:t>
-            </w:r>
-          </w:p>
-          <w:p>
-            <w:pPr>
-              <w:spacing w:line="259" w:lineRule="auto"/>
-              <w:ind w:right="-15"/>
-              <w:rPr>
-                <w:sz w:val="18"/>
-                <w:szCs w:val="18"/>
-              </w:rPr>
-            </w:pPr>
-            <w:r>
-              <w:rPr>
-                <w:sz w:val="18"/>
-                <w:szCs w:val="18"/>
-              </w:rPr>
-              <w:t>毛色：藍</w:t>
+              <w:t>品種：英國長毛貓</w:t>
+            </w:r>
+          </w:p>
+          <w:p>
+            <w:pPr>
+              <w:spacing w:line="259" w:lineRule="auto"/>
+              <w:ind w:right="-15"/>
+              <w:rPr>
+                <w:sz w:val="18"/>
+                <w:szCs w:val="18"/>
+              </w:rPr>
+            </w:pPr>
+            <w:r>
+              <w:rPr>
+                <w:sz w:val="18"/>
+                <w:szCs w:val="18"/>
+              </w:rPr>
+              <w:t>毛色：銀白</w:t>
             </w:r>
           </w:p>
           <w:p>
@@ -38942,7 +38950,7 @@
                 <w:sz w:val="18"/>
                 <w:szCs w:val="18"/>
               </w:rPr>
-              <w:t>90007-30010-83522</w:t>
+              <w:t>90007-30010-84445</w:t>
             </w:r>
           </w:p>
         </w:tc>
@@ -38965,7 +38973,7 @@
                 <w:sz w:val="18"/>
                 <w:szCs w:val="18"/>
               </w:rPr>
-              <w:t>90007-30005-26771</w:t>
+              <w:t>90007-30006-00088</w:t>
             </w:r>
           </w:p>
         </w:tc>
@@ -38988,7 +38996,7 @@
                 <w:sz w:val="18"/>
                 <w:szCs w:val="18"/>
               </w:rPr>
-              <w:t>2026/06/08</w:t>
+              <w:t>2026/06/05</w:t>
             </w:r>
           </w:p>
         </w:tc>
@@ -39011,24 +39019,24 @@
                 <w:sz w:val="18"/>
                 <w:szCs w:val="18"/>
               </w:rPr>
-              <w:t>品種：英國長毛貓</w:t>
-            </w:r>
-          </w:p>
-          <w:p>
-            <w:pPr>
-              <w:spacing w:line="259" w:lineRule="auto"/>
-              <w:ind w:right="-15"/>
-              <w:rPr>
-                <w:sz w:val="18"/>
-                <w:szCs w:val="18"/>
-              </w:rPr>
-            </w:pPr>
-            <w:r>
-              <w:rPr>
-                <w:sz w:val="18"/>
-                <w:szCs w:val="18"/>
-              </w:rPr>
-              <w:t>毛色：奶油</w:t>
+              <w:t>品種：英國短毛貓</w:t>
+            </w:r>
+          </w:p>
+          <w:p>
+            <w:pPr>
+              <w:spacing w:line="259" w:lineRule="auto"/>
+              <w:ind w:right="-15"/>
+              <w:rPr>
+                <w:sz w:val="18"/>
+                <w:szCs w:val="18"/>
+              </w:rPr>
+            </w:pPr>
+            <w:r>
+              <w:rPr>
+                <w:sz w:val="18"/>
+                <w:szCs w:val="18"/>
+              </w:rPr>
+              <w:t>毛色：藍</w:t>
             </w:r>
           </w:p>
           <w:p>
@@ -39185,7 +39193,7 @@
                 <w:sz w:val="18"/>
                 <w:szCs w:val="18"/>
               </w:rPr>
-              <w:t>90007-30009-47952</w:t>
+              <w:t>90007-30010-84446</w:t>
             </w:r>
           </w:p>
         </w:tc>
@@ -39208,7 +39216,7 @@
                 <w:sz w:val="18"/>
                 <w:szCs w:val="18"/>
               </w:rPr>
-              <w:t>99200-73001-25920</w:t>
+              <w:t>90007-30006-00088</w:t>
             </w:r>
           </w:p>
         </w:tc>
@@ -39231,7 +39239,7 @@
                 <w:sz w:val="18"/>
                 <w:szCs w:val="18"/>
               </w:rPr>
-              <w:t>2026/06/26</w:t>
+              <w:t>2026/06/05</w:t>
             </w:r>
           </w:p>
         </w:tc>
@@ -39254,60 +39262,60 @@
                 <w:sz w:val="18"/>
                 <w:szCs w:val="18"/>
               </w:rPr>
-              <w:t>品種：美國短毛貓</w:t>
-            </w:r>
-          </w:p>
-          <w:p>
-            <w:pPr>
-              <w:spacing w:line="259" w:lineRule="auto"/>
-              <w:ind w:right="-15"/>
-              <w:rPr>
-                <w:sz w:val="18"/>
-                <w:szCs w:val="18"/>
-              </w:rPr>
-            </w:pPr>
-            <w:r>
-              <w:rPr>
-                <w:sz w:val="18"/>
-                <w:szCs w:val="18"/>
-              </w:rPr>
-              <w:t>毛色：奶油</w:t>
-            </w:r>
-          </w:p>
-          <w:p>
-            <w:pPr>
-              <w:spacing w:line="259" w:lineRule="auto"/>
-              <w:ind w:right="-15"/>
-              <w:rPr>
-                <w:sz w:val="18"/>
-                <w:szCs w:val="18"/>
-              </w:rPr>
-            </w:pPr>
-            <w:r>
-              <w:rPr>
-                <w:sz w:val="18"/>
-                <w:szCs w:val="18"/>
-              </w:rPr>
-              <w:t>他場名稱：貓咪總動員館</w:t>
-            </w:r>
-            <w:proofErr w:type="gramStart"/>
-            <w:proofErr w:type="gramEnd"/>
-          </w:p>
-          <w:p>
-            <w:pPr>
-              <w:spacing w:line="259" w:lineRule="auto"/>
-              <w:ind w:right="-15"/>
-              <w:rPr>
-                <w:sz w:val="18"/>
-                <w:szCs w:val="18"/>
-              </w:rPr>
-            </w:pPr>
-            <w:r>
-              <w:rPr>
-                <w:sz w:val="18"/>
-                <w:szCs w:val="18"/>
-              </w:rPr>
-              <w:t>他場特寵業繁字號：第S1120049號</w:t>
+              <w:t>品種：英國短毛貓</w:t>
+            </w:r>
+          </w:p>
+          <w:p>
+            <w:pPr>
+              <w:spacing w:line="259" w:lineRule="auto"/>
+              <w:ind w:right="-15"/>
+              <w:rPr>
+                <w:sz w:val="18"/>
+                <w:szCs w:val="18"/>
+              </w:rPr>
+            </w:pPr>
+            <w:r>
+              <w:rPr>
+                <w:sz w:val="18"/>
+                <w:szCs w:val="18"/>
+              </w:rPr>
+              <w:t>毛色：藍</w:t>
+            </w:r>
+          </w:p>
+          <w:p>
+            <w:pPr>
+              <w:spacing w:line="259" w:lineRule="auto"/>
+              <w:ind w:right="-15"/>
+              <w:rPr>
+                <w:sz w:val="18"/>
+                <w:szCs w:val="18"/>
+              </w:rPr>
+            </w:pPr>
+            <w:r>
+              <w:rPr>
+                <w:sz w:val="18"/>
+                <w:szCs w:val="18"/>
+              </w:rPr>
+              <w:t>他場名稱：街角貓舍</w:t>
+            </w:r>
+            <w:proofErr w:type="gramStart"/>
+            <w:proofErr w:type="gramEnd"/>
+          </w:p>
+          <w:p>
+            <w:pPr>
+              <w:spacing w:line="259" w:lineRule="auto"/>
+              <w:ind w:right="-15"/>
+              <w:rPr>
+                <w:sz w:val="18"/>
+                <w:szCs w:val="18"/>
+              </w:rPr>
+            </w:pPr>
+            <w:r>
+              <w:rPr>
+                <w:sz w:val="18"/>
+                <w:szCs w:val="18"/>
+              </w:rPr>
+              <w:t>他場特寵業繁字號：第S1110039號</w:t>
             </w:r>
             <w:proofErr w:type="gramStart"/>
             <w:proofErr w:type="gramEnd"/>

--- a/docs/13_寵物管理/晶片表.docx
+++ b/docs/13_寵物管理/晶片表.docx
@@ -20857,7 +20857,7 @@
                 <w:sz w:val="18"/>
                 <w:szCs w:val="18"/>
               </w:rPr>
-              <w:t>毛色：</w:t>
+              <w:t>毛色：藍白</w:t>
             </w:r>
           </w:p>
           <w:p>
@@ -21104,7 +21104,7 @@
                 <w:sz w:val="18"/>
                 <w:szCs w:val="18"/>
               </w:rPr>
-              <w:t>毛色：</w:t>
+              <w:t>毛色：山貓重點</w:t>
             </w:r>
           </w:p>
           <w:p>
@@ -21634,7 +21634,7 @@
                 <w:sz w:val="18"/>
                 <w:szCs w:val="18"/>
               </w:rPr>
-              <w:t>毛色：</w:t>
+              <w:t>毛色：山貓重點</w:t>
             </w:r>
           </w:p>
           <w:p>
